--- a/docs/Empower_Brands_Readiness_Execution.docx
+++ b/docs/Empower_Brands_Readiness_Execution.docx
@@ -3079,749 +3079,6 @@
     </w:p>
     <w:p>
       <w:pPr>
-        <w:pStyle w:val="Heading2"/>
-        <w:spacing w:after="140" w:before="280"/>
-      </w:pPr>
-      <w:r>
-        <w:rPr>
-          <w:rFonts w:ascii="Arial" w:cs="Arial" w:eastAsia="Arial" w:hAnsi="Arial"/>
-          <w:b/>
-          <w:bCs/>
-          <w:color w:val="185FA5"/>
-          <w:sz w:val="26"/>
-          <w:szCs w:val="26"/>
-        </w:rPr>
-        <w:t xml:space="preserve">How we got to this tech count</w:t>
-      </w:r>
-    </w:p>
-    <w:tbl>
-      <w:tblPr>
-        <w:tblW w:type="dxa" w:w="9360"/>
-        <w:tblBorders>
-          <w:top w:val="single" w:color="auto" w:sz="4"/>
-          <w:left w:val="single" w:color="auto" w:sz="4"/>
-          <w:bottom w:val="single" w:color="auto" w:sz="4"/>
-          <w:right w:val="single" w:color="auto" w:sz="4"/>
-          <w:insideH w:val="single" w:color="auto" w:sz="4"/>
-          <w:insideV w:val="single" w:color="auto" w:sz="4"/>
-        </w:tblBorders>
-      </w:tblPr>
-      <w:tblGrid>
-        <w:gridCol w:w="9360"/>
-      </w:tblGrid>
-      <w:tr>
-        <w:tc>
-          <w:tcPr>
-            <w:tcW w:type="dxa" w:w="9360"/>
-            <w:tcBorders>
-              <w:top w:val="single" w:color="CCCCCC" w:sz="4"/>
-              <w:left w:val="single" w:color="CCCCCC" w:sz="4"/>
-              <w:bottom w:val="single" w:color="CCCCCC" w:sz="4"/>
-              <w:right w:val="single" w:color="CCCCCC" w:sz="4"/>
-            </w:tcBorders>
-            <w:shd w:fill="FFF8E1" w:val="clear"/>
-            <w:tcMar>
-              <w:top w:type="dxa" w:w="200"/>
-              <w:left w:type="dxa" w:w="240"/>
-              <w:bottom w:type="dxa" w:w="200"/>
-              <w:right w:type="dxa" w:w="240"/>
-            </w:tcMar>
-          </w:tcPr>
-          <w:p>
-            <w:pPr>
-              <w:spacing w:after="120"/>
-            </w:pPr>
-            <w:r>
-              <w:rPr>
-                <w:rFonts w:ascii="Arial" w:cs="Arial" w:eastAsia="Arial" w:hAnsi="Arial"/>
-                <w:b/>
-                <w:bCs/>
-                <w:color w:val="1A2B3C"/>
-                <w:sz w:val="24"/>
-                <w:szCs w:val="24"/>
-              </w:rPr>
-              <w:t xml:space="preserve">Honest framing: this is a vertical-calibrated mid-point estimate, not verified headcount</w:t>
-            </w:r>
-          </w:p>
-          <w:p>
-            <w:r>
-              <w:rPr>
-                <w:rFonts w:ascii="Arial" w:cs="Arial" w:eastAsia="Arial" w:hAnsi="Arial"/>
-                <w:sz w:val="22"/>
-                <w:szCs w:val="22"/>
-              </w:rPr>
-              <w:t xml:space="preserve">Empower has 8 of 10 brands in home services (Bumble Roofing, Koala Insulation, Wallaby Windows, Archadeck, Conserva Irrigation, OLP, Superior Fence, FRSTeam, Canopy Lawn, plus JAN-PRO commercial cleaning excluded). Across the home services brands, total locations sum to ~1,000-1,200 verified. The mid-point assumes ~3-5 techs per location, weighted toward mature brands like Archadeck (more techs) and lighter brands like Bumble (fewer). FDDs do not typically disclose techs-per-franchisee — Item 20 lists locations, Item 19 lists financials, but average headcount is not a standard disclosure. So our 5,150 mid-point for Empower Brands is anchored on what's reasonable given the brand mix, but the actual number could land anywhere in the range below. Marketing teammates likely have direct headcount data through operator surveys, regional meeting reports, or franchisee scorecards that would tighten this from ESTIMATED to VERIFIED.</w:t>
-            </w:r>
-          </w:p>
-        </w:tc>
-      </w:tr>
-    </w:tbl>
-    <w:p>
-      <w:pPr>
-        <w:spacing w:after="80" w:before="80"/>
-      </w:pPr>
-      <w:r>
-        <w:rPr>
-          <w:rFonts w:ascii="Arial" w:cs="Arial" w:eastAsia="Arial" w:hAnsi="Arial"/>
-          <w:sz w:val="22"/>
-          <w:szCs w:val="22"/>
-        </w:rPr>
-        <w:t xml:space="preserve"/>
-      </w:r>
-    </w:p>
-    <w:p>
-      <w:pPr>
-        <w:spacing w:after="100" w:before="200"/>
-      </w:pPr>
-      <w:r>
-        <w:rPr>
-          <w:rFonts w:ascii="Arial" w:cs="Arial" w:eastAsia="Arial" w:hAnsi="Arial"/>
-          <w:b/>
-          <w:bCs/>
-          <w:color w:val="1A2B3C"/>
-          <w:sz w:val="22"/>
-          <w:szCs w:val="22"/>
-        </w:rPr>
-        <w:t xml:space="preserve">Range and corresponding Year 1 ARR @ 10% baseline</w:t>
-      </w:r>
-    </w:p>
-    <w:tbl>
-      <w:tblPr>
-        <w:tblW w:type="dxa" w:w="9360"/>
-        <w:tblBorders>
-          <w:top w:val="single" w:color="auto" w:sz="4"/>
-          <w:left w:val="single" w:color="auto" w:sz="4"/>
-          <w:bottom w:val="single" w:color="auto" w:sz="4"/>
-          <w:right w:val="single" w:color="auto" w:sz="4"/>
-          <w:insideH w:val="single" w:color="auto" w:sz="4"/>
-          <w:insideV w:val="single" w:color="auto" w:sz="4"/>
-        </w:tblBorders>
-      </w:tblPr>
-      <w:tblGrid>
-        <w:gridCol w:w="2300"/>
-        <w:gridCol w:w="2300"/>
-        <w:gridCol w:w="2380"/>
-        <w:gridCol w:w="2380"/>
-      </w:tblGrid>
-      <w:tr>
-        <w:trPr>
-          <w:tblHeader/>
-        </w:trPr>
-        <w:tc>
-          <w:tcPr>
-            <w:tcW w:type="dxa" w:w="2300"/>
-            <w:tcBorders>
-              <w:top w:val="single" w:color="CCCCCC" w:sz="4"/>
-              <w:left w:val="single" w:color="CCCCCC" w:sz="4"/>
-              <w:bottom w:val="single" w:color="CCCCCC" w:sz="4"/>
-              <w:right w:val="single" w:color="CCCCCC" w:sz="4"/>
-            </w:tcBorders>
-            <w:shd w:fill="1A2B3C" w:val="clear"/>
-            <w:tcMar>
-              <w:top w:type="dxa" w:w="80"/>
-              <w:left w:type="dxa" w:w="120"/>
-              <w:bottom w:type="dxa" w:w="80"/>
-              <w:right w:type="dxa" w:w="120"/>
-            </w:tcMar>
-          </w:tcPr>
-          <w:p>
-            <w:pPr>
-              <w:jc w:val="left"/>
-            </w:pPr>
-            <w:r>
-              <w:rPr>
-                <w:rFonts w:ascii="Arial" w:cs="Arial" w:eastAsia="Arial" w:hAnsi="Arial"/>
-                <w:b/>
-                <w:bCs/>
-                <w:i w:val="false"/>
-                <w:iCs w:val="false"/>
-                <w:color w:val="FFFFFF"/>
-                <w:sz w:val="18"/>
-                <w:szCs w:val="18"/>
-              </w:rPr>
-              <w:t xml:space="preserve">Scenario</w:t>
-            </w:r>
-          </w:p>
-        </w:tc>
-        <w:tc>
-          <w:tcPr>
-            <w:tcW w:type="dxa" w:w="2300"/>
-            <w:tcBorders>
-              <w:top w:val="single" w:color="CCCCCC" w:sz="4"/>
-              <w:left w:val="single" w:color="CCCCCC" w:sz="4"/>
-              <w:bottom w:val="single" w:color="CCCCCC" w:sz="4"/>
-              <w:right w:val="single" w:color="CCCCCC" w:sz="4"/>
-            </w:tcBorders>
-            <w:shd w:fill="1A2B3C" w:val="clear"/>
-            <w:tcMar>
-              <w:top w:type="dxa" w:w="80"/>
-              <w:left w:type="dxa" w:w="120"/>
-              <w:bottom w:type="dxa" w:w="80"/>
-              <w:right w:type="dxa" w:w="120"/>
-            </w:tcMar>
-          </w:tcPr>
-          <w:p>
-            <w:pPr>
-              <w:jc w:val="center"/>
-            </w:pPr>
-            <w:r>
-              <w:rPr>
-                <w:rFonts w:ascii="Arial" w:cs="Arial" w:eastAsia="Arial" w:hAnsi="Arial"/>
-                <w:b/>
-                <w:bCs/>
-                <w:i w:val="false"/>
-                <w:iCs w:val="false"/>
-                <w:color w:val="FFFFFF"/>
-                <w:sz w:val="18"/>
-                <w:szCs w:val="18"/>
-              </w:rPr>
-              <w:t xml:space="preserve">Tech count</w:t>
-            </w:r>
-          </w:p>
-        </w:tc>
-        <w:tc>
-          <w:tcPr>
-            <w:tcW w:type="dxa" w:w="2380"/>
-            <w:tcBorders>
-              <w:top w:val="single" w:color="CCCCCC" w:sz="4"/>
-              <w:left w:val="single" w:color="CCCCCC" w:sz="4"/>
-              <w:bottom w:val="single" w:color="CCCCCC" w:sz="4"/>
-              <w:right w:val="single" w:color="CCCCCC" w:sz="4"/>
-            </w:tcBorders>
-            <w:shd w:fill="1A2B3C" w:val="clear"/>
-            <w:tcMar>
-              <w:top w:type="dxa" w:w="80"/>
-              <w:left w:type="dxa" w:w="120"/>
-              <w:bottom w:type="dxa" w:w="80"/>
-              <w:right w:type="dxa" w:w="120"/>
-            </w:tcMar>
-          </w:tcPr>
-          <w:p>
-            <w:pPr>
-              <w:jc w:val="center"/>
-            </w:pPr>
-            <w:r>
-              <w:rPr>
-                <w:rFonts w:ascii="Arial" w:cs="Arial" w:eastAsia="Arial" w:hAnsi="Arial"/>
-                <w:b/>
-                <w:bCs/>
-                <w:i w:val="false"/>
-                <w:iCs w:val="false"/>
-                <w:color w:val="FFFFFF"/>
-                <w:sz w:val="18"/>
-                <w:szCs w:val="18"/>
-              </w:rPr>
-              <w:t xml:space="preserve">Y1 ARR @ 10%</w:t>
-            </w:r>
-          </w:p>
-        </w:tc>
-        <w:tc>
-          <w:tcPr>
-            <w:tcW w:type="dxa" w:w="2380"/>
-            <w:tcBorders>
-              <w:top w:val="single" w:color="CCCCCC" w:sz="4"/>
-              <w:left w:val="single" w:color="CCCCCC" w:sz="4"/>
-              <w:bottom w:val="single" w:color="CCCCCC" w:sz="4"/>
-              <w:right w:val="single" w:color="CCCCCC" w:sz="4"/>
-            </w:tcBorders>
-            <w:shd w:fill="1A2B3C" w:val="clear"/>
-            <w:tcMar>
-              <w:top w:type="dxa" w:w="80"/>
-              <w:left w:type="dxa" w:w="120"/>
-              <w:bottom w:type="dxa" w:w="80"/>
-              <w:right w:type="dxa" w:w="120"/>
-            </w:tcMar>
-          </w:tcPr>
-          <w:p>
-            <w:pPr>
-              <w:jc w:val="center"/>
-            </w:pPr>
-            <w:r>
-              <w:rPr>
-                <w:rFonts w:ascii="Arial" w:cs="Arial" w:eastAsia="Arial" w:hAnsi="Arial"/>
-                <w:b/>
-                <w:bCs/>
-                <w:i w:val="false"/>
-                <w:iCs w:val="false"/>
-                <w:color w:val="FFFFFF"/>
-                <w:sz w:val="18"/>
-                <w:szCs w:val="18"/>
-              </w:rPr>
-              <w:t xml:space="preserve">Y1 ARR @ 25%</w:t>
-            </w:r>
-          </w:p>
-        </w:tc>
-      </w:tr>
-      <w:tr>
-        <w:tc>
-          <w:tcPr>
-            <w:tcW w:type="dxa" w:w="2300"/>
-            <w:tcBorders>
-              <w:top w:val="single" w:color="CCCCCC" w:sz="4"/>
-              <w:left w:val="single" w:color="CCCCCC" w:sz="4"/>
-              <w:bottom w:val="single" w:color="CCCCCC" w:sz="4"/>
-              <w:right w:val="single" w:color="CCCCCC" w:sz="4"/>
-            </w:tcBorders>
-            <w:tcMar>
-              <w:top w:type="dxa" w:w="80"/>
-              <w:left w:type="dxa" w:w="120"/>
-              <w:bottom w:type="dxa" w:w="80"/>
-              <w:right w:type="dxa" w:w="120"/>
-            </w:tcMar>
-          </w:tcPr>
-          <w:p>
-            <w:pPr>
-              <w:jc w:val="left"/>
-            </w:pPr>
-            <w:r>
-              <w:rPr>
-                <w:rFonts w:ascii="Arial" w:cs="Arial" w:eastAsia="Arial" w:hAnsi="Arial"/>
-                <w:b w:val="false"/>
-                <w:bCs w:val="false"/>
-                <w:i/>
-                <w:iCs/>
-                <w:color w:val="888780"/>
-                <w:sz w:val="17"/>
-                <w:szCs w:val="17"/>
-              </w:rPr>
-              <w:t xml:space="preserve">Low (conservative)</w:t>
-            </w:r>
-          </w:p>
-        </w:tc>
-        <w:tc>
-          <w:tcPr>
-            <w:tcW w:type="dxa" w:w="2300"/>
-            <w:tcBorders>
-              <w:top w:val="single" w:color="CCCCCC" w:sz="4"/>
-              <w:left w:val="single" w:color="CCCCCC" w:sz="4"/>
-              <w:bottom w:val="single" w:color="CCCCCC" w:sz="4"/>
-              <w:right w:val="single" w:color="CCCCCC" w:sz="4"/>
-            </w:tcBorders>
-            <w:tcMar>
-              <w:top w:type="dxa" w:w="80"/>
-              <w:left w:type="dxa" w:w="120"/>
-              <w:bottom w:type="dxa" w:w="80"/>
-              <w:right w:type="dxa" w:w="120"/>
-            </w:tcMar>
-          </w:tcPr>
-          <w:p>
-            <w:pPr>
-              <w:jc w:val="center"/>
-            </w:pPr>
-            <w:r>
-              <w:rPr>
-                <w:rFonts w:ascii="Arial" w:cs="Arial" w:eastAsia="Arial" w:hAnsi="Arial"/>
-                <w:b w:val="false"/>
-                <w:bCs w:val="false"/>
-                <w:i w:val="false"/>
-                <w:iCs w:val="false"/>
-                <w:color w:val="888780"/>
-                <w:sz w:val="18"/>
-                <w:szCs w:val="18"/>
-              </w:rPr>
-              <w:t xml:space="preserve">4,000</w:t>
-            </w:r>
-          </w:p>
-        </w:tc>
-        <w:tc>
-          <w:tcPr>
-            <w:tcW w:type="dxa" w:w="2380"/>
-            <w:tcBorders>
-              <w:top w:val="single" w:color="CCCCCC" w:sz="4"/>
-              <w:left w:val="single" w:color="CCCCCC" w:sz="4"/>
-              <w:bottom w:val="single" w:color="CCCCCC" w:sz="4"/>
-              <w:right w:val="single" w:color="CCCCCC" w:sz="4"/>
-            </w:tcBorders>
-            <w:tcMar>
-              <w:top w:type="dxa" w:w="80"/>
-              <w:left w:type="dxa" w:w="120"/>
-              <w:bottom w:type="dxa" w:w="80"/>
-              <w:right w:type="dxa" w:w="120"/>
-            </w:tcMar>
-          </w:tcPr>
-          <w:p>
-            <w:pPr>
-              <w:jc w:val="center"/>
-            </w:pPr>
-            <w:r>
-              <w:rPr>
-                <w:rFonts w:ascii="Arial" w:cs="Arial" w:eastAsia="Arial" w:hAnsi="Arial"/>
-                <w:b w:val="false"/>
-                <w:bCs w:val="false"/>
-                <w:i w:val="false"/>
-                <w:iCs w:val="false"/>
-                <w:color w:val="888780"/>
-                <w:sz w:val="18"/>
-                <w:szCs w:val="18"/>
-              </w:rPr>
-              <w:t xml:space="preserve">$119,760</w:t>
-            </w:r>
-          </w:p>
-        </w:tc>
-        <w:tc>
-          <w:tcPr>
-            <w:tcW w:type="dxa" w:w="2380"/>
-            <w:tcBorders>
-              <w:top w:val="single" w:color="CCCCCC" w:sz="4"/>
-              <w:left w:val="single" w:color="CCCCCC" w:sz="4"/>
-              <w:bottom w:val="single" w:color="CCCCCC" w:sz="4"/>
-              <w:right w:val="single" w:color="CCCCCC" w:sz="4"/>
-            </w:tcBorders>
-            <w:tcMar>
-              <w:top w:type="dxa" w:w="80"/>
-              <w:left w:type="dxa" w:w="120"/>
-              <w:bottom w:type="dxa" w:w="80"/>
-              <w:right w:type="dxa" w:w="120"/>
-            </w:tcMar>
-          </w:tcPr>
-          <w:p>
-            <w:pPr>
-              <w:jc w:val="center"/>
-            </w:pPr>
-            <w:r>
-              <w:rPr>
-                <w:rFonts w:ascii="Arial" w:cs="Arial" w:eastAsia="Arial" w:hAnsi="Arial"/>
-                <w:b w:val="false"/>
-                <w:bCs w:val="false"/>
-                <w:i w:val="false"/>
-                <w:iCs w:val="false"/>
-                <w:color w:val="888780"/>
-                <w:sz w:val="18"/>
-                <w:szCs w:val="18"/>
-              </w:rPr>
-              <w:t xml:space="preserve">$299,400</w:t>
-            </w:r>
-          </w:p>
-        </w:tc>
-      </w:tr>
-      <w:tr>
-        <w:tc>
-          <w:tcPr>
-            <w:tcW w:type="dxa" w:w="2300"/>
-            <w:tcBorders>
-              <w:top w:val="single" w:color="CCCCCC" w:sz="4"/>
-              <w:left w:val="single" w:color="CCCCCC" w:sz="4"/>
-              <w:bottom w:val="single" w:color="CCCCCC" w:sz="4"/>
-              <w:right w:val="single" w:color="CCCCCC" w:sz="4"/>
-            </w:tcBorders>
-            <w:shd w:fill="EAF3DE" w:val="clear"/>
-            <w:tcMar>
-              <w:top w:type="dxa" w:w="80"/>
-              <w:left w:type="dxa" w:w="120"/>
-              <w:bottom w:type="dxa" w:w="80"/>
-              <w:right w:type="dxa" w:w="120"/>
-            </w:tcMar>
-          </w:tcPr>
-          <w:p>
-            <w:pPr>
-              <w:jc w:val="left"/>
-            </w:pPr>
-            <w:r>
-              <w:rPr>
-                <w:rFonts w:ascii="Arial" w:cs="Arial" w:eastAsia="Arial" w:hAnsi="Arial"/>
-                <w:b/>
-                <w:bCs/>
-                <w:i w:val="false"/>
-                <w:iCs w:val="false"/>
-                <w:color w:val="27500A"/>
-                <w:sz w:val="18"/>
-                <w:szCs w:val="18"/>
-              </w:rPr>
-              <w:t xml:space="preserve">Mid (our headline)</w:t>
-            </w:r>
-          </w:p>
-        </w:tc>
-        <w:tc>
-          <w:tcPr>
-            <w:tcW w:type="dxa" w:w="2300"/>
-            <w:tcBorders>
-              <w:top w:val="single" w:color="CCCCCC" w:sz="4"/>
-              <w:left w:val="single" w:color="CCCCCC" w:sz="4"/>
-              <w:bottom w:val="single" w:color="CCCCCC" w:sz="4"/>
-              <w:right w:val="single" w:color="CCCCCC" w:sz="4"/>
-            </w:tcBorders>
-            <w:shd w:fill="EAF3DE" w:val="clear"/>
-            <w:tcMar>
-              <w:top w:type="dxa" w:w="80"/>
-              <w:left w:type="dxa" w:w="120"/>
-              <w:bottom w:type="dxa" w:w="80"/>
-              <w:right w:type="dxa" w:w="120"/>
-            </w:tcMar>
-          </w:tcPr>
-          <w:p>
-            <w:pPr>
-              <w:jc w:val="center"/>
-            </w:pPr>
-            <w:r>
-              <w:rPr>
-                <w:rFonts w:ascii="Arial" w:cs="Arial" w:eastAsia="Arial" w:hAnsi="Arial"/>
-                <w:b/>
-                <w:bCs/>
-                <w:i w:val="false"/>
-                <w:iCs w:val="false"/>
-                <w:color w:val="27500A"/>
-                <w:sz w:val="20"/>
-                <w:szCs w:val="20"/>
-              </w:rPr>
-              <w:t xml:space="preserve">5,150</w:t>
-            </w:r>
-          </w:p>
-        </w:tc>
-        <w:tc>
-          <w:tcPr>
-            <w:tcW w:type="dxa" w:w="2380"/>
-            <w:tcBorders>
-              <w:top w:val="single" w:color="CCCCCC" w:sz="4"/>
-              <w:left w:val="single" w:color="CCCCCC" w:sz="4"/>
-              <w:bottom w:val="single" w:color="CCCCCC" w:sz="4"/>
-              <w:right w:val="single" w:color="CCCCCC" w:sz="4"/>
-            </w:tcBorders>
-            <w:shd w:fill="EAF3DE" w:val="clear"/>
-            <w:tcMar>
-              <w:top w:type="dxa" w:w="80"/>
-              <w:left w:type="dxa" w:w="120"/>
-              <w:bottom w:type="dxa" w:w="80"/>
-              <w:right w:type="dxa" w:w="120"/>
-            </w:tcMar>
-          </w:tcPr>
-          <w:p>
-            <w:pPr>
-              <w:jc w:val="center"/>
-            </w:pPr>
-            <w:r>
-              <w:rPr>
-                <w:rFonts w:ascii="Arial" w:cs="Arial" w:eastAsia="Arial" w:hAnsi="Arial"/>
-                <w:b/>
-                <w:bCs/>
-                <w:i w:val="false"/>
-                <w:iCs w:val="false"/>
-                <w:color w:val="27500A"/>
-                <w:sz w:val="20"/>
-                <w:szCs w:val="20"/>
-              </w:rPr>
-              <w:t xml:space="preserve">$154,191</w:t>
-            </w:r>
-          </w:p>
-        </w:tc>
-        <w:tc>
-          <w:tcPr>
-            <w:tcW w:type="dxa" w:w="2380"/>
-            <w:tcBorders>
-              <w:top w:val="single" w:color="CCCCCC" w:sz="4"/>
-              <w:left w:val="single" w:color="CCCCCC" w:sz="4"/>
-              <w:bottom w:val="single" w:color="CCCCCC" w:sz="4"/>
-              <w:right w:val="single" w:color="CCCCCC" w:sz="4"/>
-            </w:tcBorders>
-            <w:shd w:fill="EAF3DE" w:val="clear"/>
-            <w:tcMar>
-              <w:top w:type="dxa" w:w="80"/>
-              <w:left w:type="dxa" w:w="120"/>
-              <w:bottom w:type="dxa" w:w="80"/>
-              <w:right w:type="dxa" w:w="120"/>
-            </w:tcMar>
-          </w:tcPr>
-          <w:p>
-            <w:pPr>
-              <w:jc w:val="center"/>
-            </w:pPr>
-            <w:r>
-              <w:rPr>
-                <w:rFonts w:ascii="Arial" w:cs="Arial" w:eastAsia="Arial" w:hAnsi="Arial"/>
-                <w:b/>
-                <w:bCs/>
-                <w:i w:val="false"/>
-                <w:iCs w:val="false"/>
-                <w:color w:val="27500A"/>
-                <w:sz w:val="20"/>
-                <w:szCs w:val="20"/>
-              </w:rPr>
-              <w:t xml:space="preserve">$385,477</w:t>
-            </w:r>
-          </w:p>
-        </w:tc>
-      </w:tr>
-      <w:tr>
-        <w:tc>
-          <w:tcPr>
-            <w:tcW w:type="dxa" w:w="2300"/>
-            <w:tcBorders>
-              <w:top w:val="single" w:color="CCCCCC" w:sz="4"/>
-              <w:left w:val="single" w:color="CCCCCC" w:sz="4"/>
-              <w:bottom w:val="single" w:color="CCCCCC" w:sz="4"/>
-              <w:right w:val="single" w:color="CCCCCC" w:sz="4"/>
-            </w:tcBorders>
-            <w:tcMar>
-              <w:top w:type="dxa" w:w="80"/>
-              <w:left w:type="dxa" w:w="120"/>
-              <w:bottom w:type="dxa" w:w="80"/>
-              <w:right w:type="dxa" w:w="120"/>
-            </w:tcMar>
-          </w:tcPr>
-          <w:p>
-            <w:pPr>
-              <w:jc w:val="left"/>
-            </w:pPr>
-            <w:r>
-              <w:rPr>
-                <w:rFonts w:ascii="Arial" w:cs="Arial" w:eastAsia="Arial" w:hAnsi="Arial"/>
-                <w:b w:val="false"/>
-                <w:bCs w:val="false"/>
-                <w:i/>
-                <w:iCs/>
-                <w:color w:val="888780"/>
-                <w:sz w:val="17"/>
-                <w:szCs w:val="17"/>
-              </w:rPr>
-              <w:t xml:space="preserve">High (stretch)</w:t>
-            </w:r>
-          </w:p>
-        </w:tc>
-        <w:tc>
-          <w:tcPr>
-            <w:tcW w:type="dxa" w:w="2300"/>
-            <w:tcBorders>
-              <w:top w:val="single" w:color="CCCCCC" w:sz="4"/>
-              <w:left w:val="single" w:color="CCCCCC" w:sz="4"/>
-              <w:bottom w:val="single" w:color="CCCCCC" w:sz="4"/>
-              <w:right w:val="single" w:color="CCCCCC" w:sz="4"/>
-            </w:tcBorders>
-            <w:tcMar>
-              <w:top w:type="dxa" w:w="80"/>
-              <w:left w:type="dxa" w:w="120"/>
-              <w:bottom w:type="dxa" w:w="80"/>
-              <w:right w:type="dxa" w:w="120"/>
-            </w:tcMar>
-          </w:tcPr>
-          <w:p>
-            <w:pPr>
-              <w:jc w:val="center"/>
-            </w:pPr>
-            <w:r>
-              <w:rPr>
-                <w:rFonts w:ascii="Arial" w:cs="Arial" w:eastAsia="Arial" w:hAnsi="Arial"/>
-                <w:b w:val="false"/>
-                <w:bCs w:val="false"/>
-                <w:i w:val="false"/>
-                <w:iCs w:val="false"/>
-                <w:color w:val="888780"/>
-                <w:sz w:val="18"/>
-                <w:szCs w:val="18"/>
-              </w:rPr>
-              <w:t xml:space="preserve">6,500</w:t>
-            </w:r>
-          </w:p>
-        </w:tc>
-        <w:tc>
-          <w:tcPr>
-            <w:tcW w:type="dxa" w:w="2380"/>
-            <w:tcBorders>
-              <w:top w:val="single" w:color="CCCCCC" w:sz="4"/>
-              <w:left w:val="single" w:color="CCCCCC" w:sz="4"/>
-              <w:bottom w:val="single" w:color="CCCCCC" w:sz="4"/>
-              <w:right w:val="single" w:color="CCCCCC" w:sz="4"/>
-            </w:tcBorders>
-            <w:tcMar>
-              <w:top w:type="dxa" w:w="80"/>
-              <w:left w:type="dxa" w:w="120"/>
-              <w:bottom w:type="dxa" w:w="80"/>
-              <w:right w:type="dxa" w:w="120"/>
-            </w:tcMar>
-          </w:tcPr>
-          <w:p>
-            <w:pPr>
-              <w:jc w:val="center"/>
-            </w:pPr>
-            <w:r>
-              <w:rPr>
-                <w:rFonts w:ascii="Arial" w:cs="Arial" w:eastAsia="Arial" w:hAnsi="Arial"/>
-                <w:b w:val="false"/>
-                <w:bCs w:val="false"/>
-                <w:i w:val="false"/>
-                <w:iCs w:val="false"/>
-                <w:color w:val="888780"/>
-                <w:sz w:val="18"/>
-                <w:szCs w:val="18"/>
-              </w:rPr>
-              <w:t xml:space="preserve">$194,610</w:t>
-            </w:r>
-          </w:p>
-        </w:tc>
-        <w:tc>
-          <w:tcPr>
-            <w:tcW w:type="dxa" w:w="2380"/>
-            <w:tcBorders>
-              <w:top w:val="single" w:color="CCCCCC" w:sz="4"/>
-              <w:left w:val="single" w:color="CCCCCC" w:sz="4"/>
-              <w:bottom w:val="single" w:color="CCCCCC" w:sz="4"/>
-              <w:right w:val="single" w:color="CCCCCC" w:sz="4"/>
-            </w:tcBorders>
-            <w:tcMar>
-              <w:top w:type="dxa" w:w="80"/>
-              <w:left w:type="dxa" w:w="120"/>
-              <w:bottom w:type="dxa" w:w="80"/>
-              <w:right w:type="dxa" w:w="120"/>
-            </w:tcMar>
-          </w:tcPr>
-          <w:p>
-            <w:pPr>
-              <w:jc w:val="center"/>
-            </w:pPr>
-            <w:r>
-              <w:rPr>
-                <w:rFonts w:ascii="Arial" w:cs="Arial" w:eastAsia="Arial" w:hAnsi="Arial"/>
-                <w:b w:val="false"/>
-                <w:bCs w:val="false"/>
-                <w:i w:val="false"/>
-                <w:iCs w:val="false"/>
-                <w:color w:val="888780"/>
-                <w:sz w:val="18"/>
-                <w:szCs w:val="18"/>
-              </w:rPr>
-              <w:t xml:space="preserve">$486,525</w:t>
-            </w:r>
-          </w:p>
-        </w:tc>
-      </w:tr>
-    </w:tbl>
-    <w:p>
-      <w:pPr>
-        <w:spacing w:after="80" w:before="80"/>
-      </w:pPr>
-      <w:r>
-        <w:rPr>
-          <w:rFonts w:ascii="Arial" w:cs="Arial" w:eastAsia="Arial" w:hAnsi="Arial"/>
-          <w:sz w:val="22"/>
-          <w:szCs w:val="22"/>
-        </w:rPr>
-        <w:t xml:space="preserve"/>
-      </w:r>
-    </w:p>
-    <w:p>
-      <w:pPr>
-        <w:spacing w:after="80" w:before="80"/>
-      </w:pPr>
-      <w:r>
-        <w:rPr>
-          <w:rFonts w:ascii="Arial" w:cs="Arial" w:eastAsia="Arial" w:hAnsi="Arial"/>
-          <w:i/>
-          <w:iCs/>
-          <w:color w:val="888780"/>
-          <w:sz w:val="22"/>
-          <w:szCs w:val="22"/>
-        </w:rPr>
-        <w:t xml:space="preserve">Headline numbers throughout this package run off the mid-point. The low/high band is the honest defensive context — if a CFO asks how confident we are in 5,150 techs, the answer is "vertical-calibrated mid-point; range is 4,000-6,500 depending on actual tech-per-location at the brand mix; Marketing teammates have the real headcount data to tighten this." Reads honest, not defensive.</w:t>
-      </w:r>
-    </w:p>
-    <w:p>
-      <w:pPr>
-        <w:pBdr>
-          <w:bottom w:val="single" w:color="185FA5" w:sz="6" w:space="1"/>
-        </w:pBdr>
-        <w:spacing w:after="120" w:before="120"/>
-      </w:pPr>
-    </w:p>
-    <w:p>
-      <w:pPr>
         <w:pStyle w:val="Heading1"/>
         <w:spacing w:after="180" w:before="360"/>
       </w:pPr>
@@ -7896,36 +7153,44 @@
     <w:p>
       <w:pPr>
         <w:pStyle w:val="Heading2"/>
-        <w:spacing w:after="140" w:before="280"/>
+      </w:pPr>
+      <w:r>
+        <w:t xml:space="preserve">Warm path &amp; contact intel — v15.36 CRM sync</w:t>
+      </w:r>
+    </w:p>
+    <w:p>
+      <w:pPr>
+        <w:spacing w:before="80" w:after="80"/>
       </w:pPr>
       <w:r>
         <w:rPr>
-          <w:rFonts w:ascii="Arial" w:cs="Arial" w:eastAsia="Arial" w:hAnsi="Arial"/>
-          <w:b/>
-          <w:bCs/>
-          <w:color w:val="185FA5"/>
-          <w:sz w:val="26"/>
-          <w:szCs w:val="26"/>
+          <w:i/>
+          <w:iCs/>
+          <w:color w:val="6B7280"/>
+          <w:sz w:val="20"/>
+          <w:szCs w:val="20"/>
         </w:rPr>
-        <w:t xml:space="preserve">Warm path — where we stand</w:t>
+        <w:t xml:space="preserve">Top contacts plus warm-path status. 🟢 active warm angle · 🟡 status change to verify · 🟣 team assignment.</w:t>
       </w:r>
     </w:p>
     <w:tbl>
       <w:tblPr>
-        <w:tblW w:type="dxa" w:w="9360"/>
+        <w:tblW w:w="9000" w:type="dxa"/>
         <w:tblBorders>
-          <w:top w:val="single" w:color="auto" w:sz="4"/>
-          <w:left w:val="single" w:color="auto" w:sz="4"/>
-          <w:bottom w:val="single" w:color="auto" w:sz="4"/>
-          <w:right w:val="single" w:color="auto" w:sz="4"/>
-          <w:insideH w:val="single" w:color="auto" w:sz="4"/>
-          <w:insideV w:val="single" w:color="auto" w:sz="4"/>
+          <w:top w:val="single" w:sz="4" w:space="0" w:color="CCCCCC"/>
+          <w:left w:val="single" w:sz="4" w:space="0" w:color="CCCCCC"/>
+          <w:bottom w:val="single" w:sz="4" w:space="0" w:color="CCCCCC"/>
+          <w:right w:val="single" w:sz="4" w:space="0" w:color="CCCCCC"/>
+          <w:insideH w:val="single" w:sz="4" w:space="0" w:color="CCCCCC"/>
+          <w:insideV w:val="single" w:sz="4" w:space="0" w:color="CCCCCC"/>
         </w:tblBorders>
       </w:tblPr>
       <w:tblGrid>
-        <w:gridCol w:w="3000"/>
-        <w:gridCol w:w="3180"/>
-        <w:gridCol w:w="3180"/>
+        <w:gridCol w:w="1700"/>
+        <w:gridCol w:w="1900"/>
+        <w:gridCol w:w="1900"/>
+        <w:gridCol w:w="1700"/>
+        <w:gridCol w:w="1800"/>
       </w:tblGrid>
       <w:tr>
         <w:trPr>
@@ -7933,109 +7198,101 @@
         </w:trPr>
         <w:tc>
           <w:tcPr>
-            <w:tcW w:type="dxa" w:w="3000"/>
-            <w:tcBorders>
-              <w:top w:val="single" w:color="CCCCCC" w:sz="4"/>
-              <w:left w:val="single" w:color="CCCCCC" w:sz="4"/>
-              <w:bottom w:val="single" w:color="CCCCCC" w:sz="4"/>
-              <w:right w:val="single" w:color="CCCCCC" w:sz="4"/>
-            </w:tcBorders>
-            <w:shd w:fill="1A2B3C" w:val="clear"/>
-            <w:tcMar>
-              <w:top w:type="dxa" w:w="80"/>
-              <w:left w:type="dxa" w:w="120"/>
-              <w:bottom w:type="dxa" w:w="80"/>
-              <w:right w:type="dxa" w:w="120"/>
-            </w:tcMar>
-          </w:tcPr>
-          <w:p>
-            <w:pPr>
-              <w:jc w:val="left"/>
-            </w:pPr>
-            <w:r>
-              <w:rPr>
-                <w:rFonts w:ascii="Arial" w:cs="Arial" w:eastAsia="Arial" w:hAnsi="Arial"/>
-                <w:b/>
-                <w:bCs/>
-                <w:i w:val="false"/>
-                <w:iCs w:val="false"/>
+            <w:tcW w:w="1700" w:type="dxa"/>
+            <w:shd w:val="clear" w:color="auto" w:fill="1A2B3C"/>
+          </w:tcPr>
+          <w:p>
+            <w:pPr>
+              <w:spacing w:before="60" w:after="60"/>
+            </w:pPr>
+            <w:r>
+              <w:rPr>
+                <w:b/>
+                <w:bCs/>
                 <w:color w:val="FFFFFF"/>
                 <w:sz w:val="18"/>
-                <w:szCs w:val="18"/>
-              </w:rPr>
-              <w:t xml:space="preserve">Target person</w:t>
-            </w:r>
-          </w:p>
-        </w:tc>
-        <w:tc>
-          <w:tcPr>
-            <w:tcW w:type="dxa" w:w="3180"/>
-            <w:tcBorders>
-              <w:top w:val="single" w:color="CCCCCC" w:sz="4"/>
-              <w:left w:val="single" w:color="CCCCCC" w:sz="4"/>
-              <w:bottom w:val="single" w:color="CCCCCC" w:sz="4"/>
-              <w:right w:val="single" w:color="CCCCCC" w:sz="4"/>
-            </w:tcBorders>
-            <w:shd w:fill="1A2B3C" w:val="clear"/>
-            <w:tcMar>
-              <w:top w:type="dxa" w:w="80"/>
-              <w:left w:type="dxa" w:w="120"/>
-              <w:bottom w:type="dxa" w:w="80"/>
-              <w:right w:type="dxa" w:w="120"/>
-            </w:tcMar>
-          </w:tcPr>
-          <w:p>
-            <w:pPr>
-              <w:jc w:val="left"/>
-            </w:pPr>
-            <w:r>
-              <w:rPr>
-                <w:rFonts w:ascii="Arial" w:cs="Arial" w:eastAsia="Arial" w:hAnsi="Arial"/>
-                <w:b/>
-                <w:bCs/>
-                <w:i w:val="false"/>
-                <w:iCs w:val="false"/>
+              </w:rPr>
+              <w:t>Name</w:t>
+            </w:r>
+          </w:p>
+        </w:tc>
+        <w:tc>
+          <w:tcPr>
+            <w:tcW w:w="1900" w:type="dxa"/>
+            <w:shd w:val="clear" w:color="auto" w:fill="1A2B3C"/>
+          </w:tcPr>
+          <w:p>
+            <w:pPr>
+              <w:spacing w:before="60" w:after="60"/>
+            </w:pPr>
+            <w:r>
+              <w:rPr>
+                <w:b/>
+                <w:bCs/>
                 <w:color w:val="FFFFFF"/>
                 <w:sz w:val="18"/>
-                <w:szCs w:val="18"/>
-              </w:rPr>
-              <w:t xml:space="preserve">Role</w:t>
-            </w:r>
-          </w:p>
-        </w:tc>
-        <w:tc>
-          <w:tcPr>
-            <w:tcW w:type="dxa" w:w="3180"/>
-            <w:tcBorders>
-              <w:top w:val="single" w:color="CCCCCC" w:sz="4"/>
-              <w:left w:val="single" w:color="CCCCCC" w:sz="4"/>
-              <w:bottom w:val="single" w:color="CCCCCC" w:sz="4"/>
-              <w:right w:val="single" w:color="CCCCCC" w:sz="4"/>
-            </w:tcBorders>
-            <w:shd w:fill="1A2B3C" w:val="clear"/>
-            <w:tcMar>
-              <w:top w:type="dxa" w:w="80"/>
-              <w:left w:type="dxa" w:w="120"/>
-              <w:bottom w:type="dxa" w:w="80"/>
-              <w:right w:type="dxa" w:w="120"/>
-            </w:tcMar>
-          </w:tcPr>
-          <w:p>
-            <w:pPr>
-              <w:jc w:val="left"/>
-            </w:pPr>
-            <w:r>
-              <w:rPr>
-                <w:rFonts w:ascii="Arial" w:cs="Arial" w:eastAsia="Arial" w:hAnsi="Arial"/>
-                <w:b/>
-                <w:bCs/>
-                <w:i w:val="false"/>
-                <w:iCs w:val="false"/>
+              </w:rPr>
+              <w:t>Role</w:t>
+            </w:r>
+          </w:p>
+        </w:tc>
+        <w:tc>
+          <w:tcPr>
+            <w:tcW w:w="1900" w:type="dxa"/>
+            <w:shd w:val="clear" w:color="auto" w:fill="1A2B3C"/>
+          </w:tcPr>
+          <w:p>
+            <w:pPr>
+              <w:spacing w:before="60" w:after="60"/>
+            </w:pPr>
+            <w:r>
+              <w:rPr>
+                <w:b/>
+                <w:bCs/>
                 <w:color w:val="FFFFFF"/>
                 <w:sz w:val="18"/>
-                <w:szCs w:val="18"/>
-              </w:rPr>
-              <w:t xml:space="preserve">Warm path</w:t>
+              </w:rPr>
+              <w:t>LinkedIn</w:t>
+            </w:r>
+          </w:p>
+        </w:tc>
+        <w:tc>
+          <w:tcPr>
+            <w:tcW w:w="1700" w:type="dxa"/>
+            <w:shd w:val="clear" w:color="auto" w:fill="1A2B3C"/>
+          </w:tcPr>
+          <w:p>
+            <w:pPr>
+              <w:spacing w:before="60" w:after="60"/>
+            </w:pPr>
+            <w:r>
+              <w:rPr>
+                <w:b/>
+                <w:bCs/>
+                <w:color w:val="FFFFFF"/>
+                <w:sz w:val="18"/>
+              </w:rPr>
+              <w:t>School</w:t>
+            </w:r>
+          </w:p>
+        </w:tc>
+        <w:tc>
+          <w:tcPr>
+            <w:tcW w:w="1800" w:type="dxa"/>
+            <w:shd w:val="clear" w:color="auto" w:fill="1A2B3C"/>
+          </w:tcPr>
+          <w:p>
+            <w:pPr>
+              <w:spacing w:before="60" w:after="60"/>
+            </w:pPr>
+            <w:r>
+              <w:rPr>
+                <w:b/>
+                <w:bCs/>
+                <w:color w:val="FFFFFF"/>
+                <w:sz w:val="18"/>
+              </w:rPr>
+              <w:t>Warm-Path Status / Notes</w:t>
             </w:r>
           </w:p>
         </w:tc>
@@ -8043,33 +7300,18 @@
       <w:tr>
         <w:tc>
           <w:tcPr>
-            <w:tcW w:type="dxa" w:w="3000"/>
-            <w:tcBorders>
-              <w:top w:val="single" w:color="CCCCCC" w:sz="4"/>
-              <w:left w:val="single" w:color="CCCCCC" w:sz="4"/>
-              <w:bottom w:val="single" w:color="CCCCCC" w:sz="4"/>
-              <w:right w:val="single" w:color="CCCCCC" w:sz="4"/>
-            </w:tcBorders>
-            <w:tcMar>
-              <w:top w:type="dxa" w:w="80"/>
-              <w:left w:type="dxa" w:w="120"/>
-              <w:bottom w:type="dxa" w:w="80"/>
-              <w:right w:type="dxa" w:w="120"/>
-            </w:tcMar>
-          </w:tcPr>
-          <w:p>
-            <w:pPr>
-              <w:jc w:val="left"/>
-            </w:pPr>
-            <w:r>
-              <w:rPr>
-                <w:rFonts w:ascii="Arial" w:cs="Arial" w:eastAsia="Arial" w:hAnsi="Arial"/>
-                <w:b/>
-                <w:bCs/>
-                <w:i w:val="false"/>
-                <w:iCs w:val="false"/>
-                <w:sz w:val="20"/>
-                <w:szCs w:val="20"/>
+            <w:tcW w:w="1700" w:type="dxa"/>
+            <w:shd w:val="clear" w:color="auto" w:fill="FFFFFF"/>
+          </w:tcPr>
+          <w:p>
+            <w:pPr>
+              <w:spacing w:before="40" w:after="40"/>
+            </w:pPr>
+            <w:r>
+              <w:rPr>
+                <w:b/>
+                <w:bCs/>
+                <w:sz w:val="18"/>
               </w:rPr>
               <w:t xml:space="preserve">Scott Zide</w:t>
             </w:r>
@@ -8077,33 +7319,16 @@
         </w:tc>
         <w:tc>
           <w:tcPr>
-            <w:tcW w:type="dxa" w:w="3180"/>
-            <w:tcBorders>
-              <w:top w:val="single" w:color="CCCCCC" w:sz="4"/>
-              <w:left w:val="single" w:color="CCCCCC" w:sz="4"/>
-              <w:bottom w:val="single" w:color="CCCCCC" w:sz="4"/>
-              <w:right w:val="single" w:color="CCCCCC" w:sz="4"/>
-            </w:tcBorders>
-            <w:tcMar>
-              <w:top w:type="dxa" w:w="80"/>
-              <w:left w:type="dxa" w:w="120"/>
-              <w:bottom w:type="dxa" w:w="80"/>
-              <w:right w:type="dxa" w:w="120"/>
-            </w:tcMar>
-          </w:tcPr>
-          <w:p>
-            <w:pPr>
-              <w:jc w:val="left"/>
-            </w:pPr>
-            <w:r>
-              <w:rPr>
-                <w:rFonts w:ascii="Arial" w:cs="Arial" w:eastAsia="Arial" w:hAnsi="Arial"/>
-                <w:b w:val="false"/>
-                <w:bCs w:val="false"/>
-                <w:i w:val="false"/>
-                <w:iCs w:val="false"/>
-                <w:sz w:val="20"/>
-                <w:szCs w:val="20"/>
+            <w:tcW w:w="1900" w:type="dxa"/>
+            <w:shd w:val="clear" w:color="auto" w:fill="FFFFFF"/>
+          </w:tcPr>
+          <w:p>
+            <w:pPr>
+              <w:spacing w:before="40" w:after="40"/>
+            </w:pPr>
+            <w:r>
+              <w:rPr>
+                <w:sz w:val="18"/>
               </w:rPr>
               <w:t xml:space="preserve">CEO</w:t>
             </w:r>
@@ -8111,37 +7336,55 @@
         </w:tc>
         <w:tc>
           <w:tcPr>
-            <w:tcW w:type="dxa" w:w="3180"/>
-            <w:tcBorders>
-              <w:top w:val="single" w:color="CCCCCC" w:sz="4"/>
-              <w:left w:val="single" w:color="CCCCCC" w:sz="4"/>
-              <w:bottom w:val="single" w:color="CCCCCC" w:sz="4"/>
-              <w:right w:val="single" w:color="CCCCCC" w:sz="4"/>
-            </w:tcBorders>
-            <w:shd w:fill="FCEBEB" w:val="clear"/>
-            <w:tcMar>
-              <w:top w:type="dxa" w:w="80"/>
-              <w:left w:type="dxa" w:w="120"/>
-              <w:bottom w:type="dxa" w:w="80"/>
-              <w:right w:type="dxa" w:w="120"/>
-            </w:tcMar>
-          </w:tcPr>
-          <w:p>
-            <w:pPr>
-              <w:jc w:val="left"/>
-            </w:pPr>
-            <w:r>
-              <w:rPr>
-                <w:rFonts w:ascii="Arial" w:cs="Arial" w:eastAsia="Arial" w:hAnsi="Arial"/>
-                <w:b/>
-                <w:bCs/>
-                <w:i w:val="false"/>
-                <w:iCs w:val="false"/>
-                <w:color w:val="701010"/>
-                <w:sz w:val="20"/>
-                <w:szCs w:val="20"/>
-              </w:rPr>
-              <w:t xml:space="preserve">None identified — AKKR/MidOcean path OPEN</w:t>
+            <w:tcW w:w="1900" w:type="dxa"/>
+            <w:shd w:val="clear" w:color="auto" w:fill="FFFFFF"/>
+          </w:tcPr>
+          <w:p>
+            <w:pPr>
+              <w:spacing w:before="40" w:after="40"/>
+            </w:pPr>
+            <w:r>
+              <w:rPr>
+                <w:color w:val="185FA5"/>
+                <w:sz w:val="16"/>
+              </w:rPr>
+              <w:t xml:space="preserve">scott-zide-974b1914</w:t>
+            </w:r>
+          </w:p>
+        </w:tc>
+        <w:tc>
+          <w:tcPr>
+            <w:tcW w:w="1700" w:type="dxa"/>
+            <w:shd w:val="clear" w:color="auto" w:fill="FFFFFF"/>
+          </w:tcPr>
+          <w:p>
+            <w:pPr>
+              <w:spacing w:before="40" w:after="40"/>
+            </w:pPr>
+            <w:r>
+              <w:rPr>
+                <w:sz w:val="16"/>
+              </w:rPr>
+              <w:t xml:space="preserve">University of Kansas BA. Ex-Mr. Goodcents franchisee at age 23. Richmond VA HQ.</w:t>
+            </w:r>
+          </w:p>
+        </w:tc>
+        <w:tc>
+          <w:tcPr>
+            <w:tcW w:w="1800" w:type="dxa"/>
+            <w:shd w:val="clear" w:color="auto" w:fill="FFFFFF"/>
+          </w:tcPr>
+          <w:p>
+            <w:pPr>
+              <w:spacing w:before="40" w:after="40"/>
+            </w:pPr>
+            <w:r>
+              <w:rPr>
+                <w:i/>
+                <w:iCs/>
+                <w:sz w:val="16"/>
+              </w:rPr>
+              <w:t xml:space="preserve"/>
             </w:r>
           </w:p>
         </w:tc>
@@ -8149,105 +7392,91 @@
       <w:tr>
         <w:tc>
           <w:tcPr>
-            <w:tcW w:type="dxa" w:w="3000"/>
-            <w:tcBorders>
-              <w:top w:val="single" w:color="CCCCCC" w:sz="4"/>
-              <w:left w:val="single" w:color="CCCCCC" w:sz="4"/>
-              <w:bottom w:val="single" w:color="CCCCCC" w:sz="4"/>
-              <w:right w:val="single" w:color="CCCCCC" w:sz="4"/>
-            </w:tcBorders>
-            <w:tcMar>
-              <w:top w:type="dxa" w:w="80"/>
-              <w:left w:type="dxa" w:w="120"/>
-              <w:bottom w:type="dxa" w:w="80"/>
-              <w:right w:type="dxa" w:w="120"/>
-            </w:tcMar>
-          </w:tcPr>
-          <w:p>
-            <w:pPr>
-              <w:jc w:val="left"/>
-            </w:pPr>
-            <w:r>
-              <w:rPr>
-                <w:rFonts w:ascii="Arial" w:cs="Arial" w:eastAsia="Arial" w:hAnsi="Arial"/>
-                <w:b/>
-                <w:bCs/>
-                <w:i w:val="false"/>
-                <w:iCs w:val="false"/>
-                <w:sz w:val="20"/>
-                <w:szCs w:val="20"/>
-              </w:rPr>
-              <w:t xml:space="preserve">Scott Marr</w:t>
-            </w:r>
-          </w:p>
-        </w:tc>
-        <w:tc>
-          <w:tcPr>
-            <w:tcW w:type="dxa" w:w="3180"/>
-            <w:tcBorders>
-              <w:top w:val="single" w:color="CCCCCC" w:sz="4"/>
-              <w:left w:val="single" w:color="CCCCCC" w:sz="4"/>
-              <w:bottom w:val="single" w:color="CCCCCC" w:sz="4"/>
-              <w:right w:val="single" w:color="CCCCCC" w:sz="4"/>
-            </w:tcBorders>
-            <w:tcMar>
-              <w:top w:type="dxa" w:w="80"/>
-              <w:left w:type="dxa" w:w="120"/>
-              <w:bottom w:type="dxa" w:w="80"/>
-              <w:right w:type="dxa" w:w="120"/>
-            </w:tcMar>
-          </w:tcPr>
-          <w:p>
-            <w:pPr>
-              <w:jc w:val="left"/>
-            </w:pPr>
-            <w:r>
-              <w:rPr>
-                <w:rFonts w:ascii="Arial" w:cs="Arial" w:eastAsia="Arial" w:hAnsi="Arial"/>
-                <w:b w:val="false"/>
-                <w:bCs w:val="false"/>
-                <w:i w:val="false"/>
-                <w:iCs w:val="false"/>
-                <w:sz w:val="20"/>
-                <w:szCs w:val="20"/>
-              </w:rPr>
-              <w:t xml:space="preserve">Chief Incubation Officer</w:t>
-            </w:r>
-          </w:p>
-        </w:tc>
-        <w:tc>
-          <w:tcPr>
-            <w:tcW w:type="dxa" w:w="3180"/>
-            <w:tcBorders>
-              <w:top w:val="single" w:color="CCCCCC" w:sz="4"/>
-              <w:left w:val="single" w:color="CCCCCC" w:sz="4"/>
-              <w:bottom w:val="single" w:color="CCCCCC" w:sz="4"/>
-              <w:right w:val="single" w:color="CCCCCC" w:sz="4"/>
-            </w:tcBorders>
-            <w:shd w:fill="FCEBEB" w:val="clear"/>
-            <w:tcMar>
-              <w:top w:type="dxa" w:w="80"/>
-              <w:left w:type="dxa" w:w="120"/>
-              <w:bottom w:type="dxa" w:w="80"/>
-              <w:right w:type="dxa" w:w="120"/>
-            </w:tcMar>
-          </w:tcPr>
-          <w:p>
-            <w:pPr>
-              <w:jc w:val="left"/>
-            </w:pPr>
-            <w:r>
-              <w:rPr>
-                <w:rFonts w:ascii="Arial" w:cs="Arial" w:eastAsia="Arial" w:hAnsi="Arial"/>
-                <w:b/>
-                <w:bCs/>
-                <w:i w:val="false"/>
-                <w:iCs w:val="false"/>
-                <w:color w:val="701010"/>
-                <w:sz w:val="20"/>
-                <w:szCs w:val="20"/>
-              </w:rPr>
-              <w:t xml:space="preserve">None identified — franchise industry network needed</w:t>
+            <w:tcW w:w="1700" w:type="dxa"/>
+            <w:shd w:val="clear" w:color="auto" w:fill="FFFFFF"/>
+          </w:tcPr>
+          <w:p>
+            <w:pPr>
+              <w:spacing w:before="40" w:after="40"/>
+            </w:pPr>
+            <w:r>
+              <w:rPr>
+                <w:b/>
+                <w:bCs/>
+                <w:sz w:val="18"/>
+              </w:rPr>
+              <w:t xml:space="preserve">Tom Welter</w:t>
+            </w:r>
+          </w:p>
+        </w:tc>
+        <w:tc>
+          <w:tcPr>
+            <w:tcW w:w="1900" w:type="dxa"/>
+            <w:shd w:val="clear" w:color="auto" w:fill="FFFFFF"/>
+          </w:tcPr>
+          <w:p>
+            <w:pPr>
+              <w:spacing w:before="40" w:after="40"/>
+            </w:pPr>
+            <w:r>
+              <w:rPr>
+                <w:sz w:val="18"/>
+              </w:rPr>
+              <w:t xml:space="preserve">COO + Pres Residential</w:t>
+            </w:r>
+          </w:p>
+        </w:tc>
+        <w:tc>
+          <w:tcPr>
+            <w:tcW w:w="1900" w:type="dxa"/>
+            <w:shd w:val="clear" w:color="auto" w:fill="FFFFFF"/>
+          </w:tcPr>
+          <w:p>
+            <w:pPr>
+              <w:spacing w:before="40" w:after="40"/>
+            </w:pPr>
+            <w:r>
+              <w:rPr>
+                <w:color w:val="185FA5"/>
+                <w:sz w:val="16"/>
+              </w:rPr>
+              <w:t xml:space="preserve">thomaslwelter</w:t>
+            </w:r>
+          </w:p>
+        </w:tc>
+        <w:tc>
+          <w:tcPr>
+            <w:tcW w:w="1700" w:type="dxa"/>
+            <w:shd w:val="clear" w:color="auto" w:fill="FFFFFF"/>
+          </w:tcPr>
+          <w:p>
+            <w:pPr>
+              <w:spacing w:before="40" w:after="40"/>
+            </w:pPr>
+            <w:r>
+              <w:rPr>
+                <w:sz w:val="16"/>
+              </w:rPr>
+              <w:t xml:space="preserve">University of Nebraska-Lincoln BS Business Administration ⭐⭐ CoSIDA First Team Academic Al</w:t>
+            </w:r>
+          </w:p>
+        </w:tc>
+        <w:tc>
+          <w:tcPr>
+            <w:tcW w:w="1800" w:type="dxa"/>
+            <w:shd w:val="clear" w:color="auto" w:fill="FFFFFF"/>
+          </w:tcPr>
+          <w:p>
+            <w:pPr>
+              <w:spacing w:before="40" w:after="40"/>
+            </w:pPr>
+            <w:r>
+              <w:rPr>
+                <w:i/>
+                <w:iCs/>
+                <w:sz w:val="16"/>
+              </w:rPr>
+              <w:t xml:space="preserve"/>
             </w:r>
           </w:p>
         </w:tc>
@@ -8255,105 +7484,91 @@
       <w:tr>
         <w:tc>
           <w:tcPr>
-            <w:tcW w:type="dxa" w:w="3000"/>
-            <w:tcBorders>
-              <w:top w:val="single" w:color="CCCCCC" w:sz="4"/>
-              <w:left w:val="single" w:color="CCCCCC" w:sz="4"/>
-              <w:bottom w:val="single" w:color="CCCCCC" w:sz="4"/>
-              <w:right w:val="single" w:color="CCCCCC" w:sz="4"/>
-            </w:tcBorders>
-            <w:tcMar>
-              <w:top w:type="dxa" w:w="80"/>
-              <w:left w:type="dxa" w:w="120"/>
-              <w:bottom w:type="dxa" w:w="80"/>
-              <w:right w:type="dxa" w:w="120"/>
-            </w:tcMar>
-          </w:tcPr>
-          <w:p>
-            <w:pPr>
-              <w:jc w:val="left"/>
-            </w:pPr>
-            <w:r>
-              <w:rPr>
-                <w:rFonts w:ascii="Arial" w:cs="Arial" w:eastAsia="Arial" w:hAnsi="Arial"/>
-                <w:b/>
-                <w:bCs/>
-                <w:i w:val="false"/>
-                <w:iCs w:val="false"/>
-                <w:sz w:val="20"/>
-                <w:szCs w:val="20"/>
-              </w:rPr>
-              <w:t xml:space="preserve">Felicia Reeves</w:t>
-            </w:r>
-          </w:p>
-        </w:tc>
-        <w:tc>
-          <w:tcPr>
-            <w:tcW w:type="dxa" w:w="3180"/>
-            <w:tcBorders>
-              <w:top w:val="single" w:color="CCCCCC" w:sz="4"/>
-              <w:left w:val="single" w:color="CCCCCC" w:sz="4"/>
-              <w:bottom w:val="single" w:color="CCCCCC" w:sz="4"/>
-              <w:right w:val="single" w:color="CCCCCC" w:sz="4"/>
-            </w:tcBorders>
-            <w:tcMar>
-              <w:top w:type="dxa" w:w="80"/>
-              <w:left w:type="dxa" w:w="120"/>
-              <w:bottom w:type="dxa" w:w="80"/>
-              <w:right w:type="dxa" w:w="120"/>
-            </w:tcMar>
-          </w:tcPr>
-          <w:p>
-            <w:pPr>
-              <w:jc w:val="left"/>
-            </w:pPr>
-            <w:r>
-              <w:rPr>
-                <w:rFonts w:ascii="Arial" w:cs="Arial" w:eastAsia="Arial" w:hAnsi="Arial"/>
-                <w:b w:val="false"/>
-                <w:bCs w:val="false"/>
-                <w:i w:val="false"/>
-                <w:iCs w:val="false"/>
-                <w:sz w:val="20"/>
-                <w:szCs w:val="20"/>
-              </w:rPr>
-              <w:t xml:space="preserve">CMO (new)</w:t>
-            </w:r>
-          </w:p>
-        </w:tc>
-        <w:tc>
-          <w:tcPr>
-            <w:tcW w:type="dxa" w:w="3180"/>
-            <w:tcBorders>
-              <w:top w:val="single" w:color="CCCCCC" w:sz="4"/>
-              <w:left w:val="single" w:color="CCCCCC" w:sz="4"/>
-              <w:bottom w:val="single" w:color="CCCCCC" w:sz="4"/>
-              <w:right w:val="single" w:color="CCCCCC" w:sz="4"/>
-            </w:tcBorders>
-            <w:shd w:fill="FCEBEB" w:val="clear"/>
-            <w:tcMar>
-              <w:top w:type="dxa" w:w="80"/>
-              <w:left w:type="dxa" w:w="120"/>
-              <w:bottom w:type="dxa" w:w="80"/>
-              <w:right w:type="dxa" w:w="120"/>
-            </w:tcMar>
-          </w:tcPr>
-          <w:p>
-            <w:pPr>
-              <w:jc w:val="left"/>
-            </w:pPr>
-            <w:r>
-              <w:rPr>
-                <w:rFonts w:ascii="Arial" w:cs="Arial" w:eastAsia="Arial" w:hAnsi="Arial"/>
-                <w:b/>
-                <w:bCs/>
-                <w:i w:val="false"/>
-                <w:iCs w:val="false"/>
-                <w:color w:val="701010"/>
-                <w:sz w:val="20"/>
-                <w:szCs w:val="20"/>
-              </w:rPr>
-              <w:t xml:space="preserve">None identified</w:t>
+            <w:tcW w:w="1700" w:type="dxa"/>
+            <w:shd w:val="clear" w:color="auto" w:fill="FEF3C7"/>
+          </w:tcPr>
+          <w:p>
+            <w:pPr>
+              <w:spacing w:before="40" w:after="40"/>
+            </w:pPr>
+            <w:r>
+              <w:rPr>
+                <w:b/>
+                <w:bCs/>
+                <w:sz w:val="18"/>
+              </w:rPr>
+              <w:t xml:space="preserve">Russ Jundt</w:t>
+            </w:r>
+          </w:p>
+        </w:tc>
+        <w:tc>
+          <w:tcPr>
+            <w:tcW w:w="1900" w:type="dxa"/>
+            <w:shd w:val="clear" w:color="auto" w:fill="FEF3C7"/>
+          </w:tcPr>
+          <w:p>
+            <w:pPr>
+              <w:spacing w:before="40" w:after="40"/>
+            </w:pPr>
+            <w:r>
+              <w:rPr>
+                <w:sz w:val="18"/>
+              </w:rPr>
+              <w:t xml:space="preserve">Pres National Accounts; Conserva Founder</w:t>
+            </w:r>
+          </w:p>
+        </w:tc>
+        <w:tc>
+          <w:tcPr>
+            <w:tcW w:w="1900" w:type="dxa"/>
+            <w:shd w:val="clear" w:color="auto" w:fill="FEF3C7"/>
+          </w:tcPr>
+          <w:p>
+            <w:pPr>
+              <w:spacing w:before="40" w:after="40"/>
+            </w:pPr>
+            <w:r>
+              <w:rPr>
+                <w:color w:val="185FA5"/>
+                <w:sz w:val="16"/>
+              </w:rPr>
+              <w:t xml:space="preserve">russjundt</w:t>
+            </w:r>
+          </w:p>
+        </w:tc>
+        <w:tc>
+          <w:tcPr>
+            <w:tcW w:w="1700" w:type="dxa"/>
+            <w:shd w:val="clear" w:color="auto" w:fill="FEF3C7"/>
+          </w:tcPr>
+          <w:p>
+            <w:pPr>
+              <w:spacing w:before="40" w:after="40"/>
+            </w:pPr>
+            <w:r>
+              <w:rPr>
+                <w:sz w:val="16"/>
+              </w:rPr>
+              <w:t xml:space="preserve">Saint John’s University BA Business Management ⭐. Minneapolis MN. Conserva Founder.</w:t>
+            </w:r>
+          </w:p>
+        </w:tc>
+        <w:tc>
+          <w:tcPr>
+            <w:tcW w:w="1800" w:type="dxa"/>
+            <w:shd w:val="clear" w:color="auto" w:fill="FEF3C7"/>
+          </w:tcPr>
+          <w:p>
+            <w:pPr>
+              <w:spacing w:before="40" w:after="40"/>
+            </w:pPr>
+            <w:r>
+              <w:rPr>
+                <w:i/>
+                <w:iCs/>
+                <w:sz w:val="16"/>
+              </w:rPr>
+              <w:t xml:space="preserve">Retired</w:t>
             </w:r>
           </w:p>
         </w:tc>
@@ -8361,33 +7576,18 @@
       <w:tr>
         <w:tc>
           <w:tcPr>
-            <w:tcW w:type="dxa" w:w="3000"/>
-            <w:tcBorders>
-              <w:top w:val="single" w:color="CCCCCC" w:sz="4"/>
-              <w:left w:val="single" w:color="CCCCCC" w:sz="4"/>
-              <w:bottom w:val="single" w:color="CCCCCC" w:sz="4"/>
-              <w:right w:val="single" w:color="CCCCCC" w:sz="4"/>
-            </w:tcBorders>
-            <w:tcMar>
-              <w:top w:type="dxa" w:w="80"/>
-              <w:left w:type="dxa" w:w="120"/>
-              <w:bottom w:type="dxa" w:w="80"/>
-              <w:right w:type="dxa" w:w="120"/>
-            </w:tcMar>
-          </w:tcPr>
-          <w:p>
-            <w:pPr>
-              <w:jc w:val="left"/>
-            </w:pPr>
-            <w:r>
-              <w:rPr>
-                <w:rFonts w:ascii="Arial" w:cs="Arial" w:eastAsia="Arial" w:hAnsi="Arial"/>
-                <w:b/>
-                <w:bCs/>
-                <w:i w:val="false"/>
-                <w:iCs w:val="false"/>
-                <w:sz w:val="20"/>
-                <w:szCs w:val="20"/>
+            <w:tcW w:w="1700" w:type="dxa"/>
+            <w:shd w:val="clear" w:color="auto" w:fill="FFFFFF"/>
+          </w:tcPr>
+          <w:p>
+            <w:pPr>
+              <w:spacing w:before="40" w:after="40"/>
+            </w:pPr>
+            <w:r>
+              <w:rPr>
+                <w:b/>
+                <w:bCs/>
+                <w:sz w:val="18"/>
               </w:rPr>
               <w:t xml:space="preserve">R. Scott Sutton</w:t>
             </w:r>
@@ -8395,71 +7595,716 @@
         </w:tc>
         <w:tc>
           <w:tcPr>
-            <w:tcW w:type="dxa" w:w="3180"/>
-            <w:tcBorders>
-              <w:top w:val="single" w:color="CCCCCC" w:sz="4"/>
-              <w:left w:val="single" w:color="CCCCCC" w:sz="4"/>
-              <w:bottom w:val="single" w:color="CCCCCC" w:sz="4"/>
-              <w:right w:val="single" w:color="CCCCCC" w:sz="4"/>
-            </w:tcBorders>
-            <w:tcMar>
-              <w:top w:type="dxa" w:w="80"/>
-              <w:left w:type="dxa" w:w="120"/>
-              <w:bottom w:type="dxa" w:w="80"/>
-              <w:right w:type="dxa" w:w="120"/>
-            </w:tcMar>
-          </w:tcPr>
-          <w:p>
-            <w:pPr>
-              <w:jc w:val="left"/>
-            </w:pPr>
-            <w:r>
-              <w:rPr>
-                <w:rFonts w:ascii="Arial" w:cs="Arial" w:eastAsia="Arial" w:hAnsi="Arial"/>
-                <w:b w:val="false"/>
-                <w:bCs w:val="false"/>
-                <w:i w:val="false"/>
-                <w:iCs w:val="false"/>
-                <w:sz w:val="20"/>
-                <w:szCs w:val="20"/>
-              </w:rPr>
-              <w:t xml:space="preserve">Chief Development Officer</w:t>
-            </w:r>
-          </w:p>
-        </w:tc>
-        <w:tc>
-          <w:tcPr>
-            <w:tcW w:type="dxa" w:w="3180"/>
-            <w:tcBorders>
-              <w:top w:val="single" w:color="CCCCCC" w:sz="4"/>
-              <w:left w:val="single" w:color="CCCCCC" w:sz="4"/>
-              <w:bottom w:val="single" w:color="CCCCCC" w:sz="4"/>
-              <w:right w:val="single" w:color="CCCCCC" w:sz="4"/>
-            </w:tcBorders>
-            <w:shd w:fill="FCEBEB" w:val="clear"/>
-            <w:tcMar>
-              <w:top w:type="dxa" w:w="80"/>
-              <w:left w:type="dxa" w:w="120"/>
-              <w:bottom w:type="dxa" w:w="80"/>
-              <w:right w:type="dxa" w:w="120"/>
-            </w:tcMar>
-          </w:tcPr>
-          <w:p>
-            <w:pPr>
-              <w:jc w:val="left"/>
-            </w:pPr>
-            <w:r>
-              <w:rPr>
-                <w:rFonts w:ascii="Arial" w:cs="Arial" w:eastAsia="Arial" w:hAnsi="Arial"/>
-                <w:b/>
-                <w:bCs/>
-                <w:i w:val="false"/>
-                <w:iCs w:val="false"/>
-                <w:color w:val="701010"/>
-                <w:sz w:val="20"/>
-                <w:szCs w:val="20"/>
-              </w:rPr>
-              <w:t xml:space="preserve">None identified</w:t>
+            <w:tcW w:w="1900" w:type="dxa"/>
+            <w:shd w:val="clear" w:color="auto" w:fill="FFFFFF"/>
+          </w:tcPr>
+          <w:p>
+            <w:pPr>
+              <w:spacing w:before="40" w:after="40"/>
+            </w:pPr>
+            <w:r>
+              <w:rPr>
+                <w:sz w:val="18"/>
+              </w:rPr>
+              <w:t xml:space="preserve">CDO Dec 2022</w:t>
+            </w:r>
+          </w:p>
+        </w:tc>
+        <w:tc>
+          <w:tcPr>
+            <w:tcW w:w="1900" w:type="dxa"/>
+            <w:shd w:val="clear" w:color="auto" w:fill="FFFFFF"/>
+          </w:tcPr>
+          <w:p>
+            <w:pPr>
+              <w:spacing w:before="40" w:after="40"/>
+            </w:pPr>
+            <w:r>
+              <w:rPr>
+                <w:color w:val="185FA5"/>
+                <w:sz w:val="16"/>
+              </w:rPr>
+              <w:t xml:space="preserve">rscottsuttoncfe</w:t>
+            </w:r>
+          </w:p>
+        </w:tc>
+        <w:tc>
+          <w:tcPr>
+            <w:tcW w:w="1700" w:type="dxa"/>
+            <w:shd w:val="clear" w:color="auto" w:fill="FFFFFF"/>
+          </w:tcPr>
+          <w:p>
+            <w:pPr>
+              <w:spacing w:before="40" w:after="40"/>
+            </w:pPr>
+            <w:r>
+              <w:rPr>
+                <w:sz w:val="16"/>
+              </w:rPr>
+              <w:t xml:space="preserve">U Oklahoma BA. CFE + CMAA. Native Chesapeake VA. Wife Linda. Atlanta.</w:t>
+            </w:r>
+          </w:p>
+        </w:tc>
+        <w:tc>
+          <w:tcPr>
+            <w:tcW w:w="1800" w:type="dxa"/>
+            <w:shd w:val="clear" w:color="auto" w:fill="FFFFFF"/>
+          </w:tcPr>
+          <w:p>
+            <w:pPr>
+              <w:spacing w:before="40" w:after="40"/>
+            </w:pPr>
+            <w:r>
+              <w:rPr>
+                <w:i/>
+                <w:iCs/>
+                <w:sz w:val="16"/>
+              </w:rPr>
+              <w:t xml:space="preserve"/>
+            </w:r>
+          </w:p>
+        </w:tc>
+      </w:tr>
+      <w:tr>
+        <w:tc>
+          <w:tcPr>
+            <w:tcW w:w="1700" w:type="dxa"/>
+            <w:shd w:val="clear" w:color="auto" w:fill="FFFFFF"/>
+          </w:tcPr>
+          <w:p>
+            <w:pPr>
+              <w:spacing w:before="40" w:after="40"/>
+            </w:pPr>
+            <w:r>
+              <w:rPr>
+                <w:b/>
+                <w:bCs/>
+                <w:sz w:val="18"/>
+              </w:rPr>
+              <w:t xml:space="preserve">Michael Borreca</w:t>
+            </w:r>
+          </w:p>
+        </w:tc>
+        <w:tc>
+          <w:tcPr>
+            <w:tcW w:w="1900" w:type="dxa"/>
+            <w:shd w:val="clear" w:color="auto" w:fill="FFFFFF"/>
+          </w:tcPr>
+          <w:p>
+            <w:pPr>
+              <w:spacing w:before="40" w:after="40"/>
+            </w:pPr>
+            <w:r>
+              <w:rPr>
+                <w:sz w:val="18"/>
+              </w:rPr>
+              <w:t xml:space="preserve">SVP &amp; CFO</w:t>
+            </w:r>
+          </w:p>
+        </w:tc>
+        <w:tc>
+          <w:tcPr>
+            <w:tcW w:w="1900" w:type="dxa"/>
+            <w:shd w:val="clear" w:color="auto" w:fill="FFFFFF"/>
+          </w:tcPr>
+          <w:p>
+            <w:pPr>
+              <w:spacing w:before="40" w:after="40"/>
+            </w:pPr>
+            <w:r>
+              <w:rPr>
+                <w:color w:val="185FA5"/>
+                <w:sz w:val="16"/>
+              </w:rPr>
+              <w:t xml:space="preserve">michael-borreca</w:t>
+            </w:r>
+          </w:p>
+        </w:tc>
+        <w:tc>
+          <w:tcPr>
+            <w:tcW w:w="1700" w:type="dxa"/>
+            <w:shd w:val="clear" w:color="auto" w:fill="FFFFFF"/>
+          </w:tcPr>
+          <w:p>
+            <w:pPr>
+              <w:spacing w:before="40" w:after="40"/>
+            </w:pPr>
+            <w:r>
+              <w:rPr>
+                <w:sz w:val="16"/>
+              </w:rPr>
+              <w:t xml:space="preserve">—</w:t>
+            </w:r>
+          </w:p>
+        </w:tc>
+        <w:tc>
+          <w:tcPr>
+            <w:tcW w:w="1800" w:type="dxa"/>
+            <w:shd w:val="clear" w:color="auto" w:fill="FFFFFF"/>
+          </w:tcPr>
+          <w:p>
+            <w:pPr>
+              <w:spacing w:before="40" w:after="40"/>
+            </w:pPr>
+            <w:r>
+              <w:rPr>
+                <w:i/>
+                <w:iCs/>
+                <w:sz w:val="16"/>
+              </w:rPr>
+              <w:t xml:space="preserve"/>
+            </w:r>
+          </w:p>
+        </w:tc>
+      </w:tr>
+      <w:tr>
+        <w:tc>
+          <w:tcPr>
+            <w:tcW w:w="1700" w:type="dxa"/>
+            <w:shd w:val="clear" w:color="auto" w:fill="FFFFFF"/>
+          </w:tcPr>
+          <w:p>
+            <w:pPr>
+              <w:spacing w:before="40" w:after="40"/>
+            </w:pPr>
+            <w:r>
+              <w:rPr>
+                <w:b/>
+                <w:bCs/>
+                <w:sz w:val="18"/>
+              </w:rPr>
+              <w:t xml:space="preserve">Justin Mayer</w:t>
+            </w:r>
+          </w:p>
+        </w:tc>
+        <w:tc>
+          <w:tcPr>
+            <w:tcW w:w="1900" w:type="dxa"/>
+            <w:shd w:val="clear" w:color="auto" w:fill="FFFFFF"/>
+          </w:tcPr>
+          <w:p>
+            <w:pPr>
+              <w:spacing w:before="40" w:after="40"/>
+            </w:pPr>
+            <w:r>
+              <w:rPr>
+                <w:sz w:val="18"/>
+              </w:rPr>
+              <w:t xml:space="preserve">OLP Brand Pres</w:t>
+            </w:r>
+          </w:p>
+        </w:tc>
+        <w:tc>
+          <w:tcPr>
+            <w:tcW w:w="1900" w:type="dxa"/>
+            <w:shd w:val="clear" w:color="auto" w:fill="FFFFFF"/>
+          </w:tcPr>
+          <w:p>
+            <w:pPr>
+              <w:spacing w:before="40" w:after="40"/>
+            </w:pPr>
+            <w:r>
+              <w:rPr>
+                <w:color w:val="185FA5"/>
+                <w:sz w:val="16"/>
+              </w:rPr>
+              <w:t xml:space="preserve">justin-mayer-a620003a</w:t>
+            </w:r>
+          </w:p>
+        </w:tc>
+        <w:tc>
+          <w:tcPr>
+            <w:tcW w:w="1700" w:type="dxa"/>
+            <w:shd w:val="clear" w:color="auto" w:fill="FFFFFF"/>
+          </w:tcPr>
+          <w:p>
+            <w:pPr>
+              <w:spacing w:before="40" w:after="40"/>
+            </w:pPr>
+            <w:r>
+              <w:rPr>
+                <w:sz w:val="16"/>
+              </w:rPr>
+              <w:t xml:space="preserve">USNA BS Econ (GPA 3.69, Dean’s List, Honors) + UVA Darden MBA + USMC veteran ⭐⭐⭐ TRIPLE</w:t>
+            </w:r>
+          </w:p>
+        </w:tc>
+        <w:tc>
+          <w:tcPr>
+            <w:tcW w:w="1800" w:type="dxa"/>
+            <w:shd w:val="clear" w:color="auto" w:fill="FFFFFF"/>
+          </w:tcPr>
+          <w:p>
+            <w:pPr>
+              <w:spacing w:before="40" w:after="40"/>
+            </w:pPr>
+            <w:r>
+              <w:rPr>
+                <w:i/>
+                <w:iCs/>
+                <w:sz w:val="16"/>
+              </w:rPr>
+              <w:t xml:space="preserve"/>
+            </w:r>
+          </w:p>
+        </w:tc>
+      </w:tr>
+      <w:tr>
+        <w:tc>
+          <w:tcPr>
+            <w:tcW w:w="1700" w:type="dxa"/>
+            <w:shd w:val="clear" w:color="auto" w:fill="FFFFFF"/>
+          </w:tcPr>
+          <w:p>
+            <w:pPr>
+              <w:spacing w:before="40" w:after="40"/>
+            </w:pPr>
+            <w:r>
+              <w:rPr>
+                <w:b/>
+                <w:bCs/>
+                <w:sz w:val="18"/>
+              </w:rPr>
+              <w:t xml:space="preserve">Heather Todd</w:t>
+            </w:r>
+          </w:p>
+        </w:tc>
+        <w:tc>
+          <w:tcPr>
+            <w:tcW w:w="1900" w:type="dxa"/>
+            <w:shd w:val="clear" w:color="auto" w:fill="FFFFFF"/>
+          </w:tcPr>
+          <w:p>
+            <w:pPr>
+              <w:spacing w:before="40" w:after="40"/>
+            </w:pPr>
+            <w:r>
+              <w:rPr>
+                <w:sz w:val="18"/>
+              </w:rPr>
+              <w:t xml:space="preserve">Conserva Brand Pres</w:t>
+            </w:r>
+          </w:p>
+        </w:tc>
+        <w:tc>
+          <w:tcPr>
+            <w:tcW w:w="1900" w:type="dxa"/>
+            <w:shd w:val="clear" w:color="auto" w:fill="FFFFFF"/>
+          </w:tcPr>
+          <w:p>
+            <w:pPr>
+              <w:spacing w:before="40" w:after="40"/>
+            </w:pPr>
+            <w:r>
+              <w:rPr>
+                <w:color w:val="185FA5"/>
+                <w:sz w:val="16"/>
+              </w:rPr>
+              <w:t xml:space="preserve">heather-todd-cfe</w:t>
+            </w:r>
+          </w:p>
+        </w:tc>
+        <w:tc>
+          <w:tcPr>
+            <w:tcW w:w="1700" w:type="dxa"/>
+            <w:shd w:val="clear" w:color="auto" w:fill="FFFFFF"/>
+          </w:tcPr>
+          <w:p>
+            <w:pPr>
+              <w:spacing w:before="40" w:after="40"/>
+            </w:pPr>
+            <w:r>
+              <w:rPr>
+                <w:sz w:val="16"/>
+              </w:rPr>
+              <w:t xml:space="preserve">UNLV College of Business. CFE. Richmond VA.</w:t>
+            </w:r>
+          </w:p>
+        </w:tc>
+        <w:tc>
+          <w:tcPr>
+            <w:tcW w:w="1800" w:type="dxa"/>
+            <w:shd w:val="clear" w:color="auto" w:fill="FFFFFF"/>
+          </w:tcPr>
+          <w:p>
+            <w:pPr>
+              <w:spacing w:before="40" w:after="40"/>
+            </w:pPr>
+            <w:r>
+              <w:rPr>
+                <w:i/>
+                <w:iCs/>
+                <w:sz w:val="16"/>
+              </w:rPr>
+              <w:t xml:space="preserve"/>
+            </w:r>
+          </w:p>
+        </w:tc>
+      </w:tr>
+      <w:tr>
+        <w:tc>
+          <w:tcPr>
+            <w:tcW w:w="1700" w:type="dxa"/>
+            <w:shd w:val="clear" w:color="auto" w:fill="FFFFFF"/>
+          </w:tcPr>
+          <w:p>
+            <w:pPr>
+              <w:spacing w:before="40" w:after="40"/>
+            </w:pPr>
+            <w:r>
+              <w:rPr>
+                <w:b/>
+                <w:bCs/>
+                <w:sz w:val="18"/>
+              </w:rPr>
+              <w:t xml:space="preserve">Jack O’Connell</w:t>
+            </w:r>
+          </w:p>
+        </w:tc>
+        <w:tc>
+          <w:tcPr>
+            <w:tcW w:w="1900" w:type="dxa"/>
+            <w:shd w:val="clear" w:color="auto" w:fill="FFFFFF"/>
+          </w:tcPr>
+          <w:p>
+            <w:pPr>
+              <w:spacing w:before="40" w:after="40"/>
+            </w:pPr>
+            <w:r>
+              <w:rPr>
+                <w:sz w:val="18"/>
+              </w:rPr>
+              <w:t xml:space="preserve">Archadeck Pres</w:t>
+            </w:r>
+          </w:p>
+        </w:tc>
+        <w:tc>
+          <w:tcPr>
+            <w:tcW w:w="1900" w:type="dxa"/>
+            <w:shd w:val="clear" w:color="auto" w:fill="FFFFFF"/>
+          </w:tcPr>
+          <w:p>
+            <w:pPr>
+              <w:spacing w:before="40" w:after="40"/>
+            </w:pPr>
+            <w:r>
+              <w:rPr>
+                <w:color w:val="185FA5"/>
+                <w:sz w:val="16"/>
+              </w:rPr>
+              <w:t xml:space="preserve">jack-o-connell-95928b2a</w:t>
+            </w:r>
+          </w:p>
+        </w:tc>
+        <w:tc>
+          <w:tcPr>
+            <w:tcW w:w="1700" w:type="dxa"/>
+            <w:shd w:val="clear" w:color="auto" w:fill="FFFFFF"/>
+          </w:tcPr>
+          <w:p>
+            <w:pPr>
+              <w:spacing w:before="40" w:after="40"/>
+            </w:pPr>
+            <w:r>
+              <w:rPr>
+                <w:sz w:val="16"/>
+              </w:rPr>
+              <w:t xml:space="preserve">Penn State University BS ⭐. Richmond VA. Ex-VP LL Flooring B2B + PGA Golf Professional!</w:t>
+            </w:r>
+          </w:p>
+        </w:tc>
+        <w:tc>
+          <w:tcPr>
+            <w:tcW w:w="1800" w:type="dxa"/>
+            <w:shd w:val="clear" w:color="auto" w:fill="FFFFFF"/>
+          </w:tcPr>
+          <w:p>
+            <w:pPr>
+              <w:spacing w:before="40" w:after="40"/>
+            </w:pPr>
+            <w:r>
+              <w:rPr>
+                <w:i/>
+                <w:iCs/>
+                <w:sz w:val="16"/>
+              </w:rPr>
+              <w:t xml:space="preserve"/>
+            </w:r>
+          </w:p>
+        </w:tc>
+      </w:tr>
+      <w:tr>
+        <w:tc>
+          <w:tcPr>
+            <w:tcW w:w="1700" w:type="dxa"/>
+            <w:shd w:val="clear" w:color="auto" w:fill="FFFFFF"/>
+          </w:tcPr>
+          <w:p>
+            <w:pPr>
+              <w:spacing w:before="40" w:after="40"/>
+            </w:pPr>
+            <w:r>
+              <w:rPr>
+                <w:b/>
+                <w:bCs/>
+                <w:sz w:val="18"/>
+              </w:rPr>
+              <w:t xml:space="preserve">Cory Lyons</w:t>
+            </w:r>
+          </w:p>
+        </w:tc>
+        <w:tc>
+          <w:tcPr>
+            <w:tcW w:w="1900" w:type="dxa"/>
+            <w:shd w:val="clear" w:color="auto" w:fill="FFFFFF"/>
+          </w:tcPr>
+          <w:p>
+            <w:pPr>
+              <w:spacing w:before="40" w:after="40"/>
+            </w:pPr>
+            <w:r>
+              <w:rPr>
+                <w:sz w:val="18"/>
+              </w:rPr>
+              <w:t xml:space="preserve">Koala/Wallaby</w:t>
+            </w:r>
+          </w:p>
+        </w:tc>
+        <w:tc>
+          <w:tcPr>
+            <w:tcW w:w="1900" w:type="dxa"/>
+            <w:shd w:val="clear" w:color="auto" w:fill="FFFFFF"/>
+          </w:tcPr>
+          <w:p>
+            <w:pPr>
+              <w:spacing w:before="40" w:after="40"/>
+            </w:pPr>
+            <w:r>
+              <w:rPr>
+                <w:color w:val="185FA5"/>
+                <w:sz w:val="16"/>
+              </w:rPr>
+              <w:t xml:space="preserve">cory-lyons-6a9ab919</w:t>
+            </w:r>
+          </w:p>
+        </w:tc>
+        <w:tc>
+          <w:tcPr>
+            <w:tcW w:w="1700" w:type="dxa"/>
+            <w:shd w:val="clear" w:color="auto" w:fill="FFFFFF"/>
+          </w:tcPr>
+          <w:p>
+            <w:pPr>
+              <w:spacing w:before="40" w:after="40"/>
+            </w:pPr>
+            <w:r>
+              <w:rPr>
+                <w:sz w:val="16"/>
+              </w:rPr>
+              <w:t xml:space="preserve">Rochester Community and Technical College. Trade-school path. Melbourne FL.</w:t>
+            </w:r>
+          </w:p>
+        </w:tc>
+        <w:tc>
+          <w:tcPr>
+            <w:tcW w:w="1800" w:type="dxa"/>
+            <w:shd w:val="clear" w:color="auto" w:fill="FFFFFF"/>
+          </w:tcPr>
+          <w:p>
+            <w:pPr>
+              <w:spacing w:before="40" w:after="40"/>
+            </w:pPr>
+            <w:r>
+              <w:rPr>
+                <w:i/>
+                <w:iCs/>
+                <w:sz w:val="16"/>
+              </w:rPr>
+              <w:t xml:space="preserve"/>
+            </w:r>
+          </w:p>
+        </w:tc>
+      </w:tr>
+      <w:tr>
+        <w:tc>
+          <w:tcPr>
+            <w:tcW w:w="1700" w:type="dxa"/>
+            <w:shd w:val="clear" w:color="auto" w:fill="D1FAE5"/>
+          </w:tcPr>
+          <w:p>
+            <w:pPr>
+              <w:spacing w:before="40" w:after="40"/>
+            </w:pPr>
+            <w:r>
+              <w:rPr>
+                <w:b/>
+                <w:bCs/>
+                <w:sz w:val="18"/>
+              </w:rPr>
+              <w:t xml:space="preserve">Hunt Davis</w:t>
+            </w:r>
+          </w:p>
+        </w:tc>
+        <w:tc>
+          <w:tcPr>
+            <w:tcW w:w="1900" w:type="dxa"/>
+            <w:shd w:val="clear" w:color="auto" w:fill="D1FAE5"/>
+          </w:tcPr>
+          <w:p>
+            <w:pPr>
+              <w:spacing w:before="40" w:after="40"/>
+            </w:pPr>
+            <w:r>
+              <w:rPr>
+                <w:sz w:val="18"/>
+              </w:rPr>
+              <w:t xml:space="preserve">Canopy CEO</w:t>
+            </w:r>
+          </w:p>
+        </w:tc>
+        <w:tc>
+          <w:tcPr>
+            <w:tcW w:w="1900" w:type="dxa"/>
+            <w:shd w:val="clear" w:color="auto" w:fill="D1FAE5"/>
+          </w:tcPr>
+          <w:p>
+            <w:pPr>
+              <w:spacing w:before="40" w:after="40"/>
+            </w:pPr>
+            <w:r>
+              <w:rPr>
+                <w:color w:val="185FA5"/>
+                <w:sz w:val="16"/>
+              </w:rPr>
+              <w:t xml:space="preserve">huntdavis</w:t>
+            </w:r>
+          </w:p>
+        </w:tc>
+        <w:tc>
+          <w:tcPr>
+            <w:tcW w:w="1700" w:type="dxa"/>
+            <w:shd w:val="clear" w:color="auto" w:fill="D1FAE5"/>
+          </w:tcPr>
+          <w:p>
+            <w:pPr>
+              <w:spacing w:before="40" w:after="40"/>
+            </w:pPr>
+            <w:r>
+              <w:rPr>
+                <w:sz w:val="16"/>
+              </w:rPr>
+              <w:t xml:space="preserve">NC State University BS ⭐⭐⭐ Cary NC. Ex-investment banker.</w:t>
+            </w:r>
+          </w:p>
+        </w:tc>
+        <w:tc>
+          <w:tcPr>
+            <w:tcW w:w="1800" w:type="dxa"/>
+            <w:shd w:val="clear" w:color="auto" w:fill="D1FAE5"/>
+          </w:tcPr>
+          <w:p>
+            <w:pPr>
+              <w:spacing w:before="40" w:after="40"/>
+            </w:pPr>
+            <w:r>
+              <w:rPr>
+                <w:i/>
+                <w:iCs/>
+                <w:sz w:val="16"/>
+              </w:rPr>
+              <w:t xml:space="preserve">I will be working an angle to get connected through existing relationships</w:t>
+            </w:r>
+          </w:p>
+        </w:tc>
+      </w:tr>
+      <w:tr>
+        <w:tc>
+          <w:tcPr>
+            <w:tcW w:w="1700" w:type="dxa"/>
+            <w:shd w:val="clear" w:color="auto" w:fill="D1FAE5"/>
+          </w:tcPr>
+          <w:p>
+            <w:pPr>
+              <w:spacing w:before="40" w:after="40"/>
+            </w:pPr>
+            <w:r>
+              <w:rPr>
+                <w:b/>
+                <w:bCs/>
+                <w:sz w:val="18"/>
+              </w:rPr>
+              <w:t xml:space="preserve">Ben Wright</w:t>
+            </w:r>
+          </w:p>
+        </w:tc>
+        <w:tc>
+          <w:tcPr>
+            <w:tcW w:w="1900" w:type="dxa"/>
+            <w:shd w:val="clear" w:color="auto" w:fill="D1FAE5"/>
+          </w:tcPr>
+          <w:p>
+            <w:pPr>
+              <w:spacing w:before="40" w:after="40"/>
+            </w:pPr>
+            <w:r>
+              <w:rPr>
+                <w:sz w:val="18"/>
+              </w:rPr>
+              <w:t xml:space="preserve">Canopy Pres</w:t>
+            </w:r>
+          </w:p>
+        </w:tc>
+        <w:tc>
+          <w:tcPr>
+            <w:tcW w:w="1900" w:type="dxa"/>
+            <w:shd w:val="clear" w:color="auto" w:fill="D1FAE5"/>
+          </w:tcPr>
+          <w:p>
+            <w:pPr>
+              <w:spacing w:before="40" w:after="40"/>
+            </w:pPr>
+            <w:r>
+              <w:rPr>
+                <w:color w:val="185FA5"/>
+                <w:sz w:val="16"/>
+              </w:rPr>
+              <w:t xml:space="preserve">benjamin-wright-43613729</w:t>
+            </w:r>
+          </w:p>
+        </w:tc>
+        <w:tc>
+          <w:tcPr>
+            <w:tcW w:w="1700" w:type="dxa"/>
+            <w:shd w:val="clear" w:color="auto" w:fill="D1FAE5"/>
+          </w:tcPr>
+          <w:p>
+            <w:pPr>
+              <w:spacing w:before="40" w:after="40"/>
+            </w:pPr>
+            <w:r>
+              <w:rPr>
+                <w:sz w:val="16"/>
+              </w:rPr>
+              <w:t xml:space="preserve">🎯🎯🎯 NC STATE University ⭐⭐⭐ Major: Landscaping/Horticulture. North Carolina-based.</w:t>
+            </w:r>
+          </w:p>
+        </w:tc>
+        <w:tc>
+          <w:tcPr>
+            <w:tcW w:w="1800" w:type="dxa"/>
+            <w:shd w:val="clear" w:color="auto" w:fill="D1FAE5"/>
+          </w:tcPr>
+          <w:p>
+            <w:pPr>
+              <w:spacing w:before="40" w:after="40"/>
+            </w:pPr>
+            <w:r>
+              <w:rPr>
+                <w:i/>
+                <w:iCs/>
+                <w:sz w:val="16"/>
+              </w:rPr>
+              <w:t xml:space="preserve">I will be working an angle to get connected through existing relationships</w:t>
             </w:r>
           </w:p>
         </w:tc>
@@ -8467,74 +8312,45 @@
     </w:tbl>
     <w:p>
       <w:pPr>
-        <w:spacing w:after="80" w:before="80"/>
+        <w:pStyle w:val="Heading1"/>
       </w:pPr>
       <w:r>
-        <w:rPr>
-          <w:rFonts w:ascii="Arial" w:cs="Arial" w:eastAsia="Arial" w:hAnsi="Arial"/>
-          <w:sz w:val="22"/>
-          <w:szCs w:val="22"/>
-        </w:rPr>
-        <w:t xml:space="preserve"/>
+        <w:t xml:space="preserve">📞 Outreach plan &amp; sequencing — IN DEVELOPMENT</w:t>
       </w:r>
     </w:p>
     <w:tbl>
       <w:tblPr>
-        <w:tblW w:type="dxa" w:w="9360"/>
+        <w:tblW w:w="9000" w:type="dxa"/>
         <w:tblBorders>
-          <w:top w:val="single" w:color="auto" w:sz="4"/>
-          <w:left w:val="single" w:color="auto" w:sz="4"/>
-          <w:bottom w:val="single" w:color="auto" w:sz="4"/>
-          <w:right w:val="single" w:color="auto" w:sz="4"/>
-          <w:insideH w:val="single" w:color="auto" w:sz="4"/>
-          <w:insideV w:val="single" w:color="auto" w:sz="4"/>
+          <w:top w:val="single" w:sz="4" w:space="0" w:color="D97706"/>
+          <w:left w:val="single" w:sz="4" w:space="0" w:color="D97706"/>
+          <w:bottom w:val="single" w:sz="4" w:space="0" w:color="D97706"/>
+          <w:right w:val="single" w:sz="4" w:space="0" w:color="D97706"/>
         </w:tblBorders>
       </w:tblPr>
       <w:tblGrid>
-        <w:gridCol w:w="9360"/>
+        <w:gridCol w:w="9000"/>
       </w:tblGrid>
       <w:tr>
         <w:tc>
           <w:tcPr>
-            <w:tcW w:type="dxa" w:w="9360"/>
-            <w:tcBorders>
-              <w:top w:val="single" w:color="CCCCCC" w:sz="4"/>
-              <w:left w:val="single" w:color="CCCCCC" w:sz="4"/>
-              <w:bottom w:val="single" w:color="CCCCCC" w:sz="4"/>
-              <w:right w:val="single" w:color="CCCCCC" w:sz="4"/>
-            </w:tcBorders>
-            <w:shd w:fill="FFF8E1" w:val="clear"/>
-            <w:tcMar>
-              <w:top w:type="dxa" w:w="200"/>
-              <w:left w:type="dxa" w:w="240"/>
-              <w:bottom w:type="dxa" w:w="200"/>
-              <w:right w:type="dxa" w:w="240"/>
-            </w:tcMar>
-          </w:tcPr>
-          <w:p>
-            <w:pPr>
-              <w:spacing w:after="120"/>
-            </w:pPr>
-            <w:r>
-              <w:rPr>
-                <w:rFonts w:ascii="Arial" w:cs="Arial" w:eastAsia="Arial" w:hAnsi="Arial"/>
-                <w:b/>
-                <w:bCs/>
-                <w:color w:val="1A2B3C"/>
-                <w:sz w:val="24"/>
-                <w:szCs w:val="24"/>
-              </w:rPr>
-              <w:t xml:space="preserve">⚠ Accel-KKR work — open item</w:t>
-            </w:r>
-          </w:p>
-          <w:p>
-            <w:r>
-              <w:rPr>
-                <w:rFonts w:ascii="Arial" w:cs="Arial" w:eastAsia="Arial" w:hAnsi="Arial"/>
-                <w:sz w:val="22"/>
-                <w:szCs w:val="22"/>
-              </w:rPr>
-              <w:t xml:space="preserve">The Accel-KKR warm-path work remains open pending GPSI team's activation. Specific introduction targets and timing are in discussion. This document will be updated as that path materializes.</w:t>
+            <w:tcW w:w="9000" w:type="dxa"/>
+            <w:shd w:val="clear" w:color="auto" w:fill="FEF3C7"/>
+          </w:tcPr>
+          <w:p>
+            <w:pPr>
+              <w:spacing w:before="80" w:after="80"/>
+            </w:pPr>
+            <w:r>
+              <w:rPr>
+                <w:b/>
+                <w:bCs/>
+                <w:color w:val="92400E"/>
+              </w:rPr>
+              <w:t xml:space="preserve">Status: </w:t>
+            </w:r>
+            <w:r>
+              <w:t xml:space="preserve">Working with Becky (GPS Insight Marketing) on a coordinated warm marketing touch plan that sequences outreach against the contacts above using Alumni Crossover v19 warm anchors. Will populate as deliverables land. Live entries in Master CRM v15.36 Engagement Log (#79–83).</w:t>
             </w:r>
           </w:p>
         </w:tc>
@@ -8542,124 +8358,52 @@
     </w:tbl>
     <w:p>
       <w:pPr>
-        <w:pStyle w:val="Heading2"/>
-        <w:spacing w:after="140" w:before="280"/>
+        <w:spacing w:before="80" w:after="80"/>
       </w:pPr>
       <w:r>
         <w:rPr>
-          <w:rFonts w:ascii="Arial" w:cs="Arial" w:eastAsia="Arial" w:hAnsi="Arial"/>
           <w:b/>
           <w:bCs/>
-          <w:color w:val="185FA5"/>
-          <w:sz w:val="26"/>
-          <w:szCs w:val="26"/>
+          <w:color w:val="1A2B3C"/>
         </w:rPr>
-        <w:t xml:space="preserve">How I see this playing out</w:t>
+        <w:t xml:space="preserve">Inputs needed from GPS Insight team:</w:t>
       </w:r>
     </w:p>
     <w:p>
       <w:pPr>
-        <w:spacing w:after="80" w:before="80"/>
+        <w:spacing w:before="40" w:after="40"/>
+        <w:ind w:left="360" w:hanging="360"/>
       </w:pPr>
       <w:r>
-        <w:rPr>
-          <w:rFonts w:ascii="Arial" w:cs="Arial" w:eastAsia="Arial" w:hAnsi="Arial"/>
-          <w:b/>
-          <w:bCs/>
-          <w:color w:val="185FA5"/>
-          <w:sz w:val="22"/>
-          <w:szCs w:val="22"/>
-        </w:rPr>
-        <w:t xml:space="preserve">Step 1. </w:t>
+        <w:t xml:space="preserve">• </w:t>
       </w:r>
       <w:r>
-        <w:rPr>
-          <w:rFonts w:ascii="Arial" w:cs="Arial" w:eastAsia="Arial" w:hAnsi="Arial"/>
-          <w:sz w:val="22"/>
-          <w:szCs w:val="22"/>
-        </w:rPr>
-        <w:t xml:space="preserve">Bumble pilot conversation — 1–2 franchisees, economics proof point. Note unit difference: ServiceMinder $206/mo per location vs ServiceBridge $24.95/user/mo. Typical Bumble location with 2-4 users = $50-100/mo on ServiceBridge, so ~2-4x cheaper at unit level.</w:t>
+        <w:t xml:space="preserve">Alumni hits in column J of Alumni Crossover v19 (alma mater matches)</w:t>
       </w:r>
     </w:p>
     <w:p>
       <w:pPr>
-        <w:spacing w:after="80" w:before="80"/>
+        <w:spacing w:before="40" w:after="40"/>
+        <w:ind w:left="360" w:hanging="360"/>
       </w:pPr>
       <w:r>
-        <w:rPr>
-          <w:rFonts w:ascii="Arial" w:cs="Arial" w:eastAsia="Arial" w:hAnsi="Arial"/>
-          <w:b/>
-          <w:bCs/>
-          <w:color w:val="185FA5"/>
-          <w:sz w:val="22"/>
-          <w:szCs w:val="22"/>
-        </w:rPr>
-        <w:t xml:space="preserve">Step 2. </w:t>
+        <w:t xml:space="preserve">• </w:t>
       </w:r>
       <w:r>
-        <w:rPr>
-          <w:rFonts w:ascii="Arial" w:cs="Arial" w:eastAsia="Arial" w:hAnsi="Arial"/>
-          <w:sz w:val="22"/>
-          <w:szCs w:val="22"/>
-        </w:rPr>
-        <w:t xml:space="preserve">Scott Marr cohort — leverage Bumble proof to open Koala + Wallaby + Canopy. Same President Cory Lyons across Koala/Wallaby.</w:t>
+        <w:t xml:space="preserve">LinkedIn 1st-degree mutual connections — click each LinkedIn URL above</w:t>
       </w:r>
     </w:p>
     <w:p>
       <w:pPr>
-        <w:spacing w:after="80" w:before="80"/>
+        <w:spacing w:before="40" w:after="40"/>
+        <w:ind w:left="360" w:hanging="360"/>
       </w:pPr>
       <w:r>
-        <w:rPr>
-          <w:rFonts w:ascii="Arial" w:cs="Arial" w:eastAsia="Arial" w:hAnsi="Arial"/>
-          <w:b/>
-          <w:bCs/>
-          <w:color w:val="185FA5"/>
-          <w:sz w:val="22"/>
-          <w:szCs w:val="22"/>
-        </w:rPr>
-        <w:t xml:space="preserve">Step 3. </w:t>
+        <w:t xml:space="preserve">• </w:t>
       </w:r>
       <w:r>
-        <w:rPr>
-          <w:rFonts w:ascii="Arial" w:cs="Arial" w:eastAsia="Arial" w:hAnsi="Arial"/>
-          <w:sz w:val="22"/>
-          <w:szCs w:val="22"/>
-        </w:rPr>
-        <w:t xml:space="preserve">Scott Zide portfolio pitch — OLB legacy brands (Archadeck, OLP, Conserva, Superior) + Marr cohort, framed as VCI for MidOcean exit readiness.</w:t>
+        <w:t xml:space="preserve">Verification of any flagged status changes before sequencing</w:t>
       </w:r>
-    </w:p>
-    <w:p>
-      <w:pPr>
-        <w:spacing w:after="80" w:before="80"/>
-      </w:pPr>
-      <w:r>
-        <w:rPr>
-          <w:rFonts w:ascii="Arial" w:cs="Arial" w:eastAsia="Arial" w:hAnsi="Arial"/>
-          <w:b/>
-          <w:bCs/>
-          <w:color w:val="185FA5"/>
-          <w:sz w:val="22"/>
-          <w:szCs w:val="22"/>
-        </w:rPr>
-        <w:t xml:space="preserve">Step 4. </w:t>
-      </w:r>
-      <w:r>
-        <w:rPr>
-          <w:rFonts w:ascii="Arial" w:cs="Arial" w:eastAsia="Arial" w:hAnsi="Arial"/>
-          <w:sz w:val="22"/>
-          <w:szCs w:val="22"/>
-        </w:rPr>
-        <w:t xml:space="preserve">Scale to JAN-PRO / FRSTeam only after core 8 brands are moving — different architecture (commercial cleaning, restoration).</w:t>
-      </w:r>
-    </w:p>
-    <w:p>
-      <w:pPr>
-        <w:pBdr>
-          <w:bottom w:val="single" w:color="185FA5" w:sz="6" w:space="1"/>
-        </w:pBdr>
-        <w:spacing w:after="120" w:before="120"/>
-      </w:pPr>
     </w:p>
     <w:p>
       <w:pPr>
@@ -11140,44 +10884,6 @@
         </w:rPr>
         <w:t xml:space="preserve">Headwind shorthand: LOW = open territory · MEDIUM = displacement effort · HIGH = entrenched specialty · LOCKED = mandated incumbent · HARD CONFLICT = competing against existing GPSI partnership · OPPORTUNITY = potential integration angle · NOT FSM = different category, no conflict · TBD = headwind level not yet determined.</w:t>
       </w:r>
-    </w:p>
-    <w:p>
-      <w:pPr>
-        <w:pStyle w:val="Heading2"/>
-        <w:spacing w:after="140" w:before="280"/>
-      </w:pPr>
-      <w:r>
-        <w:rPr>
-          <w:rFonts w:ascii="Arial" w:cs="Arial" w:eastAsia="Arial" w:hAnsi="Arial"/>
-          <w:b/>
-          <w:bCs/>
-          <w:color w:val="185FA5"/>
-          <w:sz w:val="26"/>
-          <w:szCs w:val="26"/>
-        </w:rPr>
-        <w:t xml:space="preserve">How this shapes our approach</w:t>
-      </w:r>
-    </w:p>
-    <w:p>
-      <w:pPr>
-        <w:spacing w:after="80" w:before="80"/>
-      </w:pPr>
-      <w:r>
-        <w:rPr>
-          <w:rFonts w:ascii="Arial" w:cs="Arial" w:eastAsia="Arial" w:hAnsi="Arial"/>
-          <w:sz w:val="22"/>
-          <w:szCs w:val="22"/>
-        </w:rPr>
-        <w:t xml:space="preserve">The headwind map tells us where to wedge in first. We lead with LOW headwind brands to build proof points, then bring those wins into MEDIUM headwind conversations. We avoid LOCKED brands entirely. HARD CONFLICT items get flagged to figure out together with the team — that's where partnership choreography matters most.</w:t>
-      </w:r>
-    </w:p>
-    <w:p>
-      <w:pPr>
-        <w:pBdr>
-          <w:bottom w:val="single" w:color="185FA5" w:sz="6" w:space="1"/>
-        </w:pBdr>
-        <w:spacing w:after="120" w:before="120"/>
-      </w:pPr>
     </w:p>
     <w:p>
       <w:pPr>
@@ -14666,3938 +14372,6 @@
           <w:sz w:val="32"/>
           <w:szCs w:val="32"/>
         </w:rPr>
-        <w:t xml:space="preserve">📍 Field tracking — who, where, when</w:t>
-      </w:r>
-    </w:p>
-    <w:tbl>
-      <w:tblPr>
-        <w:tblW w:type="dxa" w:w="9360"/>
-        <w:tblBorders>
-          <w:top w:val="single" w:color="auto" w:sz="4"/>
-          <w:left w:val="single" w:color="auto" w:sz="4"/>
-          <w:bottom w:val="single" w:color="auto" w:sz="4"/>
-          <w:right w:val="single" w:color="auto" w:sz="4"/>
-          <w:insideH w:val="single" w:color="auto" w:sz="4"/>
-          <w:insideV w:val="single" w:color="auto" w:sz="4"/>
-        </w:tblBorders>
-      </w:tblPr>
-      <w:tblGrid>
-        <w:gridCol w:w="9360"/>
-      </w:tblGrid>
-      <w:tr>
-        <w:tc>
-          <w:tcPr>
-            <w:tcW w:type="dxa" w:w="9360"/>
-            <w:tcBorders>
-              <w:top w:val="single" w:color="CCCCCC" w:sz="4"/>
-              <w:left w:val="single" w:color="CCCCCC" w:sz="4"/>
-              <w:bottom w:val="single" w:color="CCCCCC" w:sz="4"/>
-              <w:right w:val="single" w:color="CCCCCC" w:sz="4"/>
-            </w:tcBorders>
-            <w:shd w:fill="E8F4F4" w:val="clear"/>
-            <w:tcMar>
-              <w:top w:type="dxa" w:w="200"/>
-              <w:left w:type="dxa" w:w="240"/>
-              <w:bottom w:type="dxa" w:w="200"/>
-              <w:right w:type="dxa" w:w="240"/>
-            </w:tcMar>
-          </w:tcPr>
-          <w:p>
-            <w:pPr>
-              <w:spacing w:after="120"/>
-            </w:pPr>
-            <w:r>
-              <w:rPr>
-                <w:rFonts w:ascii="Arial" w:cs="Arial" w:eastAsia="Arial" w:hAnsi="Arial"/>
-                <w:b/>
-                <w:bCs/>
-                <w:color w:val="1A2B3C"/>
-                <w:sz w:val="24"/>
-                <w:szCs w:val="24"/>
-              </w:rPr>
-              <w:t xml:space="preserve">What this section does</w:t>
-            </w:r>
-          </w:p>
-          <w:p>
-            <w:r>
-              <w:rPr>
-                <w:rFonts w:ascii="Arial" w:cs="Arial" w:eastAsia="Arial" w:hAnsi="Arial"/>
-                <w:sz w:val="22"/>
-                <w:szCs w:val="22"/>
-              </w:rPr>
-              <w:t xml:space="preserve">Three views that turn the engagement plan into something operational. First, where do existing GPSI telematics relationships give us a warm wedge into Empower Brands. Second, which specific named leaders from our intel will be at which events — so we know exactly where to put ourselves alongside them. Third, where the wedge brand franchisees gather — corporate events, vertical-industry events, and brand-specific meetings — so we have multiple entry points beyond just the franchisor.</w:t>
-            </w:r>
-          </w:p>
-        </w:tc>
-      </w:tr>
-    </w:tbl>
-    <w:p>
-      <w:pPr>
-        <w:pStyle w:val="Heading2"/>
-        <w:spacing w:after="140" w:before="280"/>
-      </w:pPr>
-      <w:r>
-        <w:rPr>
-          <w:rFonts w:ascii="Arial" w:cs="Arial" w:eastAsia="Arial" w:hAnsi="Arial"/>
-          <w:b/>
-          <w:bCs/>
-          <w:color w:val="185FA5"/>
-          <w:sz w:val="26"/>
-          <w:szCs w:val="26"/>
-        </w:rPr>
-        <w:t xml:space="preserve">1. GPSI telematics client overlap</w:t>
-      </w:r>
-    </w:p>
-    <w:p>
-      <w:pPr>
-        <w:spacing w:after="80" w:before="80"/>
-      </w:pPr>
-      <w:r>
-        <w:rPr>
-          <w:rFonts w:ascii="Arial" w:cs="Arial" w:eastAsia="Arial" w:hAnsi="Arial"/>
-          <w:sz w:val="22"/>
-          <w:szCs w:val="22"/>
-        </w:rPr>
-        <w:t xml:space="preserve">Existing GPSI customers within this franchisor's franchisee base are our warmest possible wedge — the brand relationship already exists, we extend it to ServiceBridge.</w:t>
-      </w:r>
-    </w:p>
-    <w:tbl>
-      <w:tblPr>
-        <w:tblW w:type="dxa" w:w="9360"/>
-        <w:tblBorders>
-          <w:top w:val="single" w:color="auto" w:sz="4"/>
-          <w:left w:val="single" w:color="auto" w:sz="4"/>
-          <w:bottom w:val="single" w:color="auto" w:sz="4"/>
-          <w:right w:val="single" w:color="auto" w:sz="4"/>
-          <w:insideH w:val="single" w:color="auto" w:sz="4"/>
-          <w:insideV w:val="single" w:color="auto" w:sz="4"/>
-        </w:tblBorders>
-      </w:tblPr>
-      <w:tblGrid>
-        <w:gridCol w:w="9360"/>
-      </w:tblGrid>
-      <w:tr>
-        <w:tc>
-          <w:tcPr>
-            <w:tcW w:type="dxa" w:w="9360"/>
-            <w:tcBorders>
-              <w:top w:val="single" w:color="CCCCCC" w:sz="4"/>
-              <w:left w:val="single" w:color="CCCCCC" w:sz="4"/>
-              <w:bottom w:val="single" w:color="CCCCCC" w:sz="4"/>
-              <w:right w:val="single" w:color="CCCCCC" w:sz="4"/>
-            </w:tcBorders>
-            <w:shd w:fill="FFF8E1" w:val="clear"/>
-            <w:tcMar>
-              <w:top w:type="dxa" w:w="200"/>
-              <w:left w:type="dxa" w:w="240"/>
-              <w:bottom w:type="dxa" w:w="200"/>
-              <w:right w:type="dxa" w:w="240"/>
-            </w:tcMar>
-          </w:tcPr>
-          <w:p>
-            <w:pPr>
-              <w:spacing w:after="120"/>
-            </w:pPr>
-            <w:r>
-              <w:rPr>
-                <w:rFonts w:ascii="Arial" w:cs="Arial" w:eastAsia="Arial" w:hAnsi="Arial"/>
-                <w:b/>
-                <w:bCs/>
-                <w:color w:val="1A2B3C"/>
-                <w:sz w:val="24"/>
-                <w:szCs w:val="24"/>
-              </w:rPr>
-              <w:t xml:space="preserve">My read on GPSI overlap potential here</w:t>
-            </w:r>
-          </w:p>
-          <w:p>
-            <w:r>
-              <w:rPr>
-                <w:rFonts w:ascii="Arial" w:cs="Arial" w:eastAsia="Arial" w:hAnsi="Arial"/>
-                <w:sz w:val="22"/>
-                <w:szCs w:val="22"/>
-              </w:rPr>
-              <w:t xml:space="preserve">Marketing teammates would have line of sight to pull the GPSI telematics client list filtered to Empower Brands franchisees. Any current GPSI customer is the warmest possible ServiceBridge wedge — they already trust the brand, this becomes a relationship extension not a cold sale.</w:t>
-            </w:r>
-          </w:p>
-        </w:tc>
-      </w:tr>
-    </w:tbl>
-    <w:p>
-      <w:pPr>
-        <w:spacing w:after="80" w:before="80"/>
-      </w:pPr>
-      <w:r>
-        <w:rPr>
-          <w:rFonts w:ascii="Arial" w:cs="Arial" w:eastAsia="Arial" w:hAnsi="Arial"/>
-          <w:sz w:val="22"/>
-          <w:szCs w:val="22"/>
-        </w:rPr>
-        <w:t xml:space="preserve"/>
-      </w:r>
-    </w:p>
-    <w:p>
-      <w:pPr>
-        <w:spacing w:after="80" w:before="80"/>
-      </w:pPr>
-      <w:r>
-        <w:rPr>
-          <w:rFonts w:ascii="Arial" w:cs="Arial" w:eastAsia="Arial" w:hAnsi="Arial"/>
-          <w:b/>
-          <w:bCs/>
-          <w:sz w:val="22"/>
-          <w:szCs w:val="22"/>
-        </w:rPr>
-        <w:t xml:space="preserve">Open intel request to Marketing teammates:</w:t>
-      </w:r>
-    </w:p>
-    <w:p>
-      <w:pPr>
-        <w:spacing w:after="80" w:before="80"/>
-      </w:pPr>
-      <w:r>
-        <w:rPr>
-          <w:rFonts w:ascii="Arial" w:cs="Arial" w:eastAsia="Arial" w:hAnsi="Arial"/>
-          <w:i/>
-          <w:iCs/>
-          <w:sz w:val="22"/>
-          <w:szCs w:val="22"/>
-        </w:rPr>
-        <w:t xml:space="preserve">Pull GPSI client list filtered to Empower Brands franchisees (cross-reference by company name, address, or franchisee owner). Highlight any Bumble Roofing, Koala Insulation, or Wallaby Windows operators with active GPSI telematics — these become priority warm wedges.</w:t>
-      </w:r>
-    </w:p>
-    <w:p>
-      <w:pPr>
-        <w:spacing w:after="80" w:before="80"/>
-      </w:pPr>
-      <w:r>
-        <w:rPr>
-          <w:rFonts w:ascii="Arial" w:cs="Arial" w:eastAsia="Arial" w:hAnsi="Arial"/>
-          <w:sz w:val="22"/>
-          <w:szCs w:val="22"/>
-        </w:rPr>
-        <w:t xml:space="preserve"/>
-      </w:r>
-    </w:p>
-    <w:p>
-      <w:pPr>
-        <w:spacing w:after="80" w:before="80"/>
-      </w:pPr>
-      <w:r>
-        <w:rPr>
-          <w:rFonts w:ascii="Arial" w:cs="Arial" w:eastAsia="Arial" w:hAnsi="Arial"/>
-          <w:i/>
-          <w:iCs/>
-          <w:color w:val="888780"/>
-          <w:sz w:val="22"/>
-          <w:szCs w:val="22"/>
-        </w:rPr>
-        <w:t xml:space="preserve">Status: pending intel from Marketing teammates. Once received, populated here.</w:t>
-      </w:r>
-    </w:p>
-    <w:p>
-      <w:pPr>
-        <w:pStyle w:val="Heading2"/>
-        <w:spacing w:after="140" w:before="280"/>
-      </w:pPr>
-      <w:r>
-        <w:rPr>
-          <w:rFonts w:ascii="Arial" w:cs="Arial" w:eastAsia="Arial" w:hAnsi="Arial"/>
-          <w:b/>
-          <w:bCs/>
-          <w:color w:val="185FA5"/>
-          <w:sz w:val="26"/>
-          <w:szCs w:val="26"/>
-        </w:rPr>
-        <w:t xml:space="preserve">2. Where the people we want to meet will be</w:t>
-      </w:r>
-    </w:p>
-    <w:p>
-      <w:pPr>
-        <w:spacing w:after="80" w:before="80"/>
-      </w:pPr>
-      <w:r>
-        <w:rPr>
-          <w:rFonts w:ascii="Arial" w:cs="Arial" w:eastAsia="Arial" w:hAnsi="Arial"/>
-          <w:sz w:val="22"/>
-          <w:szCs w:val="22"/>
-        </w:rPr>
-        <w:t xml:space="preserve">Cross-reference of leadership map against upcoming events. This is where the engagement actually happens — when a named target is in the same room we're in.</w:t>
-      </w:r>
-    </w:p>
-    <w:tbl>
-      <w:tblPr>
-        <w:tblW w:type="dxa" w:w="10360"/>
-        <w:tblBorders>
-          <w:top w:val="single" w:color="auto" w:sz="4"/>
-          <w:left w:val="single" w:color="auto" w:sz="4"/>
-          <w:bottom w:val="single" w:color="auto" w:sz="4"/>
-          <w:right w:val="single" w:color="auto" w:sz="4"/>
-          <w:insideH w:val="single" w:color="auto" w:sz="4"/>
-          <w:insideV w:val="single" w:color="auto" w:sz="4"/>
-        </w:tblBorders>
-      </w:tblPr>
-      <w:tblGrid>
-        <w:gridCol w:w="2400"/>
-        <w:gridCol w:w="2700"/>
-        <w:gridCol w:w="2700"/>
-        <w:gridCol w:w="2560"/>
-      </w:tblGrid>
-      <w:tr>
-        <w:trPr>
-          <w:tblHeader/>
-        </w:trPr>
-        <w:tc>
-          <w:tcPr>
-            <w:tcW w:type="dxa" w:w="2400"/>
-            <w:tcBorders>
-              <w:top w:val="single" w:color="CCCCCC" w:sz="4"/>
-              <w:left w:val="single" w:color="CCCCCC" w:sz="4"/>
-              <w:bottom w:val="single" w:color="CCCCCC" w:sz="4"/>
-              <w:right w:val="single" w:color="CCCCCC" w:sz="4"/>
-            </w:tcBorders>
-            <w:shd w:fill="1A2B3C" w:val="clear"/>
-            <w:tcMar>
-              <w:top w:type="dxa" w:w="80"/>
-              <w:left w:type="dxa" w:w="120"/>
-              <w:bottom w:type="dxa" w:w="80"/>
-              <w:right w:type="dxa" w:w="120"/>
-            </w:tcMar>
-          </w:tcPr>
-          <w:p>
-            <w:pPr>
-              <w:jc w:val="left"/>
-            </w:pPr>
-            <w:r>
-              <w:rPr>
-                <w:rFonts w:ascii="Arial" w:cs="Arial" w:eastAsia="Arial" w:hAnsi="Arial"/>
-                <w:b/>
-                <w:bCs/>
-                <w:i w:val="false"/>
-                <w:iCs w:val="false"/>
-                <w:color w:val="FFFFFF"/>
-                <w:sz w:val="18"/>
-                <w:szCs w:val="18"/>
-              </w:rPr>
-              <w:t xml:space="preserve">Person</w:t>
-            </w:r>
-          </w:p>
-        </w:tc>
-        <w:tc>
-          <w:tcPr>
-            <w:tcW w:type="dxa" w:w="2700"/>
-            <w:tcBorders>
-              <w:top w:val="single" w:color="CCCCCC" w:sz="4"/>
-              <w:left w:val="single" w:color="CCCCCC" w:sz="4"/>
-              <w:bottom w:val="single" w:color="CCCCCC" w:sz="4"/>
-              <w:right w:val="single" w:color="CCCCCC" w:sz="4"/>
-            </w:tcBorders>
-            <w:shd w:fill="1A2B3C" w:val="clear"/>
-            <w:tcMar>
-              <w:top w:type="dxa" w:w="80"/>
-              <w:left w:type="dxa" w:w="120"/>
-              <w:bottom w:type="dxa" w:w="80"/>
-              <w:right w:type="dxa" w:w="120"/>
-            </w:tcMar>
-          </w:tcPr>
-          <w:p>
-            <w:pPr>
-              <w:jc w:val="left"/>
-            </w:pPr>
-            <w:r>
-              <w:rPr>
-                <w:rFonts w:ascii="Arial" w:cs="Arial" w:eastAsia="Arial" w:hAnsi="Arial"/>
-                <w:b/>
-                <w:bCs/>
-                <w:i w:val="false"/>
-                <w:iCs w:val="false"/>
-                <w:color w:val="FFFFFF"/>
-                <w:sz w:val="18"/>
-                <w:szCs w:val="18"/>
-              </w:rPr>
-              <w:t xml:space="preserve">Event</w:t>
-            </w:r>
-          </w:p>
-        </w:tc>
-        <w:tc>
-          <w:tcPr>
-            <w:tcW w:type="dxa" w:w="2700"/>
-            <w:tcBorders>
-              <w:top w:val="single" w:color="CCCCCC" w:sz="4"/>
-              <w:left w:val="single" w:color="CCCCCC" w:sz="4"/>
-              <w:bottom w:val="single" w:color="CCCCCC" w:sz="4"/>
-              <w:right w:val="single" w:color="CCCCCC" w:sz="4"/>
-            </w:tcBorders>
-            <w:shd w:fill="1A2B3C" w:val="clear"/>
-            <w:tcMar>
-              <w:top w:type="dxa" w:w="80"/>
-              <w:left w:type="dxa" w:w="120"/>
-              <w:bottom w:type="dxa" w:w="80"/>
-              <w:right w:type="dxa" w:w="120"/>
-            </w:tcMar>
-          </w:tcPr>
-          <w:p>
-            <w:pPr>
-              <w:jc w:val="left"/>
-            </w:pPr>
-            <w:r>
-              <w:rPr>
-                <w:rFonts w:ascii="Arial" w:cs="Arial" w:eastAsia="Arial" w:hAnsi="Arial"/>
-                <w:b/>
-                <w:bCs/>
-                <w:i w:val="false"/>
-                <w:iCs w:val="false"/>
-                <w:color w:val="FFFFFF"/>
-                <w:sz w:val="18"/>
-                <w:szCs w:val="18"/>
-              </w:rPr>
-              <w:t xml:space="preserve">Why they will be there</w:t>
-            </w:r>
-          </w:p>
-        </w:tc>
-        <w:tc>
-          <w:tcPr>
-            <w:tcW w:type="dxa" w:w="2560"/>
-            <w:tcBorders>
-              <w:top w:val="single" w:color="CCCCCC" w:sz="4"/>
-              <w:left w:val="single" w:color="CCCCCC" w:sz="4"/>
-              <w:bottom w:val="single" w:color="CCCCCC" w:sz="4"/>
-              <w:right w:val="single" w:color="CCCCCC" w:sz="4"/>
-            </w:tcBorders>
-            <w:shd w:fill="1A2B3C" w:val="clear"/>
-            <w:tcMar>
-              <w:top w:type="dxa" w:w="80"/>
-              <w:left w:type="dxa" w:w="120"/>
-              <w:bottom w:type="dxa" w:w="80"/>
-              <w:right w:type="dxa" w:w="120"/>
-            </w:tcMar>
-          </w:tcPr>
-          <w:p>
-            <w:pPr>
-              <w:jc w:val="left"/>
-            </w:pPr>
-            <w:r>
-              <w:rPr>
-                <w:rFonts w:ascii="Arial" w:cs="Arial" w:eastAsia="Arial" w:hAnsi="Arial"/>
-                <w:b/>
-                <w:bCs/>
-                <w:i w:val="false"/>
-                <w:iCs w:val="false"/>
-                <w:color w:val="FFFFFF"/>
-                <w:sz w:val="18"/>
-                <w:szCs w:val="18"/>
-              </w:rPr>
-              <w:t xml:space="preserve">How we engage</w:t>
-            </w:r>
-          </w:p>
-        </w:tc>
-      </w:tr>
-      <w:tr>
-        <w:tc>
-          <w:tcPr>
-            <w:tcW w:type="dxa" w:w="2400"/>
-            <w:tcBorders>
-              <w:top w:val="single" w:color="CCCCCC" w:sz="4"/>
-              <w:left w:val="single" w:color="CCCCCC" w:sz="4"/>
-              <w:bottom w:val="single" w:color="CCCCCC" w:sz="4"/>
-              <w:right w:val="single" w:color="CCCCCC" w:sz="4"/>
-            </w:tcBorders>
-            <w:tcMar>
-              <w:top w:type="dxa" w:w="80"/>
-              <w:left w:type="dxa" w:w="120"/>
-              <w:bottom w:type="dxa" w:w="80"/>
-              <w:right w:type="dxa" w:w="120"/>
-            </w:tcMar>
-          </w:tcPr>
-          <w:p>
-            <w:pPr>
-              <w:jc w:val="left"/>
-            </w:pPr>
-            <w:r>
-              <w:rPr>
-                <w:rFonts w:ascii="Arial" w:cs="Arial" w:eastAsia="Arial" w:hAnsi="Arial"/>
-                <w:b/>
-                <w:bCs/>
-                <w:i w:val="false"/>
-                <w:iCs w:val="false"/>
-                <w:sz w:val="17"/>
-                <w:szCs w:val="17"/>
-              </w:rPr>
-              <w:t xml:space="preserve">Scott Zide (CEO)</w:t>
-            </w:r>
-          </w:p>
-        </w:tc>
-        <w:tc>
-          <w:tcPr>
-            <w:tcW w:type="dxa" w:w="2700"/>
-            <w:tcBorders>
-              <w:top w:val="single" w:color="CCCCCC" w:sz="4"/>
-              <w:left w:val="single" w:color="CCCCCC" w:sz="4"/>
-              <w:bottom w:val="single" w:color="CCCCCC" w:sz="4"/>
-              <w:right w:val="single" w:color="CCCCCC" w:sz="4"/>
-            </w:tcBorders>
-            <w:tcMar>
-              <w:top w:type="dxa" w:w="80"/>
-              <w:left w:type="dxa" w:w="120"/>
-              <w:bottom w:type="dxa" w:w="80"/>
-              <w:right w:type="dxa" w:w="120"/>
-            </w:tcMar>
-          </w:tcPr>
-          <w:p>
-            <w:pPr>
-              <w:jc w:val="left"/>
-            </w:pPr>
-            <w:r>
-              <w:rPr>
-                <w:rFonts w:ascii="Arial" w:cs="Arial" w:eastAsia="Arial" w:hAnsi="Arial"/>
-                <w:b w:val="false"/>
-                <w:bCs w:val="false"/>
-                <w:i/>
-                <w:iCs/>
-                <w:sz w:val="17"/>
-                <w:szCs w:val="17"/>
-              </w:rPr>
-              <w:t xml:space="preserve">IFA Annual 2027 (Feb 22-24)</w:t>
-            </w:r>
-          </w:p>
-        </w:tc>
-        <w:tc>
-          <w:tcPr>
-            <w:tcW w:type="dxa" w:w="2700"/>
-            <w:tcBorders>
-              <w:top w:val="single" w:color="CCCCCC" w:sz="4"/>
-              <w:left w:val="single" w:color="CCCCCC" w:sz="4"/>
-              <w:bottom w:val="single" w:color="CCCCCC" w:sz="4"/>
-              <w:right w:val="single" w:color="CCCCCC" w:sz="4"/>
-            </w:tcBorders>
-            <w:tcMar>
-              <w:top w:type="dxa" w:w="80"/>
-              <w:left w:type="dxa" w:w="120"/>
-              <w:bottom w:type="dxa" w:w="80"/>
-              <w:right w:type="dxa" w:w="120"/>
-            </w:tcMar>
-          </w:tcPr>
-          <w:p>
-            <w:pPr>
-              <w:jc w:val="left"/>
-            </w:pPr>
-            <w:r>
-              <w:rPr>
-                <w:rFonts w:ascii="Arial" w:cs="Arial" w:eastAsia="Arial" w:hAnsi="Arial"/>
-                <w:b w:val="false"/>
-                <w:bCs w:val="false"/>
-                <w:i w:val="false"/>
-                <w:iCs w:val="false"/>
-                <w:sz w:val="17"/>
-                <w:szCs w:val="17"/>
-              </w:rPr>
-              <w:t xml:space="preserve">Likely keynote or panel — Franchise Times Top CEO recognition</w:t>
-            </w:r>
-          </w:p>
-        </w:tc>
-        <w:tc>
-          <w:tcPr>
-            <w:tcW w:type="dxa" w:w="2560"/>
-            <w:tcBorders>
-              <w:top w:val="single" w:color="CCCCCC" w:sz="4"/>
-              <w:left w:val="single" w:color="CCCCCC" w:sz="4"/>
-              <w:bottom w:val="single" w:color="CCCCCC" w:sz="4"/>
-              <w:right w:val="single" w:color="CCCCCC" w:sz="4"/>
-            </w:tcBorders>
-            <w:shd w:fill="F5F5F5" w:val="clear"/>
-            <w:tcMar>
-              <w:top w:type="dxa" w:w="80"/>
-              <w:left w:type="dxa" w:w="120"/>
-              <w:bottom w:type="dxa" w:w="80"/>
-              <w:right w:type="dxa" w:w="120"/>
-            </w:tcMar>
-          </w:tcPr>
-          <w:p>
-            <w:pPr>
-              <w:jc w:val="left"/>
-            </w:pPr>
-            <w:r>
-              <w:rPr>
-                <w:rFonts w:ascii="Arial" w:cs="Arial" w:eastAsia="Arial" w:hAnsi="Arial"/>
-                <w:b w:val="false"/>
-                <w:bCs w:val="false"/>
-                <w:i w:val="false"/>
-                <w:iCs w:val="false"/>
-                <w:sz w:val="17"/>
-                <w:szCs w:val="17"/>
-              </w:rPr>
-              <w:t xml:space="preserve">ServiceBridge booth + targeted exec interaction</w:t>
-            </w:r>
-          </w:p>
-        </w:tc>
-      </w:tr>
-      <w:tr>
-        <w:tc>
-          <w:tcPr>
-            <w:tcW w:type="dxa" w:w="2400"/>
-            <w:tcBorders>
-              <w:top w:val="single" w:color="CCCCCC" w:sz="4"/>
-              <w:left w:val="single" w:color="CCCCCC" w:sz="4"/>
-              <w:bottom w:val="single" w:color="CCCCCC" w:sz="4"/>
-              <w:right w:val="single" w:color="CCCCCC" w:sz="4"/>
-            </w:tcBorders>
-            <w:tcMar>
-              <w:top w:type="dxa" w:w="80"/>
-              <w:left w:type="dxa" w:w="120"/>
-              <w:bottom w:type="dxa" w:w="80"/>
-              <w:right w:type="dxa" w:w="120"/>
-            </w:tcMar>
-          </w:tcPr>
-          <w:p>
-            <w:pPr>
-              <w:jc w:val="left"/>
-            </w:pPr>
-            <w:r>
-              <w:rPr>
-                <w:rFonts w:ascii="Arial" w:cs="Arial" w:eastAsia="Arial" w:hAnsi="Arial"/>
-                <w:b/>
-                <w:bCs/>
-                <w:i w:val="false"/>
-                <w:iCs w:val="false"/>
-                <w:sz w:val="17"/>
-                <w:szCs w:val="17"/>
-              </w:rPr>
-              <w:t xml:space="preserve">Scott Zide (CEO)</w:t>
-            </w:r>
-          </w:p>
-        </w:tc>
-        <w:tc>
-          <w:tcPr>
-            <w:tcW w:type="dxa" w:w="2700"/>
-            <w:tcBorders>
-              <w:top w:val="single" w:color="CCCCCC" w:sz="4"/>
-              <w:left w:val="single" w:color="CCCCCC" w:sz="4"/>
-              <w:bottom w:val="single" w:color="CCCCCC" w:sz="4"/>
-              <w:right w:val="single" w:color="CCCCCC" w:sz="4"/>
-            </w:tcBorders>
-            <w:tcMar>
-              <w:top w:type="dxa" w:w="80"/>
-              <w:left w:type="dxa" w:w="120"/>
-              <w:bottom w:type="dxa" w:w="80"/>
-              <w:right w:type="dxa" w:w="120"/>
-            </w:tcMar>
-          </w:tcPr>
-          <w:p>
-            <w:pPr>
-              <w:jc w:val="left"/>
-            </w:pPr>
-            <w:r>
-              <w:rPr>
-                <w:rFonts w:ascii="Arial" w:cs="Arial" w:eastAsia="Arial" w:hAnsi="Arial"/>
-                <w:b w:val="false"/>
-                <w:bCs w:val="false"/>
-                <w:i/>
-                <w:iCs/>
-                <w:sz w:val="17"/>
-                <w:szCs w:val="17"/>
-              </w:rPr>
-              <w:t xml:space="preserve">Empower Ignite 2027 (Feb 2027)</w:t>
-            </w:r>
-          </w:p>
-        </w:tc>
-        <w:tc>
-          <w:tcPr>
-            <w:tcW w:type="dxa" w:w="2700"/>
-            <w:tcBorders>
-              <w:top w:val="single" w:color="CCCCCC" w:sz="4"/>
-              <w:left w:val="single" w:color="CCCCCC" w:sz="4"/>
-              <w:bottom w:val="single" w:color="CCCCCC" w:sz="4"/>
-              <w:right w:val="single" w:color="CCCCCC" w:sz="4"/>
-            </w:tcBorders>
-            <w:tcMar>
-              <w:top w:type="dxa" w:w="80"/>
-              <w:left w:type="dxa" w:w="120"/>
-              <w:bottom w:type="dxa" w:w="80"/>
-              <w:right w:type="dxa" w:w="120"/>
-            </w:tcMar>
-          </w:tcPr>
-          <w:p>
-            <w:pPr>
-              <w:jc w:val="left"/>
-            </w:pPr>
-            <w:r>
-              <w:rPr>
-                <w:rFonts w:ascii="Arial" w:cs="Arial" w:eastAsia="Arial" w:hAnsi="Arial"/>
-                <w:b w:val="false"/>
-                <w:bCs w:val="false"/>
-                <w:i w:val="false"/>
-                <w:iCs w:val="false"/>
-                <w:sz w:val="17"/>
-                <w:szCs w:val="17"/>
-              </w:rPr>
-              <w:t xml:space="preserve">Hosting his own event — primary stage presence</w:t>
-            </w:r>
-          </w:p>
-        </w:tc>
-        <w:tc>
-          <w:tcPr>
-            <w:tcW w:type="dxa" w:w="2560"/>
-            <w:tcBorders>
-              <w:top w:val="single" w:color="CCCCCC" w:sz="4"/>
-              <w:left w:val="single" w:color="CCCCCC" w:sz="4"/>
-              <w:bottom w:val="single" w:color="CCCCCC" w:sz="4"/>
-              <w:right w:val="single" w:color="CCCCCC" w:sz="4"/>
-            </w:tcBorders>
-            <w:shd w:fill="F5F5F5" w:val="clear"/>
-            <w:tcMar>
-              <w:top w:type="dxa" w:w="80"/>
-              <w:left w:type="dxa" w:w="120"/>
-              <w:bottom w:type="dxa" w:w="80"/>
-              <w:right w:type="dxa" w:w="120"/>
-            </w:tcMar>
-          </w:tcPr>
-          <w:p>
-            <w:pPr>
-              <w:jc w:val="left"/>
-            </w:pPr>
-            <w:r>
-              <w:rPr>
-                <w:rFonts w:ascii="Arial" w:cs="Arial" w:eastAsia="Arial" w:hAnsi="Arial"/>
-                <w:b w:val="false"/>
-                <w:bCs w:val="false"/>
-                <w:i w:val="false"/>
-                <w:iCs w:val="false"/>
-                <w:sz w:val="17"/>
-                <w:szCs w:val="17"/>
-              </w:rPr>
-              <w:t xml:space="preserve">Vendor sponsorship slot is the play</w:t>
-            </w:r>
-          </w:p>
-        </w:tc>
-      </w:tr>
-      <w:tr>
-        <w:tc>
-          <w:tcPr>
-            <w:tcW w:type="dxa" w:w="2400"/>
-            <w:tcBorders>
-              <w:top w:val="single" w:color="CCCCCC" w:sz="4"/>
-              <w:left w:val="single" w:color="CCCCCC" w:sz="4"/>
-              <w:bottom w:val="single" w:color="CCCCCC" w:sz="4"/>
-              <w:right w:val="single" w:color="CCCCCC" w:sz="4"/>
-            </w:tcBorders>
-            <w:tcMar>
-              <w:top w:type="dxa" w:w="80"/>
-              <w:left w:type="dxa" w:w="120"/>
-              <w:bottom w:type="dxa" w:w="80"/>
-              <w:right w:type="dxa" w:w="120"/>
-            </w:tcMar>
-          </w:tcPr>
-          <w:p>
-            <w:pPr>
-              <w:jc w:val="left"/>
-            </w:pPr>
-            <w:r>
-              <w:rPr>
-                <w:rFonts w:ascii="Arial" w:cs="Arial" w:eastAsia="Arial" w:hAnsi="Arial"/>
-                <w:b/>
-                <w:bCs/>
-                <w:i w:val="false"/>
-                <w:iCs w:val="false"/>
-                <w:sz w:val="17"/>
-                <w:szCs w:val="17"/>
-              </w:rPr>
-              <w:t xml:space="preserve">R. Scott Sutton (CDO)</w:t>
-            </w:r>
-          </w:p>
-        </w:tc>
-        <w:tc>
-          <w:tcPr>
-            <w:tcW w:type="dxa" w:w="2700"/>
-            <w:tcBorders>
-              <w:top w:val="single" w:color="CCCCCC" w:sz="4"/>
-              <w:left w:val="single" w:color="CCCCCC" w:sz="4"/>
-              <w:bottom w:val="single" w:color="CCCCCC" w:sz="4"/>
-              <w:right w:val="single" w:color="CCCCCC" w:sz="4"/>
-            </w:tcBorders>
-            <w:tcMar>
-              <w:top w:type="dxa" w:w="80"/>
-              <w:left w:type="dxa" w:w="120"/>
-              <w:bottom w:type="dxa" w:w="80"/>
-              <w:right w:type="dxa" w:w="120"/>
-            </w:tcMar>
-          </w:tcPr>
-          <w:p>
-            <w:pPr>
-              <w:jc w:val="left"/>
-            </w:pPr>
-            <w:r>
-              <w:rPr>
-                <w:rFonts w:ascii="Arial" w:cs="Arial" w:eastAsia="Arial" w:hAnsi="Arial"/>
-                <w:b w:val="false"/>
-                <w:bCs w:val="false"/>
-                <w:i/>
-                <w:iCs/>
-                <w:sz w:val="17"/>
-                <w:szCs w:val="17"/>
-              </w:rPr>
-              <w:t xml:space="preserve">IFA Emerging Franchisor Conference 2026 (Nov 16-18 Nashville)</w:t>
-            </w:r>
-          </w:p>
-        </w:tc>
-        <w:tc>
-          <w:tcPr>
-            <w:tcW w:type="dxa" w:w="2700"/>
-            <w:tcBorders>
-              <w:top w:val="single" w:color="CCCCCC" w:sz="4"/>
-              <w:left w:val="single" w:color="CCCCCC" w:sz="4"/>
-              <w:bottom w:val="single" w:color="CCCCCC" w:sz="4"/>
-              <w:right w:val="single" w:color="CCCCCC" w:sz="4"/>
-            </w:tcBorders>
-            <w:tcMar>
-              <w:top w:type="dxa" w:w="80"/>
-              <w:left w:type="dxa" w:w="120"/>
-              <w:bottom w:type="dxa" w:w="80"/>
-              <w:right w:type="dxa" w:w="120"/>
-            </w:tcMar>
-          </w:tcPr>
-          <w:p>
-            <w:pPr>
-              <w:jc w:val="left"/>
-            </w:pPr>
-            <w:r>
-              <w:rPr>
-                <w:rFonts w:ascii="Arial" w:cs="Arial" w:eastAsia="Arial" w:hAnsi="Arial"/>
-                <w:b w:val="false"/>
-                <w:bCs w:val="false"/>
-                <w:i w:val="false"/>
-                <w:iCs w:val="false"/>
-                <w:sz w:val="17"/>
-                <w:szCs w:val="17"/>
-              </w:rPr>
-              <w:t xml:space="preserve">FORMER chair — likely attendee given IFA Foundation Trustee role</w:t>
-            </w:r>
-          </w:p>
-        </w:tc>
-        <w:tc>
-          <w:tcPr>
-            <w:tcW w:type="dxa" w:w="2560"/>
-            <w:tcBorders>
-              <w:top w:val="single" w:color="CCCCCC" w:sz="4"/>
-              <w:left w:val="single" w:color="CCCCCC" w:sz="4"/>
-              <w:bottom w:val="single" w:color="CCCCCC" w:sz="4"/>
-              <w:right w:val="single" w:color="CCCCCC" w:sz="4"/>
-            </w:tcBorders>
-            <w:shd w:fill="F5F5F5" w:val="clear"/>
-            <w:tcMar>
-              <w:top w:type="dxa" w:w="80"/>
-              <w:left w:type="dxa" w:w="120"/>
-              <w:bottom w:type="dxa" w:w="80"/>
-              <w:right w:type="dxa" w:w="120"/>
-            </w:tcMar>
-          </w:tcPr>
-          <w:p>
-            <w:pPr>
-              <w:jc w:val="left"/>
-            </w:pPr>
-            <w:r>
-              <w:rPr>
-                <w:rFonts w:ascii="Arial" w:cs="Arial" w:eastAsia="Arial" w:hAnsi="Arial"/>
-                <w:b w:val="false"/>
-                <w:bCs w:val="false"/>
-                <w:i w:val="false"/>
-                <w:iCs w:val="false"/>
-                <w:sz w:val="17"/>
-                <w:szCs w:val="17"/>
-              </w:rPr>
-              <w:t xml:space="preserve">Worth confirming via IFA event page when speaker list publishes</w:t>
-            </w:r>
-          </w:p>
-        </w:tc>
-      </w:tr>
-      <w:tr>
-        <w:tc>
-          <w:tcPr>
-            <w:tcW w:type="dxa" w:w="2400"/>
-            <w:tcBorders>
-              <w:top w:val="single" w:color="CCCCCC" w:sz="4"/>
-              <w:left w:val="single" w:color="CCCCCC" w:sz="4"/>
-              <w:bottom w:val="single" w:color="CCCCCC" w:sz="4"/>
-              <w:right w:val="single" w:color="CCCCCC" w:sz="4"/>
-            </w:tcBorders>
-            <w:tcMar>
-              <w:top w:type="dxa" w:w="80"/>
-              <w:left w:type="dxa" w:w="120"/>
-              <w:bottom w:type="dxa" w:w="80"/>
-              <w:right w:type="dxa" w:w="120"/>
-            </w:tcMar>
-          </w:tcPr>
-          <w:p>
-            <w:pPr>
-              <w:jc w:val="left"/>
-            </w:pPr>
-            <w:r>
-              <w:rPr>
-                <w:rFonts w:ascii="Arial" w:cs="Arial" w:eastAsia="Arial" w:hAnsi="Arial"/>
-                <w:b/>
-                <w:bCs/>
-                <w:i w:val="false"/>
-                <w:iCs w:val="false"/>
-                <w:sz w:val="17"/>
-                <w:szCs w:val="17"/>
-              </w:rPr>
-              <w:t xml:space="preserve">R. Scott Sutton (CDO)</w:t>
-            </w:r>
-          </w:p>
-        </w:tc>
-        <w:tc>
-          <w:tcPr>
-            <w:tcW w:type="dxa" w:w="2700"/>
-            <w:tcBorders>
-              <w:top w:val="single" w:color="CCCCCC" w:sz="4"/>
-              <w:left w:val="single" w:color="CCCCCC" w:sz="4"/>
-              <w:bottom w:val="single" w:color="CCCCCC" w:sz="4"/>
-              <w:right w:val="single" w:color="CCCCCC" w:sz="4"/>
-            </w:tcBorders>
-            <w:tcMar>
-              <w:top w:type="dxa" w:w="80"/>
-              <w:left w:type="dxa" w:w="120"/>
-              <w:bottom w:type="dxa" w:w="80"/>
-              <w:right w:type="dxa" w:w="120"/>
-            </w:tcMar>
-          </w:tcPr>
-          <w:p>
-            <w:pPr>
-              <w:jc w:val="left"/>
-            </w:pPr>
-            <w:r>
-              <w:rPr>
-                <w:rFonts w:ascii="Arial" w:cs="Arial" w:eastAsia="Arial" w:hAnsi="Arial"/>
-                <w:b w:val="false"/>
-                <w:bCs w:val="false"/>
-                <w:i/>
-                <w:iCs/>
-                <w:sz w:val="17"/>
-                <w:szCs w:val="17"/>
-              </w:rPr>
-              <w:t xml:space="preserve">IFA Emerging Franchisor Conference 2027 (Nov 15-17 Nashville)</w:t>
-            </w:r>
-          </w:p>
-        </w:tc>
-        <w:tc>
-          <w:tcPr>
-            <w:tcW w:type="dxa" w:w="2700"/>
-            <w:tcBorders>
-              <w:top w:val="single" w:color="CCCCCC" w:sz="4"/>
-              <w:left w:val="single" w:color="CCCCCC" w:sz="4"/>
-              <w:bottom w:val="single" w:color="CCCCCC" w:sz="4"/>
-              <w:right w:val="single" w:color="CCCCCC" w:sz="4"/>
-            </w:tcBorders>
-            <w:tcMar>
-              <w:top w:type="dxa" w:w="80"/>
-              <w:left w:type="dxa" w:w="120"/>
-              <w:bottom w:type="dxa" w:w="80"/>
-              <w:right w:type="dxa" w:w="120"/>
-            </w:tcMar>
-          </w:tcPr>
-          <w:p>
-            <w:pPr>
-              <w:jc w:val="left"/>
-            </w:pPr>
-            <w:r>
-              <w:rPr>
-                <w:rFonts w:ascii="Arial" w:cs="Arial" w:eastAsia="Arial" w:hAnsi="Arial"/>
-                <w:b w:val="false"/>
-                <w:bCs w:val="false"/>
-                <w:i w:val="false"/>
-                <w:iCs w:val="false"/>
-                <w:sz w:val="17"/>
-                <w:szCs w:val="17"/>
-              </w:rPr>
-              <w:t xml:space="preserve">Likely attendee given IFA Foundation Trustee active role</w:t>
-            </w:r>
-          </w:p>
-        </w:tc>
-        <w:tc>
-          <w:tcPr>
-            <w:tcW w:type="dxa" w:w="2560"/>
-            <w:tcBorders>
-              <w:top w:val="single" w:color="CCCCCC" w:sz="4"/>
-              <w:left w:val="single" w:color="CCCCCC" w:sz="4"/>
-              <w:bottom w:val="single" w:color="CCCCCC" w:sz="4"/>
-              <w:right w:val="single" w:color="CCCCCC" w:sz="4"/>
-            </w:tcBorders>
-            <w:shd w:fill="F5F5F5" w:val="clear"/>
-            <w:tcMar>
-              <w:top w:type="dxa" w:w="80"/>
-              <w:left w:type="dxa" w:w="120"/>
-              <w:bottom w:type="dxa" w:w="80"/>
-              <w:right w:type="dxa" w:w="120"/>
-            </w:tcMar>
-          </w:tcPr>
-          <w:p>
-            <w:pPr>
-              <w:jc w:val="left"/>
-            </w:pPr>
-            <w:r>
-              <w:rPr>
-                <w:rFonts w:ascii="Arial" w:cs="Arial" w:eastAsia="Arial" w:hAnsi="Arial"/>
-                <w:b w:val="false"/>
-                <w:bCs w:val="false"/>
-                <w:i w:val="false"/>
-                <w:iCs w:val="false"/>
-                <w:sz w:val="17"/>
-                <w:szCs w:val="17"/>
-              </w:rPr>
-              <w:t xml:space="preserve">Same play 12 months out — verify via speaker list</w:t>
-            </w:r>
-          </w:p>
-        </w:tc>
-      </w:tr>
-      <w:tr>
-        <w:tc>
-          <w:tcPr>
-            <w:tcW w:type="dxa" w:w="2400"/>
-            <w:tcBorders>
-              <w:top w:val="single" w:color="CCCCCC" w:sz="4"/>
-              <w:left w:val="single" w:color="CCCCCC" w:sz="4"/>
-              <w:bottom w:val="single" w:color="CCCCCC" w:sz="4"/>
-              <w:right w:val="single" w:color="CCCCCC" w:sz="4"/>
-            </w:tcBorders>
-            <w:tcMar>
-              <w:top w:type="dxa" w:w="80"/>
-              <w:left w:type="dxa" w:w="120"/>
-              <w:bottom w:type="dxa" w:w="80"/>
-              <w:right w:type="dxa" w:w="120"/>
-            </w:tcMar>
-          </w:tcPr>
-          <w:p>
-            <w:pPr>
-              <w:jc w:val="left"/>
-            </w:pPr>
-            <w:r>
-              <w:rPr>
-                <w:rFonts w:ascii="Arial" w:cs="Arial" w:eastAsia="Arial" w:hAnsi="Arial"/>
-                <w:b/>
-                <w:bCs/>
-                <w:i w:val="false"/>
-                <w:iCs w:val="false"/>
-                <w:sz w:val="17"/>
-                <w:szCs w:val="17"/>
-              </w:rPr>
-              <w:t xml:space="preserve">R. Scott Sutton (CDO)</w:t>
-            </w:r>
-          </w:p>
-        </w:tc>
-        <w:tc>
-          <w:tcPr>
-            <w:tcW w:type="dxa" w:w="2700"/>
-            <w:tcBorders>
-              <w:top w:val="single" w:color="CCCCCC" w:sz="4"/>
-              <w:left w:val="single" w:color="CCCCCC" w:sz="4"/>
-              <w:bottom w:val="single" w:color="CCCCCC" w:sz="4"/>
-              <w:right w:val="single" w:color="CCCCCC" w:sz="4"/>
-            </w:tcBorders>
-            <w:tcMar>
-              <w:top w:type="dxa" w:w="80"/>
-              <w:left w:type="dxa" w:w="120"/>
-              <w:bottom w:type="dxa" w:w="80"/>
-              <w:right w:type="dxa" w:w="120"/>
-            </w:tcMar>
-          </w:tcPr>
-          <w:p>
-            <w:pPr>
-              <w:jc w:val="left"/>
-            </w:pPr>
-            <w:r>
-              <w:rPr>
-                <w:rFonts w:ascii="Arial" w:cs="Arial" w:eastAsia="Arial" w:hAnsi="Arial"/>
-                <w:b w:val="false"/>
-                <w:bCs w:val="false"/>
-                <w:i/>
-                <w:iCs/>
-                <w:sz w:val="17"/>
-                <w:szCs w:val="17"/>
-              </w:rPr>
-              <w:t xml:space="preserve">FLDC 2026 (Oct 6-8 Atlanta)</w:t>
-            </w:r>
-          </w:p>
-        </w:tc>
-        <w:tc>
-          <w:tcPr>
-            <w:tcW w:type="dxa" w:w="2700"/>
-            <w:tcBorders>
-              <w:top w:val="single" w:color="CCCCCC" w:sz="4"/>
-              <w:left w:val="single" w:color="CCCCCC" w:sz="4"/>
-              <w:bottom w:val="single" w:color="CCCCCC" w:sz="4"/>
-              <w:right w:val="single" w:color="CCCCCC" w:sz="4"/>
-            </w:tcBorders>
-            <w:tcMar>
-              <w:top w:type="dxa" w:w="80"/>
-              <w:left w:type="dxa" w:w="120"/>
-              <w:bottom w:type="dxa" w:w="80"/>
-              <w:right w:type="dxa" w:w="120"/>
-            </w:tcMar>
-          </w:tcPr>
-          <w:p>
-            <w:pPr>
-              <w:jc w:val="left"/>
-            </w:pPr>
-            <w:r>
-              <w:rPr>
-                <w:rFonts w:ascii="Arial" w:cs="Arial" w:eastAsia="Arial" w:hAnsi="Arial"/>
-                <w:b w:val="false"/>
-                <w:bCs w:val="false"/>
-                <w:i w:val="false"/>
-                <w:iCs w:val="false"/>
-                <w:sz w:val="17"/>
-                <w:szCs w:val="17"/>
-              </w:rPr>
-              <w:t xml:space="preserve">Active in IFA Foundation circles</w:t>
-            </w:r>
-          </w:p>
-        </w:tc>
-        <w:tc>
-          <w:tcPr>
-            <w:tcW w:type="dxa" w:w="2560"/>
-            <w:tcBorders>
-              <w:top w:val="single" w:color="CCCCCC" w:sz="4"/>
-              <w:left w:val="single" w:color="CCCCCC" w:sz="4"/>
-              <w:bottom w:val="single" w:color="CCCCCC" w:sz="4"/>
-              <w:right w:val="single" w:color="CCCCCC" w:sz="4"/>
-            </w:tcBorders>
-            <w:shd w:fill="F5F5F5" w:val="clear"/>
-            <w:tcMar>
-              <w:top w:type="dxa" w:w="80"/>
-              <w:left w:type="dxa" w:w="120"/>
-              <w:bottom w:type="dxa" w:w="80"/>
-              <w:right w:type="dxa" w:w="120"/>
-            </w:tcMar>
-          </w:tcPr>
-          <w:p>
-            <w:pPr>
-              <w:jc w:val="left"/>
-            </w:pPr>
-            <w:r>
-              <w:rPr>
-                <w:rFonts w:ascii="Arial" w:cs="Arial" w:eastAsia="Arial" w:hAnsi="Arial"/>
-                <w:b w:val="false"/>
-                <w:bCs w:val="false"/>
-                <w:i w:val="false"/>
-                <w:iCs w:val="false"/>
-                <w:sz w:val="17"/>
-                <w:szCs w:val="17"/>
-              </w:rPr>
-              <w:t xml:space="preserve">Cross-check session list when published</w:t>
-            </w:r>
-          </w:p>
-        </w:tc>
-      </w:tr>
-      <w:tr>
-        <w:tc>
-          <w:tcPr>
-            <w:tcW w:type="dxa" w:w="2400"/>
-            <w:tcBorders>
-              <w:top w:val="single" w:color="CCCCCC" w:sz="4"/>
-              <w:left w:val="single" w:color="CCCCCC" w:sz="4"/>
-              <w:bottom w:val="single" w:color="CCCCCC" w:sz="4"/>
-              <w:right w:val="single" w:color="CCCCCC" w:sz="4"/>
-            </w:tcBorders>
-            <w:tcMar>
-              <w:top w:type="dxa" w:w="80"/>
-              <w:left w:type="dxa" w:w="120"/>
-              <w:bottom w:type="dxa" w:w="80"/>
-              <w:right w:type="dxa" w:w="120"/>
-            </w:tcMar>
-          </w:tcPr>
-          <w:p>
-            <w:pPr>
-              <w:jc w:val="left"/>
-            </w:pPr>
-            <w:r>
-              <w:rPr>
-                <w:rFonts w:ascii="Arial" w:cs="Arial" w:eastAsia="Arial" w:hAnsi="Arial"/>
-                <w:b/>
-                <w:bCs/>
-                <w:i w:val="false"/>
-                <w:iCs w:val="false"/>
-                <w:sz w:val="17"/>
-                <w:szCs w:val="17"/>
-              </w:rPr>
-              <w:t xml:space="preserve">Felicia Reeves (CMO)</w:t>
-            </w:r>
-          </w:p>
-        </w:tc>
-        <w:tc>
-          <w:tcPr>
-            <w:tcW w:type="dxa" w:w="2700"/>
-            <w:tcBorders>
-              <w:top w:val="single" w:color="CCCCCC" w:sz="4"/>
-              <w:left w:val="single" w:color="CCCCCC" w:sz="4"/>
-              <w:bottom w:val="single" w:color="CCCCCC" w:sz="4"/>
-              <w:right w:val="single" w:color="CCCCCC" w:sz="4"/>
-            </w:tcBorders>
-            <w:tcMar>
-              <w:top w:type="dxa" w:w="80"/>
-              <w:left w:type="dxa" w:w="120"/>
-              <w:bottom w:type="dxa" w:w="80"/>
-              <w:right w:type="dxa" w:w="120"/>
-            </w:tcMar>
-          </w:tcPr>
-          <w:p>
-            <w:pPr>
-              <w:jc w:val="left"/>
-            </w:pPr>
-            <w:r>
-              <w:rPr>
-                <w:rFonts w:ascii="Arial" w:cs="Arial" w:eastAsia="Arial" w:hAnsi="Arial"/>
-                <w:b w:val="false"/>
-                <w:bCs w:val="false"/>
-                <w:i/>
-                <w:iCs/>
-                <w:sz w:val="17"/>
-                <w:szCs w:val="17"/>
-              </w:rPr>
-              <w:t xml:space="preserve">FCXC 2026 (June 2-4 Atlanta)</w:t>
-            </w:r>
-          </w:p>
-        </w:tc>
-        <w:tc>
-          <w:tcPr>
-            <w:tcW w:type="dxa" w:w="2700"/>
-            <w:tcBorders>
-              <w:top w:val="single" w:color="CCCCCC" w:sz="4"/>
-              <w:left w:val="single" w:color="CCCCCC" w:sz="4"/>
-              <w:bottom w:val="single" w:color="CCCCCC" w:sz="4"/>
-              <w:right w:val="single" w:color="CCCCCC" w:sz="4"/>
-            </w:tcBorders>
-            <w:tcMar>
-              <w:top w:type="dxa" w:w="80"/>
-              <w:left w:type="dxa" w:w="120"/>
-              <w:bottom w:type="dxa" w:w="80"/>
-              <w:right w:type="dxa" w:w="120"/>
-            </w:tcMar>
-          </w:tcPr>
-          <w:p>
-            <w:pPr>
-              <w:jc w:val="left"/>
-            </w:pPr>
-            <w:r>
-              <w:rPr>
-                <w:rFonts w:ascii="Arial" w:cs="Arial" w:eastAsia="Arial" w:hAnsi="Arial"/>
-                <w:b w:val="false"/>
-                <w:bCs w:val="false"/>
-                <w:i w:val="false"/>
-                <w:iCs w:val="false"/>
-                <w:sz w:val="17"/>
-                <w:szCs w:val="17"/>
-              </w:rPr>
-              <w:t xml:space="preserve">Customer experience theme aligns with her brand authenticity messaging</w:t>
-            </w:r>
-          </w:p>
-        </w:tc>
-        <w:tc>
-          <w:tcPr>
-            <w:tcW w:type="dxa" w:w="2560"/>
-            <w:tcBorders>
-              <w:top w:val="single" w:color="CCCCCC" w:sz="4"/>
-              <w:left w:val="single" w:color="CCCCCC" w:sz="4"/>
-              <w:bottom w:val="single" w:color="CCCCCC" w:sz="4"/>
-              <w:right w:val="single" w:color="CCCCCC" w:sz="4"/>
-            </w:tcBorders>
-            <w:shd w:fill="F5F5F5" w:val="clear"/>
-            <w:tcMar>
-              <w:top w:type="dxa" w:w="80"/>
-              <w:left w:type="dxa" w:w="120"/>
-              <w:bottom w:type="dxa" w:w="80"/>
-              <w:right w:type="dxa" w:w="120"/>
-            </w:tcMar>
-          </w:tcPr>
-          <w:p>
-            <w:pPr>
-              <w:jc w:val="left"/>
-            </w:pPr>
-            <w:r>
-              <w:rPr>
-                <w:rFonts w:ascii="Arial" w:cs="Arial" w:eastAsia="Arial" w:hAnsi="Arial"/>
-                <w:b w:val="false"/>
-                <w:bCs w:val="false"/>
-                <w:i w:val="false"/>
-                <w:iCs w:val="false"/>
-                <w:sz w:val="17"/>
-                <w:szCs w:val="17"/>
-              </w:rPr>
-              <w:t xml:space="preserve">First major appearance opportunity in role</w:t>
-            </w:r>
-          </w:p>
-        </w:tc>
-      </w:tr>
-      <w:tr>
-        <w:tc>
-          <w:tcPr>
-            <w:tcW w:type="dxa" w:w="2400"/>
-            <w:tcBorders>
-              <w:top w:val="single" w:color="CCCCCC" w:sz="4"/>
-              <w:left w:val="single" w:color="CCCCCC" w:sz="4"/>
-              <w:bottom w:val="single" w:color="CCCCCC" w:sz="4"/>
-              <w:right w:val="single" w:color="CCCCCC" w:sz="4"/>
-            </w:tcBorders>
-            <w:tcMar>
-              <w:top w:type="dxa" w:w="80"/>
-              <w:left w:type="dxa" w:w="120"/>
-              <w:bottom w:type="dxa" w:w="80"/>
-              <w:right w:type="dxa" w:w="120"/>
-            </w:tcMar>
-          </w:tcPr>
-          <w:p>
-            <w:pPr>
-              <w:jc w:val="left"/>
-            </w:pPr>
-            <w:r>
-              <w:rPr>
-                <w:rFonts w:ascii="Arial" w:cs="Arial" w:eastAsia="Arial" w:hAnsi="Arial"/>
-                <w:b/>
-                <w:bCs/>
-                <w:i w:val="false"/>
-                <w:iCs w:val="false"/>
-                <w:sz w:val="17"/>
-                <w:szCs w:val="17"/>
-              </w:rPr>
-              <w:t xml:space="preserve">Cory Lyons (Brand President Koala/Wallaby)</w:t>
-            </w:r>
-          </w:p>
-        </w:tc>
-        <w:tc>
-          <w:tcPr>
-            <w:tcW w:type="dxa" w:w="2700"/>
-            <w:tcBorders>
-              <w:top w:val="single" w:color="CCCCCC" w:sz="4"/>
-              <w:left w:val="single" w:color="CCCCCC" w:sz="4"/>
-              <w:bottom w:val="single" w:color="CCCCCC" w:sz="4"/>
-              <w:right w:val="single" w:color="CCCCCC" w:sz="4"/>
-            </w:tcBorders>
-            <w:tcMar>
-              <w:top w:type="dxa" w:w="80"/>
-              <w:left w:type="dxa" w:w="120"/>
-              <w:bottom w:type="dxa" w:w="80"/>
-              <w:right w:type="dxa" w:w="120"/>
-            </w:tcMar>
-          </w:tcPr>
-          <w:p>
-            <w:pPr>
-              <w:jc w:val="left"/>
-            </w:pPr>
-            <w:r>
-              <w:rPr>
-                <w:rFonts w:ascii="Arial" w:cs="Arial" w:eastAsia="Arial" w:hAnsi="Arial"/>
-                <w:b w:val="false"/>
-                <w:bCs w:val="false"/>
-                <w:i/>
-                <w:iCs/>
-                <w:sz w:val="17"/>
-                <w:szCs w:val="17"/>
-              </w:rPr>
-              <w:t xml:space="preserve">Empower Ignite 2027 (Feb 2027)</w:t>
-            </w:r>
-          </w:p>
-        </w:tc>
-        <w:tc>
-          <w:tcPr>
-            <w:tcW w:type="dxa" w:w="2700"/>
-            <w:tcBorders>
-              <w:top w:val="single" w:color="CCCCCC" w:sz="4"/>
-              <w:left w:val="single" w:color="CCCCCC" w:sz="4"/>
-              <w:bottom w:val="single" w:color="CCCCCC" w:sz="4"/>
-              <w:right w:val="single" w:color="CCCCCC" w:sz="4"/>
-            </w:tcBorders>
-            <w:tcMar>
-              <w:top w:type="dxa" w:w="80"/>
-              <w:left w:type="dxa" w:w="120"/>
-              <w:bottom w:type="dxa" w:w="80"/>
-              <w:right w:type="dxa" w:w="120"/>
-            </w:tcMar>
-          </w:tcPr>
-          <w:p>
-            <w:pPr>
-              <w:jc w:val="left"/>
-            </w:pPr>
-            <w:r>
-              <w:rPr>
-                <w:rFonts w:ascii="Arial" w:cs="Arial" w:eastAsia="Arial" w:hAnsi="Arial"/>
-                <w:b w:val="false"/>
-                <w:bCs w:val="false"/>
-                <w:i w:val="false"/>
-                <w:iCs w:val="false"/>
-                <w:sz w:val="17"/>
-                <w:szCs w:val="17"/>
-              </w:rPr>
-              <w:t xml:space="preserve">Brand President sessions for both wedge brands</w:t>
-            </w:r>
-          </w:p>
-        </w:tc>
-        <w:tc>
-          <w:tcPr>
-            <w:tcW w:type="dxa" w:w="2560"/>
-            <w:tcBorders>
-              <w:top w:val="single" w:color="CCCCCC" w:sz="4"/>
-              <w:left w:val="single" w:color="CCCCCC" w:sz="4"/>
-              <w:bottom w:val="single" w:color="CCCCCC" w:sz="4"/>
-              <w:right w:val="single" w:color="CCCCCC" w:sz="4"/>
-            </w:tcBorders>
-            <w:shd w:fill="F5F5F5" w:val="clear"/>
-            <w:tcMar>
-              <w:top w:type="dxa" w:w="80"/>
-              <w:left w:type="dxa" w:w="120"/>
-              <w:bottom w:type="dxa" w:w="80"/>
-              <w:right w:type="dxa" w:w="120"/>
-            </w:tcMar>
-          </w:tcPr>
-          <w:p>
-            <w:pPr>
-              <w:jc w:val="left"/>
-            </w:pPr>
-            <w:r>
-              <w:rPr>
-                <w:rFonts w:ascii="Arial" w:cs="Arial" w:eastAsia="Arial" w:hAnsi="Arial"/>
-                <w:b w:val="false"/>
-                <w:bCs w:val="false"/>
-                <w:i w:val="false"/>
-                <w:iCs w:val="false"/>
-                <w:sz w:val="17"/>
-                <w:szCs w:val="17"/>
-              </w:rPr>
-              <w:t xml:space="preserve">One person, two brand conversations</w:t>
-            </w:r>
-          </w:p>
-        </w:tc>
-      </w:tr>
-      <w:tr>
-        <w:tc>
-          <w:tcPr>
-            <w:tcW w:type="dxa" w:w="2400"/>
-            <w:tcBorders>
-              <w:top w:val="single" w:color="CCCCCC" w:sz="4"/>
-              <w:left w:val="single" w:color="CCCCCC" w:sz="4"/>
-              <w:bottom w:val="single" w:color="CCCCCC" w:sz="4"/>
-              <w:right w:val="single" w:color="CCCCCC" w:sz="4"/>
-            </w:tcBorders>
-            <w:tcMar>
-              <w:top w:type="dxa" w:w="80"/>
-              <w:left w:type="dxa" w:w="120"/>
-              <w:bottom w:type="dxa" w:w="80"/>
-              <w:right w:type="dxa" w:w="120"/>
-            </w:tcMar>
-          </w:tcPr>
-          <w:p>
-            <w:pPr>
-              <w:jc w:val="left"/>
-            </w:pPr>
-            <w:r>
-              <w:rPr>
-                <w:rFonts w:ascii="Arial" w:cs="Arial" w:eastAsia="Arial" w:hAnsi="Arial"/>
-                <w:b/>
-                <w:bCs/>
-                <w:i w:val="false"/>
-                <w:iCs w:val="false"/>
-                <w:sz w:val="17"/>
-                <w:szCs w:val="17"/>
-              </w:rPr>
-              <w:t xml:space="preserve">Caleb Shoup (Multi-brand Franchisee)</w:t>
-            </w:r>
-          </w:p>
-        </w:tc>
-        <w:tc>
-          <w:tcPr>
-            <w:tcW w:type="dxa" w:w="2700"/>
-            <w:tcBorders>
-              <w:top w:val="single" w:color="CCCCCC" w:sz="4"/>
-              <w:left w:val="single" w:color="CCCCCC" w:sz="4"/>
-              <w:bottom w:val="single" w:color="CCCCCC" w:sz="4"/>
-              <w:right w:val="single" w:color="CCCCCC" w:sz="4"/>
-            </w:tcBorders>
-            <w:tcMar>
-              <w:top w:type="dxa" w:w="80"/>
-              <w:left w:type="dxa" w:w="120"/>
-              <w:bottom w:type="dxa" w:w="80"/>
-              <w:right w:type="dxa" w:w="120"/>
-            </w:tcMar>
-          </w:tcPr>
-          <w:p>
-            <w:pPr>
-              <w:jc w:val="left"/>
-            </w:pPr>
-            <w:r>
-              <w:rPr>
-                <w:rFonts w:ascii="Arial" w:cs="Arial" w:eastAsia="Arial" w:hAnsi="Arial"/>
-                <w:b w:val="false"/>
-                <w:bCs w:val="false"/>
-                <w:i/>
-                <w:iCs/>
-                <w:sz w:val="17"/>
-                <w:szCs w:val="17"/>
-              </w:rPr>
-              <w:t xml:space="preserve">MUFC 2027 (Apr 26-29 Las Vegas)</w:t>
-            </w:r>
-          </w:p>
-        </w:tc>
-        <w:tc>
-          <w:tcPr>
-            <w:tcW w:type="dxa" w:w="2700"/>
-            <w:tcBorders>
-              <w:top w:val="single" w:color="CCCCCC" w:sz="4"/>
-              <w:left w:val="single" w:color="CCCCCC" w:sz="4"/>
-              <w:bottom w:val="single" w:color="CCCCCC" w:sz="4"/>
-              <w:right w:val="single" w:color="CCCCCC" w:sz="4"/>
-            </w:tcBorders>
-            <w:tcMar>
-              <w:top w:type="dxa" w:w="80"/>
-              <w:left w:type="dxa" w:w="120"/>
-              <w:bottom w:type="dxa" w:w="80"/>
-              <w:right w:type="dxa" w:w="120"/>
-            </w:tcMar>
-          </w:tcPr>
-          <w:p>
-            <w:pPr>
-              <w:jc w:val="left"/>
-            </w:pPr>
-            <w:r>
-              <w:rPr>
-                <w:rFonts w:ascii="Arial" w:cs="Arial" w:eastAsia="Arial" w:hAnsi="Arial"/>
-                <w:b w:val="false"/>
-                <w:bCs w:val="false"/>
-                <w:i w:val="false"/>
-                <w:iCs w:val="false"/>
-                <w:sz w:val="17"/>
-                <w:szCs w:val="17"/>
-              </w:rPr>
-              <w:t xml:space="preserve">Likely attendee given multi-brand profile</w:t>
-            </w:r>
-          </w:p>
-        </w:tc>
-        <w:tc>
-          <w:tcPr>
-            <w:tcW w:type="dxa" w:w="2560"/>
-            <w:tcBorders>
-              <w:top w:val="single" w:color="CCCCCC" w:sz="4"/>
-              <w:left w:val="single" w:color="CCCCCC" w:sz="4"/>
-              <w:bottom w:val="single" w:color="CCCCCC" w:sz="4"/>
-              <w:right w:val="single" w:color="CCCCCC" w:sz="4"/>
-            </w:tcBorders>
-            <w:shd w:fill="F5F5F5" w:val="clear"/>
-            <w:tcMar>
-              <w:top w:type="dxa" w:w="80"/>
-              <w:left w:type="dxa" w:w="120"/>
-              <w:bottom w:type="dxa" w:w="80"/>
-              <w:right w:type="dxa" w:w="120"/>
-            </w:tcMar>
-          </w:tcPr>
-          <w:p>
-            <w:pPr>
-              <w:jc w:val="left"/>
-            </w:pPr>
-            <w:r>
-              <w:rPr>
-                <w:rFonts w:ascii="Arial" w:cs="Arial" w:eastAsia="Arial" w:hAnsi="Arial"/>
-                <w:b w:val="false"/>
-                <w:bCs w:val="false"/>
-                <w:i w:val="false"/>
-                <w:iCs w:val="false"/>
-                <w:sz w:val="17"/>
-                <w:szCs w:val="17"/>
-              </w:rPr>
-              <w:t xml:space="preserve">Inbound franchisee target — perfect proof point</w:t>
-            </w:r>
-          </w:p>
-        </w:tc>
-      </w:tr>
-    </w:tbl>
-    <w:p>
-      <w:pPr>
-        <w:pStyle w:val="Heading2"/>
-        <w:spacing w:after="140" w:before="280"/>
-      </w:pPr>
-      <w:r>
-        <w:rPr>
-          <w:rFonts w:ascii="Arial" w:cs="Arial" w:eastAsia="Arial" w:hAnsi="Arial"/>
-          <w:b/>
-          <w:bCs/>
-          <w:color w:val="185FA5"/>
-          <w:sz w:val="26"/>
-          <w:szCs w:val="26"/>
-        </w:rPr>
-        <w:t xml:space="preserve">3. Wedge brand field tracking</w:t>
-      </w:r>
-    </w:p>
-    <w:p>
-      <w:pPr>
-        <w:spacing w:after="80" w:before="80"/>
-      </w:pPr>
-      <w:r>
-        <w:rPr>
-          <w:rFonts w:ascii="Arial" w:cs="Arial" w:eastAsia="Arial" w:hAnsi="Arial"/>
-          <w:sz w:val="22"/>
-          <w:szCs w:val="22"/>
-        </w:rPr>
-        <w:t xml:space="preserve">If the wedge brand is where we land first, then we need to know exactly where their franchisees and corporate teams gather. Three layers per brand: corporate events, franchisee gatherings, and vertical-industry events.</w:t>
-      </w:r>
-    </w:p>
-    <w:p>
-      <w:pPr>
-        <w:spacing w:after="100" w:before="200"/>
-      </w:pPr>
-      <w:r>
-        <w:rPr>
-          <w:rFonts w:ascii="Arial" w:cs="Arial" w:eastAsia="Arial" w:hAnsi="Arial"/>
-          <w:b/>
-          <w:bCs/>
-          <w:color w:val="1A2B3C"/>
-          <w:sz w:val="22"/>
-          <w:szCs w:val="22"/>
-        </w:rPr>
-        <w:t xml:space="preserve">Bumble Roofing (~18 franchisees — wedge entry)</w:t>
-      </w:r>
-    </w:p>
-    <w:tbl>
-      <w:tblPr>
-        <w:tblW w:type="dxa" w:w="10360"/>
-        <w:tblBorders>
-          <w:top w:val="single" w:color="auto" w:sz="4"/>
-          <w:left w:val="single" w:color="auto" w:sz="4"/>
-          <w:bottom w:val="single" w:color="auto" w:sz="4"/>
-          <w:right w:val="single" w:color="auto" w:sz="4"/>
-          <w:insideH w:val="single" w:color="auto" w:sz="4"/>
-          <w:insideV w:val="single" w:color="auto" w:sz="4"/>
-        </w:tblBorders>
-      </w:tblPr>
-      <w:tblGrid>
-        <w:gridCol w:w="2400"/>
-        <w:gridCol w:w="7960"/>
-      </w:tblGrid>
-      <w:tr>
-        <w:tc>
-          <w:tcPr>
-            <w:tcW w:type="dxa" w:w="2400"/>
-            <w:tcBorders>
-              <w:top w:val="single" w:color="CCCCCC" w:sz="4"/>
-              <w:left w:val="single" w:color="CCCCCC" w:sz="4"/>
-              <w:bottom w:val="single" w:color="CCCCCC" w:sz="4"/>
-              <w:right w:val="single" w:color="CCCCCC" w:sz="4"/>
-            </w:tcBorders>
-            <w:shd w:fill="1A2B3C" w:val="clear"/>
-            <w:tcMar>
-              <w:top w:type="dxa" w:w="80"/>
-              <w:left w:type="dxa" w:w="120"/>
-              <w:bottom w:type="dxa" w:w="80"/>
-              <w:right w:type="dxa" w:w="120"/>
-            </w:tcMar>
-          </w:tcPr>
-          <w:p>
-            <w:pPr>
-              <w:jc w:val="left"/>
-            </w:pPr>
-            <w:r>
-              <w:rPr>
-                <w:rFonts w:ascii="Arial" w:cs="Arial" w:eastAsia="Arial" w:hAnsi="Arial"/>
-                <w:b/>
-                <w:bCs/>
-                <w:i w:val="false"/>
-                <w:iCs w:val="false"/>
-                <w:color w:val="FFFFFF"/>
-                <w:sz w:val="17"/>
-                <w:szCs w:val="17"/>
-              </w:rPr>
-              <w:t xml:space="preserve">Where corporate is</w:t>
-            </w:r>
-          </w:p>
-        </w:tc>
-        <w:tc>
-          <w:tcPr>
-            <w:tcW w:type="dxa" w:w="7960"/>
-            <w:tcBorders>
-              <w:top w:val="single" w:color="CCCCCC" w:sz="4"/>
-              <w:left w:val="single" w:color="CCCCCC" w:sz="4"/>
-              <w:bottom w:val="single" w:color="CCCCCC" w:sz="4"/>
-              <w:right w:val="single" w:color="CCCCCC" w:sz="4"/>
-            </w:tcBorders>
-            <w:tcMar>
-              <w:top w:type="dxa" w:w="80"/>
-              <w:left w:type="dxa" w:w="120"/>
-              <w:bottom w:type="dxa" w:w="80"/>
-              <w:right w:type="dxa" w:w="120"/>
-            </w:tcMar>
-          </w:tcPr>
-          <w:p>
-            <w:pPr>
-              <w:jc w:val="left"/>
-            </w:pPr>
-            <w:r>
-              <w:rPr>
-                <w:rFonts w:ascii="Arial" w:cs="Arial" w:eastAsia="Arial" w:hAnsi="Arial"/>
-                <w:b w:val="false"/>
-                <w:bCs w:val="false"/>
-                <w:i w:val="false"/>
-                <w:iCs w:val="false"/>
-                <w:sz w:val="17"/>
-                <w:szCs w:val="17"/>
-              </w:rPr>
-              <w:t xml:space="preserve">Empower Ignite 2027 (Feb 2027) — corporate brand session</w:t>
-            </w:r>
-          </w:p>
-        </w:tc>
-      </w:tr>
-      <w:tr>
-        <w:tc>
-          <w:tcPr>
-            <w:tcW w:type="dxa" w:w="2400"/>
-            <w:tcBorders>
-              <w:top w:val="single" w:color="CCCCCC" w:sz="4"/>
-              <w:left w:val="single" w:color="CCCCCC" w:sz="4"/>
-              <w:bottom w:val="single" w:color="CCCCCC" w:sz="4"/>
-              <w:right w:val="single" w:color="CCCCCC" w:sz="4"/>
-            </w:tcBorders>
-            <w:shd w:fill="1A2B3C" w:val="clear"/>
-            <w:tcMar>
-              <w:top w:type="dxa" w:w="80"/>
-              <w:left w:type="dxa" w:w="120"/>
-              <w:bottom w:type="dxa" w:w="80"/>
-              <w:right w:type="dxa" w:w="120"/>
-            </w:tcMar>
-          </w:tcPr>
-          <w:p>
-            <w:pPr>
-              <w:jc w:val="left"/>
-            </w:pPr>
-            <w:r>
-              <w:rPr>
-                <w:rFonts w:ascii="Arial" w:cs="Arial" w:eastAsia="Arial" w:hAnsi="Arial"/>
-                <w:b/>
-                <w:bCs/>
-                <w:i w:val="false"/>
-                <w:iCs w:val="false"/>
-                <w:color w:val="FFFFFF"/>
-                <w:sz w:val="17"/>
-                <w:szCs w:val="17"/>
-              </w:rPr>
-              <w:t xml:space="preserve">Where franchisees gather</w:t>
-            </w:r>
-          </w:p>
-        </w:tc>
-        <w:tc>
-          <w:tcPr>
-            <w:tcW w:type="dxa" w:w="7960"/>
-            <w:tcBorders>
-              <w:top w:val="single" w:color="CCCCCC" w:sz="4"/>
-              <w:left w:val="single" w:color="CCCCCC" w:sz="4"/>
-              <w:bottom w:val="single" w:color="CCCCCC" w:sz="4"/>
-              <w:right w:val="single" w:color="CCCCCC" w:sz="4"/>
-            </w:tcBorders>
-            <w:tcMar>
-              <w:top w:type="dxa" w:w="80"/>
-              <w:left w:type="dxa" w:w="120"/>
-              <w:bottom w:type="dxa" w:w="80"/>
-              <w:right w:type="dxa" w:w="120"/>
-            </w:tcMar>
-          </w:tcPr>
-          <w:p>
-            <w:pPr>
-              <w:jc w:val="left"/>
-            </w:pPr>
-            <w:r>
-              <w:rPr>
-                <w:rFonts w:ascii="Arial" w:cs="Arial" w:eastAsia="Arial" w:hAnsi="Arial"/>
-                <w:b w:val="false"/>
-                <w:bCs w:val="false"/>
-                <w:i w:val="false"/>
-                <w:iCs w:val="false"/>
-                <w:sz w:val="17"/>
-                <w:szCs w:val="17"/>
-              </w:rPr>
-              <w:t xml:space="preserve">MUFC 2027 (Apr 26-29 Vegas) for multi-unit operators · Bumble brand-specific brand meetings (request schedule from Marketing teammates)</w:t>
-            </w:r>
-          </w:p>
-        </w:tc>
-      </w:tr>
-      <w:tr>
-        <w:tc>
-          <w:tcPr>
-            <w:tcW w:type="dxa" w:w="2400"/>
-            <w:tcBorders>
-              <w:top w:val="single" w:color="CCCCCC" w:sz="4"/>
-              <w:left w:val="single" w:color="CCCCCC" w:sz="4"/>
-              <w:bottom w:val="single" w:color="CCCCCC" w:sz="4"/>
-              <w:right w:val="single" w:color="CCCCCC" w:sz="4"/>
-            </w:tcBorders>
-            <w:shd w:fill="1A2B3C" w:val="clear"/>
-            <w:tcMar>
-              <w:top w:type="dxa" w:w="80"/>
-              <w:left w:type="dxa" w:w="120"/>
-              <w:bottom w:type="dxa" w:w="80"/>
-              <w:right w:type="dxa" w:w="120"/>
-            </w:tcMar>
-          </w:tcPr>
-          <w:p>
-            <w:pPr>
-              <w:jc w:val="left"/>
-            </w:pPr>
-            <w:r>
-              <w:rPr>
-                <w:rFonts w:ascii="Arial" w:cs="Arial" w:eastAsia="Arial" w:hAnsi="Arial"/>
-                <w:b/>
-                <w:bCs/>
-                <w:i w:val="false"/>
-                <w:iCs w:val="false"/>
-                <w:color w:val="FFFFFF"/>
-                <w:sz w:val="17"/>
-                <w:szCs w:val="17"/>
-              </w:rPr>
-              <w:t xml:space="preserve">Vertical industry events</w:t>
-            </w:r>
-          </w:p>
-        </w:tc>
-        <w:tc>
-          <w:tcPr>
-            <w:tcW w:type="dxa" w:w="7960"/>
-            <w:tcBorders>
-              <w:top w:val="single" w:color="CCCCCC" w:sz="4"/>
-              <w:left w:val="single" w:color="CCCCCC" w:sz="4"/>
-              <w:bottom w:val="single" w:color="CCCCCC" w:sz="4"/>
-              <w:right w:val="single" w:color="CCCCCC" w:sz="4"/>
-            </w:tcBorders>
-            <w:tcMar>
-              <w:top w:type="dxa" w:w="80"/>
-              <w:left w:type="dxa" w:w="120"/>
-              <w:bottom w:type="dxa" w:w="80"/>
-              <w:right w:type="dxa" w:w="120"/>
-            </w:tcMar>
-          </w:tcPr>
-          <w:p>
-            <w:pPr>
-              <w:jc w:val="left"/>
-            </w:pPr>
-            <w:r>
-              <w:rPr>
-                <w:rFonts w:ascii="Arial" w:cs="Arial" w:eastAsia="Arial" w:hAnsi="Arial"/>
-                <w:b w:val="false"/>
-                <w:bCs w:val="false"/>
-                <w:i w:val="false"/>
-                <w:iCs w:val="false"/>
-                <w:sz w:val="17"/>
-                <w:szCs w:val="17"/>
-              </w:rPr>
-              <w:t xml:space="preserve">PCA EXPO 2027 (Feb 16-20 New Orleans) — adjacent vertical · National Roofing Contractors Association (IRE — International Roofing Expo Feb 2027 likely)</w:t>
-            </w:r>
-          </w:p>
-        </w:tc>
-      </w:tr>
-      <w:tr>
-        <w:tc>
-          <w:tcPr>
-            <w:tcW w:type="dxa" w:w="2400"/>
-            <w:tcBorders>
-              <w:top w:val="single" w:color="CCCCCC" w:sz="4"/>
-              <w:left w:val="single" w:color="CCCCCC" w:sz="4"/>
-              <w:bottom w:val="single" w:color="CCCCCC" w:sz="4"/>
-              <w:right w:val="single" w:color="CCCCCC" w:sz="4"/>
-            </w:tcBorders>
-            <w:shd w:fill="EAF3DE" w:val="clear"/>
-            <w:tcMar>
-              <w:top w:type="dxa" w:w="80"/>
-              <w:left w:type="dxa" w:w="120"/>
-              <w:bottom w:type="dxa" w:w="80"/>
-              <w:right w:type="dxa" w:w="120"/>
-            </w:tcMar>
-          </w:tcPr>
-          <w:p>
-            <w:pPr>
-              <w:jc w:val="left"/>
-            </w:pPr>
-            <w:r>
-              <w:rPr>
-                <w:rFonts w:ascii="Arial" w:cs="Arial" w:eastAsia="Arial" w:hAnsi="Arial"/>
-                <w:b/>
-                <w:bCs/>
-                <w:i w:val="false"/>
-                <w:iCs w:val="false"/>
-                <w:color w:val="27500A"/>
-                <w:sz w:val="17"/>
-                <w:szCs w:val="17"/>
-              </w:rPr>
-              <w:t xml:space="preserve">Specific intel targets</w:t>
-            </w:r>
-          </w:p>
-        </w:tc>
-        <w:tc>
-          <w:tcPr>
-            <w:tcW w:type="dxa" w:w="7960"/>
-            <w:tcBorders>
-              <w:top w:val="single" w:color="CCCCCC" w:sz="4"/>
-              <w:left w:val="single" w:color="CCCCCC" w:sz="4"/>
-              <w:bottom w:val="single" w:color="CCCCCC" w:sz="4"/>
-              <w:right w:val="single" w:color="CCCCCC" w:sz="4"/>
-            </w:tcBorders>
-            <w:shd w:fill="EAF3DE" w:val="clear"/>
-            <w:tcMar>
-              <w:top w:type="dxa" w:w="80"/>
-              <w:left w:type="dxa" w:w="120"/>
-              <w:bottom w:type="dxa" w:w="80"/>
-              <w:right w:type="dxa" w:w="120"/>
-            </w:tcMar>
-          </w:tcPr>
-          <w:p>
-            <w:pPr>
-              <w:jc w:val="left"/>
-            </w:pPr>
-            <w:r>
-              <w:rPr>
-                <w:rFonts w:ascii="Arial" w:cs="Arial" w:eastAsia="Arial" w:hAnsi="Arial"/>
-                <w:b w:val="false"/>
-                <w:bCs w:val="false"/>
-                <w:i w:val="false"/>
-                <w:iCs w:val="false"/>
-                <w:sz w:val="17"/>
-                <w:szCs w:val="17"/>
-              </w:rPr>
-              <w:t xml:space="preserve">Caleb Shoup (NW Arkansas) — Bumble Franchisee of Year. Corrie/Tanner Morley not Bumble but multi-brand network value. Katie Lepper is Director Franchise Development for Bumble — direct line.</w:t>
-            </w:r>
-          </w:p>
-        </w:tc>
-      </w:tr>
-    </w:tbl>
-    <w:p>
-      <w:pPr>
-        <w:spacing w:after="80" w:before="80"/>
-      </w:pPr>
-      <w:r>
-        <w:rPr>
-          <w:rFonts w:ascii="Arial" w:cs="Arial" w:eastAsia="Arial" w:hAnsi="Arial"/>
-          <w:sz w:val="22"/>
-          <w:szCs w:val="22"/>
-        </w:rPr>
-        <w:t xml:space="preserve"/>
-      </w:r>
-    </w:p>
-    <w:p>
-      <w:pPr>
-        <w:spacing w:after="100" w:before="200"/>
-      </w:pPr>
-      <w:r>
-        <w:rPr>
-          <w:rFonts w:ascii="Arial" w:cs="Arial" w:eastAsia="Arial" w:hAnsi="Arial"/>
-          <w:b/>
-          <w:bCs/>
-          <w:color w:val="1A2B3C"/>
-          <w:sz w:val="22"/>
-          <w:szCs w:val="22"/>
-        </w:rPr>
-        <w:t xml:space="preserve">Koala Insulation (~395 units — anchor brand)</w:t>
-      </w:r>
-    </w:p>
-    <w:tbl>
-      <w:tblPr>
-        <w:tblW w:type="dxa" w:w="10360"/>
-        <w:tblBorders>
-          <w:top w:val="single" w:color="auto" w:sz="4"/>
-          <w:left w:val="single" w:color="auto" w:sz="4"/>
-          <w:bottom w:val="single" w:color="auto" w:sz="4"/>
-          <w:right w:val="single" w:color="auto" w:sz="4"/>
-          <w:insideH w:val="single" w:color="auto" w:sz="4"/>
-          <w:insideV w:val="single" w:color="auto" w:sz="4"/>
-        </w:tblBorders>
-      </w:tblPr>
-      <w:tblGrid>
-        <w:gridCol w:w="2400"/>
-        <w:gridCol w:w="7960"/>
-      </w:tblGrid>
-      <w:tr>
-        <w:tc>
-          <w:tcPr>
-            <w:tcW w:type="dxa" w:w="2400"/>
-            <w:tcBorders>
-              <w:top w:val="single" w:color="CCCCCC" w:sz="4"/>
-              <w:left w:val="single" w:color="CCCCCC" w:sz="4"/>
-              <w:bottom w:val="single" w:color="CCCCCC" w:sz="4"/>
-              <w:right w:val="single" w:color="CCCCCC" w:sz="4"/>
-            </w:tcBorders>
-            <w:shd w:fill="1A2B3C" w:val="clear"/>
-            <w:tcMar>
-              <w:top w:type="dxa" w:w="80"/>
-              <w:left w:type="dxa" w:w="120"/>
-              <w:bottom w:type="dxa" w:w="80"/>
-              <w:right w:type="dxa" w:w="120"/>
-            </w:tcMar>
-          </w:tcPr>
-          <w:p>
-            <w:pPr>
-              <w:jc w:val="left"/>
-            </w:pPr>
-            <w:r>
-              <w:rPr>
-                <w:rFonts w:ascii="Arial" w:cs="Arial" w:eastAsia="Arial" w:hAnsi="Arial"/>
-                <w:b/>
-                <w:bCs/>
-                <w:i w:val="false"/>
-                <w:iCs w:val="false"/>
-                <w:color w:val="FFFFFF"/>
-                <w:sz w:val="17"/>
-                <w:szCs w:val="17"/>
-              </w:rPr>
-              <w:t xml:space="preserve">Where corporate is</w:t>
-            </w:r>
-          </w:p>
-        </w:tc>
-        <w:tc>
-          <w:tcPr>
-            <w:tcW w:type="dxa" w:w="7960"/>
-            <w:tcBorders>
-              <w:top w:val="single" w:color="CCCCCC" w:sz="4"/>
-              <w:left w:val="single" w:color="CCCCCC" w:sz="4"/>
-              <w:bottom w:val="single" w:color="CCCCCC" w:sz="4"/>
-              <w:right w:val="single" w:color="CCCCCC" w:sz="4"/>
-            </w:tcBorders>
-            <w:tcMar>
-              <w:top w:type="dxa" w:w="80"/>
-              <w:left w:type="dxa" w:w="120"/>
-              <w:bottom w:type="dxa" w:w="80"/>
-              <w:right w:type="dxa" w:w="120"/>
-            </w:tcMar>
-          </w:tcPr>
-          <w:p>
-            <w:pPr>
-              <w:jc w:val="left"/>
-            </w:pPr>
-            <w:r>
-              <w:rPr>
-                <w:rFonts w:ascii="Arial" w:cs="Arial" w:eastAsia="Arial" w:hAnsi="Arial"/>
-                <w:b w:val="false"/>
-                <w:bCs w:val="false"/>
-                <w:i w:val="false"/>
-                <w:iCs w:val="false"/>
-                <w:sz w:val="17"/>
-                <w:szCs w:val="17"/>
-              </w:rPr>
-              <w:t xml:space="preserve">Empower Ignite 2027 — Cory Lyons brand session</w:t>
-            </w:r>
-          </w:p>
-        </w:tc>
-      </w:tr>
-      <w:tr>
-        <w:tc>
-          <w:tcPr>
-            <w:tcW w:type="dxa" w:w="2400"/>
-            <w:tcBorders>
-              <w:top w:val="single" w:color="CCCCCC" w:sz="4"/>
-              <w:left w:val="single" w:color="CCCCCC" w:sz="4"/>
-              <w:bottom w:val="single" w:color="CCCCCC" w:sz="4"/>
-              <w:right w:val="single" w:color="CCCCCC" w:sz="4"/>
-            </w:tcBorders>
-            <w:shd w:fill="1A2B3C" w:val="clear"/>
-            <w:tcMar>
-              <w:top w:type="dxa" w:w="80"/>
-              <w:left w:type="dxa" w:w="120"/>
-              <w:bottom w:type="dxa" w:w="80"/>
-              <w:right w:type="dxa" w:w="120"/>
-            </w:tcMar>
-          </w:tcPr>
-          <w:p>
-            <w:pPr>
-              <w:jc w:val="left"/>
-            </w:pPr>
-            <w:r>
-              <w:rPr>
-                <w:rFonts w:ascii="Arial" w:cs="Arial" w:eastAsia="Arial" w:hAnsi="Arial"/>
-                <w:b/>
-                <w:bCs/>
-                <w:i w:val="false"/>
-                <w:iCs w:val="false"/>
-                <w:color w:val="FFFFFF"/>
-                <w:sz w:val="17"/>
-                <w:szCs w:val="17"/>
-              </w:rPr>
-              <w:t xml:space="preserve">Where franchisees gather</w:t>
-            </w:r>
-          </w:p>
-        </w:tc>
-        <w:tc>
-          <w:tcPr>
-            <w:tcW w:type="dxa" w:w="7960"/>
-            <w:tcBorders>
-              <w:top w:val="single" w:color="CCCCCC" w:sz="4"/>
-              <w:left w:val="single" w:color="CCCCCC" w:sz="4"/>
-              <w:bottom w:val="single" w:color="CCCCCC" w:sz="4"/>
-              <w:right w:val="single" w:color="CCCCCC" w:sz="4"/>
-            </w:tcBorders>
-            <w:tcMar>
-              <w:top w:type="dxa" w:w="80"/>
-              <w:left w:type="dxa" w:w="120"/>
-              <w:bottom w:type="dxa" w:w="80"/>
-              <w:right w:type="dxa" w:w="120"/>
-            </w:tcMar>
-          </w:tcPr>
-          <w:p>
-            <w:pPr>
-              <w:jc w:val="left"/>
-            </w:pPr>
-            <w:r>
-              <w:rPr>
-                <w:rFonts w:ascii="Arial" w:cs="Arial" w:eastAsia="Arial" w:hAnsi="Arial"/>
-                <w:b w:val="false"/>
-                <w:bCs w:val="false"/>
-                <w:i w:val="false"/>
-                <w:iCs w:val="false"/>
-                <w:sz w:val="17"/>
-                <w:szCs w:val="17"/>
-              </w:rPr>
-              <w:t xml:space="preserve">MUFC 2027 · Koala-specific brand meetings</w:t>
-            </w:r>
-          </w:p>
-        </w:tc>
-      </w:tr>
-      <w:tr>
-        <w:tc>
-          <w:tcPr>
-            <w:tcW w:type="dxa" w:w="2400"/>
-            <w:tcBorders>
-              <w:top w:val="single" w:color="CCCCCC" w:sz="4"/>
-              <w:left w:val="single" w:color="CCCCCC" w:sz="4"/>
-              <w:bottom w:val="single" w:color="CCCCCC" w:sz="4"/>
-              <w:right w:val="single" w:color="CCCCCC" w:sz="4"/>
-            </w:tcBorders>
-            <w:shd w:fill="1A2B3C" w:val="clear"/>
-            <w:tcMar>
-              <w:top w:type="dxa" w:w="80"/>
-              <w:left w:type="dxa" w:w="120"/>
-              <w:bottom w:type="dxa" w:w="80"/>
-              <w:right w:type="dxa" w:w="120"/>
-            </w:tcMar>
-          </w:tcPr>
-          <w:p>
-            <w:pPr>
-              <w:jc w:val="left"/>
-            </w:pPr>
-            <w:r>
-              <w:rPr>
-                <w:rFonts w:ascii="Arial" w:cs="Arial" w:eastAsia="Arial" w:hAnsi="Arial"/>
-                <w:b/>
-                <w:bCs/>
-                <w:i w:val="false"/>
-                <w:iCs w:val="false"/>
-                <w:color w:val="FFFFFF"/>
-                <w:sz w:val="17"/>
-                <w:szCs w:val="17"/>
-              </w:rPr>
-              <w:t xml:space="preserve">Vertical industry events</w:t>
-            </w:r>
-          </w:p>
-        </w:tc>
-        <w:tc>
-          <w:tcPr>
-            <w:tcW w:type="dxa" w:w="7960"/>
-            <w:tcBorders>
-              <w:top w:val="single" w:color="CCCCCC" w:sz="4"/>
-              <w:left w:val="single" w:color="CCCCCC" w:sz="4"/>
-              <w:bottom w:val="single" w:color="CCCCCC" w:sz="4"/>
-              <w:right w:val="single" w:color="CCCCCC" w:sz="4"/>
-            </w:tcBorders>
-            <w:tcMar>
-              <w:top w:type="dxa" w:w="80"/>
-              <w:left w:type="dxa" w:w="120"/>
-              <w:bottom w:type="dxa" w:w="80"/>
-              <w:right w:type="dxa" w:w="120"/>
-            </w:tcMar>
-          </w:tcPr>
-          <w:p>
-            <w:pPr>
-              <w:jc w:val="left"/>
-            </w:pPr>
-            <w:r>
-              <w:rPr>
-                <w:rFonts w:ascii="Arial" w:cs="Arial" w:eastAsia="Arial" w:hAnsi="Arial"/>
-                <w:b w:val="false"/>
-                <w:bCs w:val="false"/>
-                <w:i w:val="false"/>
-                <w:iCs w:val="false"/>
-                <w:sz w:val="17"/>
-                <w:szCs w:val="17"/>
-              </w:rPr>
-              <w:t xml:space="preserve">International Builders' Show 2027 (Feb Orlando) — insulation/building products · Steve Griffith is Director Franchise Development for Koala</w:t>
-            </w:r>
-          </w:p>
-        </w:tc>
-      </w:tr>
-      <w:tr>
-        <w:tc>
-          <w:tcPr>
-            <w:tcW w:type="dxa" w:w="2400"/>
-            <w:tcBorders>
-              <w:top w:val="single" w:color="CCCCCC" w:sz="4"/>
-              <w:left w:val="single" w:color="CCCCCC" w:sz="4"/>
-              <w:bottom w:val="single" w:color="CCCCCC" w:sz="4"/>
-              <w:right w:val="single" w:color="CCCCCC" w:sz="4"/>
-            </w:tcBorders>
-            <w:shd w:fill="EAF3DE" w:val="clear"/>
-            <w:tcMar>
-              <w:top w:type="dxa" w:w="80"/>
-              <w:left w:type="dxa" w:w="120"/>
-              <w:bottom w:type="dxa" w:w="80"/>
-              <w:right w:type="dxa" w:w="120"/>
-            </w:tcMar>
-          </w:tcPr>
-          <w:p>
-            <w:pPr>
-              <w:jc w:val="left"/>
-            </w:pPr>
-            <w:r>
-              <w:rPr>
-                <w:rFonts w:ascii="Arial" w:cs="Arial" w:eastAsia="Arial" w:hAnsi="Arial"/>
-                <w:b/>
-                <w:bCs/>
-                <w:i w:val="false"/>
-                <w:iCs w:val="false"/>
-                <w:color w:val="27500A"/>
-                <w:sz w:val="17"/>
-                <w:szCs w:val="17"/>
-              </w:rPr>
-              <w:t xml:space="preserve">Specific intel targets</w:t>
-            </w:r>
-          </w:p>
-        </w:tc>
-        <w:tc>
-          <w:tcPr>
-            <w:tcW w:type="dxa" w:w="7960"/>
-            <w:tcBorders>
-              <w:top w:val="single" w:color="CCCCCC" w:sz="4"/>
-              <w:left w:val="single" w:color="CCCCCC" w:sz="4"/>
-              <w:bottom w:val="single" w:color="CCCCCC" w:sz="4"/>
-              <w:right w:val="single" w:color="CCCCCC" w:sz="4"/>
-            </w:tcBorders>
-            <w:shd w:fill="EAF3DE" w:val="clear"/>
-            <w:tcMar>
-              <w:top w:type="dxa" w:w="80"/>
-              <w:left w:type="dxa" w:w="120"/>
-              <w:bottom w:type="dxa" w:w="80"/>
-              <w:right w:type="dxa" w:w="120"/>
-            </w:tcMar>
-          </w:tcPr>
-          <w:p>
-            <w:pPr>
-              <w:jc w:val="left"/>
-            </w:pPr>
-            <w:r>
-              <w:rPr>
-                <w:rFonts w:ascii="Arial" w:cs="Arial" w:eastAsia="Arial" w:hAnsi="Arial"/>
-                <w:b w:val="false"/>
-                <w:bCs w:val="false"/>
-                <w:i w:val="false"/>
-                <w:iCs w:val="false"/>
-                <w:sz w:val="17"/>
-                <w:szCs w:val="17"/>
-              </w:rPr>
-              <w:t xml:space="preserve">Tanner &amp; Corrie Morley (Denver) — Koala Franchisee of Year</w:t>
-            </w:r>
-          </w:p>
-        </w:tc>
-      </w:tr>
-    </w:tbl>
-    <w:p>
-      <w:pPr>
-        <w:spacing w:after="80" w:before="80"/>
-      </w:pPr>
-      <w:r>
-        <w:rPr>
-          <w:rFonts w:ascii="Arial" w:cs="Arial" w:eastAsia="Arial" w:hAnsi="Arial"/>
-          <w:sz w:val="22"/>
-          <w:szCs w:val="22"/>
-        </w:rPr>
-        <w:t xml:space="preserve"/>
-      </w:r>
-    </w:p>
-    <w:p>
-      <w:pPr>
-        <w:spacing w:after="100" w:before="200"/>
-      </w:pPr>
-      <w:r>
-        <w:rPr>
-          <w:rFonts w:ascii="Arial" w:cs="Arial" w:eastAsia="Arial" w:hAnsi="Arial"/>
-          <w:b/>
-          <w:bCs/>
-          <w:color w:val="1A2B3C"/>
-          <w:sz w:val="22"/>
-          <w:szCs w:val="22"/>
-        </w:rPr>
-        <w:t xml:space="preserve">Wallaby Windows (newer companion brand)</w:t>
-      </w:r>
-    </w:p>
-    <w:tbl>
-      <w:tblPr>
-        <w:tblW w:type="dxa" w:w="10360"/>
-        <w:tblBorders>
-          <w:top w:val="single" w:color="auto" w:sz="4"/>
-          <w:left w:val="single" w:color="auto" w:sz="4"/>
-          <w:bottom w:val="single" w:color="auto" w:sz="4"/>
-          <w:right w:val="single" w:color="auto" w:sz="4"/>
-          <w:insideH w:val="single" w:color="auto" w:sz="4"/>
-          <w:insideV w:val="single" w:color="auto" w:sz="4"/>
-        </w:tblBorders>
-      </w:tblPr>
-      <w:tblGrid>
-        <w:gridCol w:w="2400"/>
-        <w:gridCol w:w="7960"/>
-      </w:tblGrid>
-      <w:tr>
-        <w:tc>
-          <w:tcPr>
-            <w:tcW w:type="dxa" w:w="2400"/>
-            <w:tcBorders>
-              <w:top w:val="single" w:color="CCCCCC" w:sz="4"/>
-              <w:left w:val="single" w:color="CCCCCC" w:sz="4"/>
-              <w:bottom w:val="single" w:color="CCCCCC" w:sz="4"/>
-              <w:right w:val="single" w:color="CCCCCC" w:sz="4"/>
-            </w:tcBorders>
-            <w:shd w:fill="1A2B3C" w:val="clear"/>
-            <w:tcMar>
-              <w:top w:type="dxa" w:w="80"/>
-              <w:left w:type="dxa" w:w="120"/>
-              <w:bottom w:type="dxa" w:w="80"/>
-              <w:right w:type="dxa" w:w="120"/>
-            </w:tcMar>
-          </w:tcPr>
-          <w:p>
-            <w:pPr>
-              <w:jc w:val="left"/>
-            </w:pPr>
-            <w:r>
-              <w:rPr>
-                <w:rFonts w:ascii="Arial" w:cs="Arial" w:eastAsia="Arial" w:hAnsi="Arial"/>
-                <w:b/>
-                <w:bCs/>
-                <w:i w:val="false"/>
-                <w:iCs w:val="false"/>
-                <w:color w:val="FFFFFF"/>
-                <w:sz w:val="17"/>
-                <w:szCs w:val="17"/>
-              </w:rPr>
-              <w:t xml:space="preserve">Where corporate is</w:t>
-            </w:r>
-          </w:p>
-        </w:tc>
-        <w:tc>
-          <w:tcPr>
-            <w:tcW w:type="dxa" w:w="7960"/>
-            <w:tcBorders>
-              <w:top w:val="single" w:color="CCCCCC" w:sz="4"/>
-              <w:left w:val="single" w:color="CCCCCC" w:sz="4"/>
-              <w:bottom w:val="single" w:color="CCCCCC" w:sz="4"/>
-              <w:right w:val="single" w:color="CCCCCC" w:sz="4"/>
-            </w:tcBorders>
-            <w:tcMar>
-              <w:top w:type="dxa" w:w="80"/>
-              <w:left w:type="dxa" w:w="120"/>
-              <w:bottom w:type="dxa" w:w="80"/>
-              <w:right w:type="dxa" w:w="120"/>
-            </w:tcMar>
-          </w:tcPr>
-          <w:p>
-            <w:pPr>
-              <w:jc w:val="left"/>
-            </w:pPr>
-            <w:r>
-              <w:rPr>
-                <w:rFonts w:ascii="Arial" w:cs="Arial" w:eastAsia="Arial" w:hAnsi="Arial"/>
-                <w:b w:val="false"/>
-                <w:bCs w:val="false"/>
-                <w:i w:val="false"/>
-                <w:iCs w:val="false"/>
-                <w:sz w:val="17"/>
-                <w:szCs w:val="17"/>
-              </w:rPr>
-              <w:t xml:space="preserve">Empower Ignite 2027 — Cory Lyons brand session (same as Koala)</w:t>
-            </w:r>
-          </w:p>
-        </w:tc>
-      </w:tr>
-      <w:tr>
-        <w:tc>
-          <w:tcPr>
-            <w:tcW w:type="dxa" w:w="2400"/>
-            <w:tcBorders>
-              <w:top w:val="single" w:color="CCCCCC" w:sz="4"/>
-              <w:left w:val="single" w:color="CCCCCC" w:sz="4"/>
-              <w:bottom w:val="single" w:color="CCCCCC" w:sz="4"/>
-              <w:right w:val="single" w:color="CCCCCC" w:sz="4"/>
-            </w:tcBorders>
-            <w:shd w:fill="1A2B3C" w:val="clear"/>
-            <w:tcMar>
-              <w:top w:type="dxa" w:w="80"/>
-              <w:left w:type="dxa" w:w="120"/>
-              <w:bottom w:type="dxa" w:w="80"/>
-              <w:right w:type="dxa" w:w="120"/>
-            </w:tcMar>
-          </w:tcPr>
-          <w:p>
-            <w:pPr>
-              <w:jc w:val="left"/>
-            </w:pPr>
-            <w:r>
-              <w:rPr>
-                <w:rFonts w:ascii="Arial" w:cs="Arial" w:eastAsia="Arial" w:hAnsi="Arial"/>
-                <w:b/>
-                <w:bCs/>
-                <w:i w:val="false"/>
-                <w:iCs w:val="false"/>
-                <w:color w:val="FFFFFF"/>
-                <w:sz w:val="17"/>
-                <w:szCs w:val="17"/>
-              </w:rPr>
-              <w:t xml:space="preserve">Where franchisees gather</w:t>
-            </w:r>
-          </w:p>
-        </w:tc>
-        <w:tc>
-          <w:tcPr>
-            <w:tcW w:type="dxa" w:w="7960"/>
-            <w:tcBorders>
-              <w:top w:val="single" w:color="CCCCCC" w:sz="4"/>
-              <w:left w:val="single" w:color="CCCCCC" w:sz="4"/>
-              <w:bottom w:val="single" w:color="CCCCCC" w:sz="4"/>
-              <w:right w:val="single" w:color="CCCCCC" w:sz="4"/>
-            </w:tcBorders>
-            <w:tcMar>
-              <w:top w:type="dxa" w:w="80"/>
-              <w:left w:type="dxa" w:w="120"/>
-              <w:bottom w:type="dxa" w:w="80"/>
-              <w:right w:type="dxa" w:w="120"/>
-            </w:tcMar>
-          </w:tcPr>
-          <w:p>
-            <w:pPr>
-              <w:jc w:val="left"/>
-            </w:pPr>
-            <w:r>
-              <w:rPr>
-                <w:rFonts w:ascii="Arial" w:cs="Arial" w:eastAsia="Arial" w:hAnsi="Arial"/>
-                <w:b w:val="false"/>
-                <w:bCs w:val="false"/>
-                <w:i w:val="false"/>
-                <w:iCs w:val="false"/>
-                <w:sz w:val="17"/>
-                <w:szCs w:val="17"/>
-              </w:rPr>
-              <w:t xml:space="preserve">Limited brand-specific events at this scale — Empower Ignite is the play</w:t>
-            </w:r>
-          </w:p>
-        </w:tc>
-      </w:tr>
-      <w:tr>
-        <w:tc>
-          <w:tcPr>
-            <w:tcW w:type="dxa" w:w="2400"/>
-            <w:tcBorders>
-              <w:top w:val="single" w:color="CCCCCC" w:sz="4"/>
-              <w:left w:val="single" w:color="CCCCCC" w:sz="4"/>
-              <w:bottom w:val="single" w:color="CCCCCC" w:sz="4"/>
-              <w:right w:val="single" w:color="CCCCCC" w:sz="4"/>
-            </w:tcBorders>
-            <w:shd w:fill="1A2B3C" w:val="clear"/>
-            <w:tcMar>
-              <w:top w:type="dxa" w:w="80"/>
-              <w:left w:type="dxa" w:w="120"/>
-              <w:bottom w:type="dxa" w:w="80"/>
-              <w:right w:type="dxa" w:w="120"/>
-            </w:tcMar>
-          </w:tcPr>
-          <w:p>
-            <w:pPr>
-              <w:jc w:val="left"/>
-            </w:pPr>
-            <w:r>
-              <w:rPr>
-                <w:rFonts w:ascii="Arial" w:cs="Arial" w:eastAsia="Arial" w:hAnsi="Arial"/>
-                <w:b/>
-                <w:bCs/>
-                <w:i w:val="false"/>
-                <w:iCs w:val="false"/>
-                <w:color w:val="FFFFFF"/>
-                <w:sz w:val="17"/>
-                <w:szCs w:val="17"/>
-              </w:rPr>
-              <w:t xml:space="preserve">Vertical industry events</w:t>
-            </w:r>
-          </w:p>
-        </w:tc>
-        <w:tc>
-          <w:tcPr>
-            <w:tcW w:type="dxa" w:w="7960"/>
-            <w:tcBorders>
-              <w:top w:val="single" w:color="CCCCCC" w:sz="4"/>
-              <w:left w:val="single" w:color="CCCCCC" w:sz="4"/>
-              <w:bottom w:val="single" w:color="CCCCCC" w:sz="4"/>
-              <w:right w:val="single" w:color="CCCCCC" w:sz="4"/>
-            </w:tcBorders>
-            <w:tcMar>
-              <w:top w:type="dxa" w:w="80"/>
-              <w:left w:type="dxa" w:w="120"/>
-              <w:bottom w:type="dxa" w:w="80"/>
-              <w:right w:type="dxa" w:w="120"/>
-            </w:tcMar>
-          </w:tcPr>
-          <w:p>
-            <w:pPr>
-              <w:jc w:val="left"/>
-            </w:pPr>
-            <w:r>
-              <w:rPr>
-                <w:rFonts w:ascii="Arial" w:cs="Arial" w:eastAsia="Arial" w:hAnsi="Arial"/>
-                <w:b w:val="false"/>
-                <w:bCs w:val="false"/>
-                <w:i w:val="false"/>
-                <w:iCs w:val="false"/>
-                <w:sz w:val="17"/>
-                <w:szCs w:val="17"/>
-              </w:rPr>
-              <w:t xml:space="preserve">International Builders' Show · Window &amp; Door Manufacturers Association events</w:t>
-            </w:r>
-          </w:p>
-        </w:tc>
-      </w:tr>
-      <w:tr>
-        <w:tc>
-          <w:tcPr>
-            <w:tcW w:type="dxa" w:w="2400"/>
-            <w:tcBorders>
-              <w:top w:val="single" w:color="CCCCCC" w:sz="4"/>
-              <w:left w:val="single" w:color="CCCCCC" w:sz="4"/>
-              <w:bottom w:val="single" w:color="CCCCCC" w:sz="4"/>
-              <w:right w:val="single" w:color="CCCCCC" w:sz="4"/>
-            </w:tcBorders>
-            <w:shd w:fill="EAF3DE" w:val="clear"/>
-            <w:tcMar>
-              <w:top w:type="dxa" w:w="80"/>
-              <w:left w:type="dxa" w:w="120"/>
-              <w:bottom w:type="dxa" w:w="80"/>
-              <w:right w:type="dxa" w:w="120"/>
-            </w:tcMar>
-          </w:tcPr>
-          <w:p>
-            <w:pPr>
-              <w:jc w:val="left"/>
-            </w:pPr>
-            <w:r>
-              <w:rPr>
-                <w:rFonts w:ascii="Arial" w:cs="Arial" w:eastAsia="Arial" w:hAnsi="Arial"/>
-                <w:b/>
-                <w:bCs/>
-                <w:i w:val="false"/>
-                <w:iCs w:val="false"/>
-                <w:color w:val="27500A"/>
-                <w:sz w:val="17"/>
-                <w:szCs w:val="17"/>
-              </w:rPr>
-              <w:t xml:space="preserve">Specific intel targets</w:t>
-            </w:r>
-          </w:p>
-        </w:tc>
-        <w:tc>
-          <w:tcPr>
-            <w:tcW w:type="dxa" w:w="7960"/>
-            <w:tcBorders>
-              <w:top w:val="single" w:color="CCCCCC" w:sz="4"/>
-              <w:left w:val="single" w:color="CCCCCC" w:sz="4"/>
-              <w:bottom w:val="single" w:color="CCCCCC" w:sz="4"/>
-              <w:right w:val="single" w:color="CCCCCC" w:sz="4"/>
-            </w:tcBorders>
-            <w:shd w:fill="EAF3DE" w:val="clear"/>
-            <w:tcMar>
-              <w:top w:type="dxa" w:w="80"/>
-              <w:left w:type="dxa" w:w="120"/>
-              <w:bottom w:type="dxa" w:w="80"/>
-              <w:right w:type="dxa" w:w="120"/>
-            </w:tcMar>
-          </w:tcPr>
-          <w:p>
-            <w:pPr>
-              <w:jc w:val="left"/>
-            </w:pPr>
-            <w:r>
-              <w:rPr>
-                <w:rFonts w:ascii="Arial" w:cs="Arial" w:eastAsia="Arial" w:hAnsi="Arial"/>
-                <w:b w:val="false"/>
-                <w:bCs w:val="false"/>
-                <w:i w:val="false"/>
-                <w:iCs w:val="false"/>
-                <w:sz w:val="17"/>
-                <w:szCs w:val="17"/>
-              </w:rPr>
-              <w:t xml:space="preserve">Michael &amp; Parker Pierson (Coastal Carolina) — Wallaby Franchisee of Year</w:t>
-            </w:r>
-          </w:p>
-        </w:tc>
-      </w:tr>
-    </w:tbl>
-    <w:p>
-      <w:pPr>
-        <w:spacing w:after="80" w:before="80"/>
-      </w:pPr>
-      <w:r>
-        <w:rPr>
-          <w:rFonts w:ascii="Arial" w:cs="Arial" w:eastAsia="Arial" w:hAnsi="Arial"/>
-          <w:sz w:val="22"/>
-          <w:szCs w:val="22"/>
-        </w:rPr>
-        <w:t xml:space="preserve"/>
-      </w:r>
-    </w:p>
-    <w:tbl>
-      <w:tblPr>
-        <w:tblW w:type="dxa" w:w="9360"/>
-        <w:tblBorders>
-          <w:top w:val="single" w:color="auto" w:sz="4"/>
-          <w:left w:val="single" w:color="auto" w:sz="4"/>
-          <w:bottom w:val="single" w:color="auto" w:sz="4"/>
-          <w:right w:val="single" w:color="auto" w:sz="4"/>
-          <w:insideH w:val="single" w:color="auto" w:sz="4"/>
-          <w:insideV w:val="single" w:color="auto" w:sz="4"/>
-        </w:tblBorders>
-      </w:tblPr>
-      <w:tblGrid>
-        <w:gridCol w:w="9360"/>
-      </w:tblGrid>
-      <w:tr>
-        <w:tc>
-          <w:tcPr>
-            <w:tcW w:type="dxa" w:w="9360"/>
-            <w:tcBorders>
-              <w:top w:val="single" w:color="CCCCCC" w:sz="4"/>
-              <w:left w:val="single" w:color="CCCCCC" w:sz="4"/>
-              <w:bottom w:val="single" w:color="CCCCCC" w:sz="4"/>
-              <w:right w:val="single" w:color="CCCCCC" w:sz="4"/>
-            </w:tcBorders>
-            <w:shd w:fill="E8F4F4" w:val="clear"/>
-            <w:tcMar>
-              <w:top w:type="dxa" w:w="200"/>
-              <w:left w:type="dxa" w:w="240"/>
-              <w:bottom w:type="dxa" w:w="200"/>
-              <w:right w:type="dxa" w:w="240"/>
-            </w:tcMar>
-          </w:tcPr>
-          <w:p>
-            <w:pPr>
-              <w:spacing w:after="120"/>
-            </w:pPr>
-            <w:r>
-              <w:rPr>
-                <w:rFonts w:ascii="Arial" w:cs="Arial" w:eastAsia="Arial" w:hAnsi="Arial"/>
-                <w:b/>
-                <w:bCs/>
-                <w:color w:val="1A2B3C"/>
-                <w:sz w:val="24"/>
-                <w:szCs w:val="24"/>
-              </w:rPr>
-              <w:t xml:space="preserve">How we use this section</w:t>
-            </w:r>
-          </w:p>
-          <w:p>
-            <w:r>
-              <w:rPr>
-                <w:rFonts w:ascii="Arial" w:cs="Arial" w:eastAsia="Arial" w:hAnsi="Arial"/>
-                <w:sz w:val="22"/>
-                <w:szCs w:val="22"/>
-              </w:rPr>
-              <w:t xml:space="preserve">This is the operational layer of the engagement plan. The named-person event map drives who we book meetings with and where we put ourselves. The GPSI overlap tells us which franchisees walk into the conversation already trusting the brand. The wedge brand tracking gives us multiple entry points beyond the franchisor — vertical events, brand meetings, regional gatherings. We update this section as Marketing teammates feeds intel and as event agendas get published.</w:t>
-            </w:r>
-          </w:p>
-        </w:tc>
-      </w:tr>
-    </w:tbl>
-    <w:p>
-      <w:pPr>
-        <w:pBdr>
-          <w:bottom w:val="single" w:color="185FA5" w:sz="6" w:space="1"/>
-        </w:pBdr>
-        <w:spacing w:after="120" w:before="120"/>
-      </w:pPr>
-    </w:p>
-    <w:p>
-      <w:pPr>
-        <w:pStyle w:val="Heading1"/>
-        <w:spacing w:after="180" w:before="360"/>
-      </w:pPr>
-      <w:r>
-        <w:rPr>
-          <w:rFonts w:ascii="Arial" w:cs="Arial" w:eastAsia="Arial" w:hAnsi="Arial"/>
-          <w:b/>
-          <w:bCs/>
-          <w:color w:val="1A2B3C"/>
-          <w:sz w:val="32"/>
-          <w:szCs w:val="32"/>
-        </w:rPr>
-        <w:t xml:space="preserve">🎯 Where Marketing teammates have unique line of sight</w:t>
-      </w:r>
-    </w:p>
-    <w:tbl>
-      <w:tblPr>
-        <w:tblW w:type="dxa" w:w="9360"/>
-        <w:tblBorders>
-          <w:top w:val="single" w:color="auto" w:sz="4"/>
-          <w:left w:val="single" w:color="auto" w:sz="4"/>
-          <w:bottom w:val="single" w:color="auto" w:sz="4"/>
-          <w:right w:val="single" w:color="auto" w:sz="4"/>
-          <w:insideH w:val="single" w:color="auto" w:sz="4"/>
-          <w:insideV w:val="single" w:color="auto" w:sz="4"/>
-        </w:tblBorders>
-      </w:tblPr>
-      <w:tblGrid>
-        <w:gridCol w:w="9360"/>
-      </w:tblGrid>
-      <w:tr>
-        <w:tc>
-          <w:tcPr>
-            <w:tcW w:type="dxa" w:w="9360"/>
-            <w:tcBorders>
-              <w:top w:val="single" w:color="CCCCCC" w:sz="4"/>
-              <w:left w:val="single" w:color="CCCCCC" w:sz="4"/>
-              <w:bottom w:val="single" w:color="CCCCCC" w:sz="4"/>
-              <w:right w:val="single" w:color="CCCCCC" w:sz="4"/>
-            </w:tcBorders>
-            <w:shd w:fill="EAF3DE" w:val="clear"/>
-            <w:tcMar>
-              <w:top w:type="dxa" w:w="200"/>
-              <w:left w:type="dxa" w:w="240"/>
-              <w:bottom w:type="dxa" w:w="200"/>
-              <w:right w:type="dxa" w:w="240"/>
-            </w:tcMar>
-          </w:tcPr>
-          <w:p>
-            <w:pPr>
-              <w:spacing w:after="120"/>
-            </w:pPr>
-            <w:r>
-              <w:rPr>
-                <w:rFonts w:ascii="Arial" w:cs="Arial" w:eastAsia="Arial" w:hAnsi="Arial"/>
-                <w:b/>
-                <w:bCs/>
-                <w:color w:val="1A2B3C"/>
-                <w:sz w:val="24"/>
-                <w:szCs w:val="24"/>
-              </w:rPr>
-              <w:t xml:space="preserve">How we move from where we are to where we want to be</w:t>
-            </w:r>
-          </w:p>
-          <w:p>
-            <w:r>
-              <w:rPr>
-                <w:rFonts w:ascii="Arial" w:cs="Arial" w:eastAsia="Arial" w:hAnsi="Arial"/>
-                <w:sz w:val="22"/>
-                <w:szCs w:val="22"/>
-              </w:rPr>
-              <w:t xml:space="preserve">My read on Empower Brands: there are gaps that public research can\'t close — these are the ones where the team\'s tribal knowledge, existing relationships, and access to internal data unlock our biggest leaps. Listed here as collective gaps, not directives. Marketing teammates are best placed to move these forward.</w:t>
-            </w:r>
-          </w:p>
-        </w:tc>
-      </w:tr>
-    </w:tbl>
-    <w:p>
-      <w:pPr>
-        <w:spacing w:after="80" w:before="80"/>
-      </w:pPr>
-      <w:r>
-        <w:rPr>
-          <w:rFonts w:ascii="Arial" w:cs="Arial" w:eastAsia="Arial" w:hAnsi="Arial"/>
-          <w:sz w:val="22"/>
-          <w:szCs w:val="22"/>
-        </w:rPr>
-        <w:t xml:space="preserve">A few things where Marketing teammates' tribal knowledge would help me move faster. We'll self-assign owners on the call.</w:t>
-      </w:r>
-    </w:p>
-    <w:tbl>
-      <w:tblPr>
-        <w:tblW w:type="dxa" w:w="9360"/>
-        <w:tblBorders>
-          <w:top w:val="single" w:color="auto" w:sz="4"/>
-          <w:left w:val="single" w:color="auto" w:sz="4"/>
-          <w:bottom w:val="single" w:color="auto" w:sz="4"/>
-          <w:right w:val="single" w:color="auto" w:sz="4"/>
-          <w:insideH w:val="single" w:color="auto" w:sz="4"/>
-          <w:insideV w:val="single" w:color="auto" w:sz="4"/>
-        </w:tblBorders>
-      </w:tblPr>
-      <w:tblGrid>
-        <w:gridCol w:w="900"/>
-        <w:gridCol w:w="4100"/>
-        <w:gridCol w:w="2000"/>
-        <w:gridCol w:w="2360"/>
-      </w:tblGrid>
-      <w:tr>
-        <w:trPr>
-          <w:tblHeader/>
-        </w:trPr>
-        <w:tc>
-          <w:tcPr>
-            <w:tcW w:type="dxa" w:w="900"/>
-            <w:tcBorders>
-              <w:top w:val="single" w:color="CCCCCC" w:sz="4"/>
-              <w:left w:val="single" w:color="CCCCCC" w:sz="4"/>
-              <w:bottom w:val="single" w:color="CCCCCC" w:sz="4"/>
-              <w:right w:val="single" w:color="CCCCCC" w:sz="4"/>
-            </w:tcBorders>
-            <w:shd w:fill="1A2B3C" w:val="clear"/>
-            <w:tcMar>
-              <w:top w:type="dxa" w:w="80"/>
-              <w:left w:type="dxa" w:w="120"/>
-              <w:bottom w:type="dxa" w:w="80"/>
-              <w:right w:type="dxa" w:w="120"/>
-            </w:tcMar>
-          </w:tcPr>
-          <w:p>
-            <w:pPr>
-              <w:jc w:val="center"/>
-            </w:pPr>
-            <w:r>
-              <w:rPr>
-                <w:rFonts w:ascii="Arial" w:cs="Arial" w:eastAsia="Arial" w:hAnsi="Arial"/>
-                <w:b/>
-                <w:bCs/>
-                <w:i w:val="false"/>
-                <w:iCs w:val="false"/>
-                <w:color w:val="FFFFFF"/>
-                <w:sz w:val="18"/>
-                <w:szCs w:val="18"/>
-              </w:rPr>
-              <w:t xml:space="preserve">Priority</w:t>
-            </w:r>
-          </w:p>
-        </w:tc>
-        <w:tc>
-          <w:tcPr>
-            <w:tcW w:type="dxa" w:w="4100"/>
-            <w:tcBorders>
-              <w:top w:val="single" w:color="CCCCCC" w:sz="4"/>
-              <w:left w:val="single" w:color="CCCCCC" w:sz="4"/>
-              <w:bottom w:val="single" w:color="CCCCCC" w:sz="4"/>
-              <w:right w:val="single" w:color="CCCCCC" w:sz="4"/>
-            </w:tcBorders>
-            <w:shd w:fill="1A2B3C" w:val="clear"/>
-            <w:tcMar>
-              <w:top w:type="dxa" w:w="80"/>
-              <w:left w:type="dxa" w:w="120"/>
-              <w:bottom w:type="dxa" w:w="80"/>
-              <w:right w:type="dxa" w:w="120"/>
-            </w:tcMar>
-          </w:tcPr>
-          <w:p>
-            <w:pPr>
-              <w:jc w:val="left"/>
-            </w:pPr>
-            <w:r>
-              <w:rPr>
-                <w:rFonts w:ascii="Arial" w:cs="Arial" w:eastAsia="Arial" w:hAnsi="Arial"/>
-                <w:b/>
-                <w:bCs/>
-                <w:i w:val="false"/>
-                <w:iCs w:val="false"/>
-                <w:color w:val="FFFFFF"/>
-                <w:sz w:val="18"/>
-                <w:szCs w:val="18"/>
-              </w:rPr>
-              <w:t xml:space="preserve">What we need to validate</w:t>
-            </w:r>
-          </w:p>
-        </w:tc>
-        <w:tc>
-          <w:tcPr>
-            <w:tcW w:type="dxa" w:w="2000"/>
-            <w:tcBorders>
-              <w:top w:val="single" w:color="CCCCCC" w:sz="4"/>
-              <w:left w:val="single" w:color="CCCCCC" w:sz="4"/>
-              <w:bottom w:val="single" w:color="CCCCCC" w:sz="4"/>
-              <w:right w:val="single" w:color="CCCCCC" w:sz="4"/>
-            </w:tcBorders>
-            <w:shd w:fill="1A2B3C" w:val="clear"/>
-            <w:tcMar>
-              <w:top w:type="dxa" w:w="80"/>
-              <w:left w:type="dxa" w:w="120"/>
-              <w:bottom w:type="dxa" w:w="80"/>
-              <w:right w:type="dxa" w:w="120"/>
-            </w:tcMar>
-          </w:tcPr>
-          <w:p>
-            <w:pPr>
-              <w:jc w:val="left"/>
-            </w:pPr>
-            <w:r>
-              <w:rPr>
-                <w:rFonts w:ascii="Arial" w:cs="Arial" w:eastAsia="Arial" w:hAnsi="Arial"/>
-                <w:b/>
-                <w:bCs/>
-                <w:i w:val="false"/>
-                <w:iCs w:val="false"/>
-                <w:color w:val="FFFFFF"/>
-                <w:sz w:val="18"/>
-                <w:szCs w:val="18"/>
-              </w:rPr>
-              <w:t xml:space="preserve">Current value/guess</w:t>
-            </w:r>
-          </w:p>
-        </w:tc>
-        <w:tc>
-          <w:tcPr>
-            <w:tcW w:type="dxa" w:w="2360"/>
-            <w:tcBorders>
-              <w:top w:val="single" w:color="CCCCCC" w:sz="4"/>
-              <w:left w:val="single" w:color="CCCCCC" w:sz="4"/>
-              <w:bottom w:val="single" w:color="CCCCCC" w:sz="4"/>
-              <w:right w:val="single" w:color="CCCCCC" w:sz="4"/>
-            </w:tcBorders>
-            <w:shd w:fill="1A2B3C" w:val="clear"/>
-            <w:tcMar>
-              <w:top w:type="dxa" w:w="80"/>
-              <w:left w:type="dxa" w:w="120"/>
-              <w:bottom w:type="dxa" w:w="80"/>
-              <w:right w:type="dxa" w:w="120"/>
-            </w:tcMar>
-          </w:tcPr>
-          <w:p>
-            <w:pPr>
-              <w:jc w:val="left"/>
-            </w:pPr>
-            <w:r>
-              <w:rPr>
-                <w:rFonts w:ascii="Arial" w:cs="Arial" w:eastAsia="Arial" w:hAnsi="Arial"/>
-                <w:b/>
-                <w:bCs/>
-                <w:i w:val="false"/>
-                <w:iCs w:val="false"/>
-                <w:color w:val="FFFFFF"/>
-                <w:sz w:val="18"/>
-                <w:szCs w:val="18"/>
-              </w:rPr>
-              <w:t xml:space="preserve">Owner (assign on call)</w:t>
-            </w:r>
-          </w:p>
-        </w:tc>
-      </w:tr>
-      <w:tr>
-        <w:tc>
-          <w:tcPr>
-            <w:tcW w:type="dxa" w:w="900"/>
-            <w:tcBorders>
-              <w:top w:val="single" w:color="CCCCCC" w:sz="4"/>
-              <w:left w:val="single" w:color="CCCCCC" w:sz="4"/>
-              <w:bottom w:val="single" w:color="CCCCCC" w:sz="4"/>
-              <w:right w:val="single" w:color="CCCCCC" w:sz="4"/>
-            </w:tcBorders>
-            <w:shd w:fill="FCEBEB" w:val="clear"/>
-            <w:tcMar>
-              <w:top w:type="dxa" w:w="80"/>
-              <w:left w:type="dxa" w:w="120"/>
-              <w:bottom w:type="dxa" w:w="80"/>
-              <w:right w:type="dxa" w:w="120"/>
-            </w:tcMar>
-          </w:tcPr>
-          <w:p>
-            <w:pPr>
-              <w:jc w:val="center"/>
-            </w:pPr>
-            <w:r>
-              <w:rPr>
-                <w:rFonts w:ascii="Arial" w:cs="Arial" w:eastAsia="Arial" w:hAnsi="Arial"/>
-                <w:b/>
-                <w:bCs/>
-                <w:i w:val="false"/>
-                <w:iCs w:val="false"/>
-                <w:color w:val="701010"/>
-                <w:sz w:val="20"/>
-                <w:szCs w:val="20"/>
-              </w:rPr>
-              <w:t xml:space="preserve">HIGH</w:t>
-            </w:r>
-          </w:p>
-        </w:tc>
-        <w:tc>
-          <w:tcPr>
-            <w:tcW w:type="dxa" w:w="4100"/>
-            <w:tcBorders>
-              <w:top w:val="single" w:color="CCCCCC" w:sz="4"/>
-              <w:left w:val="single" w:color="CCCCCC" w:sz="4"/>
-              <w:bottom w:val="single" w:color="CCCCCC" w:sz="4"/>
-              <w:right w:val="single" w:color="CCCCCC" w:sz="4"/>
-            </w:tcBorders>
-            <w:tcMar>
-              <w:top w:type="dxa" w:w="80"/>
-              <w:left w:type="dxa" w:w="120"/>
-              <w:bottom w:type="dxa" w:w="80"/>
-              <w:right w:type="dxa" w:w="120"/>
-            </w:tcMar>
-          </w:tcPr>
-          <w:p>
-            <w:pPr>
-              <w:jc w:val="left"/>
-            </w:pPr>
-            <w:r>
-              <w:rPr>
-                <w:rFonts w:ascii="Arial" w:cs="Arial" w:eastAsia="Arial" w:hAnsi="Arial"/>
-                <w:b/>
-                <w:bCs/>
-                <w:i w:val="false"/>
-                <w:iCs w:val="false"/>
-                <w:sz w:val="18"/>
-                <w:szCs w:val="18"/>
-              </w:rPr>
-              <w:t xml:space="preserve">JAN-PRO FSM architecture — Tracker® vs proprietary CRM</w:t>
-            </w:r>
-          </w:p>
-        </w:tc>
-        <w:tc>
-          <w:tcPr>
-            <w:tcW w:type="dxa" w:w="2000"/>
-            <w:tcBorders>
-              <w:top w:val="single" w:color="CCCCCC" w:sz="4"/>
-              <w:left w:val="single" w:color="CCCCCC" w:sz="4"/>
-              <w:bottom w:val="single" w:color="CCCCCC" w:sz="4"/>
-              <w:right w:val="single" w:color="CCCCCC" w:sz="4"/>
-            </w:tcBorders>
-            <w:tcMar>
-              <w:top w:type="dxa" w:w="80"/>
-              <w:left w:type="dxa" w:w="120"/>
-              <w:bottom w:type="dxa" w:w="80"/>
-              <w:right w:type="dxa" w:w="120"/>
-            </w:tcMar>
-          </w:tcPr>
-          <w:p>
-            <w:pPr>
-              <w:jc w:val="left"/>
-            </w:pPr>
-            <w:r>
-              <w:rPr>
-                <w:rFonts w:ascii="Arial" w:cs="Arial" w:eastAsia="Arial" w:hAnsi="Arial"/>
-                <w:b w:val="false"/>
-                <w:bCs w:val="false"/>
-                <w:i/>
-                <w:iCs/>
-                <w:color w:val="888780"/>
-                <w:sz w:val="18"/>
-                <w:szCs w:val="18"/>
-              </w:rPr>
-              <w:t xml:space="preserve">$60/mo tech fee</w:t>
-            </w:r>
-          </w:p>
-        </w:tc>
-        <w:tc>
-          <w:tcPr>
-            <w:tcW w:type="dxa" w:w="2360"/>
-            <w:tcBorders>
-              <w:top w:val="single" w:color="CCCCCC" w:sz="4"/>
-              <w:left w:val="single" w:color="CCCCCC" w:sz="4"/>
-              <w:bottom w:val="single" w:color="CCCCCC" w:sz="4"/>
-              <w:right w:val="single" w:color="CCCCCC" w:sz="4"/>
-            </w:tcBorders>
-            <w:shd w:fill="DEEBF7" w:val="clear"/>
-            <w:tcMar>
-              <w:top w:type="dxa" w:w="80"/>
-              <w:left w:type="dxa" w:w="120"/>
-              <w:bottom w:type="dxa" w:w="80"/>
-              <w:right w:type="dxa" w:w="120"/>
-            </w:tcMar>
-          </w:tcPr>
-          <w:p>
-            <w:pPr>
-              <w:jc w:val="left"/>
-            </w:pPr>
-            <w:r>
-              <w:rPr>
-                <w:rFonts w:ascii="Arial" w:cs="Arial" w:eastAsia="Arial" w:hAnsi="Arial"/>
-                <w:b w:val="false"/>
-                <w:bCs w:val="false"/>
-                <w:i/>
-                <w:iCs/>
-                <w:color w:val="1F4E79"/>
-                <w:sz w:val="20"/>
-                <w:szCs w:val="20"/>
-              </w:rPr>
-              <w:t xml:space="preserve">Team</w:t>
-            </w:r>
-          </w:p>
-        </w:tc>
-      </w:tr>
-      <w:tr>
-        <w:tc>
-          <w:tcPr>
-            <w:tcW w:type="dxa" w:w="900"/>
-            <w:tcBorders>
-              <w:top w:val="single" w:color="CCCCCC" w:sz="4"/>
-              <w:left w:val="single" w:color="CCCCCC" w:sz="4"/>
-              <w:bottom w:val="single" w:color="CCCCCC" w:sz="4"/>
-              <w:right w:val="single" w:color="CCCCCC" w:sz="4"/>
-            </w:tcBorders>
-            <w:shd w:fill="FCEBEB" w:val="clear"/>
-            <w:tcMar>
-              <w:top w:type="dxa" w:w="80"/>
-              <w:left w:type="dxa" w:w="120"/>
-              <w:bottom w:type="dxa" w:w="80"/>
-              <w:right w:type="dxa" w:w="120"/>
-            </w:tcMar>
-          </w:tcPr>
-          <w:p>
-            <w:pPr>
-              <w:jc w:val="center"/>
-            </w:pPr>
-            <w:r>
-              <w:rPr>
-                <w:rFonts w:ascii="Arial" w:cs="Arial" w:eastAsia="Arial" w:hAnsi="Arial"/>
-                <w:b/>
-                <w:bCs/>
-                <w:i w:val="false"/>
-                <w:iCs w:val="false"/>
-                <w:color w:val="701010"/>
-                <w:sz w:val="20"/>
-                <w:szCs w:val="20"/>
-              </w:rPr>
-              <w:t xml:space="preserve">HIGH</w:t>
-            </w:r>
-          </w:p>
-        </w:tc>
-        <w:tc>
-          <w:tcPr>
-            <w:tcW w:type="dxa" w:w="4100"/>
-            <w:tcBorders>
-              <w:top w:val="single" w:color="CCCCCC" w:sz="4"/>
-              <w:left w:val="single" w:color="CCCCCC" w:sz="4"/>
-              <w:bottom w:val="single" w:color="CCCCCC" w:sz="4"/>
-              <w:right w:val="single" w:color="CCCCCC" w:sz="4"/>
-            </w:tcBorders>
-            <w:tcMar>
-              <w:top w:type="dxa" w:w="80"/>
-              <w:left w:type="dxa" w:w="120"/>
-              <w:bottom w:type="dxa" w:w="80"/>
-              <w:right w:type="dxa" w:w="120"/>
-            </w:tcMar>
-          </w:tcPr>
-          <w:p>
-            <w:pPr>
-              <w:jc w:val="left"/>
-            </w:pPr>
-            <w:r>
-              <w:rPr>
-                <w:rFonts w:ascii="Arial" w:cs="Arial" w:eastAsia="Arial" w:hAnsi="Arial"/>
-                <w:b/>
-                <w:bCs/>
-                <w:i w:val="false"/>
-                <w:iCs w:val="false"/>
-                <w:sz w:val="18"/>
-                <w:szCs w:val="18"/>
-              </w:rPr>
-              <w:t xml:space="preserve">FRSTeam FSM platform identity</w:t>
-            </w:r>
-          </w:p>
-        </w:tc>
-        <w:tc>
-          <w:tcPr>
-            <w:tcW w:type="dxa" w:w="2000"/>
-            <w:tcBorders>
-              <w:top w:val="single" w:color="CCCCCC" w:sz="4"/>
-              <w:left w:val="single" w:color="CCCCCC" w:sz="4"/>
-              <w:bottom w:val="single" w:color="CCCCCC" w:sz="4"/>
-              <w:right w:val="single" w:color="CCCCCC" w:sz="4"/>
-            </w:tcBorders>
-            <w:tcMar>
-              <w:top w:type="dxa" w:w="80"/>
-              <w:left w:type="dxa" w:w="120"/>
-              <w:bottom w:type="dxa" w:w="80"/>
-              <w:right w:type="dxa" w:w="120"/>
-            </w:tcMar>
-          </w:tcPr>
-          <w:p>
-            <w:pPr>
-              <w:jc w:val="left"/>
-            </w:pPr>
-            <w:r>
-              <w:rPr>
-                <w:rFonts w:ascii="Arial" w:cs="Arial" w:eastAsia="Arial" w:hAnsi="Arial"/>
-                <w:b w:val="false"/>
-                <w:bCs w:val="false"/>
-                <w:i/>
-                <w:iCs/>
-                <w:color w:val="888780"/>
-                <w:sz w:val="18"/>
-                <w:szCs w:val="18"/>
-              </w:rPr>
-              <w:t xml:space="preserve">Xactimate + unknown</w:t>
-            </w:r>
-          </w:p>
-        </w:tc>
-        <w:tc>
-          <w:tcPr>
-            <w:tcW w:type="dxa" w:w="2360"/>
-            <w:tcBorders>
-              <w:top w:val="single" w:color="CCCCCC" w:sz="4"/>
-              <w:left w:val="single" w:color="CCCCCC" w:sz="4"/>
-              <w:bottom w:val="single" w:color="CCCCCC" w:sz="4"/>
-              <w:right w:val="single" w:color="CCCCCC" w:sz="4"/>
-            </w:tcBorders>
-            <w:shd w:fill="DEEBF7" w:val="clear"/>
-            <w:tcMar>
-              <w:top w:type="dxa" w:w="80"/>
-              <w:left w:type="dxa" w:w="120"/>
-              <w:bottom w:type="dxa" w:w="80"/>
-              <w:right w:type="dxa" w:w="120"/>
-            </w:tcMar>
-          </w:tcPr>
-          <w:p>
-            <w:pPr>
-              <w:jc w:val="left"/>
-            </w:pPr>
-            <w:r>
-              <w:rPr>
-                <w:rFonts w:ascii="Arial" w:cs="Arial" w:eastAsia="Arial" w:hAnsi="Arial"/>
-                <w:b w:val="false"/>
-                <w:bCs w:val="false"/>
-                <w:i/>
-                <w:iCs/>
-                <w:color w:val="1F4E79"/>
-                <w:sz w:val="20"/>
-                <w:szCs w:val="20"/>
-              </w:rPr>
-              <w:t xml:space="preserve">Team</w:t>
-            </w:r>
-          </w:p>
-        </w:tc>
-      </w:tr>
-      <w:tr>
-        <w:tc>
-          <w:tcPr>
-            <w:tcW w:type="dxa" w:w="900"/>
-            <w:tcBorders>
-              <w:top w:val="single" w:color="CCCCCC" w:sz="4"/>
-              <w:left w:val="single" w:color="CCCCCC" w:sz="4"/>
-              <w:bottom w:val="single" w:color="CCCCCC" w:sz="4"/>
-              <w:right w:val="single" w:color="CCCCCC" w:sz="4"/>
-            </w:tcBorders>
-            <w:shd w:fill="FCEBEB" w:val="clear"/>
-            <w:tcMar>
-              <w:top w:type="dxa" w:w="80"/>
-              <w:left w:type="dxa" w:w="120"/>
-              <w:bottom w:type="dxa" w:w="80"/>
-              <w:right w:type="dxa" w:w="120"/>
-            </w:tcMar>
-          </w:tcPr>
-          <w:p>
-            <w:pPr>
-              <w:jc w:val="center"/>
-            </w:pPr>
-            <w:r>
-              <w:rPr>
-                <w:rFonts w:ascii="Arial" w:cs="Arial" w:eastAsia="Arial" w:hAnsi="Arial"/>
-                <w:b/>
-                <w:bCs/>
-                <w:i w:val="false"/>
-                <w:iCs w:val="false"/>
-                <w:color w:val="701010"/>
-                <w:sz w:val="20"/>
-                <w:szCs w:val="20"/>
-              </w:rPr>
-              <w:t xml:space="preserve">HIGH</w:t>
-            </w:r>
-          </w:p>
-        </w:tc>
-        <w:tc>
-          <w:tcPr>
-            <w:tcW w:type="dxa" w:w="4100"/>
-            <w:tcBorders>
-              <w:top w:val="single" w:color="CCCCCC" w:sz="4"/>
-              <w:left w:val="single" w:color="CCCCCC" w:sz="4"/>
-              <w:bottom w:val="single" w:color="CCCCCC" w:sz="4"/>
-              <w:right w:val="single" w:color="CCCCCC" w:sz="4"/>
-            </w:tcBorders>
-            <w:tcMar>
-              <w:top w:type="dxa" w:w="80"/>
-              <w:left w:type="dxa" w:w="120"/>
-              <w:bottom w:type="dxa" w:w="80"/>
-              <w:right w:type="dxa" w:w="120"/>
-            </w:tcMar>
-          </w:tcPr>
-          <w:p>
-            <w:pPr>
-              <w:jc w:val="left"/>
-            </w:pPr>
-            <w:r>
-              <w:rPr>
-                <w:rFonts w:ascii="Arial" w:cs="Arial" w:eastAsia="Arial" w:hAnsi="Arial"/>
-                <w:b/>
-                <w:bCs/>
-                <w:i w:val="false"/>
-                <w:iCs w:val="false"/>
-                <w:sz w:val="18"/>
-                <w:szCs w:val="18"/>
-              </w:rPr>
-              <w:t xml:space="preserve">Warm path to Zide/Marr via MidOcean</w:t>
-            </w:r>
-          </w:p>
-        </w:tc>
-        <w:tc>
-          <w:tcPr>
-            <w:tcW w:type="dxa" w:w="2000"/>
-            <w:tcBorders>
-              <w:top w:val="single" w:color="CCCCCC" w:sz="4"/>
-              <w:left w:val="single" w:color="CCCCCC" w:sz="4"/>
-              <w:bottom w:val="single" w:color="CCCCCC" w:sz="4"/>
-              <w:right w:val="single" w:color="CCCCCC" w:sz="4"/>
-            </w:tcBorders>
-            <w:tcMar>
-              <w:top w:type="dxa" w:w="80"/>
-              <w:left w:type="dxa" w:w="120"/>
-              <w:bottom w:type="dxa" w:w="80"/>
-              <w:right w:type="dxa" w:w="120"/>
-            </w:tcMar>
-          </w:tcPr>
-          <w:p>
-            <w:pPr>
-              <w:jc w:val="left"/>
-            </w:pPr>
-            <w:r>
-              <w:rPr>
-                <w:rFonts w:ascii="Arial" w:cs="Arial" w:eastAsia="Arial" w:hAnsi="Arial"/>
-                <w:b w:val="false"/>
-                <w:bCs w:val="false"/>
-                <w:i/>
-                <w:iCs/>
-                <w:color w:val="888780"/>
-                <w:sz w:val="18"/>
-                <w:szCs w:val="18"/>
-              </w:rPr>
-              <w:t xml:space="preserve">None identified</w:t>
-            </w:r>
-          </w:p>
-        </w:tc>
-        <w:tc>
-          <w:tcPr>
-            <w:tcW w:type="dxa" w:w="2360"/>
-            <w:tcBorders>
-              <w:top w:val="single" w:color="CCCCCC" w:sz="4"/>
-              <w:left w:val="single" w:color="CCCCCC" w:sz="4"/>
-              <w:bottom w:val="single" w:color="CCCCCC" w:sz="4"/>
-              <w:right w:val="single" w:color="CCCCCC" w:sz="4"/>
-            </w:tcBorders>
-            <w:shd w:fill="DEEBF7" w:val="clear"/>
-            <w:tcMar>
-              <w:top w:type="dxa" w:w="80"/>
-              <w:left w:type="dxa" w:w="120"/>
-              <w:bottom w:type="dxa" w:w="80"/>
-              <w:right w:type="dxa" w:w="120"/>
-            </w:tcMar>
-          </w:tcPr>
-          <w:p>
-            <w:pPr>
-              <w:jc w:val="left"/>
-            </w:pPr>
-            <w:r>
-              <w:rPr>
-                <w:rFonts w:ascii="Arial" w:cs="Arial" w:eastAsia="Arial" w:hAnsi="Arial"/>
-                <w:b w:val="false"/>
-                <w:bCs w:val="false"/>
-                <w:i/>
-                <w:iCs/>
-                <w:color w:val="1F4E79"/>
-                <w:sz w:val="20"/>
-                <w:szCs w:val="20"/>
-              </w:rPr>
-              <w:t xml:space="preserve">Team</w:t>
-            </w:r>
-          </w:p>
-        </w:tc>
-      </w:tr>
-      <w:tr>
-        <w:tc>
-          <w:tcPr>
-            <w:tcW w:type="dxa" w:w="900"/>
-            <w:tcBorders>
-              <w:top w:val="single" w:color="CCCCCC" w:sz="4"/>
-              <w:left w:val="single" w:color="CCCCCC" w:sz="4"/>
-              <w:bottom w:val="single" w:color="CCCCCC" w:sz="4"/>
-              <w:right w:val="single" w:color="CCCCCC" w:sz="4"/>
-            </w:tcBorders>
-            <w:shd w:fill="FFF8E1" w:val="clear"/>
-            <w:tcMar>
-              <w:top w:type="dxa" w:w="80"/>
-              <w:left w:type="dxa" w:w="120"/>
-              <w:bottom w:type="dxa" w:w="80"/>
-              <w:right w:type="dxa" w:w="120"/>
-            </w:tcMar>
-          </w:tcPr>
-          <w:p>
-            <w:pPr>
-              <w:jc w:val="center"/>
-            </w:pPr>
-            <w:r>
-              <w:rPr>
-                <w:rFonts w:ascii="Arial" w:cs="Arial" w:eastAsia="Arial" w:hAnsi="Arial"/>
-                <w:b/>
-                <w:bCs/>
-                <w:i w:val="false"/>
-                <w:iCs w:val="false"/>
-                <w:color w:val="6B5500"/>
-                <w:sz w:val="20"/>
-                <w:szCs w:val="20"/>
-              </w:rPr>
-              <w:t xml:space="preserve">MED</w:t>
-            </w:r>
-          </w:p>
-        </w:tc>
-        <w:tc>
-          <w:tcPr>
-            <w:tcW w:type="dxa" w:w="4100"/>
-            <w:tcBorders>
-              <w:top w:val="single" w:color="CCCCCC" w:sz="4"/>
-              <w:left w:val="single" w:color="CCCCCC" w:sz="4"/>
-              <w:bottom w:val="single" w:color="CCCCCC" w:sz="4"/>
-              <w:right w:val="single" w:color="CCCCCC" w:sz="4"/>
-            </w:tcBorders>
-            <w:tcMar>
-              <w:top w:type="dxa" w:w="80"/>
-              <w:left w:type="dxa" w:w="120"/>
-              <w:bottom w:type="dxa" w:w="80"/>
-              <w:right w:type="dxa" w:w="120"/>
-            </w:tcMar>
-          </w:tcPr>
-          <w:p>
-            <w:pPr>
-              <w:jc w:val="left"/>
-            </w:pPr>
-            <w:r>
-              <w:rPr>
-                <w:rFonts w:ascii="Arial" w:cs="Arial" w:eastAsia="Arial" w:hAnsi="Arial"/>
-                <w:b w:val="false"/>
-                <w:bCs w:val="false"/>
-                <w:i w:val="false"/>
-                <w:iCs w:val="false"/>
-                <w:sz w:val="18"/>
-                <w:szCs w:val="18"/>
-              </w:rPr>
-              <w:t xml:space="preserve">Superior Fence &amp; Rail on ServiceMinder — direct confirmation</w:t>
-            </w:r>
-          </w:p>
-        </w:tc>
-        <w:tc>
-          <w:tcPr>
-            <w:tcW w:type="dxa" w:w="2000"/>
-            <w:tcBorders>
-              <w:top w:val="single" w:color="CCCCCC" w:sz="4"/>
-              <w:left w:val="single" w:color="CCCCCC" w:sz="4"/>
-              <w:bottom w:val="single" w:color="CCCCCC" w:sz="4"/>
-              <w:right w:val="single" w:color="CCCCCC" w:sz="4"/>
-            </w:tcBorders>
-            <w:tcMar>
-              <w:top w:type="dxa" w:w="80"/>
-              <w:left w:type="dxa" w:w="120"/>
-              <w:bottom w:type="dxa" w:w="80"/>
-              <w:right w:type="dxa" w:w="120"/>
-            </w:tcMar>
-          </w:tcPr>
-          <w:p>
-            <w:pPr>
-              <w:jc w:val="left"/>
-            </w:pPr>
-            <w:r>
-              <w:rPr>
-                <w:rFonts w:ascii="Arial" w:cs="Arial" w:eastAsia="Arial" w:hAnsi="Arial"/>
-                <w:b w:val="false"/>
-                <w:bCs w:val="false"/>
-                <w:i/>
-                <w:iCs/>
-                <w:color w:val="888780"/>
-                <w:sz w:val="18"/>
-                <w:szCs w:val="18"/>
-              </w:rPr>
-              <w:t xml:space="preserve">Highly likely via OLB cohort</w:t>
-            </w:r>
-          </w:p>
-        </w:tc>
-        <w:tc>
-          <w:tcPr>
-            <w:tcW w:type="dxa" w:w="2360"/>
-            <w:tcBorders>
-              <w:top w:val="single" w:color="CCCCCC" w:sz="4"/>
-              <w:left w:val="single" w:color="CCCCCC" w:sz="4"/>
-              <w:bottom w:val="single" w:color="CCCCCC" w:sz="4"/>
-              <w:right w:val="single" w:color="CCCCCC" w:sz="4"/>
-            </w:tcBorders>
-            <w:shd w:fill="DEEBF7" w:val="clear"/>
-            <w:tcMar>
-              <w:top w:type="dxa" w:w="80"/>
-              <w:left w:type="dxa" w:w="120"/>
-              <w:bottom w:type="dxa" w:w="80"/>
-              <w:right w:type="dxa" w:w="120"/>
-            </w:tcMar>
-          </w:tcPr>
-          <w:p>
-            <w:pPr>
-              <w:jc w:val="left"/>
-            </w:pPr>
-            <w:r>
-              <w:rPr>
-                <w:rFonts w:ascii="Arial" w:cs="Arial" w:eastAsia="Arial" w:hAnsi="Arial"/>
-                <w:b w:val="false"/>
-                <w:bCs w:val="false"/>
-                <w:i/>
-                <w:iCs/>
-                <w:color w:val="1F4E79"/>
-                <w:sz w:val="20"/>
-                <w:szCs w:val="20"/>
-              </w:rPr>
-              <w:t xml:space="preserve">Team</w:t>
-            </w:r>
-          </w:p>
-        </w:tc>
-      </w:tr>
-      <w:tr>
-        <w:tc>
-          <w:tcPr>
-            <w:tcW w:type="dxa" w:w="900"/>
-            <w:tcBorders>
-              <w:top w:val="single" w:color="CCCCCC" w:sz="4"/>
-              <w:left w:val="single" w:color="CCCCCC" w:sz="4"/>
-              <w:bottom w:val="single" w:color="CCCCCC" w:sz="4"/>
-              <w:right w:val="single" w:color="CCCCCC" w:sz="4"/>
-            </w:tcBorders>
-            <w:shd w:fill="FFF8E1" w:val="clear"/>
-            <w:tcMar>
-              <w:top w:type="dxa" w:w="80"/>
-              <w:left w:type="dxa" w:w="120"/>
-              <w:bottom w:type="dxa" w:w="80"/>
-              <w:right w:type="dxa" w:w="120"/>
-            </w:tcMar>
-          </w:tcPr>
-          <w:p>
-            <w:pPr>
-              <w:jc w:val="center"/>
-            </w:pPr>
-            <w:r>
-              <w:rPr>
-                <w:rFonts w:ascii="Arial" w:cs="Arial" w:eastAsia="Arial" w:hAnsi="Arial"/>
-                <w:b/>
-                <w:bCs/>
-                <w:i w:val="false"/>
-                <w:iCs w:val="false"/>
-                <w:color w:val="6B5500"/>
-                <w:sz w:val="20"/>
-                <w:szCs w:val="20"/>
-              </w:rPr>
-              <w:t xml:space="preserve">MED</w:t>
-            </w:r>
-          </w:p>
-        </w:tc>
-        <w:tc>
-          <w:tcPr>
-            <w:tcW w:type="dxa" w:w="4100"/>
-            <w:tcBorders>
-              <w:top w:val="single" w:color="CCCCCC" w:sz="4"/>
-              <w:left w:val="single" w:color="CCCCCC" w:sz="4"/>
-              <w:bottom w:val="single" w:color="CCCCCC" w:sz="4"/>
-              <w:right w:val="single" w:color="CCCCCC" w:sz="4"/>
-            </w:tcBorders>
-            <w:tcMar>
-              <w:top w:type="dxa" w:w="80"/>
-              <w:left w:type="dxa" w:w="120"/>
-              <w:bottom w:type="dxa" w:w="80"/>
-              <w:right w:type="dxa" w:w="120"/>
-            </w:tcMar>
-          </w:tcPr>
-          <w:p>
-            <w:pPr>
-              <w:jc w:val="left"/>
-            </w:pPr>
-            <w:r>
-              <w:rPr>
-                <w:rFonts w:ascii="Arial" w:cs="Arial" w:eastAsia="Arial" w:hAnsi="Arial"/>
-                <w:b w:val="false"/>
-                <w:bCs w:val="false"/>
-                <w:i w:val="false"/>
-                <w:iCs w:val="false"/>
-                <w:sz w:val="18"/>
-                <w:szCs w:val="18"/>
-              </w:rPr>
-              <w:t xml:space="preserve"># of FSM decision-makers</w:t>
-            </w:r>
-          </w:p>
-        </w:tc>
-        <w:tc>
-          <w:tcPr>
-            <w:tcW w:type="dxa" w:w="2000"/>
-            <w:tcBorders>
-              <w:top w:val="single" w:color="CCCCCC" w:sz="4"/>
-              <w:left w:val="single" w:color="CCCCCC" w:sz="4"/>
-              <w:bottom w:val="single" w:color="CCCCCC" w:sz="4"/>
-              <w:right w:val="single" w:color="CCCCCC" w:sz="4"/>
-            </w:tcBorders>
-            <w:tcMar>
-              <w:top w:type="dxa" w:w="80"/>
-              <w:left w:type="dxa" w:w="120"/>
-              <w:bottom w:type="dxa" w:w="80"/>
-              <w:right w:type="dxa" w:w="120"/>
-            </w:tcMar>
-          </w:tcPr>
-          <w:p>
-            <w:pPr>
-              <w:jc w:val="left"/>
-            </w:pPr>
-            <w:r>
-              <w:rPr>
-                <w:rFonts w:ascii="Arial" w:cs="Arial" w:eastAsia="Arial" w:hAnsi="Arial"/>
-                <w:b w:val="false"/>
-                <w:bCs w:val="false"/>
-                <w:i/>
-                <w:iCs/>
-                <w:color w:val="888780"/>
-                <w:sz w:val="18"/>
-                <w:szCs w:val="18"/>
-              </w:rPr>
-              <w:t xml:space="preserve">2 (Marr + Zide)</w:t>
-            </w:r>
-          </w:p>
-        </w:tc>
-        <w:tc>
-          <w:tcPr>
-            <w:tcW w:type="dxa" w:w="2360"/>
-            <w:tcBorders>
-              <w:top w:val="single" w:color="CCCCCC" w:sz="4"/>
-              <w:left w:val="single" w:color="CCCCCC" w:sz="4"/>
-              <w:bottom w:val="single" w:color="CCCCCC" w:sz="4"/>
-              <w:right w:val="single" w:color="CCCCCC" w:sz="4"/>
-            </w:tcBorders>
-            <w:shd w:fill="DEEBF7" w:val="clear"/>
-            <w:tcMar>
-              <w:top w:type="dxa" w:w="80"/>
-              <w:left w:type="dxa" w:w="120"/>
-              <w:bottom w:type="dxa" w:w="80"/>
-              <w:right w:type="dxa" w:w="120"/>
-            </w:tcMar>
-          </w:tcPr>
-          <w:p>
-            <w:pPr>
-              <w:jc w:val="left"/>
-            </w:pPr>
-            <w:r>
-              <w:rPr>
-                <w:rFonts w:ascii="Arial" w:cs="Arial" w:eastAsia="Arial" w:hAnsi="Arial"/>
-                <w:b w:val="false"/>
-                <w:bCs w:val="false"/>
-                <w:i/>
-                <w:iCs/>
-                <w:color w:val="1F4E79"/>
-                <w:sz w:val="20"/>
-                <w:szCs w:val="20"/>
-              </w:rPr>
-              <w:t xml:space="preserve">Team</w:t>
-            </w:r>
-          </w:p>
-        </w:tc>
-      </w:tr>
-      <w:tr>
-        <w:tc>
-          <w:tcPr>
-            <w:tcW w:type="dxa" w:w="900"/>
-            <w:tcBorders>
-              <w:top w:val="single" w:color="CCCCCC" w:sz="4"/>
-              <w:left w:val="single" w:color="CCCCCC" w:sz="4"/>
-              <w:bottom w:val="single" w:color="CCCCCC" w:sz="4"/>
-              <w:right w:val="single" w:color="CCCCCC" w:sz="4"/>
-            </w:tcBorders>
-            <w:shd w:fill="FFF8E1" w:val="clear"/>
-            <w:tcMar>
-              <w:top w:type="dxa" w:w="80"/>
-              <w:left w:type="dxa" w:w="120"/>
-              <w:bottom w:type="dxa" w:w="80"/>
-              <w:right w:type="dxa" w:w="120"/>
-            </w:tcMar>
-          </w:tcPr>
-          <w:p>
-            <w:pPr>
-              <w:jc w:val="center"/>
-            </w:pPr>
-            <w:r>
-              <w:rPr>
-                <w:rFonts w:ascii="Arial" w:cs="Arial" w:eastAsia="Arial" w:hAnsi="Arial"/>
-                <w:b/>
-                <w:bCs/>
-                <w:i w:val="false"/>
-                <w:iCs w:val="false"/>
-                <w:color w:val="6B5500"/>
-                <w:sz w:val="20"/>
-                <w:szCs w:val="20"/>
-              </w:rPr>
-              <w:t xml:space="preserve">MED</w:t>
-            </w:r>
-          </w:p>
-        </w:tc>
-        <w:tc>
-          <w:tcPr>
-            <w:tcW w:type="dxa" w:w="4100"/>
-            <w:tcBorders>
-              <w:top w:val="single" w:color="CCCCCC" w:sz="4"/>
-              <w:left w:val="single" w:color="CCCCCC" w:sz="4"/>
-              <w:bottom w:val="single" w:color="CCCCCC" w:sz="4"/>
-              <w:right w:val="single" w:color="CCCCCC" w:sz="4"/>
-            </w:tcBorders>
-            <w:tcMar>
-              <w:top w:type="dxa" w:w="80"/>
-              <w:left w:type="dxa" w:w="120"/>
-              <w:bottom w:type="dxa" w:w="80"/>
-              <w:right w:type="dxa" w:w="120"/>
-            </w:tcMar>
-          </w:tcPr>
-          <w:p>
-            <w:pPr>
-              <w:jc w:val="left"/>
-            </w:pPr>
-            <w:r>
-              <w:rPr>
-                <w:rFonts w:ascii="Arial" w:cs="Arial" w:eastAsia="Arial" w:hAnsi="Arial"/>
-                <w:b w:val="false"/>
-                <w:bCs w:val="false"/>
-                <w:i w:val="false"/>
-                <w:iCs w:val="false"/>
-                <w:sz w:val="18"/>
-                <w:szCs w:val="18"/>
-              </w:rPr>
-              <w:t xml:space="preserve">Telematics conflicts at any brand</w:t>
-            </w:r>
-          </w:p>
-        </w:tc>
-        <w:tc>
-          <w:tcPr>
-            <w:tcW w:type="dxa" w:w="2000"/>
-            <w:tcBorders>
-              <w:top w:val="single" w:color="CCCCCC" w:sz="4"/>
-              <w:left w:val="single" w:color="CCCCCC" w:sz="4"/>
-              <w:bottom w:val="single" w:color="CCCCCC" w:sz="4"/>
-              <w:right w:val="single" w:color="CCCCCC" w:sz="4"/>
-            </w:tcBorders>
-            <w:tcMar>
-              <w:top w:type="dxa" w:w="80"/>
-              <w:left w:type="dxa" w:w="120"/>
-              <w:bottom w:type="dxa" w:w="80"/>
-              <w:right w:type="dxa" w:w="120"/>
-            </w:tcMar>
-          </w:tcPr>
-          <w:p>
-            <w:pPr>
-              <w:jc w:val="left"/>
-            </w:pPr>
-            <w:r>
-              <w:rPr>
-                <w:rFonts w:ascii="Arial" w:cs="Arial" w:eastAsia="Arial" w:hAnsi="Arial"/>
-                <w:b w:val="false"/>
-                <w:bCs w:val="false"/>
-                <w:i/>
-                <w:iCs/>
-                <w:color w:val="888780"/>
-                <w:sz w:val="18"/>
-                <w:szCs w:val="18"/>
-              </w:rPr>
-              <w:t xml:space="preserve">None identified</w:t>
-            </w:r>
-          </w:p>
-        </w:tc>
-        <w:tc>
-          <w:tcPr>
-            <w:tcW w:type="dxa" w:w="2360"/>
-            <w:tcBorders>
-              <w:top w:val="single" w:color="CCCCCC" w:sz="4"/>
-              <w:left w:val="single" w:color="CCCCCC" w:sz="4"/>
-              <w:bottom w:val="single" w:color="CCCCCC" w:sz="4"/>
-              <w:right w:val="single" w:color="CCCCCC" w:sz="4"/>
-            </w:tcBorders>
-            <w:shd w:fill="DEEBF7" w:val="clear"/>
-            <w:tcMar>
-              <w:top w:type="dxa" w:w="80"/>
-              <w:left w:type="dxa" w:w="120"/>
-              <w:bottom w:type="dxa" w:w="80"/>
-              <w:right w:type="dxa" w:w="120"/>
-            </w:tcMar>
-          </w:tcPr>
-          <w:p>
-            <w:pPr>
-              <w:jc w:val="left"/>
-            </w:pPr>
-            <w:r>
-              <w:rPr>
-                <w:rFonts w:ascii="Arial" w:cs="Arial" w:eastAsia="Arial" w:hAnsi="Arial"/>
-                <w:b w:val="false"/>
-                <w:bCs w:val="false"/>
-                <w:i/>
-                <w:iCs/>
-                <w:color w:val="1F4E79"/>
-                <w:sz w:val="20"/>
-                <w:szCs w:val="20"/>
-              </w:rPr>
-              <w:t xml:space="preserve">Team</w:t>
-            </w:r>
-          </w:p>
-        </w:tc>
-      </w:tr>
-      <w:tr>
-        <w:tc>
-          <w:tcPr>
-            <w:tcW w:type="dxa" w:w="900"/>
-            <w:tcBorders>
-              <w:top w:val="single" w:color="CCCCCC" w:sz="4"/>
-              <w:left w:val="single" w:color="CCCCCC" w:sz="4"/>
-              <w:bottom w:val="single" w:color="CCCCCC" w:sz="4"/>
-              <w:right w:val="single" w:color="CCCCCC" w:sz="4"/>
-            </w:tcBorders>
-            <w:shd w:fill="FFF8E1" w:val="clear"/>
-            <w:tcMar>
-              <w:top w:type="dxa" w:w="80"/>
-              <w:left w:type="dxa" w:w="120"/>
-              <w:bottom w:type="dxa" w:w="80"/>
-              <w:right w:type="dxa" w:w="120"/>
-            </w:tcMar>
-          </w:tcPr>
-          <w:p>
-            <w:pPr>
-              <w:jc w:val="center"/>
-            </w:pPr>
-            <w:r>
-              <w:rPr>
-                <w:rFonts w:ascii="Arial" w:cs="Arial" w:eastAsia="Arial" w:hAnsi="Arial"/>
-                <w:b/>
-                <w:bCs/>
-                <w:i w:val="false"/>
-                <w:iCs w:val="false"/>
-                <w:color w:val="6B5500"/>
-                <w:sz w:val="20"/>
-                <w:szCs w:val="20"/>
-              </w:rPr>
-              <w:t xml:space="preserve">MED</w:t>
-            </w:r>
-          </w:p>
-        </w:tc>
-        <w:tc>
-          <w:tcPr>
-            <w:tcW w:type="dxa" w:w="4100"/>
-            <w:tcBorders>
-              <w:top w:val="single" w:color="CCCCCC" w:sz="4"/>
-              <w:left w:val="single" w:color="CCCCCC" w:sz="4"/>
-              <w:bottom w:val="single" w:color="CCCCCC" w:sz="4"/>
-              <w:right w:val="single" w:color="CCCCCC" w:sz="4"/>
-            </w:tcBorders>
-            <w:tcMar>
-              <w:top w:type="dxa" w:w="80"/>
-              <w:left w:type="dxa" w:w="120"/>
-              <w:bottom w:type="dxa" w:w="80"/>
-              <w:right w:type="dxa" w:w="120"/>
-            </w:tcMar>
-          </w:tcPr>
-          <w:p>
-            <w:pPr>
-              <w:jc w:val="left"/>
-            </w:pPr>
-            <w:r>
-              <w:rPr>
-                <w:rFonts w:ascii="Arial" w:cs="Arial" w:eastAsia="Arial" w:hAnsi="Arial"/>
-                <w:b w:val="false"/>
-                <w:bCs w:val="false"/>
-                <w:i w:val="false"/>
-                <w:iCs w:val="false"/>
-                <w:sz w:val="18"/>
-                <w:szCs w:val="18"/>
-              </w:rPr>
-              <w:t xml:space="preserve">Exit window timing — AKKR signals</w:t>
-            </w:r>
-          </w:p>
-        </w:tc>
-        <w:tc>
-          <w:tcPr>
-            <w:tcW w:type="dxa" w:w="2000"/>
-            <w:tcBorders>
-              <w:top w:val="single" w:color="CCCCCC" w:sz="4"/>
-              <w:left w:val="single" w:color="CCCCCC" w:sz="4"/>
-              <w:bottom w:val="single" w:color="CCCCCC" w:sz="4"/>
-              <w:right w:val="single" w:color="CCCCCC" w:sz="4"/>
-            </w:tcBorders>
-            <w:tcMar>
-              <w:top w:type="dxa" w:w="80"/>
-              <w:left w:type="dxa" w:w="120"/>
-              <w:bottom w:type="dxa" w:w="80"/>
-              <w:right w:type="dxa" w:w="120"/>
-            </w:tcMar>
-          </w:tcPr>
-          <w:p>
-            <w:pPr>
-              <w:jc w:val="left"/>
-            </w:pPr>
-            <w:r>
-              <w:rPr>
-                <w:rFonts w:ascii="Arial" w:cs="Arial" w:eastAsia="Arial" w:hAnsi="Arial"/>
-                <w:b w:val="false"/>
-                <w:bCs w:val="false"/>
-                <w:i/>
-                <w:iCs/>
-                <w:color w:val="888780"/>
-                <w:sz w:val="18"/>
-                <w:szCs w:val="18"/>
-              </w:rPr>
-              <w:t xml:space="preserve">Opening — 5-6 yr hold</w:t>
-            </w:r>
-          </w:p>
-        </w:tc>
-        <w:tc>
-          <w:tcPr>
-            <w:tcW w:type="dxa" w:w="2360"/>
-            <w:tcBorders>
-              <w:top w:val="single" w:color="CCCCCC" w:sz="4"/>
-              <w:left w:val="single" w:color="CCCCCC" w:sz="4"/>
-              <w:bottom w:val="single" w:color="CCCCCC" w:sz="4"/>
-              <w:right w:val="single" w:color="CCCCCC" w:sz="4"/>
-            </w:tcBorders>
-            <w:shd w:fill="DEEBF7" w:val="clear"/>
-            <w:tcMar>
-              <w:top w:type="dxa" w:w="80"/>
-              <w:left w:type="dxa" w:w="120"/>
-              <w:bottom w:type="dxa" w:w="80"/>
-              <w:right w:type="dxa" w:w="120"/>
-            </w:tcMar>
-          </w:tcPr>
-          <w:p>
-            <w:pPr>
-              <w:jc w:val="left"/>
-            </w:pPr>
-            <w:r>
-              <w:rPr>
-                <w:rFonts w:ascii="Arial" w:cs="Arial" w:eastAsia="Arial" w:hAnsi="Arial"/>
-                <w:b w:val="false"/>
-                <w:bCs w:val="false"/>
-                <w:i/>
-                <w:iCs/>
-                <w:color w:val="1F4E79"/>
-                <w:sz w:val="20"/>
-                <w:szCs w:val="20"/>
-              </w:rPr>
-              <w:t xml:space="preserve">Team</w:t>
-            </w:r>
-          </w:p>
-        </w:tc>
-      </w:tr>
-    </w:tbl>
-    <w:p>
-      <w:pPr>
-        <w:pBdr>
-          <w:bottom w:val="single" w:color="185FA5" w:sz="6" w:space="1"/>
-        </w:pBdr>
-        <w:spacing w:after="120" w:before="120"/>
-      </w:pPr>
-    </w:p>
-    <w:p>
-      <w:r>
-        <w:br w:type="page"/>
-      </w:r>
-    </w:p>
-    <w:p>
-      <w:pPr>
-        <w:pStyle w:val="Heading1"/>
-        <w:spacing w:after="180" w:before="360"/>
-      </w:pPr>
-      <w:r>
-        <w:rPr>
-          <w:rFonts w:ascii="Arial" w:cs="Arial" w:eastAsia="Arial" w:hAnsi="Arial"/>
-          <w:b/>
-          <w:bCs/>
-          <w:color w:val="1A2B3C"/>
-          <w:sz w:val="32"/>
-          <w:szCs w:val="32"/>
-        </w:rPr>
         <w:t xml:space="preserve">📊 Engagement scorecard — what we're learning</w:t>
       </w:r>
     </w:p>
@@ -18663,2977 +14437,6 @@
         </w:tc>
       </w:tr>
     </w:tbl>
-    <w:p>
-      <w:pPr>
-        <w:pStyle w:val="Heading2"/>
-        <w:spacing w:after="140" w:before="280"/>
-      </w:pPr>
-      <w:r>
-        <w:rPr>
-          <w:rFonts w:ascii="Arial" w:cs="Arial" w:eastAsia="Arial" w:hAnsi="Arial"/>
-          <w:b/>
-          <w:bCs/>
-          <w:color w:val="185FA5"/>
-          <w:sz w:val="26"/>
-          <w:szCs w:val="26"/>
-        </w:rPr>
-        <w:t xml:space="preserve">Engagement log</w:t>
-      </w:r>
-    </w:p>
-    <w:p>
-      <w:pPr>
-        <w:spacing w:after="80" w:before="80"/>
-      </w:pPr>
-      <w:r>
-        <w:rPr>
-          <w:rFonts w:ascii="Arial" w:cs="Arial" w:eastAsia="Arial" w:hAnsi="Arial"/>
-          <w:sz w:val="22"/>
-          <w:szCs w:val="22"/>
-        </w:rPr>
-        <w:t xml:space="preserve">One row per meaningful interaction. Keep entries short — 30 seconds to add after a call.</w:t>
-      </w:r>
-    </w:p>
-    <w:tbl>
-      <w:tblPr>
-        <w:tblW w:type="dxa" w:w="10780"/>
-        <w:tblBorders>
-          <w:top w:val="single" w:color="auto" w:sz="4"/>
-          <w:left w:val="single" w:color="auto" w:sz="4"/>
-          <w:bottom w:val="single" w:color="auto" w:sz="4"/>
-          <w:right w:val="single" w:color="auto" w:sz="4"/>
-          <w:insideH w:val="single" w:color="auto" w:sz="4"/>
-          <w:insideV w:val="single" w:color="auto" w:sz="4"/>
-        </w:tblBorders>
-      </w:tblPr>
-      <w:tblGrid>
-        <w:gridCol w:w="1100"/>
-        <w:gridCol w:w="1500"/>
-        <w:gridCol w:w="1700"/>
-        <w:gridCol w:w="2400"/>
-        <w:gridCol w:w="1200"/>
-        <w:gridCol w:w="2880"/>
-      </w:tblGrid>
-      <w:tr>
-        <w:trPr>
-          <w:tblHeader/>
-        </w:trPr>
-        <w:tc>
-          <w:tcPr>
-            <w:tcW w:type="dxa" w:w="1100"/>
-            <w:tcBorders>
-              <w:top w:val="single" w:color="CCCCCC" w:sz="4"/>
-              <w:left w:val="single" w:color="CCCCCC" w:sz="4"/>
-              <w:bottom w:val="single" w:color="CCCCCC" w:sz="4"/>
-              <w:right w:val="single" w:color="CCCCCC" w:sz="4"/>
-            </w:tcBorders>
-            <w:shd w:fill="1A2B3C" w:val="clear"/>
-            <w:tcMar>
-              <w:top w:type="dxa" w:w="80"/>
-              <w:left w:type="dxa" w:w="120"/>
-              <w:bottom w:type="dxa" w:w="80"/>
-              <w:right w:type="dxa" w:w="120"/>
-            </w:tcMar>
-          </w:tcPr>
-          <w:p>
-            <w:pPr>
-              <w:jc w:val="left"/>
-            </w:pPr>
-            <w:r>
-              <w:rPr>
-                <w:rFonts w:ascii="Arial" w:cs="Arial" w:eastAsia="Arial" w:hAnsi="Arial"/>
-                <w:b/>
-                <w:bCs/>
-                <w:i w:val="false"/>
-                <w:iCs w:val="false"/>
-                <w:color w:val="FFFFFF"/>
-                <w:sz w:val="18"/>
-                <w:szCs w:val="18"/>
-              </w:rPr>
-              <w:t xml:space="preserve">Date</w:t>
-            </w:r>
-          </w:p>
-        </w:tc>
-        <w:tc>
-          <w:tcPr>
-            <w:tcW w:type="dxa" w:w="1500"/>
-            <w:tcBorders>
-              <w:top w:val="single" w:color="CCCCCC" w:sz="4"/>
-              <w:left w:val="single" w:color="CCCCCC" w:sz="4"/>
-              <w:bottom w:val="single" w:color="CCCCCC" w:sz="4"/>
-              <w:right w:val="single" w:color="CCCCCC" w:sz="4"/>
-            </w:tcBorders>
-            <w:shd w:fill="1A2B3C" w:val="clear"/>
-            <w:tcMar>
-              <w:top w:type="dxa" w:w="80"/>
-              <w:left w:type="dxa" w:w="120"/>
-              <w:bottom w:type="dxa" w:w="80"/>
-              <w:right w:type="dxa" w:w="120"/>
-            </w:tcMar>
-          </w:tcPr>
-          <w:p>
-            <w:pPr>
-              <w:jc w:val="left"/>
-            </w:pPr>
-            <w:r>
-              <w:rPr>
-                <w:rFonts w:ascii="Arial" w:cs="Arial" w:eastAsia="Arial" w:hAnsi="Arial"/>
-                <w:b/>
-                <w:bCs/>
-                <w:i w:val="false"/>
-                <w:iCs w:val="false"/>
-                <w:color w:val="FFFFFF"/>
-                <w:sz w:val="18"/>
-                <w:szCs w:val="18"/>
-              </w:rPr>
-              <w:t xml:space="preserve">Channel</w:t>
-            </w:r>
-          </w:p>
-        </w:tc>
-        <w:tc>
-          <w:tcPr>
-            <w:tcW w:type="dxa" w:w="1700"/>
-            <w:tcBorders>
-              <w:top w:val="single" w:color="CCCCCC" w:sz="4"/>
-              <w:left w:val="single" w:color="CCCCCC" w:sz="4"/>
-              <w:bottom w:val="single" w:color="CCCCCC" w:sz="4"/>
-              <w:right w:val="single" w:color="CCCCCC" w:sz="4"/>
-            </w:tcBorders>
-            <w:shd w:fill="1A2B3C" w:val="clear"/>
-            <w:tcMar>
-              <w:top w:type="dxa" w:w="80"/>
-              <w:left w:type="dxa" w:w="120"/>
-              <w:bottom w:type="dxa" w:w="80"/>
-              <w:right w:type="dxa" w:w="120"/>
-            </w:tcMar>
-          </w:tcPr>
-          <w:p>
-            <w:pPr>
-              <w:jc w:val="left"/>
-            </w:pPr>
-            <w:r>
-              <w:rPr>
-                <w:rFonts w:ascii="Arial" w:cs="Arial" w:eastAsia="Arial" w:hAnsi="Arial"/>
-                <w:b/>
-                <w:bCs/>
-                <w:i w:val="false"/>
-                <w:iCs w:val="false"/>
-                <w:color w:val="FFFFFF"/>
-                <w:sz w:val="18"/>
-                <w:szCs w:val="18"/>
-              </w:rPr>
-              <w:t xml:space="preserve">Who</w:t>
-            </w:r>
-          </w:p>
-        </w:tc>
-        <w:tc>
-          <w:tcPr>
-            <w:tcW w:type="dxa" w:w="2400"/>
-            <w:tcBorders>
-              <w:top w:val="single" w:color="CCCCCC" w:sz="4"/>
-              <w:left w:val="single" w:color="CCCCCC" w:sz="4"/>
-              <w:bottom w:val="single" w:color="CCCCCC" w:sz="4"/>
-              <w:right w:val="single" w:color="CCCCCC" w:sz="4"/>
-            </w:tcBorders>
-            <w:shd w:fill="1A2B3C" w:val="clear"/>
-            <w:tcMar>
-              <w:top w:type="dxa" w:w="80"/>
-              <w:left w:type="dxa" w:w="120"/>
-              <w:bottom w:type="dxa" w:w="80"/>
-              <w:right w:type="dxa" w:w="120"/>
-            </w:tcMar>
-          </w:tcPr>
-          <w:p>
-            <w:pPr>
-              <w:jc w:val="left"/>
-            </w:pPr>
-            <w:r>
-              <w:rPr>
-                <w:rFonts w:ascii="Arial" w:cs="Arial" w:eastAsia="Arial" w:hAnsi="Arial"/>
-                <w:b/>
-                <w:bCs/>
-                <w:i w:val="false"/>
-                <w:iCs w:val="false"/>
-                <w:color w:val="FFFFFF"/>
-                <w:sz w:val="18"/>
-                <w:szCs w:val="18"/>
-              </w:rPr>
-              <w:t xml:space="preserve">What we tried</w:t>
-            </w:r>
-          </w:p>
-        </w:tc>
-        <w:tc>
-          <w:tcPr>
-            <w:tcW w:type="dxa" w:w="1200"/>
-            <w:tcBorders>
-              <w:top w:val="single" w:color="CCCCCC" w:sz="4"/>
-              <w:left w:val="single" w:color="CCCCCC" w:sz="4"/>
-              <w:bottom w:val="single" w:color="CCCCCC" w:sz="4"/>
-              <w:right w:val="single" w:color="CCCCCC" w:sz="4"/>
-            </w:tcBorders>
-            <w:shd w:fill="1A2B3C" w:val="clear"/>
-            <w:tcMar>
-              <w:top w:type="dxa" w:w="80"/>
-              <w:left w:type="dxa" w:w="120"/>
-              <w:bottom w:type="dxa" w:w="80"/>
-              <w:right w:type="dxa" w:w="120"/>
-            </w:tcMar>
-          </w:tcPr>
-          <w:p>
-            <w:pPr>
-              <w:jc w:val="center"/>
-            </w:pPr>
-            <w:r>
-              <w:rPr>
-                <w:rFonts w:ascii="Arial" w:cs="Arial" w:eastAsia="Arial" w:hAnsi="Arial"/>
-                <w:b/>
-                <w:bCs/>
-                <w:i w:val="false"/>
-                <w:iCs w:val="false"/>
-                <w:color w:val="FFFFFF"/>
-                <w:sz w:val="18"/>
-                <w:szCs w:val="18"/>
-              </w:rPr>
-              <w:t xml:space="preserve">Signal</w:t>
-            </w:r>
-          </w:p>
-        </w:tc>
-        <w:tc>
-          <w:tcPr>
-            <w:tcW w:type="dxa" w:w="2880"/>
-            <w:tcBorders>
-              <w:top w:val="single" w:color="CCCCCC" w:sz="4"/>
-              <w:left w:val="single" w:color="CCCCCC" w:sz="4"/>
-              <w:bottom w:val="single" w:color="CCCCCC" w:sz="4"/>
-              <w:right w:val="single" w:color="CCCCCC" w:sz="4"/>
-            </w:tcBorders>
-            <w:shd w:fill="1A2B3C" w:val="clear"/>
-            <w:tcMar>
-              <w:top w:type="dxa" w:w="80"/>
-              <w:left w:type="dxa" w:w="120"/>
-              <w:bottom w:type="dxa" w:w="80"/>
-              <w:right w:type="dxa" w:w="120"/>
-            </w:tcMar>
-          </w:tcPr>
-          <w:p>
-            <w:pPr>
-              <w:jc w:val="left"/>
-            </w:pPr>
-            <w:r>
-              <w:rPr>
-                <w:rFonts w:ascii="Arial" w:cs="Arial" w:eastAsia="Arial" w:hAnsi="Arial"/>
-                <w:b/>
-                <w:bCs/>
-                <w:i w:val="false"/>
-                <w:iCs w:val="false"/>
-                <w:color w:val="FFFFFF"/>
-                <w:sz w:val="18"/>
-                <w:szCs w:val="18"/>
-              </w:rPr>
-              <w:t xml:space="preserve">What we learned / next move</w:t>
-            </w:r>
-          </w:p>
-        </w:tc>
-      </w:tr>
-      <w:tr>
-        <w:tc>
-          <w:tcPr>
-            <w:tcW w:type="dxa" w:w="1100"/>
-            <w:tcBorders>
-              <w:top w:val="single" w:color="CCCCCC" w:sz="4"/>
-              <w:left w:val="single" w:color="CCCCCC" w:sz="4"/>
-              <w:bottom w:val="single" w:color="CCCCCC" w:sz="4"/>
-              <w:right w:val="single" w:color="CCCCCC" w:sz="4"/>
-            </w:tcBorders>
-            <w:tcMar>
-              <w:top w:type="dxa" w:w="80"/>
-              <w:left w:type="dxa" w:w="120"/>
-              <w:bottom w:type="dxa" w:w="80"/>
-              <w:right w:type="dxa" w:w="120"/>
-            </w:tcMar>
-          </w:tcPr>
-          <w:p>
-            <w:pPr>
-              <w:jc w:val="left"/>
-            </w:pPr>
-            <w:r>
-              <w:rPr>
-                <w:rFonts w:ascii="Arial" w:cs="Arial" w:eastAsia="Arial" w:hAnsi="Arial"/>
-                <w:b w:val="false"/>
-                <w:bCs w:val="false"/>
-                <w:i w:val="false"/>
-                <w:iCs w:val="false"/>
-                <w:sz w:val="18"/>
-                <w:szCs w:val="18"/>
-              </w:rPr>
-              <w:t xml:space="preserve"> </w:t>
-            </w:r>
-          </w:p>
-        </w:tc>
-        <w:tc>
-          <w:tcPr>
-            <w:tcW w:type="dxa" w:w="1500"/>
-            <w:tcBorders>
-              <w:top w:val="single" w:color="CCCCCC" w:sz="4"/>
-              <w:left w:val="single" w:color="CCCCCC" w:sz="4"/>
-              <w:bottom w:val="single" w:color="CCCCCC" w:sz="4"/>
-              <w:right w:val="single" w:color="CCCCCC" w:sz="4"/>
-            </w:tcBorders>
-            <w:tcMar>
-              <w:top w:type="dxa" w:w="80"/>
-              <w:left w:type="dxa" w:w="120"/>
-              <w:bottom w:type="dxa" w:w="80"/>
-              <w:right w:type="dxa" w:w="120"/>
-            </w:tcMar>
-          </w:tcPr>
-          <w:p>
-            <w:pPr>
-              <w:jc w:val="left"/>
-            </w:pPr>
-            <w:r>
-              <w:rPr>
-                <w:rFonts w:ascii="Arial" w:cs="Arial" w:eastAsia="Arial" w:hAnsi="Arial"/>
-                <w:b w:val="false"/>
-                <w:bCs w:val="false"/>
-                <w:i w:val="false"/>
-                <w:iCs w:val="false"/>
-                <w:sz w:val="18"/>
-                <w:szCs w:val="18"/>
-              </w:rPr>
-              <w:t xml:space="preserve"> </w:t>
-            </w:r>
-          </w:p>
-        </w:tc>
-        <w:tc>
-          <w:tcPr>
-            <w:tcW w:type="dxa" w:w="1700"/>
-            <w:tcBorders>
-              <w:top w:val="single" w:color="CCCCCC" w:sz="4"/>
-              <w:left w:val="single" w:color="CCCCCC" w:sz="4"/>
-              <w:bottom w:val="single" w:color="CCCCCC" w:sz="4"/>
-              <w:right w:val="single" w:color="CCCCCC" w:sz="4"/>
-            </w:tcBorders>
-            <w:tcMar>
-              <w:top w:type="dxa" w:w="80"/>
-              <w:left w:type="dxa" w:w="120"/>
-              <w:bottom w:type="dxa" w:w="80"/>
-              <w:right w:type="dxa" w:w="120"/>
-            </w:tcMar>
-          </w:tcPr>
-          <w:p>
-            <w:pPr>
-              <w:jc w:val="left"/>
-            </w:pPr>
-            <w:r>
-              <w:rPr>
-                <w:rFonts w:ascii="Arial" w:cs="Arial" w:eastAsia="Arial" w:hAnsi="Arial"/>
-                <w:b w:val="false"/>
-                <w:bCs w:val="false"/>
-                <w:i w:val="false"/>
-                <w:iCs w:val="false"/>
-                <w:sz w:val="18"/>
-                <w:szCs w:val="18"/>
-              </w:rPr>
-              <w:t xml:space="preserve"> </w:t>
-            </w:r>
-          </w:p>
-        </w:tc>
-        <w:tc>
-          <w:tcPr>
-            <w:tcW w:type="dxa" w:w="2400"/>
-            <w:tcBorders>
-              <w:top w:val="single" w:color="CCCCCC" w:sz="4"/>
-              <w:left w:val="single" w:color="CCCCCC" w:sz="4"/>
-              <w:bottom w:val="single" w:color="CCCCCC" w:sz="4"/>
-              <w:right w:val="single" w:color="CCCCCC" w:sz="4"/>
-            </w:tcBorders>
-            <w:tcMar>
-              <w:top w:type="dxa" w:w="80"/>
-              <w:left w:type="dxa" w:w="120"/>
-              <w:bottom w:type="dxa" w:w="80"/>
-              <w:right w:type="dxa" w:w="120"/>
-            </w:tcMar>
-          </w:tcPr>
-          <w:p>
-            <w:pPr>
-              <w:jc w:val="left"/>
-            </w:pPr>
-            <w:r>
-              <w:rPr>
-                <w:rFonts w:ascii="Arial" w:cs="Arial" w:eastAsia="Arial" w:hAnsi="Arial"/>
-                <w:b w:val="false"/>
-                <w:bCs w:val="false"/>
-                <w:i w:val="false"/>
-                <w:iCs w:val="false"/>
-                <w:sz w:val="18"/>
-                <w:szCs w:val="18"/>
-              </w:rPr>
-              <w:t xml:space="preserve"> </w:t>
-            </w:r>
-          </w:p>
-        </w:tc>
-        <w:tc>
-          <w:tcPr>
-            <w:tcW w:type="dxa" w:w="1200"/>
-            <w:tcBorders>
-              <w:top w:val="single" w:color="CCCCCC" w:sz="4"/>
-              <w:left w:val="single" w:color="CCCCCC" w:sz="4"/>
-              <w:bottom w:val="single" w:color="CCCCCC" w:sz="4"/>
-              <w:right w:val="single" w:color="CCCCCC" w:sz="4"/>
-            </w:tcBorders>
-            <w:tcMar>
-              <w:top w:type="dxa" w:w="80"/>
-              <w:left w:type="dxa" w:w="120"/>
-              <w:bottom w:type="dxa" w:w="80"/>
-              <w:right w:type="dxa" w:w="120"/>
-            </w:tcMar>
-          </w:tcPr>
-          <w:p>
-            <w:pPr>
-              <w:jc w:val="center"/>
-            </w:pPr>
-            <w:r>
-              <w:rPr>
-                <w:rFonts w:ascii="Arial" w:cs="Arial" w:eastAsia="Arial" w:hAnsi="Arial"/>
-                <w:b w:val="false"/>
-                <w:bCs w:val="false"/>
-                <w:i w:val="false"/>
-                <w:iCs w:val="false"/>
-                <w:sz w:val="18"/>
-                <w:szCs w:val="18"/>
-              </w:rPr>
-              <w:t xml:space="preserve"> </w:t>
-            </w:r>
-          </w:p>
-        </w:tc>
-        <w:tc>
-          <w:tcPr>
-            <w:tcW w:type="dxa" w:w="2880"/>
-            <w:tcBorders>
-              <w:top w:val="single" w:color="CCCCCC" w:sz="4"/>
-              <w:left w:val="single" w:color="CCCCCC" w:sz="4"/>
-              <w:bottom w:val="single" w:color="CCCCCC" w:sz="4"/>
-              <w:right w:val="single" w:color="CCCCCC" w:sz="4"/>
-            </w:tcBorders>
-            <w:tcMar>
-              <w:top w:type="dxa" w:w="80"/>
-              <w:left w:type="dxa" w:w="120"/>
-              <w:bottom w:type="dxa" w:w="80"/>
-              <w:right w:type="dxa" w:w="120"/>
-            </w:tcMar>
-          </w:tcPr>
-          <w:p>
-            <w:pPr>
-              <w:jc w:val="left"/>
-            </w:pPr>
-            <w:r>
-              <w:rPr>
-                <w:rFonts w:ascii="Arial" w:cs="Arial" w:eastAsia="Arial" w:hAnsi="Arial"/>
-                <w:b w:val="false"/>
-                <w:bCs w:val="false"/>
-                <w:i w:val="false"/>
-                <w:iCs w:val="false"/>
-                <w:sz w:val="18"/>
-                <w:szCs w:val="18"/>
-              </w:rPr>
-              <w:t xml:space="preserve"> </w:t>
-            </w:r>
-          </w:p>
-        </w:tc>
-      </w:tr>
-      <w:tr>
-        <w:tc>
-          <w:tcPr>
-            <w:tcW w:type="dxa" w:w="1100"/>
-            <w:tcBorders>
-              <w:top w:val="single" w:color="CCCCCC" w:sz="4"/>
-              <w:left w:val="single" w:color="CCCCCC" w:sz="4"/>
-              <w:bottom w:val="single" w:color="CCCCCC" w:sz="4"/>
-              <w:right w:val="single" w:color="CCCCCC" w:sz="4"/>
-            </w:tcBorders>
-            <w:tcMar>
-              <w:top w:type="dxa" w:w="80"/>
-              <w:left w:type="dxa" w:w="120"/>
-              <w:bottom w:type="dxa" w:w="80"/>
-              <w:right w:type="dxa" w:w="120"/>
-            </w:tcMar>
-          </w:tcPr>
-          <w:p>
-            <w:pPr>
-              <w:jc w:val="left"/>
-            </w:pPr>
-            <w:r>
-              <w:rPr>
-                <w:rFonts w:ascii="Arial" w:cs="Arial" w:eastAsia="Arial" w:hAnsi="Arial"/>
-                <w:b w:val="false"/>
-                <w:bCs w:val="false"/>
-                <w:i w:val="false"/>
-                <w:iCs w:val="false"/>
-                <w:sz w:val="18"/>
-                <w:szCs w:val="18"/>
-              </w:rPr>
-              <w:t xml:space="preserve"> </w:t>
-            </w:r>
-          </w:p>
-        </w:tc>
-        <w:tc>
-          <w:tcPr>
-            <w:tcW w:type="dxa" w:w="1500"/>
-            <w:tcBorders>
-              <w:top w:val="single" w:color="CCCCCC" w:sz="4"/>
-              <w:left w:val="single" w:color="CCCCCC" w:sz="4"/>
-              <w:bottom w:val="single" w:color="CCCCCC" w:sz="4"/>
-              <w:right w:val="single" w:color="CCCCCC" w:sz="4"/>
-            </w:tcBorders>
-            <w:tcMar>
-              <w:top w:type="dxa" w:w="80"/>
-              <w:left w:type="dxa" w:w="120"/>
-              <w:bottom w:type="dxa" w:w="80"/>
-              <w:right w:type="dxa" w:w="120"/>
-            </w:tcMar>
-          </w:tcPr>
-          <w:p>
-            <w:pPr>
-              <w:jc w:val="left"/>
-            </w:pPr>
-            <w:r>
-              <w:rPr>
-                <w:rFonts w:ascii="Arial" w:cs="Arial" w:eastAsia="Arial" w:hAnsi="Arial"/>
-                <w:b w:val="false"/>
-                <w:bCs w:val="false"/>
-                <w:i w:val="false"/>
-                <w:iCs w:val="false"/>
-                <w:sz w:val="18"/>
-                <w:szCs w:val="18"/>
-              </w:rPr>
-              <w:t xml:space="preserve"> </w:t>
-            </w:r>
-          </w:p>
-        </w:tc>
-        <w:tc>
-          <w:tcPr>
-            <w:tcW w:type="dxa" w:w="1700"/>
-            <w:tcBorders>
-              <w:top w:val="single" w:color="CCCCCC" w:sz="4"/>
-              <w:left w:val="single" w:color="CCCCCC" w:sz="4"/>
-              <w:bottom w:val="single" w:color="CCCCCC" w:sz="4"/>
-              <w:right w:val="single" w:color="CCCCCC" w:sz="4"/>
-            </w:tcBorders>
-            <w:tcMar>
-              <w:top w:type="dxa" w:w="80"/>
-              <w:left w:type="dxa" w:w="120"/>
-              <w:bottom w:type="dxa" w:w="80"/>
-              <w:right w:type="dxa" w:w="120"/>
-            </w:tcMar>
-          </w:tcPr>
-          <w:p>
-            <w:pPr>
-              <w:jc w:val="left"/>
-            </w:pPr>
-            <w:r>
-              <w:rPr>
-                <w:rFonts w:ascii="Arial" w:cs="Arial" w:eastAsia="Arial" w:hAnsi="Arial"/>
-                <w:b w:val="false"/>
-                <w:bCs w:val="false"/>
-                <w:i w:val="false"/>
-                <w:iCs w:val="false"/>
-                <w:sz w:val="18"/>
-                <w:szCs w:val="18"/>
-              </w:rPr>
-              <w:t xml:space="preserve"> </w:t>
-            </w:r>
-          </w:p>
-        </w:tc>
-        <w:tc>
-          <w:tcPr>
-            <w:tcW w:type="dxa" w:w="2400"/>
-            <w:tcBorders>
-              <w:top w:val="single" w:color="CCCCCC" w:sz="4"/>
-              <w:left w:val="single" w:color="CCCCCC" w:sz="4"/>
-              <w:bottom w:val="single" w:color="CCCCCC" w:sz="4"/>
-              <w:right w:val="single" w:color="CCCCCC" w:sz="4"/>
-            </w:tcBorders>
-            <w:tcMar>
-              <w:top w:type="dxa" w:w="80"/>
-              <w:left w:type="dxa" w:w="120"/>
-              <w:bottom w:type="dxa" w:w="80"/>
-              <w:right w:type="dxa" w:w="120"/>
-            </w:tcMar>
-          </w:tcPr>
-          <w:p>
-            <w:pPr>
-              <w:jc w:val="left"/>
-            </w:pPr>
-            <w:r>
-              <w:rPr>
-                <w:rFonts w:ascii="Arial" w:cs="Arial" w:eastAsia="Arial" w:hAnsi="Arial"/>
-                <w:b w:val="false"/>
-                <w:bCs w:val="false"/>
-                <w:i w:val="false"/>
-                <w:iCs w:val="false"/>
-                <w:sz w:val="18"/>
-                <w:szCs w:val="18"/>
-              </w:rPr>
-              <w:t xml:space="preserve"> </w:t>
-            </w:r>
-          </w:p>
-        </w:tc>
-        <w:tc>
-          <w:tcPr>
-            <w:tcW w:type="dxa" w:w="1200"/>
-            <w:tcBorders>
-              <w:top w:val="single" w:color="CCCCCC" w:sz="4"/>
-              <w:left w:val="single" w:color="CCCCCC" w:sz="4"/>
-              <w:bottom w:val="single" w:color="CCCCCC" w:sz="4"/>
-              <w:right w:val="single" w:color="CCCCCC" w:sz="4"/>
-            </w:tcBorders>
-            <w:tcMar>
-              <w:top w:type="dxa" w:w="80"/>
-              <w:left w:type="dxa" w:w="120"/>
-              <w:bottom w:type="dxa" w:w="80"/>
-              <w:right w:type="dxa" w:w="120"/>
-            </w:tcMar>
-          </w:tcPr>
-          <w:p>
-            <w:pPr>
-              <w:jc w:val="center"/>
-            </w:pPr>
-            <w:r>
-              <w:rPr>
-                <w:rFonts w:ascii="Arial" w:cs="Arial" w:eastAsia="Arial" w:hAnsi="Arial"/>
-                <w:b w:val="false"/>
-                <w:bCs w:val="false"/>
-                <w:i w:val="false"/>
-                <w:iCs w:val="false"/>
-                <w:sz w:val="18"/>
-                <w:szCs w:val="18"/>
-              </w:rPr>
-              <w:t xml:space="preserve"> </w:t>
-            </w:r>
-          </w:p>
-        </w:tc>
-        <w:tc>
-          <w:tcPr>
-            <w:tcW w:type="dxa" w:w="2880"/>
-            <w:tcBorders>
-              <w:top w:val="single" w:color="CCCCCC" w:sz="4"/>
-              <w:left w:val="single" w:color="CCCCCC" w:sz="4"/>
-              <w:bottom w:val="single" w:color="CCCCCC" w:sz="4"/>
-              <w:right w:val="single" w:color="CCCCCC" w:sz="4"/>
-            </w:tcBorders>
-            <w:tcMar>
-              <w:top w:type="dxa" w:w="80"/>
-              <w:left w:type="dxa" w:w="120"/>
-              <w:bottom w:type="dxa" w:w="80"/>
-              <w:right w:type="dxa" w:w="120"/>
-            </w:tcMar>
-          </w:tcPr>
-          <w:p>
-            <w:pPr>
-              <w:jc w:val="left"/>
-            </w:pPr>
-            <w:r>
-              <w:rPr>
-                <w:rFonts w:ascii="Arial" w:cs="Arial" w:eastAsia="Arial" w:hAnsi="Arial"/>
-                <w:b w:val="false"/>
-                <w:bCs w:val="false"/>
-                <w:i w:val="false"/>
-                <w:iCs w:val="false"/>
-                <w:sz w:val="18"/>
-                <w:szCs w:val="18"/>
-              </w:rPr>
-              <w:t xml:space="preserve"> </w:t>
-            </w:r>
-          </w:p>
-        </w:tc>
-      </w:tr>
-      <w:tr>
-        <w:tc>
-          <w:tcPr>
-            <w:tcW w:type="dxa" w:w="1100"/>
-            <w:tcBorders>
-              <w:top w:val="single" w:color="CCCCCC" w:sz="4"/>
-              <w:left w:val="single" w:color="CCCCCC" w:sz="4"/>
-              <w:bottom w:val="single" w:color="CCCCCC" w:sz="4"/>
-              <w:right w:val="single" w:color="CCCCCC" w:sz="4"/>
-            </w:tcBorders>
-            <w:tcMar>
-              <w:top w:type="dxa" w:w="80"/>
-              <w:left w:type="dxa" w:w="120"/>
-              <w:bottom w:type="dxa" w:w="80"/>
-              <w:right w:type="dxa" w:w="120"/>
-            </w:tcMar>
-          </w:tcPr>
-          <w:p>
-            <w:pPr>
-              <w:jc w:val="left"/>
-            </w:pPr>
-            <w:r>
-              <w:rPr>
-                <w:rFonts w:ascii="Arial" w:cs="Arial" w:eastAsia="Arial" w:hAnsi="Arial"/>
-                <w:b w:val="false"/>
-                <w:bCs w:val="false"/>
-                <w:i w:val="false"/>
-                <w:iCs w:val="false"/>
-                <w:sz w:val="18"/>
-                <w:szCs w:val="18"/>
-              </w:rPr>
-              <w:t xml:space="preserve"> </w:t>
-            </w:r>
-          </w:p>
-        </w:tc>
-        <w:tc>
-          <w:tcPr>
-            <w:tcW w:type="dxa" w:w="1500"/>
-            <w:tcBorders>
-              <w:top w:val="single" w:color="CCCCCC" w:sz="4"/>
-              <w:left w:val="single" w:color="CCCCCC" w:sz="4"/>
-              <w:bottom w:val="single" w:color="CCCCCC" w:sz="4"/>
-              <w:right w:val="single" w:color="CCCCCC" w:sz="4"/>
-            </w:tcBorders>
-            <w:tcMar>
-              <w:top w:type="dxa" w:w="80"/>
-              <w:left w:type="dxa" w:w="120"/>
-              <w:bottom w:type="dxa" w:w="80"/>
-              <w:right w:type="dxa" w:w="120"/>
-            </w:tcMar>
-          </w:tcPr>
-          <w:p>
-            <w:pPr>
-              <w:jc w:val="left"/>
-            </w:pPr>
-            <w:r>
-              <w:rPr>
-                <w:rFonts w:ascii="Arial" w:cs="Arial" w:eastAsia="Arial" w:hAnsi="Arial"/>
-                <w:b w:val="false"/>
-                <w:bCs w:val="false"/>
-                <w:i w:val="false"/>
-                <w:iCs w:val="false"/>
-                <w:sz w:val="18"/>
-                <w:szCs w:val="18"/>
-              </w:rPr>
-              <w:t xml:space="preserve"> </w:t>
-            </w:r>
-          </w:p>
-        </w:tc>
-        <w:tc>
-          <w:tcPr>
-            <w:tcW w:type="dxa" w:w="1700"/>
-            <w:tcBorders>
-              <w:top w:val="single" w:color="CCCCCC" w:sz="4"/>
-              <w:left w:val="single" w:color="CCCCCC" w:sz="4"/>
-              <w:bottom w:val="single" w:color="CCCCCC" w:sz="4"/>
-              <w:right w:val="single" w:color="CCCCCC" w:sz="4"/>
-            </w:tcBorders>
-            <w:tcMar>
-              <w:top w:type="dxa" w:w="80"/>
-              <w:left w:type="dxa" w:w="120"/>
-              <w:bottom w:type="dxa" w:w="80"/>
-              <w:right w:type="dxa" w:w="120"/>
-            </w:tcMar>
-          </w:tcPr>
-          <w:p>
-            <w:pPr>
-              <w:jc w:val="left"/>
-            </w:pPr>
-            <w:r>
-              <w:rPr>
-                <w:rFonts w:ascii="Arial" w:cs="Arial" w:eastAsia="Arial" w:hAnsi="Arial"/>
-                <w:b w:val="false"/>
-                <w:bCs w:val="false"/>
-                <w:i w:val="false"/>
-                <w:iCs w:val="false"/>
-                <w:sz w:val="18"/>
-                <w:szCs w:val="18"/>
-              </w:rPr>
-              <w:t xml:space="preserve"> </w:t>
-            </w:r>
-          </w:p>
-        </w:tc>
-        <w:tc>
-          <w:tcPr>
-            <w:tcW w:type="dxa" w:w="2400"/>
-            <w:tcBorders>
-              <w:top w:val="single" w:color="CCCCCC" w:sz="4"/>
-              <w:left w:val="single" w:color="CCCCCC" w:sz="4"/>
-              <w:bottom w:val="single" w:color="CCCCCC" w:sz="4"/>
-              <w:right w:val="single" w:color="CCCCCC" w:sz="4"/>
-            </w:tcBorders>
-            <w:tcMar>
-              <w:top w:type="dxa" w:w="80"/>
-              <w:left w:type="dxa" w:w="120"/>
-              <w:bottom w:type="dxa" w:w="80"/>
-              <w:right w:type="dxa" w:w="120"/>
-            </w:tcMar>
-          </w:tcPr>
-          <w:p>
-            <w:pPr>
-              <w:jc w:val="left"/>
-            </w:pPr>
-            <w:r>
-              <w:rPr>
-                <w:rFonts w:ascii="Arial" w:cs="Arial" w:eastAsia="Arial" w:hAnsi="Arial"/>
-                <w:b w:val="false"/>
-                <w:bCs w:val="false"/>
-                <w:i w:val="false"/>
-                <w:iCs w:val="false"/>
-                <w:sz w:val="18"/>
-                <w:szCs w:val="18"/>
-              </w:rPr>
-              <w:t xml:space="preserve"> </w:t>
-            </w:r>
-          </w:p>
-        </w:tc>
-        <w:tc>
-          <w:tcPr>
-            <w:tcW w:type="dxa" w:w="1200"/>
-            <w:tcBorders>
-              <w:top w:val="single" w:color="CCCCCC" w:sz="4"/>
-              <w:left w:val="single" w:color="CCCCCC" w:sz="4"/>
-              <w:bottom w:val="single" w:color="CCCCCC" w:sz="4"/>
-              <w:right w:val="single" w:color="CCCCCC" w:sz="4"/>
-            </w:tcBorders>
-            <w:tcMar>
-              <w:top w:type="dxa" w:w="80"/>
-              <w:left w:type="dxa" w:w="120"/>
-              <w:bottom w:type="dxa" w:w="80"/>
-              <w:right w:type="dxa" w:w="120"/>
-            </w:tcMar>
-          </w:tcPr>
-          <w:p>
-            <w:pPr>
-              <w:jc w:val="center"/>
-            </w:pPr>
-            <w:r>
-              <w:rPr>
-                <w:rFonts w:ascii="Arial" w:cs="Arial" w:eastAsia="Arial" w:hAnsi="Arial"/>
-                <w:b w:val="false"/>
-                <w:bCs w:val="false"/>
-                <w:i w:val="false"/>
-                <w:iCs w:val="false"/>
-                <w:sz w:val="18"/>
-                <w:szCs w:val="18"/>
-              </w:rPr>
-              <w:t xml:space="preserve"> </w:t>
-            </w:r>
-          </w:p>
-        </w:tc>
-        <w:tc>
-          <w:tcPr>
-            <w:tcW w:type="dxa" w:w="2880"/>
-            <w:tcBorders>
-              <w:top w:val="single" w:color="CCCCCC" w:sz="4"/>
-              <w:left w:val="single" w:color="CCCCCC" w:sz="4"/>
-              <w:bottom w:val="single" w:color="CCCCCC" w:sz="4"/>
-              <w:right w:val="single" w:color="CCCCCC" w:sz="4"/>
-            </w:tcBorders>
-            <w:tcMar>
-              <w:top w:type="dxa" w:w="80"/>
-              <w:left w:type="dxa" w:w="120"/>
-              <w:bottom w:type="dxa" w:w="80"/>
-              <w:right w:type="dxa" w:w="120"/>
-            </w:tcMar>
-          </w:tcPr>
-          <w:p>
-            <w:pPr>
-              <w:jc w:val="left"/>
-            </w:pPr>
-            <w:r>
-              <w:rPr>
-                <w:rFonts w:ascii="Arial" w:cs="Arial" w:eastAsia="Arial" w:hAnsi="Arial"/>
-                <w:b w:val="false"/>
-                <w:bCs w:val="false"/>
-                <w:i w:val="false"/>
-                <w:iCs w:val="false"/>
-                <w:sz w:val="18"/>
-                <w:szCs w:val="18"/>
-              </w:rPr>
-              <w:t xml:space="preserve"> </w:t>
-            </w:r>
-          </w:p>
-        </w:tc>
-      </w:tr>
-      <w:tr>
-        <w:tc>
-          <w:tcPr>
-            <w:tcW w:type="dxa" w:w="1100"/>
-            <w:tcBorders>
-              <w:top w:val="single" w:color="CCCCCC" w:sz="4"/>
-              <w:left w:val="single" w:color="CCCCCC" w:sz="4"/>
-              <w:bottom w:val="single" w:color="CCCCCC" w:sz="4"/>
-              <w:right w:val="single" w:color="CCCCCC" w:sz="4"/>
-            </w:tcBorders>
-            <w:tcMar>
-              <w:top w:type="dxa" w:w="80"/>
-              <w:left w:type="dxa" w:w="120"/>
-              <w:bottom w:type="dxa" w:w="80"/>
-              <w:right w:type="dxa" w:w="120"/>
-            </w:tcMar>
-          </w:tcPr>
-          <w:p>
-            <w:pPr>
-              <w:jc w:val="left"/>
-            </w:pPr>
-            <w:r>
-              <w:rPr>
-                <w:rFonts w:ascii="Arial" w:cs="Arial" w:eastAsia="Arial" w:hAnsi="Arial"/>
-                <w:b w:val="false"/>
-                <w:bCs w:val="false"/>
-                <w:i w:val="false"/>
-                <w:iCs w:val="false"/>
-                <w:sz w:val="18"/>
-                <w:szCs w:val="18"/>
-              </w:rPr>
-              <w:t xml:space="preserve"> </w:t>
-            </w:r>
-          </w:p>
-        </w:tc>
-        <w:tc>
-          <w:tcPr>
-            <w:tcW w:type="dxa" w:w="1500"/>
-            <w:tcBorders>
-              <w:top w:val="single" w:color="CCCCCC" w:sz="4"/>
-              <w:left w:val="single" w:color="CCCCCC" w:sz="4"/>
-              <w:bottom w:val="single" w:color="CCCCCC" w:sz="4"/>
-              <w:right w:val="single" w:color="CCCCCC" w:sz="4"/>
-            </w:tcBorders>
-            <w:tcMar>
-              <w:top w:type="dxa" w:w="80"/>
-              <w:left w:type="dxa" w:w="120"/>
-              <w:bottom w:type="dxa" w:w="80"/>
-              <w:right w:type="dxa" w:w="120"/>
-            </w:tcMar>
-          </w:tcPr>
-          <w:p>
-            <w:pPr>
-              <w:jc w:val="left"/>
-            </w:pPr>
-            <w:r>
-              <w:rPr>
-                <w:rFonts w:ascii="Arial" w:cs="Arial" w:eastAsia="Arial" w:hAnsi="Arial"/>
-                <w:b w:val="false"/>
-                <w:bCs w:val="false"/>
-                <w:i w:val="false"/>
-                <w:iCs w:val="false"/>
-                <w:sz w:val="18"/>
-                <w:szCs w:val="18"/>
-              </w:rPr>
-              <w:t xml:space="preserve"> </w:t>
-            </w:r>
-          </w:p>
-        </w:tc>
-        <w:tc>
-          <w:tcPr>
-            <w:tcW w:type="dxa" w:w="1700"/>
-            <w:tcBorders>
-              <w:top w:val="single" w:color="CCCCCC" w:sz="4"/>
-              <w:left w:val="single" w:color="CCCCCC" w:sz="4"/>
-              <w:bottom w:val="single" w:color="CCCCCC" w:sz="4"/>
-              <w:right w:val="single" w:color="CCCCCC" w:sz="4"/>
-            </w:tcBorders>
-            <w:tcMar>
-              <w:top w:type="dxa" w:w="80"/>
-              <w:left w:type="dxa" w:w="120"/>
-              <w:bottom w:type="dxa" w:w="80"/>
-              <w:right w:type="dxa" w:w="120"/>
-            </w:tcMar>
-          </w:tcPr>
-          <w:p>
-            <w:pPr>
-              <w:jc w:val="left"/>
-            </w:pPr>
-            <w:r>
-              <w:rPr>
-                <w:rFonts w:ascii="Arial" w:cs="Arial" w:eastAsia="Arial" w:hAnsi="Arial"/>
-                <w:b w:val="false"/>
-                <w:bCs w:val="false"/>
-                <w:i w:val="false"/>
-                <w:iCs w:val="false"/>
-                <w:sz w:val="18"/>
-                <w:szCs w:val="18"/>
-              </w:rPr>
-              <w:t xml:space="preserve"> </w:t>
-            </w:r>
-          </w:p>
-        </w:tc>
-        <w:tc>
-          <w:tcPr>
-            <w:tcW w:type="dxa" w:w="2400"/>
-            <w:tcBorders>
-              <w:top w:val="single" w:color="CCCCCC" w:sz="4"/>
-              <w:left w:val="single" w:color="CCCCCC" w:sz="4"/>
-              <w:bottom w:val="single" w:color="CCCCCC" w:sz="4"/>
-              <w:right w:val="single" w:color="CCCCCC" w:sz="4"/>
-            </w:tcBorders>
-            <w:tcMar>
-              <w:top w:type="dxa" w:w="80"/>
-              <w:left w:type="dxa" w:w="120"/>
-              <w:bottom w:type="dxa" w:w="80"/>
-              <w:right w:type="dxa" w:w="120"/>
-            </w:tcMar>
-          </w:tcPr>
-          <w:p>
-            <w:pPr>
-              <w:jc w:val="left"/>
-            </w:pPr>
-            <w:r>
-              <w:rPr>
-                <w:rFonts w:ascii="Arial" w:cs="Arial" w:eastAsia="Arial" w:hAnsi="Arial"/>
-                <w:b w:val="false"/>
-                <w:bCs w:val="false"/>
-                <w:i w:val="false"/>
-                <w:iCs w:val="false"/>
-                <w:sz w:val="18"/>
-                <w:szCs w:val="18"/>
-              </w:rPr>
-              <w:t xml:space="preserve"> </w:t>
-            </w:r>
-          </w:p>
-        </w:tc>
-        <w:tc>
-          <w:tcPr>
-            <w:tcW w:type="dxa" w:w="1200"/>
-            <w:tcBorders>
-              <w:top w:val="single" w:color="CCCCCC" w:sz="4"/>
-              <w:left w:val="single" w:color="CCCCCC" w:sz="4"/>
-              <w:bottom w:val="single" w:color="CCCCCC" w:sz="4"/>
-              <w:right w:val="single" w:color="CCCCCC" w:sz="4"/>
-            </w:tcBorders>
-            <w:tcMar>
-              <w:top w:type="dxa" w:w="80"/>
-              <w:left w:type="dxa" w:w="120"/>
-              <w:bottom w:type="dxa" w:w="80"/>
-              <w:right w:type="dxa" w:w="120"/>
-            </w:tcMar>
-          </w:tcPr>
-          <w:p>
-            <w:pPr>
-              <w:jc w:val="center"/>
-            </w:pPr>
-            <w:r>
-              <w:rPr>
-                <w:rFonts w:ascii="Arial" w:cs="Arial" w:eastAsia="Arial" w:hAnsi="Arial"/>
-                <w:b w:val="false"/>
-                <w:bCs w:val="false"/>
-                <w:i w:val="false"/>
-                <w:iCs w:val="false"/>
-                <w:sz w:val="18"/>
-                <w:szCs w:val="18"/>
-              </w:rPr>
-              <w:t xml:space="preserve"> </w:t>
-            </w:r>
-          </w:p>
-        </w:tc>
-        <w:tc>
-          <w:tcPr>
-            <w:tcW w:type="dxa" w:w="2880"/>
-            <w:tcBorders>
-              <w:top w:val="single" w:color="CCCCCC" w:sz="4"/>
-              <w:left w:val="single" w:color="CCCCCC" w:sz="4"/>
-              <w:bottom w:val="single" w:color="CCCCCC" w:sz="4"/>
-              <w:right w:val="single" w:color="CCCCCC" w:sz="4"/>
-            </w:tcBorders>
-            <w:tcMar>
-              <w:top w:type="dxa" w:w="80"/>
-              <w:left w:type="dxa" w:w="120"/>
-              <w:bottom w:type="dxa" w:w="80"/>
-              <w:right w:type="dxa" w:w="120"/>
-            </w:tcMar>
-          </w:tcPr>
-          <w:p>
-            <w:pPr>
-              <w:jc w:val="left"/>
-            </w:pPr>
-            <w:r>
-              <w:rPr>
-                <w:rFonts w:ascii="Arial" w:cs="Arial" w:eastAsia="Arial" w:hAnsi="Arial"/>
-                <w:b w:val="false"/>
-                <w:bCs w:val="false"/>
-                <w:i w:val="false"/>
-                <w:iCs w:val="false"/>
-                <w:sz w:val="18"/>
-                <w:szCs w:val="18"/>
-              </w:rPr>
-              <w:t xml:space="preserve"> </w:t>
-            </w:r>
-          </w:p>
-        </w:tc>
-      </w:tr>
-      <w:tr>
-        <w:tc>
-          <w:tcPr>
-            <w:tcW w:type="dxa" w:w="1100"/>
-            <w:tcBorders>
-              <w:top w:val="single" w:color="CCCCCC" w:sz="4"/>
-              <w:left w:val="single" w:color="CCCCCC" w:sz="4"/>
-              <w:bottom w:val="single" w:color="CCCCCC" w:sz="4"/>
-              <w:right w:val="single" w:color="CCCCCC" w:sz="4"/>
-            </w:tcBorders>
-            <w:tcMar>
-              <w:top w:type="dxa" w:w="80"/>
-              <w:left w:type="dxa" w:w="120"/>
-              <w:bottom w:type="dxa" w:w="80"/>
-              <w:right w:type="dxa" w:w="120"/>
-            </w:tcMar>
-          </w:tcPr>
-          <w:p>
-            <w:pPr>
-              <w:jc w:val="left"/>
-            </w:pPr>
-            <w:r>
-              <w:rPr>
-                <w:rFonts w:ascii="Arial" w:cs="Arial" w:eastAsia="Arial" w:hAnsi="Arial"/>
-                <w:b w:val="false"/>
-                <w:bCs w:val="false"/>
-                <w:i w:val="false"/>
-                <w:iCs w:val="false"/>
-                <w:sz w:val="18"/>
-                <w:szCs w:val="18"/>
-              </w:rPr>
-              <w:t xml:space="preserve"> </w:t>
-            </w:r>
-          </w:p>
-        </w:tc>
-        <w:tc>
-          <w:tcPr>
-            <w:tcW w:type="dxa" w:w="1500"/>
-            <w:tcBorders>
-              <w:top w:val="single" w:color="CCCCCC" w:sz="4"/>
-              <w:left w:val="single" w:color="CCCCCC" w:sz="4"/>
-              <w:bottom w:val="single" w:color="CCCCCC" w:sz="4"/>
-              <w:right w:val="single" w:color="CCCCCC" w:sz="4"/>
-            </w:tcBorders>
-            <w:tcMar>
-              <w:top w:type="dxa" w:w="80"/>
-              <w:left w:type="dxa" w:w="120"/>
-              <w:bottom w:type="dxa" w:w="80"/>
-              <w:right w:type="dxa" w:w="120"/>
-            </w:tcMar>
-          </w:tcPr>
-          <w:p>
-            <w:pPr>
-              <w:jc w:val="left"/>
-            </w:pPr>
-            <w:r>
-              <w:rPr>
-                <w:rFonts w:ascii="Arial" w:cs="Arial" w:eastAsia="Arial" w:hAnsi="Arial"/>
-                <w:b w:val="false"/>
-                <w:bCs w:val="false"/>
-                <w:i w:val="false"/>
-                <w:iCs w:val="false"/>
-                <w:sz w:val="18"/>
-                <w:szCs w:val="18"/>
-              </w:rPr>
-              <w:t xml:space="preserve"> </w:t>
-            </w:r>
-          </w:p>
-        </w:tc>
-        <w:tc>
-          <w:tcPr>
-            <w:tcW w:type="dxa" w:w="1700"/>
-            <w:tcBorders>
-              <w:top w:val="single" w:color="CCCCCC" w:sz="4"/>
-              <w:left w:val="single" w:color="CCCCCC" w:sz="4"/>
-              <w:bottom w:val="single" w:color="CCCCCC" w:sz="4"/>
-              <w:right w:val="single" w:color="CCCCCC" w:sz="4"/>
-            </w:tcBorders>
-            <w:tcMar>
-              <w:top w:type="dxa" w:w="80"/>
-              <w:left w:type="dxa" w:w="120"/>
-              <w:bottom w:type="dxa" w:w="80"/>
-              <w:right w:type="dxa" w:w="120"/>
-            </w:tcMar>
-          </w:tcPr>
-          <w:p>
-            <w:pPr>
-              <w:jc w:val="left"/>
-            </w:pPr>
-            <w:r>
-              <w:rPr>
-                <w:rFonts w:ascii="Arial" w:cs="Arial" w:eastAsia="Arial" w:hAnsi="Arial"/>
-                <w:b w:val="false"/>
-                <w:bCs w:val="false"/>
-                <w:i w:val="false"/>
-                <w:iCs w:val="false"/>
-                <w:sz w:val="18"/>
-                <w:szCs w:val="18"/>
-              </w:rPr>
-              <w:t xml:space="preserve"> </w:t>
-            </w:r>
-          </w:p>
-        </w:tc>
-        <w:tc>
-          <w:tcPr>
-            <w:tcW w:type="dxa" w:w="2400"/>
-            <w:tcBorders>
-              <w:top w:val="single" w:color="CCCCCC" w:sz="4"/>
-              <w:left w:val="single" w:color="CCCCCC" w:sz="4"/>
-              <w:bottom w:val="single" w:color="CCCCCC" w:sz="4"/>
-              <w:right w:val="single" w:color="CCCCCC" w:sz="4"/>
-            </w:tcBorders>
-            <w:tcMar>
-              <w:top w:type="dxa" w:w="80"/>
-              <w:left w:type="dxa" w:w="120"/>
-              <w:bottom w:type="dxa" w:w="80"/>
-              <w:right w:type="dxa" w:w="120"/>
-            </w:tcMar>
-          </w:tcPr>
-          <w:p>
-            <w:pPr>
-              <w:jc w:val="left"/>
-            </w:pPr>
-            <w:r>
-              <w:rPr>
-                <w:rFonts w:ascii="Arial" w:cs="Arial" w:eastAsia="Arial" w:hAnsi="Arial"/>
-                <w:b w:val="false"/>
-                <w:bCs w:val="false"/>
-                <w:i w:val="false"/>
-                <w:iCs w:val="false"/>
-                <w:sz w:val="18"/>
-                <w:szCs w:val="18"/>
-              </w:rPr>
-              <w:t xml:space="preserve"> </w:t>
-            </w:r>
-          </w:p>
-        </w:tc>
-        <w:tc>
-          <w:tcPr>
-            <w:tcW w:type="dxa" w:w="1200"/>
-            <w:tcBorders>
-              <w:top w:val="single" w:color="CCCCCC" w:sz="4"/>
-              <w:left w:val="single" w:color="CCCCCC" w:sz="4"/>
-              <w:bottom w:val="single" w:color="CCCCCC" w:sz="4"/>
-              <w:right w:val="single" w:color="CCCCCC" w:sz="4"/>
-            </w:tcBorders>
-            <w:tcMar>
-              <w:top w:type="dxa" w:w="80"/>
-              <w:left w:type="dxa" w:w="120"/>
-              <w:bottom w:type="dxa" w:w="80"/>
-              <w:right w:type="dxa" w:w="120"/>
-            </w:tcMar>
-          </w:tcPr>
-          <w:p>
-            <w:pPr>
-              <w:jc w:val="center"/>
-            </w:pPr>
-            <w:r>
-              <w:rPr>
-                <w:rFonts w:ascii="Arial" w:cs="Arial" w:eastAsia="Arial" w:hAnsi="Arial"/>
-                <w:b w:val="false"/>
-                <w:bCs w:val="false"/>
-                <w:i w:val="false"/>
-                <w:iCs w:val="false"/>
-                <w:sz w:val="18"/>
-                <w:szCs w:val="18"/>
-              </w:rPr>
-              <w:t xml:space="preserve"> </w:t>
-            </w:r>
-          </w:p>
-        </w:tc>
-        <w:tc>
-          <w:tcPr>
-            <w:tcW w:type="dxa" w:w="2880"/>
-            <w:tcBorders>
-              <w:top w:val="single" w:color="CCCCCC" w:sz="4"/>
-              <w:left w:val="single" w:color="CCCCCC" w:sz="4"/>
-              <w:bottom w:val="single" w:color="CCCCCC" w:sz="4"/>
-              <w:right w:val="single" w:color="CCCCCC" w:sz="4"/>
-            </w:tcBorders>
-            <w:tcMar>
-              <w:top w:type="dxa" w:w="80"/>
-              <w:left w:type="dxa" w:w="120"/>
-              <w:bottom w:type="dxa" w:w="80"/>
-              <w:right w:type="dxa" w:w="120"/>
-            </w:tcMar>
-          </w:tcPr>
-          <w:p>
-            <w:pPr>
-              <w:jc w:val="left"/>
-            </w:pPr>
-            <w:r>
-              <w:rPr>
-                <w:rFonts w:ascii="Arial" w:cs="Arial" w:eastAsia="Arial" w:hAnsi="Arial"/>
-                <w:b w:val="false"/>
-                <w:bCs w:val="false"/>
-                <w:i w:val="false"/>
-                <w:iCs w:val="false"/>
-                <w:sz w:val="18"/>
-                <w:szCs w:val="18"/>
-              </w:rPr>
-              <w:t xml:space="preserve"> </w:t>
-            </w:r>
-          </w:p>
-        </w:tc>
-      </w:tr>
-      <w:tr>
-        <w:tc>
-          <w:tcPr>
-            <w:tcW w:type="dxa" w:w="1100"/>
-            <w:tcBorders>
-              <w:top w:val="single" w:color="CCCCCC" w:sz="4"/>
-              <w:left w:val="single" w:color="CCCCCC" w:sz="4"/>
-              <w:bottom w:val="single" w:color="CCCCCC" w:sz="4"/>
-              <w:right w:val="single" w:color="CCCCCC" w:sz="4"/>
-            </w:tcBorders>
-            <w:tcMar>
-              <w:top w:type="dxa" w:w="80"/>
-              <w:left w:type="dxa" w:w="120"/>
-              <w:bottom w:type="dxa" w:w="80"/>
-              <w:right w:type="dxa" w:w="120"/>
-            </w:tcMar>
-          </w:tcPr>
-          <w:p>
-            <w:pPr>
-              <w:jc w:val="left"/>
-            </w:pPr>
-            <w:r>
-              <w:rPr>
-                <w:rFonts w:ascii="Arial" w:cs="Arial" w:eastAsia="Arial" w:hAnsi="Arial"/>
-                <w:b w:val="false"/>
-                <w:bCs w:val="false"/>
-                <w:i w:val="false"/>
-                <w:iCs w:val="false"/>
-                <w:sz w:val="18"/>
-                <w:szCs w:val="18"/>
-              </w:rPr>
-              <w:t xml:space="preserve"> </w:t>
-            </w:r>
-          </w:p>
-        </w:tc>
-        <w:tc>
-          <w:tcPr>
-            <w:tcW w:type="dxa" w:w="1500"/>
-            <w:tcBorders>
-              <w:top w:val="single" w:color="CCCCCC" w:sz="4"/>
-              <w:left w:val="single" w:color="CCCCCC" w:sz="4"/>
-              <w:bottom w:val="single" w:color="CCCCCC" w:sz="4"/>
-              <w:right w:val="single" w:color="CCCCCC" w:sz="4"/>
-            </w:tcBorders>
-            <w:tcMar>
-              <w:top w:type="dxa" w:w="80"/>
-              <w:left w:type="dxa" w:w="120"/>
-              <w:bottom w:type="dxa" w:w="80"/>
-              <w:right w:type="dxa" w:w="120"/>
-            </w:tcMar>
-          </w:tcPr>
-          <w:p>
-            <w:pPr>
-              <w:jc w:val="left"/>
-            </w:pPr>
-            <w:r>
-              <w:rPr>
-                <w:rFonts w:ascii="Arial" w:cs="Arial" w:eastAsia="Arial" w:hAnsi="Arial"/>
-                <w:b w:val="false"/>
-                <w:bCs w:val="false"/>
-                <w:i w:val="false"/>
-                <w:iCs w:val="false"/>
-                <w:sz w:val="18"/>
-                <w:szCs w:val="18"/>
-              </w:rPr>
-              <w:t xml:space="preserve"> </w:t>
-            </w:r>
-          </w:p>
-        </w:tc>
-        <w:tc>
-          <w:tcPr>
-            <w:tcW w:type="dxa" w:w="1700"/>
-            <w:tcBorders>
-              <w:top w:val="single" w:color="CCCCCC" w:sz="4"/>
-              <w:left w:val="single" w:color="CCCCCC" w:sz="4"/>
-              <w:bottom w:val="single" w:color="CCCCCC" w:sz="4"/>
-              <w:right w:val="single" w:color="CCCCCC" w:sz="4"/>
-            </w:tcBorders>
-            <w:tcMar>
-              <w:top w:type="dxa" w:w="80"/>
-              <w:left w:type="dxa" w:w="120"/>
-              <w:bottom w:type="dxa" w:w="80"/>
-              <w:right w:type="dxa" w:w="120"/>
-            </w:tcMar>
-          </w:tcPr>
-          <w:p>
-            <w:pPr>
-              <w:jc w:val="left"/>
-            </w:pPr>
-            <w:r>
-              <w:rPr>
-                <w:rFonts w:ascii="Arial" w:cs="Arial" w:eastAsia="Arial" w:hAnsi="Arial"/>
-                <w:b w:val="false"/>
-                <w:bCs w:val="false"/>
-                <w:i w:val="false"/>
-                <w:iCs w:val="false"/>
-                <w:sz w:val="18"/>
-                <w:szCs w:val="18"/>
-              </w:rPr>
-              <w:t xml:space="preserve"> </w:t>
-            </w:r>
-          </w:p>
-        </w:tc>
-        <w:tc>
-          <w:tcPr>
-            <w:tcW w:type="dxa" w:w="2400"/>
-            <w:tcBorders>
-              <w:top w:val="single" w:color="CCCCCC" w:sz="4"/>
-              <w:left w:val="single" w:color="CCCCCC" w:sz="4"/>
-              <w:bottom w:val="single" w:color="CCCCCC" w:sz="4"/>
-              <w:right w:val="single" w:color="CCCCCC" w:sz="4"/>
-            </w:tcBorders>
-            <w:tcMar>
-              <w:top w:type="dxa" w:w="80"/>
-              <w:left w:type="dxa" w:w="120"/>
-              <w:bottom w:type="dxa" w:w="80"/>
-              <w:right w:type="dxa" w:w="120"/>
-            </w:tcMar>
-          </w:tcPr>
-          <w:p>
-            <w:pPr>
-              <w:jc w:val="left"/>
-            </w:pPr>
-            <w:r>
-              <w:rPr>
-                <w:rFonts w:ascii="Arial" w:cs="Arial" w:eastAsia="Arial" w:hAnsi="Arial"/>
-                <w:b w:val="false"/>
-                <w:bCs w:val="false"/>
-                <w:i w:val="false"/>
-                <w:iCs w:val="false"/>
-                <w:sz w:val="18"/>
-                <w:szCs w:val="18"/>
-              </w:rPr>
-              <w:t xml:space="preserve"> </w:t>
-            </w:r>
-          </w:p>
-        </w:tc>
-        <w:tc>
-          <w:tcPr>
-            <w:tcW w:type="dxa" w:w="1200"/>
-            <w:tcBorders>
-              <w:top w:val="single" w:color="CCCCCC" w:sz="4"/>
-              <w:left w:val="single" w:color="CCCCCC" w:sz="4"/>
-              <w:bottom w:val="single" w:color="CCCCCC" w:sz="4"/>
-              <w:right w:val="single" w:color="CCCCCC" w:sz="4"/>
-            </w:tcBorders>
-            <w:tcMar>
-              <w:top w:type="dxa" w:w="80"/>
-              <w:left w:type="dxa" w:w="120"/>
-              <w:bottom w:type="dxa" w:w="80"/>
-              <w:right w:type="dxa" w:w="120"/>
-            </w:tcMar>
-          </w:tcPr>
-          <w:p>
-            <w:pPr>
-              <w:jc w:val="center"/>
-            </w:pPr>
-            <w:r>
-              <w:rPr>
-                <w:rFonts w:ascii="Arial" w:cs="Arial" w:eastAsia="Arial" w:hAnsi="Arial"/>
-                <w:b w:val="false"/>
-                <w:bCs w:val="false"/>
-                <w:i w:val="false"/>
-                <w:iCs w:val="false"/>
-                <w:sz w:val="18"/>
-                <w:szCs w:val="18"/>
-              </w:rPr>
-              <w:t xml:space="preserve"> </w:t>
-            </w:r>
-          </w:p>
-        </w:tc>
-        <w:tc>
-          <w:tcPr>
-            <w:tcW w:type="dxa" w:w="2880"/>
-            <w:tcBorders>
-              <w:top w:val="single" w:color="CCCCCC" w:sz="4"/>
-              <w:left w:val="single" w:color="CCCCCC" w:sz="4"/>
-              <w:bottom w:val="single" w:color="CCCCCC" w:sz="4"/>
-              <w:right w:val="single" w:color="CCCCCC" w:sz="4"/>
-            </w:tcBorders>
-            <w:tcMar>
-              <w:top w:type="dxa" w:w="80"/>
-              <w:left w:type="dxa" w:w="120"/>
-              <w:bottom w:type="dxa" w:w="80"/>
-              <w:right w:type="dxa" w:w="120"/>
-            </w:tcMar>
-          </w:tcPr>
-          <w:p>
-            <w:pPr>
-              <w:jc w:val="left"/>
-            </w:pPr>
-            <w:r>
-              <w:rPr>
-                <w:rFonts w:ascii="Arial" w:cs="Arial" w:eastAsia="Arial" w:hAnsi="Arial"/>
-                <w:b w:val="false"/>
-                <w:bCs w:val="false"/>
-                <w:i w:val="false"/>
-                <w:iCs w:val="false"/>
-                <w:sz w:val="18"/>
-                <w:szCs w:val="18"/>
-              </w:rPr>
-              <w:t xml:space="preserve"> </w:t>
-            </w:r>
-          </w:p>
-        </w:tc>
-      </w:tr>
-      <w:tr>
-        <w:tc>
-          <w:tcPr>
-            <w:tcW w:type="dxa" w:w="1100"/>
-            <w:tcBorders>
-              <w:top w:val="single" w:color="CCCCCC" w:sz="4"/>
-              <w:left w:val="single" w:color="CCCCCC" w:sz="4"/>
-              <w:bottom w:val="single" w:color="CCCCCC" w:sz="4"/>
-              <w:right w:val="single" w:color="CCCCCC" w:sz="4"/>
-            </w:tcBorders>
-            <w:tcMar>
-              <w:top w:type="dxa" w:w="80"/>
-              <w:left w:type="dxa" w:w="120"/>
-              <w:bottom w:type="dxa" w:w="80"/>
-              <w:right w:type="dxa" w:w="120"/>
-            </w:tcMar>
-          </w:tcPr>
-          <w:p>
-            <w:pPr>
-              <w:jc w:val="left"/>
-            </w:pPr>
-            <w:r>
-              <w:rPr>
-                <w:rFonts w:ascii="Arial" w:cs="Arial" w:eastAsia="Arial" w:hAnsi="Arial"/>
-                <w:b w:val="false"/>
-                <w:bCs w:val="false"/>
-                <w:i w:val="false"/>
-                <w:iCs w:val="false"/>
-                <w:sz w:val="18"/>
-                <w:szCs w:val="18"/>
-              </w:rPr>
-              <w:t xml:space="preserve"> </w:t>
-            </w:r>
-          </w:p>
-        </w:tc>
-        <w:tc>
-          <w:tcPr>
-            <w:tcW w:type="dxa" w:w="1500"/>
-            <w:tcBorders>
-              <w:top w:val="single" w:color="CCCCCC" w:sz="4"/>
-              <w:left w:val="single" w:color="CCCCCC" w:sz="4"/>
-              <w:bottom w:val="single" w:color="CCCCCC" w:sz="4"/>
-              <w:right w:val="single" w:color="CCCCCC" w:sz="4"/>
-            </w:tcBorders>
-            <w:tcMar>
-              <w:top w:type="dxa" w:w="80"/>
-              <w:left w:type="dxa" w:w="120"/>
-              <w:bottom w:type="dxa" w:w="80"/>
-              <w:right w:type="dxa" w:w="120"/>
-            </w:tcMar>
-          </w:tcPr>
-          <w:p>
-            <w:pPr>
-              <w:jc w:val="left"/>
-            </w:pPr>
-            <w:r>
-              <w:rPr>
-                <w:rFonts w:ascii="Arial" w:cs="Arial" w:eastAsia="Arial" w:hAnsi="Arial"/>
-                <w:b w:val="false"/>
-                <w:bCs w:val="false"/>
-                <w:i w:val="false"/>
-                <w:iCs w:val="false"/>
-                <w:sz w:val="18"/>
-                <w:szCs w:val="18"/>
-              </w:rPr>
-              <w:t xml:space="preserve"> </w:t>
-            </w:r>
-          </w:p>
-        </w:tc>
-        <w:tc>
-          <w:tcPr>
-            <w:tcW w:type="dxa" w:w="1700"/>
-            <w:tcBorders>
-              <w:top w:val="single" w:color="CCCCCC" w:sz="4"/>
-              <w:left w:val="single" w:color="CCCCCC" w:sz="4"/>
-              <w:bottom w:val="single" w:color="CCCCCC" w:sz="4"/>
-              <w:right w:val="single" w:color="CCCCCC" w:sz="4"/>
-            </w:tcBorders>
-            <w:tcMar>
-              <w:top w:type="dxa" w:w="80"/>
-              <w:left w:type="dxa" w:w="120"/>
-              <w:bottom w:type="dxa" w:w="80"/>
-              <w:right w:type="dxa" w:w="120"/>
-            </w:tcMar>
-          </w:tcPr>
-          <w:p>
-            <w:pPr>
-              <w:jc w:val="left"/>
-            </w:pPr>
-            <w:r>
-              <w:rPr>
-                <w:rFonts w:ascii="Arial" w:cs="Arial" w:eastAsia="Arial" w:hAnsi="Arial"/>
-                <w:b w:val="false"/>
-                <w:bCs w:val="false"/>
-                <w:i w:val="false"/>
-                <w:iCs w:val="false"/>
-                <w:sz w:val="18"/>
-                <w:szCs w:val="18"/>
-              </w:rPr>
-              <w:t xml:space="preserve"> </w:t>
-            </w:r>
-          </w:p>
-        </w:tc>
-        <w:tc>
-          <w:tcPr>
-            <w:tcW w:type="dxa" w:w="2400"/>
-            <w:tcBorders>
-              <w:top w:val="single" w:color="CCCCCC" w:sz="4"/>
-              <w:left w:val="single" w:color="CCCCCC" w:sz="4"/>
-              <w:bottom w:val="single" w:color="CCCCCC" w:sz="4"/>
-              <w:right w:val="single" w:color="CCCCCC" w:sz="4"/>
-            </w:tcBorders>
-            <w:tcMar>
-              <w:top w:type="dxa" w:w="80"/>
-              <w:left w:type="dxa" w:w="120"/>
-              <w:bottom w:type="dxa" w:w="80"/>
-              <w:right w:type="dxa" w:w="120"/>
-            </w:tcMar>
-          </w:tcPr>
-          <w:p>
-            <w:pPr>
-              <w:jc w:val="left"/>
-            </w:pPr>
-            <w:r>
-              <w:rPr>
-                <w:rFonts w:ascii="Arial" w:cs="Arial" w:eastAsia="Arial" w:hAnsi="Arial"/>
-                <w:b w:val="false"/>
-                <w:bCs w:val="false"/>
-                <w:i w:val="false"/>
-                <w:iCs w:val="false"/>
-                <w:sz w:val="18"/>
-                <w:szCs w:val="18"/>
-              </w:rPr>
-              <w:t xml:space="preserve"> </w:t>
-            </w:r>
-          </w:p>
-        </w:tc>
-        <w:tc>
-          <w:tcPr>
-            <w:tcW w:type="dxa" w:w="1200"/>
-            <w:tcBorders>
-              <w:top w:val="single" w:color="CCCCCC" w:sz="4"/>
-              <w:left w:val="single" w:color="CCCCCC" w:sz="4"/>
-              <w:bottom w:val="single" w:color="CCCCCC" w:sz="4"/>
-              <w:right w:val="single" w:color="CCCCCC" w:sz="4"/>
-            </w:tcBorders>
-            <w:tcMar>
-              <w:top w:type="dxa" w:w="80"/>
-              <w:left w:type="dxa" w:w="120"/>
-              <w:bottom w:type="dxa" w:w="80"/>
-              <w:right w:type="dxa" w:w="120"/>
-            </w:tcMar>
-          </w:tcPr>
-          <w:p>
-            <w:pPr>
-              <w:jc w:val="center"/>
-            </w:pPr>
-            <w:r>
-              <w:rPr>
-                <w:rFonts w:ascii="Arial" w:cs="Arial" w:eastAsia="Arial" w:hAnsi="Arial"/>
-                <w:b w:val="false"/>
-                <w:bCs w:val="false"/>
-                <w:i w:val="false"/>
-                <w:iCs w:val="false"/>
-                <w:sz w:val="18"/>
-                <w:szCs w:val="18"/>
-              </w:rPr>
-              <w:t xml:space="preserve"> </w:t>
-            </w:r>
-          </w:p>
-        </w:tc>
-        <w:tc>
-          <w:tcPr>
-            <w:tcW w:type="dxa" w:w="2880"/>
-            <w:tcBorders>
-              <w:top w:val="single" w:color="CCCCCC" w:sz="4"/>
-              <w:left w:val="single" w:color="CCCCCC" w:sz="4"/>
-              <w:bottom w:val="single" w:color="CCCCCC" w:sz="4"/>
-              <w:right w:val="single" w:color="CCCCCC" w:sz="4"/>
-            </w:tcBorders>
-            <w:tcMar>
-              <w:top w:type="dxa" w:w="80"/>
-              <w:left w:type="dxa" w:w="120"/>
-              <w:bottom w:type="dxa" w:w="80"/>
-              <w:right w:type="dxa" w:w="120"/>
-            </w:tcMar>
-          </w:tcPr>
-          <w:p>
-            <w:pPr>
-              <w:jc w:val="left"/>
-            </w:pPr>
-            <w:r>
-              <w:rPr>
-                <w:rFonts w:ascii="Arial" w:cs="Arial" w:eastAsia="Arial" w:hAnsi="Arial"/>
-                <w:b w:val="false"/>
-                <w:bCs w:val="false"/>
-                <w:i w:val="false"/>
-                <w:iCs w:val="false"/>
-                <w:sz w:val="18"/>
-                <w:szCs w:val="18"/>
-              </w:rPr>
-              <w:t xml:space="preserve"> </w:t>
-            </w:r>
-          </w:p>
-        </w:tc>
-      </w:tr>
-      <w:tr>
-        <w:tc>
-          <w:tcPr>
-            <w:tcW w:type="dxa" w:w="1100"/>
-            <w:tcBorders>
-              <w:top w:val="single" w:color="CCCCCC" w:sz="4"/>
-              <w:left w:val="single" w:color="CCCCCC" w:sz="4"/>
-              <w:bottom w:val="single" w:color="CCCCCC" w:sz="4"/>
-              <w:right w:val="single" w:color="CCCCCC" w:sz="4"/>
-            </w:tcBorders>
-            <w:tcMar>
-              <w:top w:type="dxa" w:w="80"/>
-              <w:left w:type="dxa" w:w="120"/>
-              <w:bottom w:type="dxa" w:w="80"/>
-              <w:right w:type="dxa" w:w="120"/>
-            </w:tcMar>
-          </w:tcPr>
-          <w:p>
-            <w:pPr>
-              <w:jc w:val="left"/>
-            </w:pPr>
-            <w:r>
-              <w:rPr>
-                <w:rFonts w:ascii="Arial" w:cs="Arial" w:eastAsia="Arial" w:hAnsi="Arial"/>
-                <w:b w:val="false"/>
-                <w:bCs w:val="false"/>
-                <w:i w:val="false"/>
-                <w:iCs w:val="false"/>
-                <w:sz w:val="18"/>
-                <w:szCs w:val="18"/>
-              </w:rPr>
-              <w:t xml:space="preserve"> </w:t>
-            </w:r>
-          </w:p>
-        </w:tc>
-        <w:tc>
-          <w:tcPr>
-            <w:tcW w:type="dxa" w:w="1500"/>
-            <w:tcBorders>
-              <w:top w:val="single" w:color="CCCCCC" w:sz="4"/>
-              <w:left w:val="single" w:color="CCCCCC" w:sz="4"/>
-              <w:bottom w:val="single" w:color="CCCCCC" w:sz="4"/>
-              <w:right w:val="single" w:color="CCCCCC" w:sz="4"/>
-            </w:tcBorders>
-            <w:tcMar>
-              <w:top w:type="dxa" w:w="80"/>
-              <w:left w:type="dxa" w:w="120"/>
-              <w:bottom w:type="dxa" w:w="80"/>
-              <w:right w:type="dxa" w:w="120"/>
-            </w:tcMar>
-          </w:tcPr>
-          <w:p>
-            <w:pPr>
-              <w:jc w:val="left"/>
-            </w:pPr>
-            <w:r>
-              <w:rPr>
-                <w:rFonts w:ascii="Arial" w:cs="Arial" w:eastAsia="Arial" w:hAnsi="Arial"/>
-                <w:b w:val="false"/>
-                <w:bCs w:val="false"/>
-                <w:i w:val="false"/>
-                <w:iCs w:val="false"/>
-                <w:sz w:val="18"/>
-                <w:szCs w:val="18"/>
-              </w:rPr>
-              <w:t xml:space="preserve"> </w:t>
-            </w:r>
-          </w:p>
-        </w:tc>
-        <w:tc>
-          <w:tcPr>
-            <w:tcW w:type="dxa" w:w="1700"/>
-            <w:tcBorders>
-              <w:top w:val="single" w:color="CCCCCC" w:sz="4"/>
-              <w:left w:val="single" w:color="CCCCCC" w:sz="4"/>
-              <w:bottom w:val="single" w:color="CCCCCC" w:sz="4"/>
-              <w:right w:val="single" w:color="CCCCCC" w:sz="4"/>
-            </w:tcBorders>
-            <w:tcMar>
-              <w:top w:type="dxa" w:w="80"/>
-              <w:left w:type="dxa" w:w="120"/>
-              <w:bottom w:type="dxa" w:w="80"/>
-              <w:right w:type="dxa" w:w="120"/>
-            </w:tcMar>
-          </w:tcPr>
-          <w:p>
-            <w:pPr>
-              <w:jc w:val="left"/>
-            </w:pPr>
-            <w:r>
-              <w:rPr>
-                <w:rFonts w:ascii="Arial" w:cs="Arial" w:eastAsia="Arial" w:hAnsi="Arial"/>
-                <w:b w:val="false"/>
-                <w:bCs w:val="false"/>
-                <w:i w:val="false"/>
-                <w:iCs w:val="false"/>
-                <w:sz w:val="18"/>
-                <w:szCs w:val="18"/>
-              </w:rPr>
-              <w:t xml:space="preserve"> </w:t>
-            </w:r>
-          </w:p>
-        </w:tc>
-        <w:tc>
-          <w:tcPr>
-            <w:tcW w:type="dxa" w:w="2400"/>
-            <w:tcBorders>
-              <w:top w:val="single" w:color="CCCCCC" w:sz="4"/>
-              <w:left w:val="single" w:color="CCCCCC" w:sz="4"/>
-              <w:bottom w:val="single" w:color="CCCCCC" w:sz="4"/>
-              <w:right w:val="single" w:color="CCCCCC" w:sz="4"/>
-            </w:tcBorders>
-            <w:tcMar>
-              <w:top w:type="dxa" w:w="80"/>
-              <w:left w:type="dxa" w:w="120"/>
-              <w:bottom w:type="dxa" w:w="80"/>
-              <w:right w:type="dxa" w:w="120"/>
-            </w:tcMar>
-          </w:tcPr>
-          <w:p>
-            <w:pPr>
-              <w:jc w:val="left"/>
-            </w:pPr>
-            <w:r>
-              <w:rPr>
-                <w:rFonts w:ascii="Arial" w:cs="Arial" w:eastAsia="Arial" w:hAnsi="Arial"/>
-                <w:b w:val="false"/>
-                <w:bCs w:val="false"/>
-                <w:i w:val="false"/>
-                <w:iCs w:val="false"/>
-                <w:sz w:val="18"/>
-                <w:szCs w:val="18"/>
-              </w:rPr>
-              <w:t xml:space="preserve"> </w:t>
-            </w:r>
-          </w:p>
-        </w:tc>
-        <w:tc>
-          <w:tcPr>
-            <w:tcW w:type="dxa" w:w="1200"/>
-            <w:tcBorders>
-              <w:top w:val="single" w:color="CCCCCC" w:sz="4"/>
-              <w:left w:val="single" w:color="CCCCCC" w:sz="4"/>
-              <w:bottom w:val="single" w:color="CCCCCC" w:sz="4"/>
-              <w:right w:val="single" w:color="CCCCCC" w:sz="4"/>
-            </w:tcBorders>
-            <w:tcMar>
-              <w:top w:type="dxa" w:w="80"/>
-              <w:left w:type="dxa" w:w="120"/>
-              <w:bottom w:type="dxa" w:w="80"/>
-              <w:right w:type="dxa" w:w="120"/>
-            </w:tcMar>
-          </w:tcPr>
-          <w:p>
-            <w:pPr>
-              <w:jc w:val="center"/>
-            </w:pPr>
-            <w:r>
-              <w:rPr>
-                <w:rFonts w:ascii="Arial" w:cs="Arial" w:eastAsia="Arial" w:hAnsi="Arial"/>
-                <w:b w:val="false"/>
-                <w:bCs w:val="false"/>
-                <w:i w:val="false"/>
-                <w:iCs w:val="false"/>
-                <w:sz w:val="18"/>
-                <w:szCs w:val="18"/>
-              </w:rPr>
-              <w:t xml:space="preserve"> </w:t>
-            </w:r>
-          </w:p>
-        </w:tc>
-        <w:tc>
-          <w:tcPr>
-            <w:tcW w:type="dxa" w:w="2880"/>
-            <w:tcBorders>
-              <w:top w:val="single" w:color="CCCCCC" w:sz="4"/>
-              <w:left w:val="single" w:color="CCCCCC" w:sz="4"/>
-              <w:bottom w:val="single" w:color="CCCCCC" w:sz="4"/>
-              <w:right w:val="single" w:color="CCCCCC" w:sz="4"/>
-            </w:tcBorders>
-            <w:tcMar>
-              <w:top w:type="dxa" w:w="80"/>
-              <w:left w:type="dxa" w:w="120"/>
-              <w:bottom w:type="dxa" w:w="80"/>
-              <w:right w:type="dxa" w:w="120"/>
-            </w:tcMar>
-          </w:tcPr>
-          <w:p>
-            <w:pPr>
-              <w:jc w:val="left"/>
-            </w:pPr>
-            <w:r>
-              <w:rPr>
-                <w:rFonts w:ascii="Arial" w:cs="Arial" w:eastAsia="Arial" w:hAnsi="Arial"/>
-                <w:b w:val="false"/>
-                <w:bCs w:val="false"/>
-                <w:i w:val="false"/>
-                <w:iCs w:val="false"/>
-                <w:sz w:val="18"/>
-                <w:szCs w:val="18"/>
-              </w:rPr>
-              <w:t xml:space="preserve"> </w:t>
-            </w:r>
-          </w:p>
-        </w:tc>
-      </w:tr>
-    </w:tbl>
-    <w:p>
-      <w:pPr>
-        <w:spacing w:after="80" w:before="80"/>
-      </w:pPr>
-      <w:r>
-        <w:rPr>
-          <w:rFonts w:ascii="Arial" w:cs="Arial" w:eastAsia="Arial" w:hAnsi="Arial"/>
-          <w:sz w:val="22"/>
-          <w:szCs w:val="22"/>
-        </w:rPr>
-        <w:t xml:space="preserve"/>
-      </w:r>
-    </w:p>
-    <w:p>
-      <w:pPr>
-        <w:spacing w:after="80" w:before="80"/>
-      </w:pPr>
-      <w:r>
-        <w:rPr>
-          <w:rFonts w:ascii="Arial" w:cs="Arial" w:eastAsia="Arial" w:hAnsi="Arial"/>
-          <w:i/>
-          <w:iCs/>
-          <w:color w:val="888780"/>
-          <w:sz w:val="22"/>
-          <w:szCs w:val="22"/>
-        </w:rPr>
-        <w:t xml:space="preserve">Signal column shorthand: 🟢 strong (warm response, follow-up appetite) · 🟡 mixed (polite but no pull) · 🔴 cold (no response or pushback) · ⚪ pending (waiting on response).</w:t>
-      </w:r>
-    </w:p>
-    <w:p>
-      <w:pPr>
-        <w:pStyle w:val="Heading2"/>
-        <w:spacing w:after="140" w:before="280"/>
-      </w:pPr>
-      <w:r>
-        <w:rPr>
-          <w:rFonts w:ascii="Arial" w:cs="Arial" w:eastAsia="Arial" w:hAnsi="Arial"/>
-          <w:b/>
-          <w:bCs/>
-          <w:color w:val="185FA5"/>
-          <w:sz w:val="26"/>
-          <w:szCs w:val="26"/>
-        </w:rPr>
-        <w:t xml:space="preserve">What's landing — what's not</w:t>
-      </w:r>
-    </w:p>
-    <w:p>
-      <w:pPr>
-        <w:spacing w:after="80" w:before="80"/>
-      </w:pPr>
-      <w:r>
-        <w:rPr>
-          <w:rFonts w:ascii="Arial" w:cs="Arial" w:eastAsia="Arial" w:hAnsi="Arial"/>
-          <w:sz w:val="22"/>
-          <w:szCs w:val="22"/>
-        </w:rPr>
-        <w:t xml:space="preserve">Track which assumptions hold up in the field and which need to be revised. We update the rest of this package based on what we find here.</w:t>
-      </w:r>
-    </w:p>
-    <w:tbl>
-      <w:tblPr>
-        <w:tblW w:type="dxa" w:w="10780"/>
-        <w:tblBorders>
-          <w:top w:val="single" w:color="auto" w:sz="4"/>
-          <w:left w:val="single" w:color="auto" w:sz="4"/>
-          <w:bottom w:val="single" w:color="auto" w:sz="4"/>
-          <w:right w:val="single" w:color="auto" w:sz="4"/>
-          <w:insideH w:val="single" w:color="auto" w:sz="4"/>
-          <w:insideV w:val="single" w:color="auto" w:sz="4"/>
-        </w:tblBorders>
-      </w:tblPr>
-      <w:tblGrid>
-        <w:gridCol w:w="4400"/>
-        <w:gridCol w:w="4400"/>
-        <w:gridCol w:w="1980"/>
-      </w:tblGrid>
-      <w:tr>
-        <w:trPr>
-          <w:tblHeader/>
-        </w:trPr>
-        <w:tc>
-          <w:tcPr>
-            <w:tcW w:type="dxa" w:w="4400"/>
-            <w:tcBorders>
-              <w:top w:val="single" w:color="CCCCCC" w:sz="4"/>
-              <w:left w:val="single" w:color="CCCCCC" w:sz="4"/>
-              <w:bottom w:val="single" w:color="CCCCCC" w:sz="4"/>
-              <w:right w:val="single" w:color="CCCCCC" w:sz="4"/>
-            </w:tcBorders>
-            <w:shd w:fill="1A2B3C" w:val="clear"/>
-            <w:tcMar>
-              <w:top w:type="dxa" w:w="80"/>
-              <w:left w:type="dxa" w:w="120"/>
-              <w:bottom w:type="dxa" w:w="80"/>
-              <w:right w:type="dxa" w:w="120"/>
-            </w:tcMar>
-          </w:tcPr>
-          <w:p>
-            <w:pPr>
-              <w:jc w:val="left"/>
-            </w:pPr>
-            <w:r>
-              <w:rPr>
-                <w:rFonts w:ascii="Arial" w:cs="Arial" w:eastAsia="Arial" w:hAnsi="Arial"/>
-                <w:b/>
-                <w:bCs/>
-                <w:i w:val="false"/>
-                <w:iCs w:val="false"/>
-                <w:color w:val="FFFFFF"/>
-                <w:sz w:val="18"/>
-                <w:szCs w:val="18"/>
-              </w:rPr>
-              <w:t xml:space="preserve">Hypothesis we tested</w:t>
-            </w:r>
-          </w:p>
-        </w:tc>
-        <w:tc>
-          <w:tcPr>
-            <w:tcW w:type="dxa" w:w="4400"/>
-            <w:tcBorders>
-              <w:top w:val="single" w:color="CCCCCC" w:sz="4"/>
-              <w:left w:val="single" w:color="CCCCCC" w:sz="4"/>
-              <w:bottom w:val="single" w:color="CCCCCC" w:sz="4"/>
-              <w:right w:val="single" w:color="CCCCCC" w:sz="4"/>
-            </w:tcBorders>
-            <w:shd w:fill="1A2B3C" w:val="clear"/>
-            <w:tcMar>
-              <w:top w:type="dxa" w:w="80"/>
-              <w:left w:type="dxa" w:w="120"/>
-              <w:bottom w:type="dxa" w:w="80"/>
-              <w:right w:type="dxa" w:w="120"/>
-            </w:tcMar>
-          </w:tcPr>
-          <w:p>
-            <w:pPr>
-              <w:jc w:val="left"/>
-            </w:pPr>
-            <w:r>
-              <w:rPr>
-                <w:rFonts w:ascii="Arial" w:cs="Arial" w:eastAsia="Arial" w:hAnsi="Arial"/>
-                <w:b/>
-                <w:bCs/>
-                <w:i w:val="false"/>
-                <w:iCs w:val="false"/>
-                <w:color w:val="FFFFFF"/>
-                <w:sz w:val="18"/>
-                <w:szCs w:val="18"/>
-              </w:rPr>
-              <w:t xml:space="preserve">How it actually played</w:t>
-            </w:r>
-          </w:p>
-        </w:tc>
-        <w:tc>
-          <w:tcPr>
-            <w:tcW w:type="dxa" w:w="1980"/>
-            <w:tcBorders>
-              <w:top w:val="single" w:color="CCCCCC" w:sz="4"/>
-              <w:left w:val="single" w:color="CCCCCC" w:sz="4"/>
-              <w:bottom w:val="single" w:color="CCCCCC" w:sz="4"/>
-              <w:right w:val="single" w:color="CCCCCC" w:sz="4"/>
-            </w:tcBorders>
-            <w:shd w:fill="1A2B3C" w:val="clear"/>
-            <w:tcMar>
-              <w:top w:type="dxa" w:w="80"/>
-              <w:left w:type="dxa" w:w="120"/>
-              <w:bottom w:type="dxa" w:w="80"/>
-              <w:right w:type="dxa" w:w="120"/>
-            </w:tcMar>
-          </w:tcPr>
-          <w:p>
-            <w:pPr>
-              <w:jc w:val="center"/>
-            </w:pPr>
-            <w:r>
-              <w:rPr>
-                <w:rFonts w:ascii="Arial" w:cs="Arial" w:eastAsia="Arial" w:hAnsi="Arial"/>
-                <w:b/>
-                <w:bCs/>
-                <w:i w:val="false"/>
-                <w:iCs w:val="false"/>
-                <w:color w:val="FFFFFF"/>
-                <w:sz w:val="18"/>
-                <w:szCs w:val="18"/>
-              </w:rPr>
-              <w:t xml:space="preserve">Status</w:t>
-            </w:r>
-          </w:p>
-        </w:tc>
-      </w:tr>
-      <w:tr>
-        <w:tc>
-          <w:tcPr>
-            <w:tcW w:type="dxa" w:w="4400"/>
-            <w:tcBorders>
-              <w:top w:val="single" w:color="CCCCCC" w:sz="4"/>
-              <w:left w:val="single" w:color="CCCCCC" w:sz="4"/>
-              <w:bottom w:val="single" w:color="CCCCCC" w:sz="4"/>
-              <w:right w:val="single" w:color="CCCCCC" w:sz="4"/>
-            </w:tcBorders>
-            <w:tcMar>
-              <w:top w:type="dxa" w:w="80"/>
-              <w:left w:type="dxa" w:w="120"/>
-              <w:bottom w:type="dxa" w:w="80"/>
-              <w:right w:type="dxa" w:w="120"/>
-            </w:tcMar>
-          </w:tcPr>
-          <w:p>
-            <w:pPr>
-              <w:jc w:val="left"/>
-            </w:pPr>
-            <w:r>
-              <w:rPr>
-                <w:rFonts w:ascii="Arial" w:cs="Arial" w:eastAsia="Arial" w:hAnsi="Arial"/>
-                <w:b w:val="false"/>
-                <w:bCs w:val="false"/>
-                <w:i w:val="false"/>
-                <w:iCs w:val="false"/>
-                <w:sz w:val="18"/>
-                <w:szCs w:val="18"/>
-              </w:rPr>
-              <w:t xml:space="preserve">Zide will respond to ServiceBridge content framed around 'unit-level economics' and the data warehouse story</w:t>
-            </w:r>
-          </w:p>
-        </w:tc>
-        <w:tc>
-          <w:tcPr>
-            <w:tcW w:type="dxa" w:w="4400"/>
-            <w:tcBorders>
-              <w:top w:val="single" w:color="CCCCCC" w:sz="4"/>
-              <w:left w:val="single" w:color="CCCCCC" w:sz="4"/>
-              <w:bottom w:val="single" w:color="CCCCCC" w:sz="4"/>
-              <w:right w:val="single" w:color="CCCCCC" w:sz="4"/>
-            </w:tcBorders>
-            <w:tcMar>
-              <w:top w:type="dxa" w:w="80"/>
-              <w:left w:type="dxa" w:w="120"/>
-              <w:bottom w:type="dxa" w:w="80"/>
-              <w:right w:type="dxa" w:w="120"/>
-            </w:tcMar>
-          </w:tcPr>
-          <w:p>
-            <w:pPr>
-              <w:jc w:val="left"/>
-            </w:pPr>
-            <w:r>
-              <w:rPr>
-                <w:rFonts w:ascii="Arial" w:cs="Arial" w:eastAsia="Arial" w:hAnsi="Arial"/>
-                <w:b w:val="false"/>
-                <w:bCs w:val="false"/>
-                <w:i w:val="false"/>
-                <w:iCs w:val="false"/>
-                <w:sz w:val="18"/>
-                <w:szCs w:val="18"/>
-              </w:rPr>
-              <w:t xml:space="preserve"> </w:t>
-            </w:r>
-          </w:p>
-        </w:tc>
-        <w:tc>
-          <w:tcPr>
-            <w:tcW w:type="dxa" w:w="1980"/>
-            <w:tcBorders>
-              <w:top w:val="single" w:color="CCCCCC" w:sz="4"/>
-              <w:left w:val="single" w:color="CCCCCC" w:sz="4"/>
-              <w:bottom w:val="single" w:color="CCCCCC" w:sz="4"/>
-              <w:right w:val="single" w:color="CCCCCC" w:sz="4"/>
-            </w:tcBorders>
-            <w:tcMar>
-              <w:top w:type="dxa" w:w="80"/>
-              <w:left w:type="dxa" w:w="120"/>
-              <w:bottom w:type="dxa" w:w="80"/>
-              <w:right w:type="dxa" w:w="120"/>
-            </w:tcMar>
-          </w:tcPr>
-          <w:p>
-            <w:pPr>
-              <w:jc w:val="center"/>
-            </w:pPr>
-            <w:r>
-              <w:rPr>
-                <w:rFonts w:ascii="Arial" w:cs="Arial" w:eastAsia="Arial" w:hAnsi="Arial"/>
-                <w:b w:val="false"/>
-                <w:bCs w:val="false"/>
-                <w:i w:val="false"/>
-                <w:iCs w:val="false"/>
-                <w:sz w:val="18"/>
-                <w:szCs w:val="18"/>
-              </w:rPr>
-              <w:t xml:space="preserve"> </w:t>
-            </w:r>
-          </w:p>
-        </w:tc>
-      </w:tr>
-      <w:tr>
-        <w:tc>
-          <w:tcPr>
-            <w:tcW w:type="dxa" w:w="4400"/>
-            <w:tcBorders>
-              <w:top w:val="single" w:color="CCCCCC" w:sz="4"/>
-              <w:left w:val="single" w:color="CCCCCC" w:sz="4"/>
-              <w:bottom w:val="single" w:color="CCCCCC" w:sz="4"/>
-              <w:right w:val="single" w:color="CCCCCC" w:sz="4"/>
-            </w:tcBorders>
-            <w:tcMar>
-              <w:top w:type="dxa" w:w="80"/>
-              <w:left w:type="dxa" w:w="120"/>
-              <w:bottom w:type="dxa" w:w="80"/>
-              <w:right w:type="dxa" w:w="120"/>
-            </w:tcMar>
-          </w:tcPr>
-          <w:p>
-            <w:pPr>
-              <w:jc w:val="left"/>
-            </w:pPr>
-            <w:r>
-              <w:rPr>
-                <w:rFonts w:ascii="Arial" w:cs="Arial" w:eastAsia="Arial" w:hAnsi="Arial"/>
-                <w:b w:val="false"/>
-                <w:bCs w:val="false"/>
-                <w:i w:val="false"/>
-                <w:iCs w:val="false"/>
-                <w:sz w:val="18"/>
-                <w:szCs w:val="18"/>
-              </w:rPr>
-              <w:t xml:space="preserve">Sutton's IFA Foundation Board seat is an actual warm path (vs theoretical)</w:t>
-            </w:r>
-          </w:p>
-        </w:tc>
-        <w:tc>
-          <w:tcPr>
-            <w:tcW w:type="dxa" w:w="4400"/>
-            <w:tcBorders>
-              <w:top w:val="single" w:color="CCCCCC" w:sz="4"/>
-              <w:left w:val="single" w:color="CCCCCC" w:sz="4"/>
-              <w:bottom w:val="single" w:color="CCCCCC" w:sz="4"/>
-              <w:right w:val="single" w:color="CCCCCC" w:sz="4"/>
-            </w:tcBorders>
-            <w:tcMar>
-              <w:top w:type="dxa" w:w="80"/>
-              <w:left w:type="dxa" w:w="120"/>
-              <w:bottom w:type="dxa" w:w="80"/>
-              <w:right w:type="dxa" w:w="120"/>
-            </w:tcMar>
-          </w:tcPr>
-          <w:p>
-            <w:pPr>
-              <w:jc w:val="left"/>
-            </w:pPr>
-            <w:r>
-              <w:rPr>
-                <w:rFonts w:ascii="Arial" w:cs="Arial" w:eastAsia="Arial" w:hAnsi="Arial"/>
-                <w:b w:val="false"/>
-                <w:bCs w:val="false"/>
-                <w:i w:val="false"/>
-                <w:iCs w:val="false"/>
-                <w:sz w:val="18"/>
-                <w:szCs w:val="18"/>
-              </w:rPr>
-              <w:t xml:space="preserve"> </w:t>
-            </w:r>
-          </w:p>
-        </w:tc>
-        <w:tc>
-          <w:tcPr>
-            <w:tcW w:type="dxa" w:w="1980"/>
-            <w:tcBorders>
-              <w:top w:val="single" w:color="CCCCCC" w:sz="4"/>
-              <w:left w:val="single" w:color="CCCCCC" w:sz="4"/>
-              <w:bottom w:val="single" w:color="CCCCCC" w:sz="4"/>
-              <w:right w:val="single" w:color="CCCCCC" w:sz="4"/>
-            </w:tcBorders>
-            <w:tcMar>
-              <w:top w:type="dxa" w:w="80"/>
-              <w:left w:type="dxa" w:w="120"/>
-              <w:bottom w:type="dxa" w:w="80"/>
-              <w:right w:type="dxa" w:w="120"/>
-            </w:tcMar>
-          </w:tcPr>
-          <w:p>
-            <w:pPr>
-              <w:jc w:val="center"/>
-            </w:pPr>
-            <w:r>
-              <w:rPr>
-                <w:rFonts w:ascii="Arial" w:cs="Arial" w:eastAsia="Arial" w:hAnsi="Arial"/>
-                <w:b w:val="false"/>
-                <w:bCs w:val="false"/>
-                <w:i w:val="false"/>
-                <w:iCs w:val="false"/>
-                <w:sz w:val="18"/>
-                <w:szCs w:val="18"/>
-              </w:rPr>
-              <w:t xml:space="preserve"> </w:t>
-            </w:r>
-          </w:p>
-        </w:tc>
-      </w:tr>
-      <w:tr>
-        <w:tc>
-          <w:tcPr>
-            <w:tcW w:type="dxa" w:w="4400"/>
-            <w:tcBorders>
-              <w:top w:val="single" w:color="CCCCCC" w:sz="4"/>
-              <w:left w:val="single" w:color="CCCCCC" w:sz="4"/>
-              <w:bottom w:val="single" w:color="CCCCCC" w:sz="4"/>
-              <w:right w:val="single" w:color="CCCCCC" w:sz="4"/>
-            </w:tcBorders>
-            <w:tcMar>
-              <w:top w:type="dxa" w:w="80"/>
-              <w:left w:type="dxa" w:w="120"/>
-              <w:bottom w:type="dxa" w:w="80"/>
-              <w:right w:type="dxa" w:w="120"/>
-            </w:tcMar>
-          </w:tcPr>
-          <w:p>
-            <w:pPr>
-              <w:jc w:val="left"/>
-            </w:pPr>
-            <w:r>
-              <w:rPr>
-                <w:rFonts w:ascii="Arial" w:cs="Arial" w:eastAsia="Arial" w:hAnsi="Arial"/>
-                <w:b w:val="false"/>
-                <w:bCs w:val="false"/>
-                <w:i w:val="false"/>
-                <w:iCs w:val="false"/>
-                <w:sz w:val="18"/>
-                <w:szCs w:val="18"/>
-              </w:rPr>
-              <w:t xml:space="preserve">One Cory Lyons relationship will open both Koala AND Wallaby franchisee networks</w:t>
-            </w:r>
-          </w:p>
-        </w:tc>
-        <w:tc>
-          <w:tcPr>
-            <w:tcW w:type="dxa" w:w="4400"/>
-            <w:tcBorders>
-              <w:top w:val="single" w:color="CCCCCC" w:sz="4"/>
-              <w:left w:val="single" w:color="CCCCCC" w:sz="4"/>
-              <w:bottom w:val="single" w:color="CCCCCC" w:sz="4"/>
-              <w:right w:val="single" w:color="CCCCCC" w:sz="4"/>
-            </w:tcBorders>
-            <w:tcMar>
-              <w:top w:type="dxa" w:w="80"/>
-              <w:left w:type="dxa" w:w="120"/>
-              <w:bottom w:type="dxa" w:w="80"/>
-              <w:right w:type="dxa" w:w="120"/>
-            </w:tcMar>
-          </w:tcPr>
-          <w:p>
-            <w:pPr>
-              <w:jc w:val="left"/>
-            </w:pPr>
-            <w:r>
-              <w:rPr>
-                <w:rFonts w:ascii="Arial" w:cs="Arial" w:eastAsia="Arial" w:hAnsi="Arial"/>
-                <w:b w:val="false"/>
-                <w:bCs w:val="false"/>
-                <w:i w:val="false"/>
-                <w:iCs w:val="false"/>
-                <w:sz w:val="18"/>
-                <w:szCs w:val="18"/>
-              </w:rPr>
-              <w:t xml:space="preserve"> </w:t>
-            </w:r>
-          </w:p>
-        </w:tc>
-        <w:tc>
-          <w:tcPr>
-            <w:tcW w:type="dxa" w:w="1980"/>
-            <w:tcBorders>
-              <w:top w:val="single" w:color="CCCCCC" w:sz="4"/>
-              <w:left w:val="single" w:color="CCCCCC" w:sz="4"/>
-              <w:bottom w:val="single" w:color="CCCCCC" w:sz="4"/>
-              <w:right w:val="single" w:color="CCCCCC" w:sz="4"/>
-            </w:tcBorders>
-            <w:tcMar>
-              <w:top w:type="dxa" w:w="80"/>
-              <w:left w:type="dxa" w:w="120"/>
-              <w:bottom w:type="dxa" w:w="80"/>
-              <w:right w:type="dxa" w:w="120"/>
-            </w:tcMar>
-          </w:tcPr>
-          <w:p>
-            <w:pPr>
-              <w:jc w:val="center"/>
-            </w:pPr>
-            <w:r>
-              <w:rPr>
-                <w:rFonts w:ascii="Arial" w:cs="Arial" w:eastAsia="Arial" w:hAnsi="Arial"/>
-                <w:b w:val="false"/>
-                <w:bCs w:val="false"/>
-                <w:i w:val="false"/>
-                <w:iCs w:val="false"/>
-                <w:sz w:val="18"/>
-                <w:szCs w:val="18"/>
-              </w:rPr>
-              <w:t xml:space="preserve"> </w:t>
-            </w:r>
-          </w:p>
-        </w:tc>
-      </w:tr>
-      <w:tr>
-        <w:tc>
-          <w:tcPr>
-            <w:tcW w:type="dxa" w:w="4400"/>
-            <w:tcBorders>
-              <w:top w:val="single" w:color="CCCCCC" w:sz="4"/>
-              <w:left w:val="single" w:color="CCCCCC" w:sz="4"/>
-              <w:bottom w:val="single" w:color="CCCCCC" w:sz="4"/>
-              <w:right w:val="single" w:color="CCCCCC" w:sz="4"/>
-            </w:tcBorders>
-            <w:tcMar>
-              <w:top w:type="dxa" w:w="80"/>
-              <w:left w:type="dxa" w:w="120"/>
-              <w:bottom w:type="dxa" w:w="80"/>
-              <w:right w:type="dxa" w:w="120"/>
-            </w:tcMar>
-          </w:tcPr>
-          <w:p>
-            <w:pPr>
-              <w:jc w:val="left"/>
-            </w:pPr>
-            <w:r>
-              <w:rPr>
-                <w:rFonts w:ascii="Arial" w:cs="Arial" w:eastAsia="Arial" w:hAnsi="Arial"/>
-                <w:b w:val="false"/>
-                <w:bCs w:val="false"/>
-                <w:i w:val="false"/>
-                <w:iCs w:val="false"/>
-                <w:sz w:val="18"/>
-                <w:szCs w:val="18"/>
-              </w:rPr>
-              <w:t xml:space="preserve">Caleb Shoup-style multi-brand franchisees become inbound signals if we engage at franchisee level first</w:t>
-            </w:r>
-          </w:p>
-        </w:tc>
-        <w:tc>
-          <w:tcPr>
-            <w:tcW w:type="dxa" w:w="4400"/>
-            <w:tcBorders>
-              <w:top w:val="single" w:color="CCCCCC" w:sz="4"/>
-              <w:left w:val="single" w:color="CCCCCC" w:sz="4"/>
-              <w:bottom w:val="single" w:color="CCCCCC" w:sz="4"/>
-              <w:right w:val="single" w:color="CCCCCC" w:sz="4"/>
-            </w:tcBorders>
-            <w:tcMar>
-              <w:top w:type="dxa" w:w="80"/>
-              <w:left w:type="dxa" w:w="120"/>
-              <w:bottom w:type="dxa" w:w="80"/>
-              <w:right w:type="dxa" w:w="120"/>
-            </w:tcMar>
-          </w:tcPr>
-          <w:p>
-            <w:pPr>
-              <w:jc w:val="left"/>
-            </w:pPr>
-            <w:r>
-              <w:rPr>
-                <w:rFonts w:ascii="Arial" w:cs="Arial" w:eastAsia="Arial" w:hAnsi="Arial"/>
-                <w:b w:val="false"/>
-                <w:bCs w:val="false"/>
-                <w:i w:val="false"/>
-                <w:iCs w:val="false"/>
-                <w:sz w:val="18"/>
-                <w:szCs w:val="18"/>
-              </w:rPr>
-              <w:t xml:space="preserve"> </w:t>
-            </w:r>
-          </w:p>
-        </w:tc>
-        <w:tc>
-          <w:tcPr>
-            <w:tcW w:type="dxa" w:w="1980"/>
-            <w:tcBorders>
-              <w:top w:val="single" w:color="CCCCCC" w:sz="4"/>
-              <w:left w:val="single" w:color="CCCCCC" w:sz="4"/>
-              <w:bottom w:val="single" w:color="CCCCCC" w:sz="4"/>
-              <w:right w:val="single" w:color="CCCCCC" w:sz="4"/>
-            </w:tcBorders>
-            <w:tcMar>
-              <w:top w:type="dxa" w:w="80"/>
-              <w:left w:type="dxa" w:w="120"/>
-              <w:bottom w:type="dxa" w:w="80"/>
-              <w:right w:type="dxa" w:w="120"/>
-            </w:tcMar>
-          </w:tcPr>
-          <w:p>
-            <w:pPr>
-              <w:jc w:val="center"/>
-            </w:pPr>
-            <w:r>
-              <w:rPr>
-                <w:rFonts w:ascii="Arial" w:cs="Arial" w:eastAsia="Arial" w:hAnsi="Arial"/>
-                <w:b w:val="false"/>
-                <w:bCs w:val="false"/>
-                <w:i w:val="false"/>
-                <w:iCs w:val="false"/>
-                <w:sz w:val="18"/>
-                <w:szCs w:val="18"/>
-              </w:rPr>
-              <w:t xml:space="preserve"> </w:t>
-            </w:r>
-          </w:p>
-        </w:tc>
-      </w:tr>
-      <w:tr>
-        <w:tc>
-          <w:tcPr>
-            <w:tcW w:type="dxa" w:w="4400"/>
-            <w:tcBorders>
-              <w:top w:val="single" w:color="CCCCCC" w:sz="4"/>
-              <w:left w:val="single" w:color="CCCCCC" w:sz="4"/>
-              <w:bottom w:val="single" w:color="CCCCCC" w:sz="4"/>
-              <w:right w:val="single" w:color="CCCCCC" w:sz="4"/>
-            </w:tcBorders>
-            <w:tcMar>
-              <w:top w:type="dxa" w:w="80"/>
-              <w:left w:type="dxa" w:w="120"/>
-              <w:bottom w:type="dxa" w:w="80"/>
-              <w:right w:type="dxa" w:w="120"/>
-            </w:tcMar>
-          </w:tcPr>
-          <w:p>
-            <w:pPr>
-              <w:jc w:val="left"/>
-            </w:pPr>
-            <w:r>
-              <w:rPr>
-                <w:rFonts w:ascii="Arial" w:cs="Arial" w:eastAsia="Arial" w:hAnsi="Arial"/>
-                <w:b w:val="false"/>
-                <w:bCs w:val="false"/>
-                <w:i w:val="false"/>
-                <w:iCs w:val="false"/>
-                <w:sz w:val="18"/>
-                <w:szCs w:val="18"/>
-              </w:rPr>
-              <w:t xml:space="preserve">MidOcean exit timing creates urgency for value creation initiatives at the franchisor level</w:t>
-            </w:r>
-          </w:p>
-        </w:tc>
-        <w:tc>
-          <w:tcPr>
-            <w:tcW w:type="dxa" w:w="4400"/>
-            <w:tcBorders>
-              <w:top w:val="single" w:color="CCCCCC" w:sz="4"/>
-              <w:left w:val="single" w:color="CCCCCC" w:sz="4"/>
-              <w:bottom w:val="single" w:color="CCCCCC" w:sz="4"/>
-              <w:right w:val="single" w:color="CCCCCC" w:sz="4"/>
-            </w:tcBorders>
-            <w:tcMar>
-              <w:top w:type="dxa" w:w="80"/>
-              <w:left w:type="dxa" w:w="120"/>
-              <w:bottom w:type="dxa" w:w="80"/>
-              <w:right w:type="dxa" w:w="120"/>
-            </w:tcMar>
-          </w:tcPr>
-          <w:p>
-            <w:pPr>
-              <w:jc w:val="left"/>
-            </w:pPr>
-            <w:r>
-              <w:rPr>
-                <w:rFonts w:ascii="Arial" w:cs="Arial" w:eastAsia="Arial" w:hAnsi="Arial"/>
-                <w:b w:val="false"/>
-                <w:bCs w:val="false"/>
-                <w:i w:val="false"/>
-                <w:iCs w:val="false"/>
-                <w:sz w:val="18"/>
-                <w:szCs w:val="18"/>
-              </w:rPr>
-              <w:t xml:space="preserve"> </w:t>
-            </w:r>
-          </w:p>
-        </w:tc>
-        <w:tc>
-          <w:tcPr>
-            <w:tcW w:type="dxa" w:w="1980"/>
-            <w:tcBorders>
-              <w:top w:val="single" w:color="CCCCCC" w:sz="4"/>
-              <w:left w:val="single" w:color="CCCCCC" w:sz="4"/>
-              <w:bottom w:val="single" w:color="CCCCCC" w:sz="4"/>
-              <w:right w:val="single" w:color="CCCCCC" w:sz="4"/>
-            </w:tcBorders>
-            <w:tcMar>
-              <w:top w:type="dxa" w:w="80"/>
-              <w:left w:type="dxa" w:w="120"/>
-              <w:bottom w:type="dxa" w:w="80"/>
-              <w:right w:type="dxa" w:w="120"/>
-            </w:tcMar>
-          </w:tcPr>
-          <w:p>
-            <w:pPr>
-              <w:jc w:val="center"/>
-            </w:pPr>
-            <w:r>
-              <w:rPr>
-                <w:rFonts w:ascii="Arial" w:cs="Arial" w:eastAsia="Arial" w:hAnsi="Arial"/>
-                <w:b w:val="false"/>
-                <w:bCs w:val="false"/>
-                <w:i w:val="false"/>
-                <w:iCs w:val="false"/>
-                <w:sz w:val="18"/>
-                <w:szCs w:val="18"/>
-              </w:rPr>
-              <w:t xml:space="preserve"> </w:t>
-            </w:r>
-          </w:p>
-        </w:tc>
-      </w:tr>
-      <w:tr>
-        <w:tc>
-          <w:tcPr>
-            <w:tcW w:type="dxa" w:w="4400"/>
-            <w:tcBorders>
-              <w:top w:val="single" w:color="CCCCCC" w:sz="4"/>
-              <w:left w:val="single" w:color="CCCCCC" w:sz="4"/>
-              <w:bottom w:val="single" w:color="CCCCCC" w:sz="4"/>
-              <w:right w:val="single" w:color="CCCCCC" w:sz="4"/>
-            </w:tcBorders>
-            <w:tcMar>
-              <w:top w:type="dxa" w:w="80"/>
-              <w:left w:type="dxa" w:w="120"/>
-              <w:bottom w:type="dxa" w:w="80"/>
-              <w:right w:type="dxa" w:w="120"/>
-            </w:tcMar>
-          </w:tcPr>
-          <w:p>
-            <w:pPr>
-              <w:jc w:val="left"/>
-            </w:pPr>
-            <w:r>
-              <w:rPr>
-                <w:rFonts w:ascii="Arial" w:cs="Arial" w:eastAsia="Arial" w:hAnsi="Arial"/>
-                <w:b w:val="false"/>
-                <w:bCs w:val="false"/>
-                <w:i w:val="false"/>
-                <w:iCs w:val="false"/>
-                <w:sz w:val="18"/>
-                <w:szCs w:val="18"/>
-              </w:rPr>
-              <w:t xml:space="preserve">JAN-PRO needs a different engagement track than the home services brands</w:t>
-            </w:r>
-          </w:p>
-        </w:tc>
-        <w:tc>
-          <w:tcPr>
-            <w:tcW w:type="dxa" w:w="4400"/>
-            <w:tcBorders>
-              <w:top w:val="single" w:color="CCCCCC" w:sz="4"/>
-              <w:left w:val="single" w:color="CCCCCC" w:sz="4"/>
-              <w:bottom w:val="single" w:color="CCCCCC" w:sz="4"/>
-              <w:right w:val="single" w:color="CCCCCC" w:sz="4"/>
-            </w:tcBorders>
-            <w:tcMar>
-              <w:top w:type="dxa" w:w="80"/>
-              <w:left w:type="dxa" w:w="120"/>
-              <w:bottom w:type="dxa" w:w="80"/>
-              <w:right w:type="dxa" w:w="120"/>
-            </w:tcMar>
-          </w:tcPr>
-          <w:p>
-            <w:pPr>
-              <w:jc w:val="left"/>
-            </w:pPr>
-            <w:r>
-              <w:rPr>
-                <w:rFonts w:ascii="Arial" w:cs="Arial" w:eastAsia="Arial" w:hAnsi="Arial"/>
-                <w:b w:val="false"/>
-                <w:bCs w:val="false"/>
-                <w:i w:val="false"/>
-                <w:iCs w:val="false"/>
-                <w:sz w:val="18"/>
-                <w:szCs w:val="18"/>
-              </w:rPr>
-              <w:t xml:space="preserve"> </w:t>
-            </w:r>
-          </w:p>
-        </w:tc>
-        <w:tc>
-          <w:tcPr>
-            <w:tcW w:type="dxa" w:w="1980"/>
-            <w:tcBorders>
-              <w:top w:val="single" w:color="CCCCCC" w:sz="4"/>
-              <w:left w:val="single" w:color="CCCCCC" w:sz="4"/>
-              <w:bottom w:val="single" w:color="CCCCCC" w:sz="4"/>
-              <w:right w:val="single" w:color="CCCCCC" w:sz="4"/>
-            </w:tcBorders>
-            <w:tcMar>
-              <w:top w:type="dxa" w:w="80"/>
-              <w:left w:type="dxa" w:w="120"/>
-              <w:bottom w:type="dxa" w:w="80"/>
-              <w:right w:type="dxa" w:w="120"/>
-            </w:tcMar>
-          </w:tcPr>
-          <w:p>
-            <w:pPr>
-              <w:jc w:val="center"/>
-            </w:pPr>
-            <w:r>
-              <w:rPr>
-                <w:rFonts w:ascii="Arial" w:cs="Arial" w:eastAsia="Arial" w:hAnsi="Arial"/>
-                <w:b w:val="false"/>
-                <w:bCs w:val="false"/>
-                <w:i w:val="false"/>
-                <w:iCs w:val="false"/>
-                <w:sz w:val="18"/>
-                <w:szCs w:val="18"/>
-              </w:rPr>
-              <w:t xml:space="preserve"> </w:t>
-            </w:r>
-          </w:p>
-        </w:tc>
-      </w:tr>
-      <w:tr>
-        <w:tc>
-          <w:tcPr>
-            <w:tcW w:type="dxa" w:w="4400"/>
-            <w:tcBorders>
-              <w:top w:val="single" w:color="CCCCCC" w:sz="4"/>
-              <w:left w:val="single" w:color="CCCCCC" w:sz="4"/>
-              <w:bottom w:val="single" w:color="CCCCCC" w:sz="4"/>
-              <w:right w:val="single" w:color="CCCCCC" w:sz="4"/>
-            </w:tcBorders>
-            <w:tcMar>
-              <w:top w:type="dxa" w:w="80"/>
-              <w:left w:type="dxa" w:w="120"/>
-              <w:bottom w:type="dxa" w:w="80"/>
-              <w:right w:type="dxa" w:w="120"/>
-            </w:tcMar>
-          </w:tcPr>
-          <w:p>
-            <w:pPr>
-              <w:jc w:val="left"/>
-            </w:pPr>
-            <w:r>
-              <w:rPr>
-                <w:rFonts w:ascii="Arial" w:cs="Arial" w:eastAsia="Arial" w:hAnsi="Arial"/>
-                <w:b w:val="false"/>
-                <w:bCs w:val="false"/>
-                <w:i w:val="false"/>
-                <w:iCs w:val="false"/>
-                <w:sz w:val="18"/>
-                <w:szCs w:val="18"/>
-              </w:rPr>
-              <w:t xml:space="preserve"> </w:t>
-            </w:r>
-          </w:p>
-        </w:tc>
-        <w:tc>
-          <w:tcPr>
-            <w:tcW w:type="dxa" w:w="4400"/>
-            <w:tcBorders>
-              <w:top w:val="single" w:color="CCCCCC" w:sz="4"/>
-              <w:left w:val="single" w:color="CCCCCC" w:sz="4"/>
-              <w:bottom w:val="single" w:color="CCCCCC" w:sz="4"/>
-              <w:right w:val="single" w:color="CCCCCC" w:sz="4"/>
-            </w:tcBorders>
-            <w:tcMar>
-              <w:top w:type="dxa" w:w="80"/>
-              <w:left w:type="dxa" w:w="120"/>
-              <w:bottom w:type="dxa" w:w="80"/>
-              <w:right w:type="dxa" w:w="120"/>
-            </w:tcMar>
-          </w:tcPr>
-          <w:p>
-            <w:pPr>
-              <w:jc w:val="left"/>
-            </w:pPr>
-            <w:r>
-              <w:rPr>
-                <w:rFonts w:ascii="Arial" w:cs="Arial" w:eastAsia="Arial" w:hAnsi="Arial"/>
-                <w:b w:val="false"/>
-                <w:bCs w:val="false"/>
-                <w:i w:val="false"/>
-                <w:iCs w:val="false"/>
-                <w:sz w:val="18"/>
-                <w:szCs w:val="18"/>
-              </w:rPr>
-              <w:t xml:space="preserve"> </w:t>
-            </w:r>
-          </w:p>
-        </w:tc>
-        <w:tc>
-          <w:tcPr>
-            <w:tcW w:type="dxa" w:w="1980"/>
-            <w:tcBorders>
-              <w:top w:val="single" w:color="CCCCCC" w:sz="4"/>
-              <w:left w:val="single" w:color="CCCCCC" w:sz="4"/>
-              <w:bottom w:val="single" w:color="CCCCCC" w:sz="4"/>
-              <w:right w:val="single" w:color="CCCCCC" w:sz="4"/>
-            </w:tcBorders>
-            <w:tcMar>
-              <w:top w:type="dxa" w:w="80"/>
-              <w:left w:type="dxa" w:w="120"/>
-              <w:bottom w:type="dxa" w:w="80"/>
-              <w:right w:type="dxa" w:w="120"/>
-            </w:tcMar>
-          </w:tcPr>
-          <w:p>
-            <w:pPr>
-              <w:jc w:val="center"/>
-            </w:pPr>
-            <w:r>
-              <w:rPr>
-                <w:rFonts w:ascii="Arial" w:cs="Arial" w:eastAsia="Arial" w:hAnsi="Arial"/>
-                <w:b w:val="false"/>
-                <w:bCs w:val="false"/>
-                <w:i w:val="false"/>
-                <w:iCs w:val="false"/>
-                <w:sz w:val="18"/>
-                <w:szCs w:val="18"/>
-              </w:rPr>
-              <w:t xml:space="preserve"> </w:t>
-            </w:r>
-          </w:p>
-        </w:tc>
-      </w:tr>
-      <w:tr>
-        <w:tc>
-          <w:tcPr>
-            <w:tcW w:type="dxa" w:w="4400"/>
-            <w:tcBorders>
-              <w:top w:val="single" w:color="CCCCCC" w:sz="4"/>
-              <w:left w:val="single" w:color="CCCCCC" w:sz="4"/>
-              <w:bottom w:val="single" w:color="CCCCCC" w:sz="4"/>
-              <w:right w:val="single" w:color="CCCCCC" w:sz="4"/>
-            </w:tcBorders>
-            <w:tcMar>
-              <w:top w:type="dxa" w:w="80"/>
-              <w:left w:type="dxa" w:w="120"/>
-              <w:bottom w:type="dxa" w:w="80"/>
-              <w:right w:type="dxa" w:w="120"/>
-            </w:tcMar>
-          </w:tcPr>
-          <w:p>
-            <w:pPr>
-              <w:jc w:val="left"/>
-            </w:pPr>
-            <w:r>
-              <w:rPr>
-                <w:rFonts w:ascii="Arial" w:cs="Arial" w:eastAsia="Arial" w:hAnsi="Arial"/>
-                <w:b w:val="false"/>
-                <w:bCs w:val="false"/>
-                <w:i w:val="false"/>
-                <w:iCs w:val="false"/>
-                <w:sz w:val="18"/>
-                <w:szCs w:val="18"/>
-              </w:rPr>
-              <w:t xml:space="preserve"> </w:t>
-            </w:r>
-          </w:p>
-        </w:tc>
-        <w:tc>
-          <w:tcPr>
-            <w:tcW w:type="dxa" w:w="4400"/>
-            <w:tcBorders>
-              <w:top w:val="single" w:color="CCCCCC" w:sz="4"/>
-              <w:left w:val="single" w:color="CCCCCC" w:sz="4"/>
-              <w:bottom w:val="single" w:color="CCCCCC" w:sz="4"/>
-              <w:right w:val="single" w:color="CCCCCC" w:sz="4"/>
-            </w:tcBorders>
-            <w:tcMar>
-              <w:top w:type="dxa" w:w="80"/>
-              <w:left w:type="dxa" w:w="120"/>
-              <w:bottom w:type="dxa" w:w="80"/>
-              <w:right w:type="dxa" w:w="120"/>
-            </w:tcMar>
-          </w:tcPr>
-          <w:p>
-            <w:pPr>
-              <w:jc w:val="left"/>
-            </w:pPr>
-            <w:r>
-              <w:rPr>
-                <w:rFonts w:ascii="Arial" w:cs="Arial" w:eastAsia="Arial" w:hAnsi="Arial"/>
-                <w:b w:val="false"/>
-                <w:bCs w:val="false"/>
-                <w:i w:val="false"/>
-                <w:iCs w:val="false"/>
-                <w:sz w:val="18"/>
-                <w:szCs w:val="18"/>
-              </w:rPr>
-              <w:t xml:space="preserve"> </w:t>
-            </w:r>
-          </w:p>
-        </w:tc>
-        <w:tc>
-          <w:tcPr>
-            <w:tcW w:type="dxa" w:w="1980"/>
-            <w:tcBorders>
-              <w:top w:val="single" w:color="CCCCCC" w:sz="4"/>
-              <w:left w:val="single" w:color="CCCCCC" w:sz="4"/>
-              <w:bottom w:val="single" w:color="CCCCCC" w:sz="4"/>
-              <w:right w:val="single" w:color="CCCCCC" w:sz="4"/>
-            </w:tcBorders>
-            <w:tcMar>
-              <w:top w:type="dxa" w:w="80"/>
-              <w:left w:type="dxa" w:w="120"/>
-              <w:bottom w:type="dxa" w:w="80"/>
-              <w:right w:type="dxa" w:w="120"/>
-            </w:tcMar>
-          </w:tcPr>
-          <w:p>
-            <w:pPr>
-              <w:jc w:val="center"/>
-            </w:pPr>
-            <w:r>
-              <w:rPr>
-                <w:rFonts w:ascii="Arial" w:cs="Arial" w:eastAsia="Arial" w:hAnsi="Arial"/>
-                <w:b w:val="false"/>
-                <w:bCs w:val="false"/>
-                <w:i w:val="false"/>
-                <w:iCs w:val="false"/>
-                <w:sz w:val="18"/>
-                <w:szCs w:val="18"/>
-              </w:rPr>
-              <w:t xml:space="preserve"> </w:t>
-            </w:r>
-          </w:p>
-        </w:tc>
-      </w:tr>
-    </w:tbl>
-    <w:p>
-      <w:pPr>
-        <w:spacing w:after="80" w:before="80"/>
-      </w:pPr>
-      <w:r>
-        <w:rPr>
-          <w:rFonts w:ascii="Arial" w:cs="Arial" w:eastAsia="Arial" w:hAnsi="Arial"/>
-          <w:sz w:val="22"/>
-          <w:szCs w:val="22"/>
-        </w:rPr>
-        <w:t xml:space="preserve"/>
-      </w:r>
-    </w:p>
-    <w:p>
-      <w:pPr>
-        <w:spacing w:after="80" w:before="80"/>
-      </w:pPr>
-      <w:r>
-        <w:rPr>
-          <w:rFonts w:ascii="Arial" w:cs="Arial" w:eastAsia="Arial" w:hAnsi="Arial"/>
-          <w:i/>
-          <w:iCs/>
-          <w:color w:val="888780"/>
-          <w:sz w:val="22"/>
-          <w:szCs w:val="22"/>
-        </w:rPr>
-        <w:t xml:space="preserve">Status shorthand: ✓ confirmed · ✗ disproven · ↻ revising · — pending evidence.</w:t>
-      </w:r>
-    </w:p>
     <w:p>
       <w:pPr>
         <w:pStyle w:val="Heading2"/>

--- a/docs/Empower_Brands_Readiness_Execution.docx
+++ b/docs/Empower_Brands_Readiness_Execution.docx
@@ -8375,10 +8375,7 @@
         <w:ind w:left="360" w:hanging="360"/>
       </w:pPr>
       <w:r>
-        <w:t xml:space="preserve">• </w:t>
-      </w:r>
-      <w:r>
-        <w:t xml:space="preserve">Alumni hits in column J of Alumni Crossover v19 (alma mater matches)</w:t>
+        <w:t>• Alumni hits in column J of Alumni Crossover v19 (alma mater matches)</w:t>
       </w:r>
     </w:p>
     <w:p>
@@ -8387,10 +8384,7 @@
         <w:ind w:left="360" w:hanging="360"/>
       </w:pPr>
       <w:r>
-        <w:t xml:space="preserve">• </w:t>
-      </w:r>
-      <w:r>
-        <w:t xml:space="preserve">LinkedIn 1st-degree mutual connections — click each LinkedIn URL above</w:t>
+        <w:t>• LinkedIn 1st-degree mutual connections — click each LinkedIn URL above</w:t>
       </w:r>
     </w:p>
     <w:p>
@@ -8399,10 +8393,7 @@
         <w:ind w:left="360" w:hanging="360"/>
       </w:pPr>
       <w:r>
-        <w:t xml:space="preserve">• </w:t>
-      </w:r>
-      <w:r>
-        <w:t xml:space="preserve">Verification of any flagged status changes before sequencing</w:t>
+        <w:t>• Verification of any flagged status changes before sequencing</w:t>
       </w:r>
     </w:p>
     <w:p>
@@ -15224,7 +15215,7 @@
           <w:sz w:val="16"/>
           <w:szCs w:val="16"/>
         </w:rPr>
-        <w:t xml:space="preserve">Velocity GTM Co LLC  ·  Empower Brands GTM Engagement Readiness  ·  April 24, 2026</w:t>
+        <w:t xml:space="preserve">Velocity GTM Co LLC  ·  Empower Brands GTM Engagement Readiness  ·  May 4, 2026</w:t>
       </w:r>
     </w:p>
     <w:sectPr>
@@ -15293,7 +15284,7 @@
         <w:sz w:val="16"/>
         <w:szCs w:val="16"/>
       </w:rPr>
-      <w:t xml:space="preserve">Velocity GTM Co LLC  ·  April 24, 2026  ·  Page </w:t>
+      <w:t xml:space="preserve">Velocity GTM Co LLC  ·  May 4, 2026  ·  Page </w:t>
     </w:r>
     <w:r>
       <w:rPr>

--- a/docs/Empower_Brands_Readiness_Execution.docx
+++ b/docs/Empower_Brands_Readiness_Execution.docx
@@ -8121,190 +8121,6 @@
                 <w:sz w:val="16"/>
               </w:rPr>
               <w:t xml:space="preserve"/>
-            </w:r>
-          </w:p>
-        </w:tc>
-      </w:tr>
-      <w:tr>
-        <w:tc>
-          <w:tcPr>
-            <w:tcW w:w="1700" w:type="dxa"/>
-            <w:shd w:val="clear" w:color="auto" w:fill="D1FAE5"/>
-          </w:tcPr>
-          <w:p>
-            <w:pPr>
-              <w:spacing w:before="40" w:after="40"/>
-            </w:pPr>
-            <w:r>
-              <w:rPr>
-                <w:b/>
-                <w:bCs/>
-                <w:sz w:val="18"/>
-              </w:rPr>
-              <w:t xml:space="preserve">Hunt Davis</w:t>
-            </w:r>
-          </w:p>
-        </w:tc>
-        <w:tc>
-          <w:tcPr>
-            <w:tcW w:w="1900" w:type="dxa"/>
-            <w:shd w:val="clear" w:color="auto" w:fill="D1FAE5"/>
-          </w:tcPr>
-          <w:p>
-            <w:pPr>
-              <w:spacing w:before="40" w:after="40"/>
-            </w:pPr>
-            <w:r>
-              <w:rPr>
-                <w:sz w:val="18"/>
-              </w:rPr>
-              <w:t xml:space="preserve">Canopy CEO</w:t>
-            </w:r>
-          </w:p>
-        </w:tc>
-        <w:tc>
-          <w:tcPr>
-            <w:tcW w:w="1900" w:type="dxa"/>
-            <w:shd w:val="clear" w:color="auto" w:fill="D1FAE5"/>
-          </w:tcPr>
-          <w:p>
-            <w:pPr>
-              <w:spacing w:before="40" w:after="40"/>
-            </w:pPr>
-            <w:r>
-              <w:rPr>
-                <w:color w:val="185FA5"/>
-                <w:sz w:val="16"/>
-              </w:rPr>
-              <w:t xml:space="preserve">huntdavis</w:t>
-            </w:r>
-          </w:p>
-        </w:tc>
-        <w:tc>
-          <w:tcPr>
-            <w:tcW w:w="1700" w:type="dxa"/>
-            <w:shd w:val="clear" w:color="auto" w:fill="D1FAE5"/>
-          </w:tcPr>
-          <w:p>
-            <w:pPr>
-              <w:spacing w:before="40" w:after="40"/>
-            </w:pPr>
-            <w:r>
-              <w:rPr>
-                <w:sz w:val="16"/>
-              </w:rPr>
-              <w:t xml:space="preserve">NC State University BS ⭐⭐⭐ Cary NC. Ex-investment banker.</w:t>
-            </w:r>
-          </w:p>
-        </w:tc>
-        <w:tc>
-          <w:tcPr>
-            <w:tcW w:w="1800" w:type="dxa"/>
-            <w:shd w:val="clear" w:color="auto" w:fill="D1FAE5"/>
-          </w:tcPr>
-          <w:p>
-            <w:pPr>
-              <w:spacing w:before="40" w:after="40"/>
-            </w:pPr>
-            <w:r>
-              <w:rPr>
-                <w:i/>
-                <w:iCs/>
-                <w:sz w:val="16"/>
-              </w:rPr>
-              <w:t xml:space="preserve">I will be working an angle to get connected through existing relationships</w:t>
-            </w:r>
-          </w:p>
-        </w:tc>
-      </w:tr>
-      <w:tr>
-        <w:tc>
-          <w:tcPr>
-            <w:tcW w:w="1700" w:type="dxa"/>
-            <w:shd w:val="clear" w:color="auto" w:fill="D1FAE5"/>
-          </w:tcPr>
-          <w:p>
-            <w:pPr>
-              <w:spacing w:before="40" w:after="40"/>
-            </w:pPr>
-            <w:r>
-              <w:rPr>
-                <w:b/>
-                <w:bCs/>
-                <w:sz w:val="18"/>
-              </w:rPr>
-              <w:t xml:space="preserve">Ben Wright</w:t>
-            </w:r>
-          </w:p>
-        </w:tc>
-        <w:tc>
-          <w:tcPr>
-            <w:tcW w:w="1900" w:type="dxa"/>
-            <w:shd w:val="clear" w:color="auto" w:fill="D1FAE5"/>
-          </w:tcPr>
-          <w:p>
-            <w:pPr>
-              <w:spacing w:before="40" w:after="40"/>
-            </w:pPr>
-            <w:r>
-              <w:rPr>
-                <w:sz w:val="18"/>
-              </w:rPr>
-              <w:t xml:space="preserve">Canopy Pres</w:t>
-            </w:r>
-          </w:p>
-        </w:tc>
-        <w:tc>
-          <w:tcPr>
-            <w:tcW w:w="1900" w:type="dxa"/>
-            <w:shd w:val="clear" w:color="auto" w:fill="D1FAE5"/>
-          </w:tcPr>
-          <w:p>
-            <w:pPr>
-              <w:spacing w:before="40" w:after="40"/>
-            </w:pPr>
-            <w:r>
-              <w:rPr>
-                <w:color w:val="185FA5"/>
-                <w:sz w:val="16"/>
-              </w:rPr>
-              <w:t xml:space="preserve">benjamin-wright-43613729</w:t>
-            </w:r>
-          </w:p>
-        </w:tc>
-        <w:tc>
-          <w:tcPr>
-            <w:tcW w:w="1700" w:type="dxa"/>
-            <w:shd w:val="clear" w:color="auto" w:fill="D1FAE5"/>
-          </w:tcPr>
-          <w:p>
-            <w:pPr>
-              <w:spacing w:before="40" w:after="40"/>
-            </w:pPr>
-            <w:r>
-              <w:rPr>
-                <w:sz w:val="16"/>
-              </w:rPr>
-              <w:t xml:space="preserve">🎯🎯🎯 NC STATE University ⭐⭐⭐ Major: Landscaping/Horticulture. North Carolina-based.</w:t>
-            </w:r>
-          </w:p>
-        </w:tc>
-        <w:tc>
-          <w:tcPr>
-            <w:tcW w:w="1800" w:type="dxa"/>
-            <w:shd w:val="clear" w:color="auto" w:fill="D1FAE5"/>
-          </w:tcPr>
-          <w:p>
-            <w:pPr>
-              <w:spacing w:before="40" w:after="40"/>
-            </w:pPr>
-            <w:r>
-              <w:rPr>
-                <w:i/>
-                <w:iCs/>
-                <w:sz w:val="16"/>
-              </w:rPr>
-              <w:t xml:space="preserve">I will be working an angle to get connected through existing relationships</w:t>
             </w:r>
           </w:p>
         </w:tc>
